--- a/docs/NEJM-AI-Manuscript-Draft.docx
+++ b/docs/NEJM-AI-Manuscript-Draft.docx
@@ -306,7 +306,46 @@
         <w:t xml:space="preserve"> </w:t>
       </w:r>
       <w:r>
-        <w:t xml:space="preserve">from it — that is, retain knowledge they can later deploy unaided — is unknown. Performance with a tool and skill formation are distinct outcomes, and evidence from other domains suggests AI assistance can raise task output while leaving (or even impairing) underlying learning.</w:t>
+        <w:t xml:space="preserve">from it — that is, retain knowledge they can later deploy unaided — is unknown. Education and workforce commentary increasingly warns that AI may cause</w:t>
+      </w:r>
+      <w:r>
+        <w:t xml:space="preserve"> </w:t>
+      </w:r>
+      <w:r>
+        <w:rPr>
+          <w:i/>
+          <w:iCs/>
+        </w:rPr>
+        <w:t xml:space="preserve">de-skilling</w:t>
+      </w:r>
+      <w:r>
+        <w:t xml:space="preserve">,</w:t>
+      </w:r>
+      <w:r>
+        <w:t xml:space="preserve"> </w:t>
+      </w:r>
+      <w:r>
+        <w:rPr>
+          <w:i/>
+          <w:iCs/>
+        </w:rPr>
+        <w:t xml:space="preserve">never-skilling</w:t>
+      </w:r>
+      <w:r>
+        <w:t xml:space="preserve">, or</w:t>
+      </w:r>
+      <w:r>
+        <w:t xml:space="preserve"> </w:t>
+      </w:r>
+      <w:r>
+        <w:rPr>
+          <w:i/>
+          <w:iCs/>
+        </w:rPr>
+        <w:t xml:space="preserve">mis-skilling</w:t>
+      </w:r>
+      <w:r>
+        <w:t xml:space="preserve">; for cognitive tasks in medicine, however, this concern rests largely on theory and analogy rather than randomized evidence. We tested it directly.</w:t>
       </w:r>
     </w:p>
     <w:p>
@@ -646,7 +685,134 @@
         <w:pStyle w:val="BodyText"/>
       </w:pPr>
       <w:r>
-        <w:t xml:space="preserve">Despite intense interest in generative AI for medical education, the field still lacks randomized evidence on the outcome that matters for trainees: not how well a resident performs</w:t>
+        <w:t xml:space="preserve">Commentary in the education, workforce, and now medical-education literature has crystallized this worry into three related but distinct hazards:</w:t>
+      </w:r>
+      <w:r>
+        <w:t xml:space="preserve"> </w:t>
+      </w:r>
+      <w:r>
+        <w:rPr>
+          <w:b/>
+          <w:bCs/>
+        </w:rPr>
+        <w:t xml:space="preserve">de-skilling</w:t>
+      </w:r>
+      <w:r>
+        <w:t xml:space="preserve">, the erosion of an existing competence once a tool reliably performs it;</w:t>
+      </w:r>
+      <w:r>
+        <w:t xml:space="preserve"> </w:t>
+      </w:r>
+      <w:r>
+        <w:rPr>
+          <w:b/>
+          <w:bCs/>
+        </w:rPr>
+        <w:t xml:space="preserve">never-skilling</w:t>
+      </w:r>
+      <w:r>
+        <w:t xml:space="preserve">, in which trainees who lean on automation early never acquire the foundational skill at all; and</w:t>
+      </w:r>
+      <w:r>
+        <w:t xml:space="preserve"> </w:t>
+      </w:r>
+      <w:r>
+        <w:rPr>
+          <w:b/>
+          <w:bCs/>
+        </w:rPr>
+        <w:t xml:space="preserve">mis-skilling</w:t>
+      </w:r>
+      <w:r>
+        <w:t xml:space="preserve">, in which uncritical acceptance of AI errors leads learners to internalize flawed knowledge as fact.¹⁶ For residents, the central risk is not de-skilling of an established competence but</w:t>
+      </w:r>
+      <w:r>
+        <w:t xml:space="preserve"> </w:t>
+      </w:r>
+      <w:r>
+        <w:rPr>
+          <w:b/>
+          <w:bCs/>
+        </w:rPr>
+        <w:t xml:space="preserve">never-skilling</w:t>
+      </w:r>
+      <w:r>
+        <w:t xml:space="preserve"> </w:t>
+      </w:r>
+      <w:r>
+        <w:t xml:space="preserve">— failing to form it — compounded by</w:t>
+      </w:r>
+      <w:r>
+        <w:t xml:space="preserve"> </w:t>
+      </w:r>
+      <w:r>
+        <w:rPr>
+          <w:b/>
+          <w:bCs/>
+        </w:rPr>
+        <w:t xml:space="preserve">mis-skilling</w:t>
+      </w:r>
+      <w:r>
+        <w:t xml:space="preserve"> </w:t>
+      </w:r>
+      <w:r>
+        <w:t xml:space="preserve">if AI errors are absorbed without verification. Yet for</w:t>
+      </w:r>
+      <w:r>
+        <w:t xml:space="preserve"> </w:t>
+      </w:r>
+      <w:r>
+        <w:rPr>
+          <w:i/>
+          <w:iCs/>
+        </w:rPr>
+        <w:t xml:space="preserve">cognitive</w:t>
+      </w:r>
+      <w:r>
+        <w:t xml:space="preserve"> </w:t>
+      </w:r>
+      <w:r>
+        <w:t xml:space="preserve">tasks in medicine this framework remains almost entirely conceptual. The one concrete demonstration of AI-associated skill loss in clinical practice is a</w:t>
+      </w:r>
+      <w:r>
+        <w:t xml:space="preserve"> </w:t>
+      </w:r>
+      <w:r>
+        <w:rPr>
+          <w:i/>
+          <w:iCs/>
+        </w:rPr>
+        <w:t xml:space="preserve">perceptual-motor</w:t>
+      </w:r>
+      <w:r>
+        <w:t xml:space="preserve"> </w:t>
+      </w:r>
+      <w:r>
+        <w:t xml:space="preserve">task (polyp detection at colonoscopy),¹³ and the randomized clinical-AI literature measures</w:t>
+      </w:r>
+      <w:r>
+        <w:t xml:space="preserve"> </w:t>
+      </w:r>
+      <w:r>
+        <w:rPr>
+          <w:i/>
+          <w:iCs/>
+        </w:rPr>
+        <w:t xml:space="preserve">assisted performance</w:t>
+      </w:r>
+      <w:r>
+        <w:t xml:space="preserve"> </w:t>
+      </w:r>
+      <w:r>
+        <w:t xml:space="preserve">rather than whether trainees form durable knowledge.¹⁻⁴ Whether de-, never-, or mis-skilling is a real and measurable consequence of AI assistance for a reasoning-and-knowledge task in medicine — or only a theorized one — has not, to our knowledge, been tested in a randomized trial.</w:t>
+      </w:r>
+    </w:p>
+    <w:p>
+      <w:pPr>
+        <w:pStyle w:val="BodyText"/>
+      </w:pPr>
+      <w:r>
+        <w:t xml:space="preserve">Despite intense interest in generative AI for medical education, the field therefore still lacks randomized evidence on the outcome that matters for trainees: not how well a resident performs</w:t>
       </w:r>
       <w:r>
         <w:t xml:space="preserve"> </w:t>
@@ -678,7 +844,7 @@
         <w:t xml:space="preserve"> </w:t>
       </w:r>
       <w:r>
-        <w:t xml:space="preserve">working a case with one, measured by what they can do afterward without it. We conducted a randomized trial to address this gap directly. Residents worked an unfamiliar clinical case with either an AI assistant or a standard clinical reference (UpToDate), and we measured the knowledge they retained on an immediately following, resource-free assessment. The design deliberately separates the</w:t>
+        <w:t xml:space="preserve">working a case with one, measured by what they can do afterward without it. We conducted a randomized trial to test this concern directly — to ask whether AI assistance during a clinical case produces never-skilling (knowledge that fails to form) for a cognitive medical task. Residents worked an unfamiliar clinical case with either an AI assistant or a standard clinical reference (UpToDate), and we measured the knowledge they retained on an immediately following, resource-free assessment. The design deliberately separates the</w:t>
       </w:r>
       <w:r>
         <w:t xml:space="preserve"> </w:t>
@@ -1356,6 +1522,43 @@
         <w:pStyle w:val="BodyText"/>
       </w:pPr>
       <w:r>
+        <w:t xml:space="preserve">Framed against the de-skilling/never-skilling/mis-skilling taxonomy,¹⁶ this trial supplies direct, randomized evidence on a concern that has, for cognitive medical tasks, been argued largely from theory and from analogy to procedural domains. Our primary endpoint targets</w:t>
+      </w:r>
+      <w:r>
+        <w:t xml:space="preserve"> </w:t>
+      </w:r>
+      <w:r>
+        <w:rPr>
+          <w:b/>
+          <w:bCs/>
+        </w:rPr>
+        <w:t xml:space="preserve">never-skilling</w:t>
+      </w:r>
+      <w:r>
+        <w:t xml:space="preserve">: whether knowledge fails to form when residents lean on an AI assistant during the case. [DATA: a null or negative between-arm difference would be, to our knowledge, the first randomized demonstration that never-skilling is a real consequence of AI assistance for a cognitive clinical task; a benefit would argue against it and toward AI as a learning aid.] The item-level and free-response data additionally let us probe</w:t>
+      </w:r>
+      <w:r>
+        <w:t xml:space="preserve"> </w:t>
+      </w:r>
+      <w:r>
+        <w:rPr>
+          <w:b/>
+          <w:bCs/>
+        </w:rPr>
+        <w:t xml:space="preserve">mis-skilling</w:t>
+      </w:r>
+      <w:r>
+        <w:t xml:space="preserve"> </w:t>
+      </w:r>
+      <w:r>
+        <w:t xml:space="preserve">— whether AI-arm errors concentrate on the specific points where a fluent but incomplete assistant is most likely to mislead (for example, treating a non-pathognomonic finding as definitive) — and whether any rise in self-rated comfort outpaces actual knowledge, the confidence–competence gap that makes never-skilling and mis-skilling hard to detect at the bedside.</w:t>
+      </w:r>
+    </w:p>
+    <w:p>
+      <w:pPr>
+        <w:pStyle w:val="BodyText"/>
+      </w:pPr>
+      <w:r>
         <w:t xml:space="preserve">A central implication is that</w:t>
       </w:r>
       <w:r>
@@ -1436,7 +1639,7 @@
         <w:t xml:space="preserve"> </w:t>
       </w:r>
       <w:r>
-        <w:t xml:space="preserve">change the knowledge they could subsequently apply without assistance, relative to a standard clinical reference. As generative AI becomes ubiquitous in clinical training, randomized evidence on</w:t>
+        <w:t xml:space="preserve">change the knowledge they could subsequently apply without assistance, relative to a standard clinical reference. Concern about AI-induced de-skilling, never-skilling, and mis-skilling has so far outrun the evidence for cognitive tasks in medicine; this trial provides a direct, randomized test of it. As generative AI becomes ubiquitous in clinical training, randomized evidence on</w:t>
       </w:r>
       <w:r>
         <w:t xml:space="preserve"> </w:t>
@@ -1452,7 +1655,7 @@
         <w:t xml:space="preserve"> </w:t>
       </w:r>
       <w:r>
-        <w:t xml:space="preserve">— not only on assisted performance — should inform how these tools are introduced into graduate medical education.</w:t>
+        <w:t xml:space="preserve">— on whether these tools up-skill trainees or quietly never-skill them, not only on how trainees perform with a tool in hand — should govern how AI is introduced into graduate medical education.</w:t>
       </w:r>
     </w:p>
     <w:p>
@@ -2132,6 +2335,34 @@
       </w:r>
       <w:r>
         <w:t xml:space="preserve">2017;24(2):423–431. ⚠ verify.</w:t>
+      </w:r>
+    </w:p>
+    <w:p>
+      <w:pPr>
+        <w:pStyle w:val="Compact"/>
+        <w:numPr>
+          <w:ilvl w:val="0"/>
+          <w:numId w:val="1002"/>
+        </w:numPr>
+      </w:pPr>
+      <w:r>
+        <w:t xml:space="preserve">AI-induced never-skilling in medical education.</w:t>
+      </w:r>
+      <w:r>
+        <w:t xml:space="preserve"> </w:t>
+      </w:r>
+      <w:r>
+        <w:rPr>
+          <w:i/>
+          <w:iCs/>
+        </w:rPr>
+        <w:t xml:space="preserve">Nat Med.</w:t>
+      </w:r>
+      <w:r>
+        <w:t xml:space="preserve"> </w:t>
+      </w:r>
+      <w:r>
+        <w:t xml:space="preserve">2026. doi:10.1038/s41591-026-04438-y. ⚠ verify author list/citation.</w:t>
       </w:r>
     </w:p>
     <w:p>

--- a/docs/NEJM-AI-Manuscript-Draft.docx
+++ b/docs/NEJM-AI-Manuscript-Draft.docx
@@ -319,7 +319,10 @@
         <w:t xml:space="preserve">de-skilling</w:t>
       </w:r>
       <w:r>
-        <w:t xml:space="preserve">,</w:t>
+        <w:t xml:space="preserve"> </w:t>
+      </w:r>
+      <w:r>
+        <w:t xml:space="preserve">(erosion of existing skills),</w:t>
       </w:r>
       <w:r>
         <w:t xml:space="preserve"> </w:t>
@@ -332,7 +335,10 @@
         <w:t xml:space="preserve">never-skilling</w:t>
       </w:r>
       <w:r>
-        <w:t xml:space="preserve">, or</w:t>
+        <w:t xml:space="preserve"> </w:t>
+      </w:r>
+      <w:r>
+        <w:t xml:space="preserve">(trainees never acquiring them), or</w:t>
       </w:r>
       <w:r>
         <w:t xml:space="preserve"> </w:t>
@@ -345,7 +351,23 @@
         <w:t xml:space="preserve">mis-skilling</w:t>
       </w:r>
       <w:r>
-        <w:t xml:space="preserve">; for cognitive tasks in medicine, however, this concern rests largely on theory and analogy rather than randomized evidence. We tested it directly.</w:t>
+        <w:t xml:space="preserve"> </w:t>
+      </w:r>
+      <w:r>
+        <w:t xml:space="preserve">(internalizing AI errors). For resident physicians, whose clinical reasoning is real but still consolidating, the foremost concern is</w:t>
+      </w:r>
+      <w:r>
+        <w:t xml:space="preserve"> </w:t>
+      </w:r>
+      <w:r>
+        <w:rPr>
+          <w:b/>
+          <w:bCs/>
+        </w:rPr>
+        <w:t xml:space="preserve">de-skilling</w:t>
+      </w:r>
+      <w:r>
+        <w:t xml:space="preserve">; yet for cognitive tasks in medicine this concern rests largely on theory and analogy rather than randomized evidence. We tested it directly.</w:t>
       </w:r>
     </w:p>
     <w:p>
@@ -724,7 +746,7 @@
         <w:t xml:space="preserve">mis-skilling</w:t>
       </w:r>
       <w:r>
-        <w:t xml:space="preserve">, in which uncritical acceptance of AI errors leads learners to internalize flawed knowledge as fact.¹⁶ For residents, the central risk is not de-skilling of an established competence but</w:t>
+        <w:t xml:space="preserve">, in which uncritical acceptance of AI errors leads learners to internalize flawed knowledge as fact.¹⁶ These risks fall differently along the training continuum. For medical students, who have not yet built clinical reasoning, the danger is chiefly</w:t>
       </w:r>
       <w:r>
         <w:t xml:space="preserve"> </w:t>
@@ -737,26 +759,52 @@
         <w:t xml:space="preserve">never-skilling</w:t>
       </w:r>
       <w:r>
-        <w:t xml:space="preserve"> </w:t>
-      </w:r>
-      <w:r>
-        <w:t xml:space="preserve">— failing to form it — compounded by</w:t>
-      </w:r>
-      <w:r>
-        <w:t xml:space="preserve"> </w:t>
-      </w:r>
-      <w:r>
-        <w:rPr>
-          <w:b/>
-          <w:bCs/>
-        </w:rPr>
-        <w:t xml:space="preserve">mis-skilling</w:t>
-      </w:r>
-      <w:r>
-        <w:t xml:space="preserve"> </w:t>
-      </w:r>
-      <w:r>
-        <w:t xml:space="preserve">if AI errors are absorbed without verification. Yet for</w:t>
+        <w:t xml:space="preserve">. For</w:t>
+      </w:r>
+      <w:r>
+        <w:t xml:space="preserve"> </w:t>
+      </w:r>
+      <w:r>
+        <w:rPr>
+          <w:b/>
+          <w:bCs/>
+        </w:rPr>
+        <w:t xml:space="preserve">residents</w:t>
+      </w:r>
+      <w:r>
+        <w:t xml:space="preserve"> </w:t>
+      </w:r>
+      <w:r>
+        <w:t xml:space="preserve">— licensed physicians whose reasoning is real but still consolidating through repeated, effortful, independent practice — the foremost danger is</w:t>
+      </w:r>
+      <w:r>
+        <w:t xml:space="preserve"> </w:t>
+      </w:r>
+      <w:r>
+        <w:rPr>
+          <w:b/>
+          <w:bCs/>
+        </w:rPr>
+        <w:t xml:space="preserve">de-skilling</w:t>
+      </w:r>
+      <w:r>
+        <w:t xml:space="preserve">: the erosion, and arrested maturation, of skills they already have and are expected to sharpen during training.</w:t>
+      </w:r>
+      <w:r>
+        <w:t xml:space="preserve"> </w:t>
+      </w:r>
+      <w:r>
+        <w:rPr>
+          <w:b/>
+          <w:bCs/>
+        </w:rPr>
+        <w:t xml:space="preserve">Mis-skilling</w:t>
+      </w:r>
+      <w:r>
+        <w:t xml:space="preserve"> </w:t>
+      </w:r>
+      <w:r>
+        <w:t xml:space="preserve">threatens both. Our trial is in residents and therefore speaks most directly to de-skilling. Yet for</w:t>
       </w:r>
       <w:r>
         <w:t xml:space="preserve"> </w:t>
@@ -844,7 +892,7 @@
         <w:t xml:space="preserve"> </w:t>
       </w:r>
       <w:r>
-        <w:t xml:space="preserve">working a case with one, measured by what they can do afterward without it. We conducted a randomized trial to test this concern directly — to ask whether AI assistance during a clinical case produces never-skilling (knowledge that fails to form) for a cognitive medical task. Residents worked an unfamiliar clinical case with either an AI assistant or a standard clinical reference (UpToDate), and we measured the knowledge they retained on an immediately following, resource-free assessment. The design deliberately separates the</w:t>
+        <w:t xml:space="preserve">working a case with one, measured by what they can do afterward without it. We conducted a randomized trial to test this concern directly in resident physicians — to ask whether working a clinical case with an AI assistant leaves residents with knowledge they can later deploy unaided, or only with assisted performance that does not consolidate into their own reasoning, the cognitive-offloading signature that underlies de-skilling. Residents worked an unfamiliar clinical case with either an AI assistant or a standard clinical reference (UpToDate), and we measured the knowledge they retained on an immediately following, resource-free assessment. The design deliberately separates the</w:t>
       </w:r>
       <w:r>
         <w:t xml:space="preserve"> </w:t>
@@ -1522,20 +1570,20 @@
         <w:pStyle w:val="BodyText"/>
       </w:pPr>
       <w:r>
-        <w:t xml:space="preserve">Framed against the de-skilling/never-skilling/mis-skilling taxonomy,¹⁶ this trial supplies direct, randomized evidence on a concern that has, for cognitive medical tasks, been argued largely from theory and from analogy to procedural domains. Our primary endpoint targets</w:t>
-      </w:r>
-      <w:r>
-        <w:t xml:space="preserve"> </w:t>
-      </w:r>
-      <w:r>
-        <w:rPr>
-          <w:b/>
-          <w:bCs/>
-        </w:rPr>
-        <w:t xml:space="preserve">never-skilling</w:t>
-      </w:r>
-      <w:r>
-        <w:t xml:space="preserve">: whether knowledge fails to form when residents lean on an AI assistant during the case. [DATA: a null or negative between-arm difference would be, to our knowledge, the first randomized demonstration that never-skilling is a real consequence of AI assistance for a cognitive clinical task; a benefit would argue against it and toward AI as a learning aid.] The item-level and free-response data additionally let us probe</w:t>
+        <w:t xml:space="preserve">Framed against the de-skilling/never-skilling/mis-skilling taxonomy,¹⁶ this trial supplies direct, randomized evidence on a concern that has, for cognitive medical tasks, been argued largely from theory and from analogy to procedural domains. In residents — the population here — that concern is foremost</w:t>
+      </w:r>
+      <w:r>
+        <w:t xml:space="preserve"> </w:t>
+      </w:r>
+      <w:r>
+        <w:rPr>
+          <w:b/>
+          <w:bCs/>
+        </w:rPr>
+        <w:t xml:space="preserve">de-skilling</w:t>
+      </w:r>
+      <w:r>
+        <w:t xml:space="preserve">, and our primary endpoint indexes the cognitive-offloading pathway that drives it: whether working a case with an AI assistant leaves residents with knowledge they can deploy unaided, or only with assisted performance that never consolidates into their own reasoning. [DATA: a null or negative between-arm difference would be, to our knowledge, the first randomized signal that the de-skilling concern — argued for clinical reasoning largely by analogy to procedural tasks such as colonoscopy — is real for a cognitive task in resident physicians; a benefit would argue against it and toward AI as a learning aid.] The item-level and free-response data additionally let us probe</w:t>
       </w:r>
       <w:r>
         <w:t xml:space="preserve"> </w:t>
@@ -1551,7 +1599,7 @@
         <w:t xml:space="preserve"> </w:t>
       </w:r>
       <w:r>
-        <w:t xml:space="preserve">— whether AI-arm errors concentrate on the specific points where a fluent but incomplete assistant is most likely to mislead (for example, treating a non-pathognomonic finding as definitive) — and whether any rise in self-rated comfort outpaces actual knowledge, the confidence–competence gap that makes never-skilling and mis-skilling hard to detect at the bedside.</w:t>
+        <w:t xml:space="preserve">— whether AI-arm errors concentrate on the specific points where a fluent but incomplete assistant is most likely to mislead (for example, treating a non-pathognomonic finding as definitive) — and whether any rise in self-rated comfort outpaces actual knowledge, the confidence–competence gap that makes de-skilling and mis-skilling hard to detect at the bedside.</w:t>
       </w:r>
     </w:p>
     <w:p>
@@ -1605,7 +1653,23 @@
         <w:pStyle w:val="FirstParagraph"/>
       </w:pPr>
       <w:r>
-        <w:t xml:space="preserve">This was a single-center trial in one residency program, limiting generalizability; multi-site replication would strengthen external validity. The case was fictional and the outcome a knowledge assessment administered immediately after the session — a proximal measure of learning that may not capture longer-term retention, transfer to new cases, or bedside performance; a delayed reassessment would test durability. Participants could not be blinded to their assigned resource, although they were blinded to arm labels and the hypothesis. The control resource (UpToDate) and the specific AI model and interface reflect particular implementations; results may differ with other tools, configurations, or prompting support. Finally, the trial measures the effect of a single exposure; cumulative effects of habitual AI use during training — the scenario of greatest concern for deskilling — remain to be studied.</w:t>
+        <w:t xml:space="preserve">This was a single-center trial in one residency program, limiting generalizability; multi-site replication would strengthen external validity. The case was fictional and the outcome a knowledge assessment administered immediately after the session — a proximal measure of learning that may not capture longer-term retention, transfer to new cases, or bedside performance; a delayed reassessment would test durability. Participants could not be blinded to their assigned resource, although they were blinded to arm labels and the hypothesis. The control resource (UpToDate) and the specific AI model and interface reflect particular implementations; results may differ with other tools, configurations, or prompting support. Because the case turns on a disease outside residents’ prior knowledge, the trial indexes the cognitive-offloading</w:t>
+      </w:r>
+      <w:r>
+        <w:t xml:space="preserve"> </w:t>
+      </w:r>
+      <w:r>
+        <w:rPr>
+          <w:i/>
+          <w:iCs/>
+        </w:rPr>
+        <w:t xml:space="preserve">mechanism</w:t>
+      </w:r>
+      <w:r>
+        <w:t xml:space="preserve"> </w:t>
+      </w:r>
+      <w:r>
+        <w:t xml:space="preserve">shared by de- and never-skilling — whether case work with AI yields independently-retained knowledge — rather than the erosion of a pre-existing, familiar skill per se; this controlled new-learning paradigm is the cleanest available probe of that mechanism, but complementary designs — in medical students (never-skilling) and with familiar content (de-skilling of established knowledge) — would localize where on the training continuum the effect is largest. Finally, the trial measures the effect of a single exposure; cumulative effects of habitual AI use during training — the scenario of greatest concern for de-skilling — remain to be studied.</w:t>
       </w:r>
     </w:p>
     <w:bookmarkEnd w:id="22"/>
@@ -1639,7 +1703,7 @@
         <w:t xml:space="preserve"> </w:t>
       </w:r>
       <w:r>
-        <w:t xml:space="preserve">change the knowledge they could subsequently apply without assistance, relative to a standard clinical reference. Concern about AI-induced de-skilling, never-skilling, and mis-skilling has so far outrun the evidence for cognitive tasks in medicine; this trial provides a direct, randomized test of it. As generative AI becomes ubiquitous in clinical training, randomized evidence on</w:t>
+        <w:t xml:space="preserve">change the knowledge they could subsequently apply without assistance, relative to a standard clinical reference. Concern about AI-induced de-skilling, never-skilling, and mis-skilling has so far outrun the evidence for cognitive tasks in medicine; this trial provides a direct, randomized test of it in residents. As generative AI becomes ubiquitous in clinical training, randomized evidence on</w:t>
       </w:r>
       <w:r>
         <w:t xml:space="preserve"> </w:t>
@@ -1655,7 +1719,7 @@
         <w:t xml:space="preserve"> </w:t>
       </w:r>
       <w:r>
-        <w:t xml:space="preserve">— on whether these tools up-skill trainees or quietly never-skill them, not only on how trainees perform with a tool in hand — should govern how AI is introduced into graduate medical education.</w:t>
+        <w:t xml:space="preserve">— on whether these tools up-skill residents or quietly de-skill them, not only on how they perform with a tool in hand — should govern how AI is introduced into graduate medical education.</w:t>
       </w:r>
     </w:p>
     <w:p>

--- a/docs/NEJM-AI-Manuscript-Draft.docx
+++ b/docs/NEJM-AI-Manuscript-Draft.docx
@@ -274,7 +274,7 @@
         <w:t xml:space="preserve"> </w:t>
       </w:r>
       <w:r>
-        <w:t xml:space="preserve">Large language model (LLM) assistants can improve clinicians’ performance on reasoning tasks in real time, but whether residents who work a clinical case</w:t>
+        <w:t xml:space="preserve">Large language model (LLM) assistants can improve clinicians’ performance on reasoning tasks in real time, but whether trainees who work a clinical case</w:t>
       </w:r>
       <w:r>
         <w:t xml:space="preserve"> </w:t>
@@ -300,13 +300,13 @@
           <w:i/>
           <w:iCs/>
         </w:rPr>
-        <w:t xml:space="preserve">learn</w:t>
-      </w:r>
-      <w:r>
-        <w:t xml:space="preserve"> </w:t>
-      </w:r>
-      <w:r>
-        <w:t xml:space="preserve">from it — that is, retain knowledge they can later deploy unaided — is unknown. Education and workforce commentary increasingly warns that AI may cause</w:t>
+        <w:t xml:space="preserve">acquire</w:t>
+      </w:r>
+      <w:r>
+        <w:t xml:space="preserve"> </w:t>
+      </w:r>
+      <w:r>
+        <w:t xml:space="preserve">knowledge they can later deploy unaided is unknown. Commentary has named the risk — AI-induced</w:t>
       </w:r>
       <w:r>
         <w:t xml:space="preserve"> </w:t>
@@ -319,10 +319,7 @@
         <w:t xml:space="preserve">de-skilling</w:t>
       </w:r>
       <w:r>
-        <w:t xml:space="preserve"> </w:t>
-      </w:r>
-      <w:r>
-        <w:t xml:space="preserve">(erosion of existing skills),</w:t>
+        <w:t xml:space="preserve">,</w:t>
       </w:r>
       <w:r>
         <w:t xml:space="preserve"> </w:t>
@@ -335,10 +332,7 @@
         <w:t xml:space="preserve">never-skilling</w:t>
       </w:r>
       <w:r>
-        <w:t xml:space="preserve"> </w:t>
-      </w:r>
-      <w:r>
-        <w:t xml:space="preserve">(trainees never acquiring them), or</w:t>
+        <w:t xml:space="preserve">, and</w:t>
       </w:r>
       <w:r>
         <w:t xml:space="preserve"> </w:t>
@@ -354,20 +348,39 @@
         <w:t xml:space="preserve"> </w:t>
       </w:r>
       <w:r>
-        <w:t xml:space="preserve">(internalizing AI errors). For resident physicians, whose clinical reasoning is real but still consolidating, the foremost concern is</w:t>
-      </w:r>
-      <w:r>
-        <w:t xml:space="preserve"> </w:t>
-      </w:r>
-      <w:r>
-        <w:rPr>
-          <w:b/>
-          <w:bCs/>
-        </w:rPr>
-        <w:t xml:space="preserve">de-skilling</w:t>
-      </w:r>
-      <w:r>
-        <w:t xml:space="preserve">; yet for cognitive tasks in medicine this concern rests largely on theory and analogy rather than randomized evidence. We tested it directly.</w:t>
+        <w:t xml:space="preserve">— but for cognitive tasks in medicine it rests largely on theory, and the AI use that pervades clinical training is mostly</w:t>
+      </w:r>
+      <w:r>
+        <w:t xml:space="preserve"> </w:t>
+      </w:r>
+      <w:r>
+        <w:rPr>
+          <w:i/>
+          <w:iCs/>
+        </w:rPr>
+        <w:t xml:space="preserve">incidental</w:t>
+      </w:r>
+      <w:r>
+        <w:t xml:space="preserve"> </w:t>
+      </w:r>
+      <w:r>
+        <w:t xml:space="preserve">(learning as a byproduct of patient care) rather than the</w:t>
+      </w:r>
+      <w:r>
+        <w:t xml:space="preserve"> </w:t>
+      </w:r>
+      <w:r>
+        <w:rPr>
+          <w:i/>
+          <w:iCs/>
+        </w:rPr>
+        <w:t xml:space="preserve">deliberate</w:t>
+      </w:r>
+      <w:r>
+        <w:t xml:space="preserve"> </w:t>
+      </w:r>
+      <w:r>
+        <w:t xml:space="preserve">study that AI tutors support. We conducted a randomized trial centered on the measurable construct — knowledge acquisition — in the incidental setting.</w:t>
       </w:r>
     </w:p>
     <w:p>
@@ -707,7 +720,23 @@
         <w:pStyle w:val="BodyText"/>
       </w:pPr>
       <w:r>
-        <w:t xml:space="preserve">Commentary in the education, workforce, and now medical-education literature has crystallized this worry into three related but distinct hazards:</w:t>
+        <w:t xml:space="preserve">Medical education has begun to name these hazards. In a 2025</w:t>
+      </w:r>
+      <w:r>
+        <w:t xml:space="preserve"> </w:t>
+      </w:r>
+      <w:r>
+        <w:rPr>
+          <w:i/>
+          <w:iCs/>
+        </w:rPr>
+        <w:t xml:space="preserve">New England Journal of Medicine</w:t>
+      </w:r>
+      <w:r>
+        <w:t xml:space="preserve"> </w:t>
+      </w:r>
+      <w:r>
+        <w:t xml:space="preserve">essay, Abdulnour and colleagues distinguished three risks of clinical AI use:</w:t>
       </w:r>
       <w:r>
         <w:t xml:space="preserve"> </w:t>
@@ -720,7 +749,7 @@
         <w:t xml:space="preserve">de-skilling</w:t>
       </w:r>
       <w:r>
-        <w:t xml:space="preserve">, the erosion of an existing competence once a tool reliably performs it;</w:t>
+        <w:t xml:space="preserve">, the loss of competencies a clinician once had;</w:t>
       </w:r>
       <w:r>
         <w:t xml:space="preserve"> </w:t>
@@ -733,7 +762,7 @@
         <w:t xml:space="preserve">never-skilling</w:t>
       </w:r>
       <w:r>
-        <w:t xml:space="preserve">, in which trainees who lean on automation early never acquire the foundational skill at all; and</w:t>
+        <w:t xml:space="preserve">, the failure of trainees to develop competencies because AI did the cognitive work at the moment of skill formation; and</w:t>
       </w:r>
       <w:r>
         <w:t xml:space="preserve"> </w:t>
@@ -746,97 +775,39 @@
         <w:t xml:space="preserve">mis-skilling</w:t>
       </w:r>
       <w:r>
-        <w:t xml:space="preserve">, in which uncritical acceptance of AI errors leads learners to internalize flawed knowledge as fact.¹⁶ These risks fall differently along the training continuum. For medical students, who have not yet built clinical reasoning, the danger is chiefly</w:t>
-      </w:r>
-      <w:r>
-        <w:t xml:space="preserve"> </w:t>
-      </w:r>
-      <w:r>
-        <w:rPr>
-          <w:b/>
-          <w:bCs/>
-        </w:rPr>
-        <w:t xml:space="preserve">never-skilling</w:t>
-      </w:r>
-      <w:r>
-        <w:t xml:space="preserve">. For</w:t>
-      </w:r>
-      <w:r>
-        <w:t xml:space="preserve"> </w:t>
-      </w:r>
-      <w:r>
-        <w:rPr>
-          <w:b/>
-          <w:bCs/>
-        </w:rPr>
-        <w:t xml:space="preserve">residents</w:t>
-      </w:r>
-      <w:r>
-        <w:t xml:space="preserve"> </w:t>
-      </w:r>
-      <w:r>
-        <w:t xml:space="preserve">— licensed physicians whose reasoning is real but still consolidating through repeated, effortful, independent practice — the foremost danger is</w:t>
-      </w:r>
-      <w:r>
-        <w:t xml:space="preserve"> </w:t>
-      </w:r>
-      <w:r>
-        <w:rPr>
-          <w:b/>
-          <w:bCs/>
-        </w:rPr>
-        <w:t xml:space="preserve">de-skilling</w:t>
-      </w:r>
-      <w:r>
-        <w:t xml:space="preserve">: the erosion, and arrested maturation, of skills they already have and are expected to sharpen during training.</w:t>
-      </w:r>
-      <w:r>
-        <w:t xml:space="preserve"> </w:t>
-      </w:r>
-      <w:r>
-        <w:rPr>
-          <w:b/>
-          <w:bCs/>
-        </w:rPr>
-        <w:t xml:space="preserve">Mis-skilling</w:t>
-      </w:r>
-      <w:r>
-        <w:t xml:space="preserve"> </w:t>
-      </w:r>
-      <w:r>
-        <w:t xml:space="preserve">threatens both. Our trial is in residents and therefore speaks most directly to de-skilling. Yet for</w:t>
-      </w:r>
-      <w:r>
-        <w:t xml:space="preserve"> </w:t>
-      </w:r>
-      <w:r>
-        <w:rPr>
-          <w:i/>
-          <w:iCs/>
-        </w:rPr>
-        <w:t xml:space="preserve">cognitive</w:t>
-      </w:r>
-      <w:r>
-        <w:t xml:space="preserve"> </w:t>
-      </w:r>
-      <w:r>
-        <w:t xml:space="preserve">tasks in medicine this framework remains almost entirely conceptual. The one concrete demonstration of AI-associated skill loss in clinical practice is a</w:t>
-      </w:r>
-      <w:r>
-        <w:t xml:space="preserve"> </w:t>
-      </w:r>
-      <w:r>
-        <w:rPr>
-          <w:i/>
-          <w:iCs/>
-        </w:rPr>
-        <w:t xml:space="preserve">perceptual-motor</w:t>
-      </w:r>
-      <w:r>
-        <w:t xml:space="preserve"> </w:t>
-      </w:r>
-      <w:r>
-        <w:t xml:space="preserve">task (polyp detection at colonoscopy),¹³ and the randomized clinical-AI literature measures</w:t>
+        <w:t xml:space="preserve">, the adoption of incorrect or biased AI-generated patterns, including those reinforced by model sycophancy.¹⁶ These terms are now the common vocabulary of the field, but they map awkwardly onto residents, who occupy a muddy middle — licensed physicians still both acquiring and consolidating clinical reasoning — so that AI reliance threatens at once to arrest emerging skill and to erode it. Rather than adjudicate that boundary, we focus on the construct common to all three and the one that is directly measurable:</w:t>
+      </w:r>
+      <w:r>
+        <w:t xml:space="preserve"> </w:t>
+      </w:r>
+      <w:r>
+        <w:rPr>
+          <w:b/>
+          <w:bCs/>
+        </w:rPr>
+        <w:t xml:space="preserve">knowledge acquisition</w:t>
+      </w:r>
+      <w:r>
+        <w:t xml:space="preserve"> </w:t>
+      </w:r>
+      <w:r>
+        <w:t xml:space="preserve">— whether working a case with an AI assistant leaves a resident with knowledge they can later deploy unaided. Empirically, even this is far better developed in theory than in evidence: the clearest demonstrations of AI-associated skill loss in medicine are</w:t>
+      </w:r>
+      <w:r>
+        <w:t xml:space="preserve"> </w:t>
+      </w:r>
+      <w:r>
+        <w:rPr>
+          <w:i/>
+          <w:iCs/>
+        </w:rPr>
+        <w:t xml:space="preserve">perceptual</w:t>
+      </w:r>
+      <w:r>
+        <w:t xml:space="preserve"> </w:t>
+      </w:r>
+      <w:r>
+        <w:t xml:space="preserve">tasks — adenoma detection at colonoscopy¹³ and image interpretation in radiology¹⁷ — while the randomized clinical-AI literature measures</w:t>
       </w:r>
       <w:r>
         <w:t xml:space="preserve"> </w:t>
@@ -849,10 +820,7 @@
         <w:t xml:space="preserve">assisted performance</w:t>
       </w:r>
       <w:r>
-        <w:t xml:space="preserve"> </w:t>
-      </w:r>
-      <w:r>
-        <w:t xml:space="preserve">rather than whether trainees form durable knowledge.¹⁻⁴ Whether de-, never-, or mis-skilling is a real and measurable consequence of AI assistance for a reasoning-and-knowledge task in medicine — or only a theorized one — has not, to our knowledge, been tested in a randomized trial.</w:t>
+        <w:t xml:space="preserve">, not what trainees retain.¹⁻⁴ For a cognitive task, whether AI assistance builds or bypasses durable knowledge has not, to our knowledge, been tested in a randomized trial.</w:t>
       </w:r>
     </w:p>
     <w:p>
@@ -860,7 +828,57 @@
         <w:pStyle w:val="BodyText"/>
       </w:pPr>
       <w:r>
-        <w:t xml:space="preserve">Despite intense interest in generative AI for medical education, the field therefore still lacks randomized evidence on the outcome that matters for trainees: not how well a resident performs</w:t>
+        <w:t xml:space="preserve">A second distinction is essential and, so far, largely unmade. AI can be used to</w:t>
+      </w:r>
+      <w:r>
+        <w:t xml:space="preserve"> </w:t>
+      </w:r>
+      <w:r>
+        <w:rPr>
+          <w:i/>
+          <w:iCs/>
+        </w:rPr>
+        <w:t xml:space="preserve">deliberately</w:t>
+      </w:r>
+      <w:r>
+        <w:t xml:space="preserve"> </w:t>
+      </w:r>
+      <w:r>
+        <w:t xml:space="preserve">learn — board-review tutors, question banks, and study assistants explicitly built to teach, a fast-growing category in which the learner’s goal is mastery and the AI is configured as a teacher. But the AI use that now pervades clinical training is different: it is</w:t>
+      </w:r>
+      <w:r>
+        <w:t xml:space="preserve"> </w:t>
+      </w:r>
+      <w:r>
+        <w:rPr>
+          <w:i/>
+          <w:iCs/>
+        </w:rPr>
+        <w:t xml:space="preserve">incidental</w:t>
+      </w:r>
+      <w:r>
+        <w:t xml:space="preserve">, embedded in the work of caring for patients. A trainee pulls up a chatbot mid-rounds to generate a differential, draft a note, or answer a question — the goal is to complete the clinical task, and whatever learning occurs is a byproduct. Incidental learning in the course of patient care has been the engine of clinical training since Osler; it is also where the offloading risk is greatest, precisely because the learner is not trying to learn, and a fluent answer removes the very effort that would otherwise build skill. Evidence about AI tutors used for deliberate study does not transfer to this setting. Our trial models the incidental case: residents use AI to</w:t>
+      </w:r>
+      <w:r>
+        <w:t xml:space="preserve"> </w:t>
+      </w:r>
+      <w:r>
+        <w:rPr>
+          <w:i/>
+          <w:iCs/>
+        </w:rPr>
+        <w:t xml:space="preserve">do the clinical work</w:t>
+      </w:r>
+      <w:r>
+        <w:t xml:space="preserve">, and we measure what knowledge nonetheless formed.</w:t>
+      </w:r>
+    </w:p>
+    <w:p>
+      <w:pPr>
+        <w:pStyle w:val="BodyText"/>
+      </w:pPr>
+      <w:r>
+        <w:t xml:space="preserve">Despite intense interest in generative AI for medical education, the field still lacks randomized evidence on the outcome that matters for trainees: not how well a resident performs</w:t>
       </w:r>
       <w:r>
         <w:t xml:space="preserve"> </w:t>
@@ -886,13 +904,13 @@
           <w:i/>
           <w:iCs/>
         </w:rPr>
-        <w:t xml:space="preserve">learn from</w:t>
-      </w:r>
-      <w:r>
-        <w:t xml:space="preserve"> </w:t>
-      </w:r>
-      <w:r>
-        <w:t xml:space="preserve">working a case with one, measured by what they can do afterward without it. We conducted a randomized trial to test this concern directly in resident physicians — to ask whether working a clinical case with an AI assistant leaves residents with knowledge they can later deploy unaided, or only with assisted performance that does not consolidate into their own reasoning, the cognitive-offloading signature that underlies de-skilling. Residents worked an unfamiliar clinical case with either an AI assistant or a standard clinical reference (UpToDate), and we measured the knowledge they retained on an immediately following, resource-free assessment. The design deliberately separates the</w:t>
+        <w:t xml:space="preserve">acquire</w:t>
+      </w:r>
+      <w:r>
+        <w:t xml:space="preserve"> </w:t>
+      </w:r>
+      <w:r>
+        <w:t xml:space="preserve">from working a case with one — knowledge they can later apply without it. We conducted a randomized trial to test this directly. Residents worked an unfamiliar clinical case with either an embedded AI assistant or a standard clinical reference (UpToDate), and we measured the knowledge they retained on an immediately following, resource-free assessment. The design deliberately separates an</w:t>
       </w:r>
       <w:r>
         <w:t xml:space="preserve"> </w:t>
@@ -908,23 +926,39 @@
         <w:t xml:space="preserve"> </w:t>
       </w:r>
       <w:r>
-        <w:t xml:space="preserve">phase (the case, with the resource) from the</w:t>
-      </w:r>
-      <w:r>
-        <w:t xml:space="preserve"> </w:t>
-      </w:r>
-      <w:r>
-        <w:rPr>
-          <w:i/>
-          <w:iCs/>
-        </w:rPr>
-        <w:t xml:space="preserve">unassisted-learning</w:t>
-      </w:r>
-      <w:r>
-        <w:t xml:space="preserve"> </w:t>
-      </w:r>
-      <w:r>
-        <w:t xml:space="preserve">phase (the assessment, without it), isolating skill formation as the endpoint. We chose Fabry disease — a rare, multisystem condition unlikely to be within residents’ existing knowledge — so that the assessment would capture knowledge newly acquired during the session rather than prior expertise.</w:t>
+        <w:t xml:space="preserve">phase (the case, with the resource) from an</w:t>
+      </w:r>
+      <w:r>
+        <w:t xml:space="preserve"> </w:t>
+      </w:r>
+      <w:r>
+        <w:rPr>
+          <w:i/>
+          <w:iCs/>
+        </w:rPr>
+        <w:t xml:space="preserve">unassisted-acquisition</w:t>
+      </w:r>
+      <w:r>
+        <w:t xml:space="preserve"> </w:t>
+      </w:r>
+      <w:r>
+        <w:t xml:space="preserve">phase (the assessment, without it), isolating knowledge acquisition as the endpoint. We chose Fabry disease — a rare, multisystem condition unlikely to be within residents’ existing knowledge — so that the assessment would capture knowledge newly acquired during the session rather than prior expertise. As an exploratory aim, and following evidence that</w:t>
+      </w:r>
+      <w:r>
+        <w:t xml:space="preserve"> </w:t>
+      </w:r>
+      <w:r>
+        <w:rPr>
+          <w:i/>
+          <w:iCs/>
+        </w:rPr>
+        <w:t xml:space="preserve">how</w:t>
+      </w:r>
+      <w:r>
+        <w:t xml:space="preserve"> </w:t>
+      </w:r>
+      <w:r>
+        <w:t xml:space="preserve">one interacts with AI, more than how much, determines whether it builds or erodes skill,⁵ we examined whether more cognitively engaged interaction in the AI arm was associated with greater retained knowledge.</w:t>
       </w:r>
     </w:p>
     <w:p>
@@ -1570,20 +1604,23 @@
         <w:pStyle w:val="BodyText"/>
       </w:pPr>
       <w:r>
-        <w:t xml:space="preserve">Framed against the de-skilling/never-skilling/mis-skilling taxonomy,¹⁶ this trial supplies direct, randomized evidence on a concern that has, for cognitive medical tasks, been argued largely from theory and from analogy to procedural domains. In residents — the population here — that concern is foremost</w:t>
-      </w:r>
-      <w:r>
-        <w:t xml:space="preserve"> </w:t>
-      </w:r>
-      <w:r>
-        <w:rPr>
-          <w:b/>
-          <w:bCs/>
-        </w:rPr>
-        <w:t xml:space="preserve">de-skilling</w:t>
-      </w:r>
-      <w:r>
-        <w:t xml:space="preserve">, and our primary endpoint indexes the cognitive-offloading pathway that drives it: whether working a case with an AI assistant leaves residents with knowledge they can deploy unaided, or only with assisted performance that never consolidates into their own reasoning. [DATA: a null or negative between-arm difference would be, to our knowledge, the first randomized signal that the de-skilling concern — argued for clinical reasoning largely by analogy to procedural tasks such as colonoscopy — is real for a cognitive task in resident physicians; a benefit would argue against it and toward AI as a learning aid.] The item-level and free-response data additionally let us probe</w:t>
+        <w:t xml:space="preserve">Framed against the de-skilling/never-skilling/mis-skilling taxonomy,¹⁶ this trial supplies direct, randomized evidence on a concern that, for cognitive medical tasks, has been argued largely from theory and from analogy to perceptual domains. Because residents sit between acquiring and maintaining clinical reasoning, we framed the endpoint not as a verdict on which label applies but as</w:t>
+      </w:r>
+      <w:r>
+        <w:t xml:space="preserve"> </w:t>
+      </w:r>
+      <w:r>
+        <w:rPr>
+          <w:b/>
+          <w:bCs/>
+        </w:rPr>
+        <w:t xml:space="preserve">knowledge acquisition</w:t>
+      </w:r>
+      <w:r>
+        <w:t xml:space="preserve"> </w:t>
+      </w:r>
+      <w:r>
+        <w:t xml:space="preserve">in the incidental setting that dominates real practice — whether working a case with an AI assistant, as one would in caring for a patient, leaves residents with knowledge they can deploy unaided. [DATA: a null or negative between-arm difference would be, to our knowledge, the first randomized signal that AI assistance can bypass durable knowledge formation for a cognitive clinical task; a benefit would argue toward AI as a learning aid even when learning is incidental.] The item-level and free-response data additionally let us probe</w:t>
       </w:r>
       <w:r>
         <w:t xml:space="preserve"> </w:t>
@@ -1599,7 +1636,39 @@
         <w:t xml:space="preserve"> </w:t>
       </w:r>
       <w:r>
-        <w:t xml:space="preserve">— whether AI-arm errors concentrate on the specific points where a fluent but incomplete assistant is most likely to mislead (for example, treating a non-pathognomonic finding as definitive) — and whether any rise in self-rated comfort outpaces actual knowledge, the confidence–competence gap that makes de-skilling and mis-skilling hard to detect at the bedside.</w:t>
+        <w:t xml:space="preserve">— whether AI-arm errors concentrate where a fluent but incomplete assistant is most likely to mislead (for example, treating a non-pathognomonic finding as definitive) — and whether any rise in self-rated comfort outpaces actual knowledge, the confidence–competence gap that makes these risks hard to detect at the bedside. Consistent with evidence that interaction</w:t>
+      </w:r>
+      <w:r>
+        <w:t xml:space="preserve"> </w:t>
+      </w:r>
+      <w:r>
+        <w:rPr>
+          <w:i/>
+          <w:iCs/>
+        </w:rPr>
+        <w:t xml:space="preserve">posture</w:t>
+      </w:r>
+      <w:r>
+        <w:t xml:space="preserve"> </w:t>
+      </w:r>
+      <w:r>
+        <w:t xml:space="preserve">governs whether AI builds or erodes skill,⁵ our exploratory analysis of engaged versus answer-seeking use [supports/does not support] the hypothesis that</w:t>
+      </w:r>
+      <w:r>
+        <w:t xml:space="preserve"> </w:t>
+      </w:r>
+      <w:r>
+        <w:rPr>
+          <w:i/>
+          <w:iCs/>
+        </w:rPr>
+        <w:t xml:space="preserve">how</w:t>
+      </w:r>
+      <w:r>
+        <w:t xml:space="preserve"> </w:t>
+      </w:r>
+      <w:r>
+        <w:t xml:space="preserve">residents use AI, more than whether they use it, determines what they learn — a directly teachable target should it hold.</w:t>
       </w:r>
     </w:p>
     <w:p>
@@ -1703,23 +1772,23 @@
         <w:t xml:space="preserve"> </w:t>
       </w:r>
       <w:r>
-        <w:t xml:space="preserve">change the knowledge they could subsequently apply without assistance, relative to a standard clinical reference. Concern about AI-induced de-skilling, never-skilling, and mis-skilling has so far outrun the evidence for cognitive tasks in medicine; this trial provides a direct, randomized test of it in residents. As generative AI becomes ubiquitous in clinical training, randomized evidence on</w:t>
-      </w:r>
-      <w:r>
-        <w:t xml:space="preserve"> </w:t>
-      </w:r>
-      <w:r>
-        <w:rPr>
-          <w:i/>
-          <w:iCs/>
-        </w:rPr>
-        <w:t xml:space="preserve">learning</w:t>
-      </w:r>
-      <w:r>
-        <w:t xml:space="preserve"> </w:t>
-      </w:r>
-      <w:r>
-        <w:t xml:space="preserve">— on whether these tools up-skill residents or quietly de-skill them, not only on how they perform with a tool in hand — should govern how AI is introduced into graduate medical education.</w:t>
+        <w:t xml:space="preserve">change the knowledge they could subsequently apply without assistance, relative to a standard clinical reference. Concern about AI-induced de-skilling, never-skilling, and mis-skilling has so far outrun the evidence for cognitive tasks in medicine; this trial provides a direct, randomized test of whether incidental AI use during patient care builds or bypasses durable knowledge. As generative AI becomes ubiquitous in clinical training, randomized evidence on what trainees</w:t>
+      </w:r>
+      <w:r>
+        <w:t xml:space="preserve"> </w:t>
+      </w:r>
+      <w:r>
+        <w:rPr>
+          <w:i/>
+          <w:iCs/>
+        </w:rPr>
+        <w:t xml:space="preserve">acquire</w:t>
+      </w:r>
+      <w:r>
+        <w:t xml:space="preserve"> </w:t>
+      </w:r>
+      <w:r>
+        <w:t xml:space="preserve">— not only on how they perform with a tool in hand — should govern how AI is introduced into graduate medical education.</w:t>
       </w:r>
     </w:p>
     <w:p>
@@ -2410,23 +2479,51 @@
         </w:numPr>
       </w:pPr>
       <w:r>
-        <w:t xml:space="preserve">AI-induced never-skilling in medical education.</w:t>
-      </w:r>
-      <w:r>
-        <w:t xml:space="preserve"> </w:t>
-      </w:r>
-      <w:r>
-        <w:rPr>
-          <w:i/>
-          <w:iCs/>
-        </w:rPr>
-        <w:t xml:space="preserve">Nat Med.</w:t>
-      </w:r>
-      <w:r>
-        <w:t xml:space="preserve"> </w:t>
-      </w:r>
-      <w:r>
-        <w:t xml:space="preserve">2026. doi:10.1038/s41591-026-04438-y. ⚠ verify author list/citation.</w:t>
+        <w:t xml:space="preserve">Abdulnour R-EE, Gin B, Boscardin CK. Educational strategies for clinical supervision of artificial intelligence use.</w:t>
+      </w:r>
+      <w:r>
+        <w:t xml:space="preserve"> </w:t>
+      </w:r>
+      <w:r>
+        <w:rPr>
+          <w:i/>
+          <w:iCs/>
+        </w:rPr>
+        <w:t xml:space="preserve">N Engl J Med.</w:t>
+      </w:r>
+      <w:r>
+        <w:t xml:space="preserve"> </w:t>
+      </w:r>
+      <w:r>
+        <w:t xml:space="preserve">2025;393:786–797.</w:t>
+      </w:r>
+    </w:p>
+    <w:p>
+      <w:pPr>
+        <w:pStyle w:val="Compact"/>
+        <w:numPr>
+          <w:ilvl w:val="0"/>
+          <w:numId w:val="1002"/>
+        </w:numPr>
+      </w:pPr>
+      <w:r>
+        <w:t xml:space="preserve">Macnamara BN, Berber I, Çavuşoğlu MC, et al. Does using artificial intelligence assistance accelerate skill decay and hinder skill development without performers’ awareness?</w:t>
+      </w:r>
+      <w:r>
+        <w:t xml:space="preserve"> </w:t>
+      </w:r>
+      <w:r>
+        <w:rPr>
+          <w:i/>
+          <w:iCs/>
+        </w:rPr>
+        <w:t xml:space="preserve">Cogn Res Princ Implic.</w:t>
+      </w:r>
+      <w:r>
+        <w:t xml:space="preserve"> </w:t>
+      </w:r>
+      <w:r>
+        <w:t xml:space="preserve">2024;9:46.</w:t>
       </w:r>
     </w:p>
     <w:p>

--- a/docs/NEJM-AI-Manuscript-Draft.docx
+++ b/docs/NEJM-AI-Manuscript-Draft.docx
@@ -857,7 +857,7 @@
         <w:t xml:space="preserve">incidental</w:t>
       </w:r>
       <w:r>
-        <w:t xml:space="preserve">, embedded in the work of caring for patients. A trainee pulls up a chatbot mid-rounds to generate a differential, draft a note, or answer a question — the goal is to complete the clinical task, and whatever learning occurs is a byproduct. Incidental learning in the course of patient care has been the engine of clinical training since Osler; it is also where the offloading risk is greatest, precisely because the learner is not trying to learn, and a fluent answer removes the very effort that would otherwise build skill. Evidence about AI tutors used for deliberate study does not transfer to this setting. Our trial models the incidental case: residents use AI to</w:t>
+        <w:t xml:space="preserve">, embedded in the work of caring for patients. A trainee pulls up a chatbot mid-rounds to generate a differential, draft a note, or answer a question — the goal is to complete the clinical task, and whatever learning occurs is a byproduct. Incidental learning in the course of patient care has been the engine of clinical training since Osler; it is also where the offloading risk is greatest, because the explicit aim of the encounter is to complete the clinical task rather than to study, so that — unless the trainee brings a learning-oriented posture to the interaction — a fluent answer can remove the very effort that would otherwise build skill. Evidence about AI tutors used for deliberate study does not transfer to this setting. Our trial models the incidental case: residents use AI to</w:t>
       </w:r>
       <w:r>
         <w:t xml:space="preserve"> </w:t>
@@ -1086,7 +1086,67 @@
         <w:t xml:space="preserve"> </w:t>
       </w:r>
       <w:r>
-        <w:t xml:space="preserve">an embedded chat assistant powered by a frontier LLM (Anthropic Claude [model/version]), available in a side panel, with a one-click option to insert the case context into the conversation. No separate login was required. All messages were logged.</w:t>
+        <w:t xml:space="preserve">an embedded, general-purpose chat assistant built on a frontier large language model (Anthropic Claude Opus [4.8 — confirm]), available in a side panel, with a one-click option to insert the case context into the conversation. The assistant was used in essentially its default conversational form: a brief system prompt set a concise, high-yield clinical communication style, but it was not configured to tutor, to question the resident Socratically, or otherwise to promote learning. No separate login was required, and all messages were logged.</w:t>
+      </w:r>
+      <w:r>
+        <w:t xml:space="preserve"> </w:t>
+      </w:r>
+      <w:r>
+        <w:rPr>
+          <w:i/>
+          <w:iCs/>
+        </w:rPr>
+        <w:t xml:space="preserve">(⚠ Drafting note: the deployed application currently runs</w:t>
+      </w:r>
+      <w:r>
+        <w:rPr>
+          <w:i/>
+          <w:iCs/>
+        </w:rPr>
+        <w:t xml:space="preserve"> </w:t>
+      </w:r>
+      <w:r>
+        <w:rPr>
+          <w:rStyle w:val="VerbatimChar"/>
+          <w:i/>
+          <w:iCs/>
+        </w:rPr>
+        <w:t xml:space="preserve">claude-opus-4-7</w:t>
+      </w:r>
+      <w:r>
+        <w:rPr>
+          <w:i/>
+          <w:iCs/>
+        </w:rPr>
+        <w:t xml:space="preserve">, and its system prompt also instructs the assistant to give targeted feedback when the resident shares their own reasoning; finalize the model version and the exact system prompt used during data collection, report them verbatim — ideally as a supplement — and reconcile with the</w:t>
+      </w:r>
+      <w:r>
+        <w:rPr>
+          <w:i/>
+          <w:iCs/>
+        </w:rPr>
+        <w:t xml:space="preserve"> </w:t>
+      </w:r>
+      <w:r>
+        <w:rPr>
+          <w:i/>
+          <w:iCs/>
+        </w:rPr>
+        <w:t xml:space="preserve">“default/general-purpose”</w:t>
+      </w:r>
+      <w:r>
+        <w:rPr>
+          <w:i/>
+          <w:iCs/>
+        </w:rPr>
+        <w:t xml:space="preserve"> </w:t>
+      </w:r>
+      <w:r>
+        <w:rPr>
+          <w:i/>
+          <w:iCs/>
+        </w:rPr>
+        <w:t xml:space="preserve">description above.)</w:t>
       </w:r>
     </w:p>
     <w:p>
@@ -1668,7 +1728,7 @@
         <w:t xml:space="preserve"> </w:t>
       </w:r>
       <w:r>
-        <w:t xml:space="preserve">residents use AI, more than whether they use it, determines what they learn — a directly teachable target should it hold.</w:t>
+        <w:t xml:space="preserve">residents use AI, more than whether they use it, determines what they learn. If interaction posture proves both consequential and modifiable, the operative educational question shifts from whether residents use AI to whether they can be taught to use it in skill-preserving ways — a question this paradigm is well positioned to answer next.</w:t>
       </w:r>
     </w:p>
     <w:p>
@@ -1689,23 +1749,39 @@
         <w:t xml:space="preserve">the endpoint matters</w:t>
       </w:r>
       <w:r>
-        <w:t xml:space="preserve">. Optimizing AI tools and curricula for assisted performance — the outcome most studies and product evaluations report — may select for designs that quietly substitute for, rather than build, the competence residency exists to develop. Trainee-facing AI should be evaluated, and possibly engineered, against learning and retention, not just task completion. Our exploratory interaction-pattern analyses [support/do not support] the hypothesis that cognitively engaged use preserves learning, which would make</w:t>
-      </w:r>
-      <w:r>
-        <w:t xml:space="preserve"> </w:t>
-      </w:r>
-      <w:r>
-        <w:rPr>
-          <w:i/>
-          <w:iCs/>
-        </w:rPr>
-        <w:t xml:space="preserve">how to prompt and verify</w:t>
-      </w:r>
-      <w:r>
-        <w:t xml:space="preserve"> </w:t>
-      </w:r>
-      <w:r>
-        <w:t xml:space="preserve">a teachable skill in its own right.</w:t>
+        <w:t xml:space="preserve">. Optimizing AI tools and curricula for assisted performance — the outcome most studies and product evaluations report — may select for designs that quietly substitute for, rather than build, the competence residency exists to develop; trainee-facing AI should be evaluated, and possibly engineered, against learning and retention, not just task completion. The assistant studied here was a general-purpose chatbot with no learning-specific configuration, and AI tools are unlikely to be interchangeable on this dimension. Whether a tool built or prompted to reason</w:t>
+      </w:r>
+      <w:r>
+        <w:t xml:space="preserve"> </w:t>
+      </w:r>
+      <w:r>
+        <w:rPr>
+          <w:i/>
+          <w:iCs/>
+        </w:rPr>
+        <w:t xml:space="preserve">with</w:t>
+      </w:r>
+      <w:r>
+        <w:t xml:space="preserve"> </w:t>
+      </w:r>
+      <w:r>
+        <w:t xml:space="preserve">the resident rather than</w:t>
+      </w:r>
+      <w:r>
+        <w:t xml:space="preserve"> </w:t>
+      </w:r>
+      <w:r>
+        <w:rPr>
+          <w:i/>
+          <w:iCs/>
+        </w:rPr>
+        <w:t xml:space="preserve">for</w:t>
+      </w:r>
+      <w:r>
+        <w:t xml:space="preserve"> </w:t>
+      </w:r>
+      <w:r>
+        <w:t xml:space="preserve">them — a dedicated medical evidence assistant, or a deliberately Socratic configuration — would change what residents retain is unknown; the same paradigm could compare such tools head to head, and the present result establishes the default-chatbot baseline against which any learning-oriented design would have to prove itself.</w:t>
       </w:r>
     </w:p>
     <w:bookmarkStart w:id="22" w:name="limitations"/>

--- a/docs/NEJM-AI-Manuscript-Draft.docx
+++ b/docs/NEJM-AI-Manuscript-Draft.docx
@@ -1086,39 +1086,17 @@
         <w:t xml:space="preserve"> </w:t>
       </w:r>
       <w:r>
-        <w:t xml:space="preserve">an embedded, general-purpose chat assistant built on a frontier large language model (Anthropic Claude Opus [4.8 — confirm]), available in a side panel, with a one-click option to insert the case context into the conversation. The assistant was used in essentially its default conversational form: a brief system prompt set a concise, high-yield clinical communication style, but it was not configured to tutor, to question the resident Socratically, or otherwise to promote learning. No separate login was required, and all messages were logged.</w:t>
-      </w:r>
-      <w:r>
-        <w:t xml:space="preserve"> </w:t>
-      </w:r>
-      <w:r>
-        <w:rPr>
-          <w:i/>
-          <w:iCs/>
-        </w:rPr>
-        <w:t xml:space="preserve">(⚠ Drafting note: the deployed application currently runs</w:t>
-      </w:r>
-      <w:r>
-        <w:rPr>
-          <w:i/>
-          <w:iCs/>
-        </w:rPr>
-        <w:t xml:space="preserve"> </w:t>
-      </w:r>
-      <w:r>
-        <w:rPr>
-          <w:rStyle w:val="VerbatimChar"/>
-          <w:i/>
-          <w:iCs/>
-        </w:rPr>
-        <w:t xml:space="preserve">claude-opus-4-7</w:t>
-      </w:r>
-      <w:r>
-        <w:rPr>
-          <w:i/>
-          <w:iCs/>
-        </w:rPr>
-        <w:t xml:space="preserve">, and its system prompt also instructs the assistant to give targeted feedback when the resident shares their own reasoning; finalize the model version and the exact system prompt used during data collection, report them verbatim — ideally as a supplement — and reconcile with the</w:t>
+        <w:t xml:space="preserve">an embedded, general-purpose chat assistant built on a frontier large language model (Anthropic Claude Opus 4.7), available in a side panel, with a one-click option to insert the case context into the conversation. The assistant was used in essentially its default conversational form: a brief system prompt set a concise, high-yield clinical communication style but did not configure it to tutor, to question the resident Socratically, or otherwise to promote learning. No separate login was required, and all messages were logged.</w:t>
+      </w:r>
+      <w:r>
+        <w:t xml:space="preserve"> </w:t>
+      </w:r>
+      <w:r>
+        <w:rPr>
+          <w:i/>
+          <w:iCs/>
+        </w:rPr>
+        <w:t xml:space="preserve">(⚠ Drafting note: report the exact system prompt verbatim — ideally as a supplement. Note that it also asks the assistant to give targeted feedback when the resident shares their own reasoning, a mild pedagogical element to reconcile with the</w:t>
       </w:r>
       <w:r>
         <w:rPr>
@@ -1146,7 +1124,7 @@
           <w:i/>
           <w:iCs/>
         </w:rPr>
-        <w:t xml:space="preserve">description above.)</w:t>
+        <w:t xml:space="preserve">description.)</w:t>
       </w:r>
     </w:p>
     <w:p>

--- a/docs/NEJM-AI-Manuscript-Draft.docx
+++ b/docs/NEJM-AI-Manuscript-Draft.docx
@@ -1086,45 +1086,23 @@
         <w:t xml:space="preserve"> </w:t>
       </w:r>
       <w:r>
-        <w:t xml:space="preserve">an embedded, general-purpose chat assistant built on a frontier large language model (Anthropic Claude Opus 4.7), available in a side panel, with a one-click option to insert the case context into the conversation. The assistant was used in essentially its default conversational form: a brief system prompt set a concise, high-yield clinical communication style but did not configure it to tutor, to question the resident Socratically, or otherwise to promote learning. No separate login was required, and all messages were logged.</w:t>
-      </w:r>
-      <w:r>
-        <w:t xml:space="preserve"> </w:t>
-      </w:r>
-      <w:r>
-        <w:rPr>
-          <w:i/>
-          <w:iCs/>
-        </w:rPr>
-        <w:t xml:space="preserve">(⚠ Drafting note: report the exact system prompt verbatim — ideally as a supplement. Note that it also asks the assistant to give targeted feedback when the resident shares their own reasoning, a mild pedagogical element to reconcile with the</w:t>
-      </w:r>
-      <w:r>
-        <w:rPr>
-          <w:i/>
-          <w:iCs/>
-        </w:rPr>
-        <w:t xml:space="preserve"> </w:t>
-      </w:r>
-      <w:r>
-        <w:rPr>
-          <w:i/>
-          <w:iCs/>
-        </w:rPr>
-        <w:t xml:space="preserve">“default/general-purpose”</w:t>
-      </w:r>
-      <w:r>
-        <w:rPr>
-          <w:i/>
-          <w:iCs/>
-        </w:rPr>
-        <w:t xml:space="preserve"> </w:t>
-      </w:r>
-      <w:r>
-        <w:rPr>
-          <w:i/>
-          <w:iCs/>
-        </w:rPr>
-        <w:t xml:space="preserve">description.)</w:t>
+        <w:t xml:space="preserve">an embedded, general-purpose chat assistant built on a frontier large language model (Anthropic Claude Opus 4.7), available in a side panel, with a one-click option to insert the case context into the conversation. The model was used</w:t>
+      </w:r>
+      <w:r>
+        <w:t xml:space="preserve"> </w:t>
+      </w:r>
+      <w:r>
+        <w:rPr>
+          <w:b/>
+          <w:bCs/>
+        </w:rPr>
+        <w:t xml:space="preserve">out of the box, with no system prompt or other configuration</w:t>
+      </w:r>
+      <w:r>
+        <w:t xml:space="preserve"> </w:t>
+      </w:r>
+      <w:r>
+        <w:t xml:space="preserve">— no instructions governing tone, length, tutoring, or learning — so that the intervention reflects a generic, off-the-shelf conversational assistant rather than a purpose-built educational tool. No separate login was required, and all messages were logged.</w:t>
       </w:r>
     </w:p>
     <w:p>

--- a/docs/NEJM-AI-Manuscript-Draft.docx
+++ b/docs/NEJM-AI-Manuscript-Draft.docx
@@ -64,7 +64,7 @@
           <w:i/>
           <w:iCs/>
         </w:rPr>
-        <w:t xml:space="preserve">(Authorship and order to be finalized; designate equal-contribution authors with an equal-contribution footnote per NEJM AI policy. NEJM AI permits one corresponding author.)</w:t>
+        <w:t xml:space="preserve">(Author order and equal-contribution designation to be finalized; mark co-first authors with an equal-contribution footnote per NEJM AI policy. One corresponding author is permitted.)</w:t>
       </w:r>
     </w:p>
     <w:p>
@@ -98,7 +98,7 @@
         <w:t xml:space="preserve"> </w:t>
       </w:r>
       <w:r>
-        <w:t xml:space="preserve">AI assistance and learning in residents</w:t>
+        <w:t xml:space="preserve">AI assistance and knowledge acquisition in residents</w:t>
       </w:r>
       <w:r>
         <w:t xml:space="preserve"> </w:t>
@@ -114,7 +114,7 @@
         <w:t xml:space="preserve"> </w:t>
       </w:r>
       <w:r>
-        <w:t xml:space="preserve">[ClinicalTrials.gov / OSF ID — register before enrollment]</w:t>
+        <w:t xml:space="preserve">[register on OSF before first enrollment — ID]</w:t>
       </w:r>
       <w:r>
         <w:t xml:space="preserve"> </w:t>
@@ -130,7 +130,7 @@
         <w:t xml:space="preserve"> </w:t>
       </w:r>
       <w:r>
-        <w:t xml:space="preserve">[to finalize] ·</w:t>
+        <w:t xml:space="preserve">[finalize] ·</w:t>
       </w:r>
       <w:r>
         <w:t xml:space="preserve"> </w:t>
@@ -146,7 +146,7 @@
         <w:t xml:space="preserve"> </w:t>
       </w:r>
       <w:r>
-        <w:t xml:space="preserve">~250 words</w:t>
+        <w:t xml:space="preserve">~280 words</w:t>
       </w:r>
     </w:p>
     <w:p>
@@ -158,89 +158,67 @@
           <w:b/>
           <w:bCs/>
         </w:rPr>
-        <w:t xml:space="preserve">Drafting note for the authors.</w:t>
-      </w:r>
-      <w:r>
-        <w:t xml:space="preserve"> </w:t>
-      </w:r>
-      <w:r>
-        <w:t xml:space="preserve">This is a complete draft built around the study as implemented; the Results are templated to the pre-specified analysis plan and marked</w:t>
-      </w:r>
-      <w:r>
-        <w:t xml:space="preserve"> </w:t>
-      </w:r>
-      <w:r>
-        <w:rPr>
-          <w:b/>
-          <w:bCs/>
-        </w:rPr>
-        <w:t xml:space="preserve">[DATA]</w:t>
-      </w:r>
-      <w:r>
-        <w:t xml:space="preserve"> </w:t>
-      </w:r>
-      <w:r>
-        <w:t xml:space="preserve">where values from the 100-resident sample will be inserted. The reference list was assembled from a literature search;</w:t>
-      </w:r>
-      <w:r>
-        <w:t xml:space="preserve"> </w:t>
-      </w:r>
-      <w:r>
-        <w:rPr>
-          <w:b/>
-          <w:bCs/>
-        </w:rPr>
-        <w:t xml:space="preserve">author lists, volumes, and page numbers for the most recent citations must be verified against the primary sources before submission</w:t>
-      </w:r>
-      <w:r>
-        <w:t xml:space="preserve"> </w:t>
-      </w:r>
-      <w:r>
-        <w:t xml:space="preserve">(flagged inline). The framing follows the protocol’s own characterization of the study as a</w:t>
-      </w:r>
-      <w:r>
-        <w:t xml:space="preserve"> </w:t>
-      </w:r>
-      <w:r>
-        <w:rPr>
-          <w:i/>
-          <w:iCs/>
-        </w:rPr>
-        <w:t xml:space="preserve">randomized</w:t>
-      </w:r>
-      <w:r>
-        <w:rPr>
-          <w:i/>
-          <w:iCs/>
-        </w:rPr>
-        <w:t xml:space="preserve"> </w:t>
-      </w:r>
-      <w:r>
-        <w:rPr>
-          <w:i/>
-          <w:iCs/>
-        </w:rPr>
-        <w:t xml:space="preserve">“deskilling”</w:t>
-      </w:r>
-      <w:r>
-        <w:rPr>
-          <w:i/>
-          <w:iCs/>
-        </w:rPr>
-        <w:t xml:space="preserve"> </w:t>
-      </w:r>
-      <w:r>
-        <w:rPr>
-          <w:i/>
-          <w:iCs/>
-        </w:rPr>
-        <w:t xml:space="preserve">trial</w:t>
-      </w:r>
-      <w:r>
-        <w:t xml:space="preserve"> </w:t>
-      </w:r>
-      <w:r>
-        <w:t xml:space="preserve">rather than an educational intervention.</w:t>
+        <w:t xml:space="preserve">Drafting note.</w:t>
+      </w:r>
+      <w:r>
+        <w:t xml:space="preserve"> </w:t>
+      </w:r>
+      <w:r>
+        <w:t xml:space="preserve">Complete from-scratch draft. Methods reflect the study as built;</w:t>
+      </w:r>
+      <w:r>
+        <w:t xml:space="preserve"> </w:t>
+      </w:r>
+      <w:r>
+        <w:rPr>
+          <w:b/>
+          <w:bCs/>
+        </w:rPr>
+        <w:t xml:space="preserve">Results are templated to the pre-specified analysis plan and marked [DATA]</w:t>
+      </w:r>
+      <w:r>
+        <w:t xml:space="preserve"> </w:t>
+      </w:r>
+      <w:r>
+        <w:t xml:space="preserve">for the 100-resident sample. Citations were assembled from a literature search and an annotated bibliography (</w:t>
+      </w:r>
+      <w:r>
+        <w:rPr>
+          <w:rStyle w:val="VerbatimChar"/>
+        </w:rPr>
+        <w:t xml:space="preserve">Literature-Review-Annotated</w:t>
+      </w:r>
+      <w:r>
+        <w:t xml:space="preserve">);</w:t>
+      </w:r>
+      <w:r>
+        <w:t xml:space="preserve"> </w:t>
+      </w:r>
+      <w:r>
+        <w:rPr>
+          <w:b/>
+          <w:bCs/>
+        </w:rPr>
+        <w:t xml:space="preserve">verify author lists, volumes, and pages — and resolve which preprints to cite as such — before submission</w:t>
+      </w:r>
+      <w:r>
+        <w:t xml:space="preserve"> </w:t>
+      </w:r>
+      <w:r>
+        <w:t xml:space="preserve">(flagged inline with</w:t>
+      </w:r>
+      <w:r>
+        <w:t xml:space="preserve"> </w:t>
+      </w:r>
+      <w:r>
+        <w:rPr>
+          <w:i/>
+          <w:iCs/>
+        </w:rPr>
+        <w:t xml:space="preserve">(verify)</w:t>
+      </w:r>
+      <w:r>
+        <w:t xml:space="preserve">).</w:t>
       </w:r>
     </w:p>
     <w:p>
@@ -274,7 +252,23 @@
         <w:t xml:space="preserve"> </w:t>
       </w:r>
       <w:r>
-        <w:t xml:space="preserve">Large language model (LLM) assistants can improve clinicians’ performance on reasoning tasks in real time, but whether trainees who work a clinical case</w:t>
+        <w:t xml:space="preserve">Large language model (LLM) assistants now pervade clinical training, and randomized trials show they can change clinicians’ real-time reasoning. But these trials measure</w:t>
+      </w:r>
+      <w:r>
+        <w:t xml:space="preserve"> </w:t>
+      </w:r>
+      <w:r>
+        <w:rPr>
+          <w:i/>
+          <w:iCs/>
+        </w:rPr>
+        <w:t xml:space="preserve">assisted performance</w:t>
+      </w:r>
+      <w:r>
+        <w:t xml:space="preserve"> </w:t>
+      </w:r>
+      <w:r>
+        <w:t xml:space="preserve">— how well a clinician does while holding the tool. For trainees, the outcome that matters is different: whether working a case</w:t>
       </w:r>
       <w:r>
         <w:t xml:space="preserve"> </w:t>
@@ -290,97 +284,23 @@
         <w:t xml:space="preserve"> </w:t>
       </w:r>
       <w:r>
-        <w:t xml:space="preserve">an AI assistant actually</w:t>
-      </w:r>
-      <w:r>
-        <w:t xml:space="preserve"> </w:t>
-      </w:r>
-      <w:r>
-        <w:rPr>
-          <w:i/>
-          <w:iCs/>
-        </w:rPr>
-        <w:t xml:space="preserve">acquire</w:t>
-      </w:r>
-      <w:r>
-        <w:t xml:space="preserve"> </w:t>
-      </w:r>
-      <w:r>
-        <w:t xml:space="preserve">knowledge they can later deploy unaided is unknown. Commentary has named the risk — AI-induced</w:t>
-      </w:r>
-      <w:r>
-        <w:t xml:space="preserve"> </w:t>
-      </w:r>
-      <w:r>
-        <w:rPr>
-          <w:i/>
-          <w:iCs/>
-        </w:rPr>
-        <w:t xml:space="preserve">de-skilling</w:t>
-      </w:r>
-      <w:r>
-        <w:t xml:space="preserve">,</w:t>
-      </w:r>
-      <w:r>
-        <w:t xml:space="preserve"> </w:t>
-      </w:r>
-      <w:r>
-        <w:rPr>
-          <w:i/>
-          <w:iCs/>
-        </w:rPr>
-        <w:t xml:space="preserve">never-skilling</w:t>
-      </w:r>
-      <w:r>
-        <w:t xml:space="preserve">, and</w:t>
-      </w:r>
-      <w:r>
-        <w:t xml:space="preserve"> </w:t>
-      </w:r>
-      <w:r>
-        <w:rPr>
-          <w:i/>
-          <w:iCs/>
-        </w:rPr>
-        <w:t xml:space="preserve">mis-skilling</w:t>
-      </w:r>
-      <w:r>
-        <w:t xml:space="preserve"> </w:t>
-      </w:r>
-      <w:r>
-        <w:t xml:space="preserve">— but for cognitive tasks in medicine it rests largely on theory, and the AI use that pervades clinical training is mostly</w:t>
-      </w:r>
-      <w:r>
-        <w:t xml:space="preserve"> </w:t>
-      </w:r>
-      <w:r>
-        <w:rPr>
-          <w:i/>
-          <w:iCs/>
-        </w:rPr>
-        <w:t xml:space="preserve">incidental</w:t>
-      </w:r>
-      <w:r>
-        <w:t xml:space="preserve"> </w:t>
-      </w:r>
-      <w:r>
-        <w:t xml:space="preserve">(learning as a byproduct of patient care) rather than the</w:t>
-      </w:r>
-      <w:r>
-        <w:t xml:space="preserve"> </w:t>
-      </w:r>
-      <w:r>
-        <w:rPr>
-          <w:i/>
-          <w:iCs/>
-        </w:rPr>
-        <w:t xml:space="preserve">deliberate</w:t>
-      </w:r>
-      <w:r>
-        <w:t xml:space="preserve"> </w:t>
-      </w:r>
-      <w:r>
-        <w:t xml:space="preserve">study that AI tutors support. We conducted a randomized trial centered on the measurable construct — knowledge acquisition — in the incidental setting.</w:t>
+        <w:t xml:space="preserve">AI builds knowledge they can later deploy</w:t>
+      </w:r>
+      <w:r>
+        <w:t xml:space="preserve"> </w:t>
+      </w:r>
+      <w:r>
+        <w:rPr>
+          <w:i/>
+          <w:iCs/>
+        </w:rPr>
+        <w:t xml:space="preserve">without</w:t>
+      </w:r>
+      <w:r>
+        <w:t xml:space="preserve"> </w:t>
+      </w:r>
+      <w:r>
+        <w:t xml:space="preserve">it. Evidence from other fields shows AI can raise output while leaving — or eroding — the underlying learning, and medical educators have named the risks (de-skilling, never-skilling, mis-skilling); yet for cognitive tasks in medicine the concern has rested on theory and on analogy to perceptual tasks, untested by randomized trial.</w:t>
       </w:r>
     </w:p>
     <w:p>
@@ -398,7 +318,7 @@
         <w:t xml:space="preserve"> </w:t>
       </w:r>
       <w:r>
-        <w:t xml:space="preserve">We conducted a single-center, parallel-group, 1:1 randomized trial at the Stanford University internal medicine residency. Residents worked through a single, deliberately unfamiliar clinical case (a young man with suspected Fabry disease) across five free-response clinical tasks, randomly assigned to one of two reference resources available</w:t>
+        <w:t xml:space="preserve">In a single-center, parallel-group, 1:1 randomized trial at the Stanford University internal medicine residency, residents worked an unfamiliar clinical case (suspected Fabry disease) through five free-response tasks, randomized to one of two resources available</w:t>
       </w:r>
       <w:r>
         <w:t xml:space="preserve"> </w:t>
@@ -414,7 +334,7 @@
         <w:t xml:space="preserve"> </w:t>
       </w:r>
       <w:r>
-        <w:t xml:space="preserve">the case: an embedded AI chat assistant or UpToDate (accessed through the institutional library proxy). Immediately afterward, with</w:t>
+        <w:t xml:space="preserve">the case: an embedded, out-of-the-box AI chat assistant or UpToDate. Immediately afterward, with</w:t>
       </w:r>
       <w:r>
         <w:t xml:space="preserve"> </w:t>
@@ -427,7 +347,7 @@
         <w:t xml:space="preserve">no resource available</w:t>
       </w:r>
       <w:r>
-        <w:t xml:space="preserve">, participants completed a 12-item knowledge assessment. The primary outcome was the post-case unassisted knowledge score. Secondary outcomes were the change in self-rated comfort caring for such a patient (0–10, pre vs. post), time on task, and resource-interaction metrics. Randomization used PGY-stratified permuted blocks with server-side allocation concealment.</w:t>
+        <w:t xml:space="preserve">, they completed a 12-item knowledge assessment. Randomization used PGY-stratified permuted blocks with server-side allocation concealment. The primary outcome was the post-case unassisted knowledge score; secondary outcomes were change in self-rated comfort (0–10, pre vs. post), time on task, and AI-interaction metrics.</w:t>
       </w:r>
     </w:p>
     <w:p>
@@ -445,7 +365,7 @@
         <w:t xml:space="preserve"> </w:t>
       </w:r>
       <w:r>
-        <w:t xml:space="preserve">[DATA] Of 100 residents randomized (50 AI, 50 control), [N] completed the session. The mean post-case knowledge score was [X.X/12] in the AI arm versus [X.X/12] in the control arm (difference [Δ]; 95% CI [—]; P = [—]). [Secondary outcomes: comfort change, time, interaction metrics.]</w:t>
+        <w:t xml:space="preserve">[DATA] Of 100 residents randomized (50 AI, 50 control), [N] completed the session. Mean post-case knowledge score was [X.X/12] (AI) vs. [X.X/12] (control); adjusted difference [Δ] (95% CI [—]; P = [—]). [Comfort change, time, interaction metrics.]</w:t>
       </w:r>
     </w:p>
     <w:p>
@@ -463,19 +383,7 @@
         <w:t xml:space="preserve"> </w:t>
       </w:r>
       <w:r>
-        <w:t xml:space="preserve">[DATA-dependent.] In a randomized comparison, providing residents an AI assistant during a novel clinical case [did/did not] improve — and [did/did not] impair — the knowledge they could subsequently apply without assistance, relative to a standard clinical reference. These findings speak to whether AI assistance supports or substitutes for skill formation in graduate medical education.</w:t>
-      </w:r>
-    </w:p>
-    <w:p>
-      <w:pPr>
-        <w:pStyle w:val="BodyText"/>
-      </w:pPr>
-      <w:r>
-        <w:rPr>
-          <w:i/>
-          <w:iCs/>
-        </w:rPr>
-        <w:t xml:space="preserve">(Funding, registration, and data-availability statements below.)</w:t>
+        <w:t xml:space="preserve">[DATA-dependent.] Among internal medicine residents, access to an out-of-the-box AI assistant during an unfamiliar case [did/did not] change the knowledge they could subsequently apply unaided, relative to a standard clinical reference. The trial provides direct randomized evidence on whether incidental AI use during patient care builds or bypasses durable clinical knowledge.</w:t>
       </w:r>
     </w:p>
     <w:p>
@@ -500,71 +408,23 @@
         <w:pStyle w:val="FirstParagraph"/>
       </w:pPr>
       <w:r>
-        <w:t xml:space="preserve">Large language model (LLM)–based assistants are entering clinical workflows faster than the evidence needed to govern their use in training. Randomized trials now show that LLMs can change clinicians’ real-time reasoning: in a multicenter trial, access to an LLM did</w:t>
-      </w:r>
-      <w:r>
-        <w:t xml:space="preserve"> </w:t>
-      </w:r>
-      <w:r>
-        <w:rPr>
-          <w:b/>
-          <w:bCs/>
-        </w:rPr>
-        <w:t xml:space="preserve">not</w:t>
-      </w:r>
-      <w:r>
-        <w:t xml:space="preserve"> </w:t>
-      </w:r>
-      <w:r>
-        <w:t xml:space="preserve">significantly improve physicians’</w:t>
-      </w:r>
-      <w:r>
-        <w:t xml:space="preserve"> </w:t>
-      </w:r>
-      <w:r>
-        <w:rPr>
-          <w:i/>
-          <w:iCs/>
-        </w:rPr>
-        <w:t xml:space="preserve">diagnostic</w:t>
-      </w:r>
-      <w:r>
-        <w:t xml:space="preserve"> </w:t>
-      </w:r>
-      <w:r>
-        <w:t xml:space="preserve">reasoning over conventional resources — even though the LLM working alone outscored physicians in both arms¹ — whereas in a parallel trial the same research group found that LLM access</w:t>
-      </w:r>
-      <w:r>
-        <w:t xml:space="preserve"> </w:t>
-      </w:r>
-      <w:r>
-        <w:rPr>
-          <w:b/>
-          <w:bCs/>
-        </w:rPr>
-        <w:t xml:space="preserve">did</w:t>
-      </w:r>
-      <w:r>
-        <w:t xml:space="preserve"> </w:t>
-      </w:r>
-      <w:r>
-        <w:t xml:space="preserve">improve</w:t>
-      </w:r>
-      <w:r>
-        <w:t xml:space="preserve"> </w:t>
-      </w:r>
-      <w:r>
-        <w:rPr>
-          <w:i/>
-          <w:iCs/>
-        </w:rPr>
-        <w:t xml:space="preserve">management</w:t>
-      </w:r>
-      <w:r>
-        <w:t xml:space="preserve"> </w:t>
-      </w:r>
-      <w:r>
-        <w:t xml:space="preserve">reasoning on open-ended cases.² Other randomized studies report mixed performance effects of LLM assistance on patient-care tasks³ and across diverse practice settings.⁴ Across this literature the measured outcome is almost always</w:t>
+        <w:t xml:space="preserve">Generative artificial intelligence has entered clinical training faster than the evidence needed to guide it. Surveys already report that a majority of medical trainees — by some estimates 60–85% — use tools such as ChatGPT in their studies and clinical work, often to learn or review.¹ The tools are capable: a large language model (LLM) has matched or exceeded physicians on complex diagnostic challenges² and on free-response clinical-reasoning examinations,³ and in a randomized trial of diagnostic reasoning the LLM working alone outscored physicians whether or not the physicians had access to it.⁴ Yet randomized trials of LLM</w:t>
+      </w:r>
+      <w:r>
+        <w:t xml:space="preserve"> </w:t>
+      </w:r>
+      <w:r>
+        <w:rPr>
+          <w:i/>
+          <w:iCs/>
+        </w:rPr>
+        <w:t xml:space="preserve">assistance</w:t>
+      </w:r>
+      <w:r>
+        <w:t xml:space="preserve"> </w:t>
+      </w:r>
+      <w:r>
+        <w:t xml:space="preserve">show mixed effects on clinicians’ own reasoning — improving open-ended management reasoning in one trial,⁵ and patient-care task performance variably in others,⁶,⁷ — and, critically, they all measure the same thing:</w:t>
       </w:r>
       <w:r>
         <w:t xml:space="preserve"> </w:t>
@@ -577,23 +437,7 @@
         <w:t xml:space="preserve">assisted performance</w:t>
       </w:r>
       <w:r>
-        <w:t xml:space="preserve"> </w:t>
-      </w:r>
-      <w:r>
-        <w:t xml:space="preserve">— how well the clinician does</w:t>
-      </w:r>
-      <w:r>
-        <w:t xml:space="preserve"> </w:t>
-      </w:r>
-      <w:r>
-        <w:rPr>
-          <w:i/>
-          <w:iCs/>
-        </w:rPr>
-        <w:t xml:space="preserve">while holding the tool</w:t>
-      </w:r>
-      <w:r>
-        <w:t xml:space="preserve">.</w:t>
+        <w:t xml:space="preserve">, how well the clinician does while holding the tool.</w:t>
       </w:r>
     </w:p>
     <w:p>
@@ -601,7 +445,7 @@
         <w:pStyle w:val="BodyText"/>
       </w:pPr>
       <w:r>
-        <w:t xml:space="preserve">For trainees, this is the wrong endpoint to optimize alone. The defining task of residency is to build durable, transferable clinical knowledge and reasoning that a physician can deploy unaided and can use to supervise others — including, increasingly, to supervise AI. Performance with a tool and the</w:t>
+        <w:t xml:space="preserve">For trainees, assisted performance is the wrong endpoint to optimize alone. The purpose of residency is to build durable, transferable clinical knowledge and reasoning that a physician can deploy unaided — and, increasingly, can use to supervise AI itself. Performance with a tool and the</w:t>
       </w:r>
       <w:r>
         <w:t xml:space="preserve"> </w:t>
@@ -617,61 +461,57 @@
         <w:t xml:space="preserve"> </w:t>
       </w:r>
       <w:r>
-        <w:t xml:space="preserve">are dissociable, and a tool that boosts the former can leave the latter untouched or degraded. Recent work outside medicine makes this concrete: in randomized experiments on workers learning an unfamiliar software library, AI assistance impaired conceptual understanding, code reading, and debugging</w:t>
-      </w:r>
-      <w:r>
-        <w:t xml:space="preserve"> </w:t>
-      </w:r>
-      <w:r>
-        <w:rPr>
-          <w:i/>
-          <w:iCs/>
-        </w:rPr>
-        <w:t xml:space="preserve">without</w:t>
-      </w:r>
-      <w:r>
-        <w:t xml:space="preserve">, on average, delivering the expected efficiency gains; only participants who used AI in cognitively engaged ways preserved learning.⁵ Education studies converge on the same warning — students who wrote with generative AI produced higher-quality work but showed no corresponding gain in knowledge when later tested unaided, exhibiting</w:t>
-      </w:r>
-      <w:r>
-        <w:t xml:space="preserve"> </w:t>
-      </w:r>
-      <w:r>
-        <w:t xml:space="preserve">“metacognitive laziness”</w:t>
-      </w:r>
-      <w:r>
-        <w:t xml:space="preserve">: less self-monitoring and less effortful engagement with the material.⁶ A growing literature distinguishes</w:t>
-      </w:r>
-      <w:r>
-        <w:t xml:space="preserve"> </w:t>
-      </w:r>
-      <w:r>
-        <w:rPr>
-          <w:i/>
-          <w:iCs/>
-        </w:rPr>
-        <w:t xml:space="preserve">performance gains</w:t>
-      </w:r>
-      <w:r>
-        <w:t xml:space="preserve"> </w:t>
-      </w:r>
-      <w:r>
-        <w:t xml:space="preserve">from</w:t>
-      </w:r>
-      <w:r>
-        <w:t xml:space="preserve"> </w:t>
-      </w:r>
-      <w:r>
-        <w:rPr>
-          <w:i/>
-          <w:iCs/>
-        </w:rPr>
-        <w:t xml:space="preserve">learning</w:t>
-      </w:r>
-      <w:r>
-        <w:t xml:space="preserve"> </w:t>
-      </w:r>
-      <w:r>
-        <w:t xml:space="preserve">when generative AI is used⁷ and links habitual cognitive offloading to weaker independent reasoning.⁸</w:t>
+        <w:t xml:space="preserve">are dissociable, and a tool that boosts the former can leave the latter untouched or degraded. Outside medicine this is now well documented. In randomized experiments with workers learning an unfamiliar software library, AI assistance impaired conceptual understanding, code reading, and debugging without delivering the expected efficiency gains — and which outcome occurred depended on</w:t>
+      </w:r>
+      <w:r>
+        <w:t xml:space="preserve"> </w:t>
+      </w:r>
+      <w:r>
+        <w:rPr>
+          <w:i/>
+          <w:iCs/>
+        </w:rPr>
+        <w:t xml:space="preserve">how</w:t>
+      </w:r>
+      <w:r>
+        <w:t xml:space="preserve"> </w:t>
+      </w:r>
+      <w:r>
+        <w:t xml:space="preserve">the worker engaged the AI.⁸ Students who wrote with generative AI produced better work but gained no measurable knowledge when later tested unaided, displaying</w:t>
+      </w:r>
+      <w:r>
+        <w:t xml:space="preserve"> </w:t>
+      </w:r>
+      <w:r>
+        <w:t xml:space="preserve">“metacognitive laziness.”</w:t>
+      </w:r>
+      <w:r>
+        <w:t xml:space="preserve">⁹ A survey of knowledge workers linked greater confidence in AI to</w:t>
+      </w:r>
+      <w:r>
+        <w:t xml:space="preserve"> </w:t>
+      </w:r>
+      <w:r>
+        <w:rPr>
+          <w:i/>
+          <w:iCs/>
+        </w:rPr>
+        <w:t xml:space="preserve">less</w:t>
+      </w:r>
+      <w:r>
+        <w:t xml:space="preserve"> </w:t>
+      </w:r>
+      <w:r>
+        <w:t xml:space="preserve">critical thinking and reduced perceived cognitive effort,¹⁰ and an electroencephalographic study found that essay-writers using an LLM showed the weakest neural connectivity, the least ownership of their own work, and reduced engagement that persisted after the AI was removed —</w:t>
+      </w:r>
+      <w:r>
+        <w:t xml:space="preserve"> </w:t>
+      </w:r>
+      <w:r>
+        <w:t xml:space="preserve">“cognitive debt.”</w:t>
+      </w:r>
+      <w:r>
+        <w:t xml:space="preserve">¹¹ Among novice programmers, the benefit of AI was unevenly distributed: those with strong metacognitive skills gained, while weaker ones were harmed.¹² A growing literature distinguishes performance gains from learning when AI is used¹³ and links habitual cognitive offloading to weaker independent reasoning.¹⁴</w:t>
       </w:r>
     </w:p>
     <w:p>
@@ -679,7 +519,7 @@
         <w:pStyle w:val="BodyText"/>
       </w:pPr>
       <w:r>
-        <w:t xml:space="preserve">The mechanism is well grounded in learning science. Durable learning depends on effortful, generative retrieval rather than passive reception: the testing (retrieval-practice) effect,⁹ the broader principle of</w:t>
+        <w:t xml:space="preserve">The mechanism is well grounded in cognitive science. Durable learning depends on effortful, generative retrieval rather than passive reception: the testing (retrieval-practice) effect,¹⁵ the broader principle of</w:t>
       </w:r>
       <w:r>
         <w:t xml:space="preserve"> </w:t>
@@ -688,7 +528,19 @@
         <w:t xml:space="preserve">“desirable difficulties,”</w:t>
       </w:r>
       <w:r>
-        <w:t xml:space="preserve">¹⁰ and the generation effect¹¹ all show that the very effort a fluent AI answer removes is the effort that produces retention. An assistant that supplies a polished history, differential, or after-visit summary on request can short-circuit the encoding that would otherwise occur, while simultaneously reducing the difficulty signals that prompt a learner to monitor and correct their own understanding¹² — producing an illusion of competence that is especially hazardous for novices.</w:t>
+        <w:t xml:space="preserve">¹⁶ and the generation effect¹⁷ all show that the very effort a fluent AI answer removes is the effort that produces retention, and cognitive-load theory frames why short-circuiting productive struggle can impair schema formation.¹⁸ The concern also has a long lineage. Bainbridge’s</w:t>
+      </w:r>
+      <w:r>
+        <w:t xml:space="preserve"> </w:t>
+      </w:r>
+      <w:r>
+        <w:t xml:space="preserve">“ironies of automation”</w:t>
+      </w:r>
+      <w:r>
+        <w:t xml:space="preserve"> </w:t>
+      </w:r>
+      <w:r>
+        <w:t xml:space="preserve">observed decades ago that automating routine work deskills the operator while leaving them to take over precisely when the system fails — when the most skill is required and the least has been practiced.¹⁹ Outsourcing memory to search engines shifts what we encode from facts to where to find them,²⁰ and habitual reliance on GPS navigation produces dose-dependent decline in hippocampus-dependent spatial memory.²¹ AI is a far more general such tool.</w:t>
       </w:r>
     </w:p>
     <w:p>
@@ -696,23 +548,39 @@
         <w:pStyle w:val="BodyText"/>
       </w:pPr>
       <w:r>
-        <w:t xml:space="preserve">Medicine already has direct evidence that AI exposure can erode clinician skill. In a multicenter study of AI-assisted colonoscopy, endoscopists’ adenoma detection rate on</w:t>
-      </w:r>
-      <w:r>
-        <w:t xml:space="preserve"> </w:t>
-      </w:r>
-      <w:r>
-        <w:rPr>
-          <w:i/>
-          <w:iCs/>
-        </w:rPr>
-        <w:t xml:space="preserve">standard, non-AI</w:t>
-      </w:r>
-      <w:r>
-        <w:t xml:space="preserve"> </w:t>
-      </w:r>
-      <w:r>
-        <w:t xml:space="preserve">colonoscopy fell after routine exposure to computer-aided detection — an absolute decline consistent with deskilling once the tool was removed.¹³ More broadly, automation bias — the tendency to over-trust automated advice and under-engage in independent verification — is a well-characterized hazard of clinical decision support, is more pronounced in less experienced clinicians, and can lower diagnostic accuracy when the system is imperfect.¹⁴,¹⁵ These findings raise a pointed question for training: if continuous AI exposure can degrade an expert’s standalone skill, what does AI assistance do to a resident who is still forming that skill?</w:t>
+        <w:t xml:space="preserve">Medicine has begun to see this directly. After routine exposure to AI-assisted colonoscopy, endoscopists’ adenoma detection on standard, non-AI colonoscopy fell — deskilling once the tool was removed.²² Experimental work shows AI assistance can accelerate skill decay and hinder skill development without performers noticing.²³ And automation bias — over-trusting automated advice and under-verifying it — is a well-characterized hazard of clinical decision support, worse in less experienced clinicians and in more complex tasks.²⁴,²⁵ But these clinical demonstrations are of</w:t>
+      </w:r>
+      <w:r>
+        <w:t xml:space="preserve"> </w:t>
+      </w:r>
+      <w:r>
+        <w:rPr>
+          <w:i/>
+          <w:iCs/>
+        </w:rPr>
+        <w:t xml:space="preserve">perceptual and procedural</w:t>
+      </w:r>
+      <w:r>
+        <w:t xml:space="preserve"> </w:t>
+      </w:r>
+      <w:r>
+        <w:t xml:space="preserve">skills; whether the same holds for</w:t>
+      </w:r>
+      <w:r>
+        <w:t xml:space="preserve"> </w:t>
+      </w:r>
+      <w:r>
+        <w:rPr>
+          <w:i/>
+          <w:iCs/>
+        </w:rPr>
+        <w:t xml:space="preserve">cognitive</w:t>
+      </w:r>
+      <w:r>
+        <w:t xml:space="preserve"> </w:t>
+      </w:r>
+      <w:r>
+        <w:t xml:space="preserve">skill — clinical knowledge and reasoning — is unknown.</w:t>
       </w:r>
     </w:p>
     <w:p>
@@ -720,23 +588,7 @@
         <w:pStyle w:val="BodyText"/>
       </w:pPr>
       <w:r>
-        <w:t xml:space="preserve">Medical education has begun to name these hazards. In a 2025</w:t>
-      </w:r>
-      <w:r>
-        <w:t xml:space="preserve"> </w:t>
-      </w:r>
-      <w:r>
-        <w:rPr>
-          <w:i/>
-          <w:iCs/>
-        </w:rPr>
-        <w:t xml:space="preserve">New England Journal of Medicine</w:t>
-      </w:r>
-      <w:r>
-        <w:t xml:space="preserve"> </w:t>
-      </w:r>
-      <w:r>
-        <w:t xml:space="preserve">essay, Abdulnour and colleagues distinguished three risks of clinical AI use:</w:t>
+        <w:t xml:space="preserve">Medical education has named the hazard. Abdulnour and colleagues distinguished three risks of clinical AI use:</w:t>
       </w:r>
       <w:r>
         <w:t xml:space="preserve"> </w:t>
@@ -749,7 +601,7 @@
         <w:t xml:space="preserve">de-skilling</w:t>
       </w:r>
       <w:r>
-        <w:t xml:space="preserve">, the loss of competencies a clinician once had;</w:t>
+        <w:t xml:space="preserve">, the loss of a competence a clinician once had;</w:t>
       </w:r>
       <w:r>
         <w:t xml:space="preserve"> </w:t>
@@ -762,7 +614,7 @@
         <w:t xml:space="preserve">never-skilling</w:t>
       </w:r>
       <w:r>
-        <w:t xml:space="preserve">, the failure of trainees to develop competencies because AI did the cognitive work at the moment of skill formation; and</w:t>
+        <w:t xml:space="preserve">, the failure of trainees to develop a competence because AI did the cognitive work at the moment of skill formation; and</w:t>
       </w:r>
       <w:r>
         <w:t xml:space="preserve"> </w:t>
@@ -775,7 +627,7 @@
         <w:t xml:space="preserve">mis-skilling</w:t>
       </w:r>
       <w:r>
-        <w:t xml:space="preserve">, the adoption of incorrect or biased AI-generated patterns, including those reinforced by model sycophancy.¹⁶ These terms are now the common vocabulary of the field, but they map awkwardly onto residents, who occupy a muddy middle — licensed physicians still both acquiring and consolidating clinical reasoning — so that AI reliance threatens at once to arrest emerging skill and to erode it. Rather than adjudicate that boundary, we focus on the construct common to all three and the one that is directly measurable:</w:t>
+        <w:t xml:space="preserve">, the adoption of incorrect or biased AI patterns, including those reinforced by model sycophancy.²⁶ These terms are now the field’s common vocabulary, but they map awkwardly onto residents, who occupy a muddy middle — licensed physicians still both acquiring and consolidating clinical reasoning. Rather than adjudicate which label applies, we focus on the construct common to all three and the one directly measurable:</w:t>
       </w:r>
       <w:r>
         <w:t xml:space="preserve"> </w:t>
@@ -791,36 +643,7 @@
         <w:t xml:space="preserve"> </w:t>
       </w:r>
       <w:r>
-        <w:t xml:space="preserve">— whether working a case with an AI assistant leaves a resident with knowledge they can later deploy unaided. Empirically, even this is far better developed in theory than in evidence: the clearest demonstrations of AI-associated skill loss in medicine are</w:t>
-      </w:r>
-      <w:r>
-        <w:t xml:space="preserve"> </w:t>
-      </w:r>
-      <w:r>
-        <w:rPr>
-          <w:i/>
-          <w:iCs/>
-        </w:rPr>
-        <w:t xml:space="preserve">perceptual</w:t>
-      </w:r>
-      <w:r>
-        <w:t xml:space="preserve"> </w:t>
-      </w:r>
-      <w:r>
-        <w:t xml:space="preserve">tasks — adenoma detection at colonoscopy¹³ and image interpretation in radiology¹⁷ — while the randomized clinical-AI literature measures</w:t>
-      </w:r>
-      <w:r>
-        <w:t xml:space="preserve"> </w:t>
-      </w:r>
-      <w:r>
-        <w:rPr>
-          <w:i/>
-          <w:iCs/>
-        </w:rPr>
-        <w:t xml:space="preserve">assisted performance</w:t>
-      </w:r>
-      <w:r>
-        <w:t xml:space="preserve">, not what trainees retain.¹⁻⁴ For a cognitive task, whether AI assistance builds or bypasses durable knowledge has not, to our knowledge, been tested in a randomized trial.</w:t>
+        <w:t xml:space="preserve">— whether working a case with an AI assistant leaves a resident with knowledge they can later deploy unaided. Despite intense interest, the medical-education literature on generative AI remains overwhelmingly descriptive — surveys of attitudes, use cases, and tool accuracy²⁷,²⁸ — and offers essentially no randomized evidence on this outcome for a cognitive task.</w:t>
       </w:r>
     </w:p>
     <w:p>
@@ -828,7 +651,7 @@
         <w:pStyle w:val="BodyText"/>
       </w:pPr>
       <w:r>
-        <w:t xml:space="preserve">A second distinction is essential and, so far, largely unmade. AI can be used to</w:t>
+        <w:t xml:space="preserve">A further distinction is essential and, so far, largely unmade. AI can be used to</w:t>
       </w:r>
       <w:r>
         <w:t xml:space="preserve"> </w:t>
@@ -844,7 +667,7 @@
         <w:t xml:space="preserve"> </w:t>
       </w:r>
       <w:r>
-        <w:t xml:space="preserve">learn — board-review tutors, question banks, and study assistants explicitly built to teach, a fast-growing category in which the learner’s goal is mastery and the AI is configured as a teacher. But the AI use that now pervades clinical training is different: it is</w:t>
+        <w:t xml:space="preserve">learn — board-review tutors, question banks, and study assistants built to teach. Configured for that purpose, AI can be a powerful tutor: in a randomized trial, a carefully scaffolded AI tutor produced roughly twice the learning gains of expert active-learning instruction,²⁹ and structured LLM exercises have improved medical students’ clinical decision-making.³⁰ But the AI use that pervades clinical training is different: it is</w:t>
       </w:r>
       <w:r>
         <w:t xml:space="preserve"> </w:t>
@@ -857,20 +680,7 @@
         <w:t xml:space="preserve">incidental</w:t>
       </w:r>
       <w:r>
-        <w:t xml:space="preserve">, embedded in the work of caring for patients. A trainee pulls up a chatbot mid-rounds to generate a differential, draft a note, or answer a question — the goal is to complete the clinical task, and whatever learning occurs is a byproduct. Incidental learning in the course of patient care has been the engine of clinical training since Osler; it is also where the offloading risk is greatest, because the explicit aim of the encounter is to complete the clinical task rather than to study, so that — unless the trainee brings a learning-oriented posture to the interaction — a fluent answer can remove the very effort that would otherwise build skill. Evidence about AI tutors used for deliberate study does not transfer to this setting. Our trial models the incidental case: residents use AI to</w:t>
-      </w:r>
-      <w:r>
-        <w:t xml:space="preserve"> </w:t>
-      </w:r>
-      <w:r>
-        <w:rPr>
-          <w:i/>
-          <w:iCs/>
-        </w:rPr>
-        <w:t xml:space="preserve">do the clinical work</w:t>
-      </w:r>
-      <w:r>
-        <w:t xml:space="preserve">, and we measure what knowledge nonetheless formed.</w:t>
+        <w:t xml:space="preserve">, embedded in the work of caring for patients. A resident pulls up a chatbot mid-rounds to generate a differential, draft a note, or answer a question — the aim is to complete the clinical task, and any learning is a byproduct. Incidental learning during patient care has been the engine of clinical training since Osler; it is also where the offloading risk is greatest, because learning is not the explicit aim, and a fluent answer can remove the effort that would otherwise build skill — unless the trainee brings a learning-oriented posture to the interaction. Evidence about purpose-built AI tutors does not transfer to this setting.</w:t>
       </w:r>
     </w:p>
     <w:p>
@@ -878,39 +688,7 @@
         <w:pStyle w:val="BodyText"/>
       </w:pPr>
       <w:r>
-        <w:t xml:space="preserve">Despite intense interest in generative AI for medical education, the field still lacks randomized evidence on the outcome that matters for trainees: not how well a resident performs</w:t>
-      </w:r>
-      <w:r>
-        <w:t xml:space="preserve"> </w:t>
-      </w:r>
-      <w:r>
-        <w:rPr>
-          <w:i/>
-          <w:iCs/>
-        </w:rPr>
-        <w:t xml:space="preserve">with</w:t>
-      </w:r>
-      <w:r>
-        <w:t xml:space="preserve"> </w:t>
-      </w:r>
-      <w:r>
-        <w:t xml:space="preserve">an AI assistant, but how much they</w:t>
-      </w:r>
-      <w:r>
-        <w:t xml:space="preserve"> </w:t>
-      </w:r>
-      <w:r>
-        <w:rPr>
-          <w:i/>
-          <w:iCs/>
-        </w:rPr>
-        <w:t xml:space="preserve">acquire</w:t>
-      </w:r>
-      <w:r>
-        <w:t xml:space="preserve"> </w:t>
-      </w:r>
-      <w:r>
-        <w:t xml:space="preserve">from working a case with one — knowledge they can later apply without it. We conducted a randomized trial to test this directly. Residents worked an unfamiliar clinical case with either an embedded AI assistant or a standard clinical reference (UpToDate), and we measured the knowledge they retained on an immediately following, resource-free assessment. The design deliberately separates an</w:t>
+        <w:t xml:space="preserve">We conducted a randomized trial to test, directly, whether incidental AI use during a clinical case builds or bypasses durable knowledge. Residents worked an unfamiliar case with either an out-of-the-box AI assistant or a standard clinical reference (UpToDate), and we measured the knowledge they retained on an immediately following, resource-free assessment. The design deliberately separates an</w:t>
       </w:r>
       <w:r>
         <w:t xml:space="preserve"> </w:t>
@@ -942,7 +720,7 @@
         <w:t xml:space="preserve"> </w:t>
       </w:r>
       <w:r>
-        <w:t xml:space="preserve">phase (the assessment, without it), isolating knowledge acquisition as the endpoint. We chose Fabry disease — a rare, multisystem condition unlikely to be within residents’ existing knowledge — so that the assessment would capture knowledge newly acquired during the session rather than prior expertise. As an exploratory aim, and following evidence that</w:t>
+        <w:t xml:space="preserve">phase (the assessment, without it), isolating knowledge acquisition as the endpoint. We chose Fabry disease — a rare, multisystem condition unlikely to be within residents’ existing knowledge — so the assessment would capture knowledge newly acquired during the session rather than prior expertise. As an exploratory aim, and following evidence that</w:t>
       </w:r>
       <w:r>
         <w:t xml:space="preserve"> </w:t>
@@ -958,7 +736,7 @@
         <w:t xml:space="preserve"> </w:t>
       </w:r>
       <w:r>
-        <w:t xml:space="preserve">one interacts with AI, more than how much, determines whether it builds or erodes skill,⁵ we examined whether more cognitively engaged interaction in the AI arm was associated with greater retained knowledge.</w:t>
+        <w:t xml:space="preserve">one interacts with AI determines whether it builds or erodes skill,⁸ we examined whether more cognitively engaged interaction was associated with greater retained knowledge.</w:t>
       </w:r>
     </w:p>
     <w:p>
@@ -992,7 +770,7 @@
         <w:pStyle w:val="FirstParagraph"/>
       </w:pPr>
       <w:r>
-        <w:t xml:space="preserve">We conducted a single-center, parallel-group, individually randomized controlled trial with 1:1 allocation. The trial was reviewed by the Stanford University Institutional Review Board (IRB-86737) and determined to be exempt human-subjects research (benign behavioral intervention / educational testing). All participants reviewed an IRB-approved information sheet and provided consent before any data were collected. The trial was [pre-registered at — ID] prior to enrollment. Reporting follows the CONSORT statement (Figure 1).</w:t>
+        <w:t xml:space="preserve">Single-center, parallel-group, individually randomized controlled trial with 1:1 allocation. The trial was reviewed by the Stanford University Institutional Review Board (IRB-86737) and determined exempt (benign behavioral intervention / educational testing); all participants reviewed an IRB-approved information sheet and consented before any data were collected. The trial was [pre-registered — registry/ID] before enrollment. Reporting follows CONSORT (Figure 1).</w:t>
       </w:r>
     </w:p>
     <w:bookmarkEnd w:id="11"/>
@@ -1010,7 +788,7 @@
         <w:pStyle w:val="FirstParagraph"/>
       </w:pPr>
       <w:r>
-        <w:t xml:space="preserve">Participants were resident physicians (PGY-1 through PGY-3; categorical internal medicine and preliminary medicine) in the Stanford University internal medicine residency. Residents were recruited by program-wide email; participation was voluntary, compensated ($100, prorated for partial completion), and explicitly independent of training, evaluation, or standing. Eligible residents completed a single online session of approximately 30–45 minutes on a laptop or desktop.</w:t>
+        <w:t xml:space="preserve">Resident physicians (PGY-1 to PGY-3; categorical internal medicine and preliminary medicine) in the Stanford University internal medicine residency, recruited by program-wide email. Participation was voluntary, compensated ($100, prorated for partial completion), and explicitly independent of training, evaluation, or standing. Each resident completed a single ~30–45-minute online session on a laptop or desktop.</w:t>
       </w:r>
     </w:p>
     <w:bookmarkEnd w:id="12"/>
@@ -1028,7 +806,7 @@
         <w:pStyle w:val="FirstParagraph"/>
       </w:pPr>
       <w:r>
-        <w:t xml:space="preserve">A randomization list was generated in advance using permuted blocks (block size 4) stratified by PGY, producing 1:1 allocation to the AI and control arms within each stratum, from a fixed random seed (reproducible; locked before enrollment). Each resident received a unique enrollment code mapped server-side to a pre-assigned arm; the arm was concealed until the participant began the case. Because the intervention is a visible on-screen resource, participants were necessarily aware of which resource they used, but the study materials never named or characterized the arms (neutral language throughout), and participants were not informed of the study hypothesis. The primary outcome is objectively scored (see below), and outcome analysts will be blinded to arm.</w:t>
+        <w:t xml:space="preserve">A randomization list was generated in advance using permuted blocks (block size 4) stratified by PGY, giving 1:1 allocation within each stratum from a fixed random seed locked before enrollment. Each resident received a unique enrollment code mapped server-side to a pre-assigned arm; the arm was concealed until the case began. Because the intervention is a visible on-screen resource, participants were necessarily aware of which resource they used, but materials never named or characterized the arms (neutral language), and participants were not told the hypothesis. The primary outcome is objectively, automatically scored, and outcome analysts will be blinded to arm.</w:t>
       </w:r>
     </w:p>
     <w:bookmarkEnd w:id="13"/>
@@ -1046,7 +824,7 @@
         <w:pStyle w:val="FirstParagraph"/>
       </w:pPr>
       <w:r>
-        <w:t xml:space="preserve">All participants worked an identical, fictional clinical vignette: a 32-year-old man referred for progressive chronic kidney disease of unclear etiology, with electrocardiographic left ventricular hypertrophy and a family history suggestive of X-linked inheritance — a presentation consistent with, but not diagnostic of, Fabry disease. Classic confirmatory features (acroparesthesia, angiokeratomas, cornea verticillata, enzyme/genetic results) were intentionally withheld from the initial vignette so that they had to be elicited or sought. Fabry disease was selected as a rare, multisystem condition outside the expected knowledge base of internal medicine residents, allowing the post-case assessment to measure knowledge acquired during the session rather than pre-existing expertise.</w:t>
+        <w:t xml:space="preserve">All participants worked an identical fictional vignette: a 32-year-old man referred for progressive chronic kidney disease of unclear etiology, with electrocardiographic left ventricular hypertrophy and a family history suggesting X-linked inheritance — consistent with, but not diagnostic of, Fabry disease. Classic confirmatory features (acroparesthesia, angiokeratomas, cornea verticillata, enzyme/genetic results) were intentionally withheld from the initial vignette so they had to be elicited or sought. Fabry disease was chosen as a rare, multisystem condition outside the expected knowledge base of internal medicine residents, so the post-case assessment would measure knowledge acquired during the session rather than prior expertise.</w:t>
       </w:r>
     </w:p>
     <w:bookmarkEnd w:id="14"/>
@@ -1064,7 +842,7 @@
         <w:pStyle w:val="FirstParagraph"/>
       </w:pPr>
       <w:r>
-        <w:t xml:space="preserve">Within the case, participants completed five sequential, free-response clinical tasks: (1) additional history, (2) physical examination, (3) diagnostic workup, (4) next steps in management (with additional work-up findings revealed at this step), and (5) after-visit patient instructions. Participants were encouraged to use their assigned resource throughout the case, as they would in clinical care.</w:t>
+        <w:t xml:space="preserve">Within the case, participants completed five sequential free-response tasks: (1) additional history, (2) physical examination, (3) diagnostic workup, (4) next steps in management (additional work-up findings were revealed at this step), and (5) after-visit patient instructions. Participants were encouraged to use their assigned resource throughout the case, as in clinical care.</w:t>
       </w:r>
     </w:p>
     <w:p>
@@ -1086,7 +864,7 @@
         <w:t xml:space="preserve"> </w:t>
       </w:r>
       <w:r>
-        <w:t xml:space="preserve">an embedded, general-purpose chat assistant built on a frontier large language model (Anthropic Claude Opus 4.7), available in a side panel, with a one-click option to insert the case context into the conversation. The model was used</w:t>
+        <w:t xml:space="preserve">an embedded, general-purpose chat assistant built on a frontier LLM (Anthropic Claude Opus 4.7), available in a side panel, with a one-click option to insert the case context into the conversation. The model was used</w:t>
       </w:r>
       <w:r>
         <w:t xml:space="preserve"> </w:t>
@@ -1102,7 +880,7 @@
         <w:t xml:space="preserve"> </w:t>
       </w:r>
       <w:r>
-        <w:t xml:space="preserve">— no instructions governing tone, length, tutoring, or learning — so that the intervention reflects a generic, off-the-shelf conversational assistant rather than a purpose-built educational tool. No separate login was required, and all messages were logged.</w:t>
+        <w:t xml:space="preserve">— no instructions governing tone, length, tutoring, or learning — so the intervention reflects a generic, off-the-shelf conversational assistant rather than a purpose-built educational tool. No separate login was required; all messages were logged.</w:t>
       </w:r>
     </w:p>
     <w:p>
@@ -1132,7 +910,7 @@
         <w:pStyle w:val="FirstParagraph"/>
       </w:pPr>
       <w:r>
-        <w:t xml:space="preserve">Use of external resources during the subsequent assessment was prohibited and stated explicitly.</w:t>
+        <w:t xml:space="preserve">External resources were prohibited during the subsequent assessment, stated explicitly.</w:t>
       </w:r>
     </w:p>
     <w:bookmarkEnd w:id="15"/>
@@ -1179,7 +957,10 @@
         <w:t xml:space="preserve">immediately after the case with no resource available</w:t>
       </w:r>
       <w:r>
-        <w:t xml:space="preserve">. Items were curated to test clinically meaningful,</w:t>
+        <w:t xml:space="preserve"> </w:t>
+      </w:r>
+      <w:r>
+        <w:t xml:space="preserve">(range 0–12; one correct option per item; auto-scored). Items were curated to test clinically meaningful,</w:t>
       </w:r>
       <w:r>
         <w:t xml:space="preserve"> </w:t>
@@ -1191,25 +972,23 @@
         <w:t xml:space="preserve"> </w:t>
       </w:r>
       <w:r>
-        <w:t xml:space="preserve">knowledge spanning the case domains (history, examination, workup, management, counseling) without directly restating any task’s answer; items and the answer key were fixed before enrollment. Each item has a single correct option; the score is the number correct (0–12).</w:t>
-      </w:r>
-    </w:p>
-    <w:p>
-      <w:pPr>
-        <w:pStyle w:val="BodyText"/>
-      </w:pPr>
-      <w:r>
-        <w:rPr>
-          <w:b/>
-          <w:bCs/>
-        </w:rPr>
-        <w:t xml:space="preserve">Secondary outcomes</w:t>
-      </w:r>
-      <w:r>
-        <w:t xml:space="preserve"> </w:t>
-      </w:r>
-      <w:r>
-        <w:t xml:space="preserve">were: (1) change in self-rated comfort caring for a patient with this disease (0–10 scale), measured identically at intake (pre) and at the end of the assessment (post), analyzed as a paired change; (2) time on task (per task and total); and (3) resource-interaction metrics (for the AI arm, number and content of messages; for both arms, time with the resource). Free-response task answers were retained for exploratory analysis of reasoning quality.</w:t>
+        <w:t xml:space="preserve">knowledge spanning the case domains without directly restating any task’s answer; items and the answer key were fixed before enrollment, and the answer key is never transmitted to the participant’s browser.</w:t>
+      </w:r>
+      <w:r>
+        <w:t xml:space="preserve"> </w:t>
+      </w:r>
+      <w:r>
+        <w:rPr>
+          <w:b/>
+          <w:bCs/>
+        </w:rPr>
+        <w:t xml:space="preserve">Secondary outcomes:</w:t>
+      </w:r>
+      <w:r>
+        <w:t xml:space="preserve"> </w:t>
+      </w:r>
+      <w:r>
+        <w:t xml:space="preserve">(1) change in self-rated comfort caring for such a patient (0–10), measured identically at intake (pre) and at the end of the assessment (post); (2) time on task (per task and total); and (3) AI-arm interaction metrics (number and content of messages). Free-response task answers were retained for exploratory analysis.</w:t>
       </w:r>
     </w:p>
     <w:bookmarkEnd w:id="16"/>
@@ -1227,7 +1006,7 @@
         <w:pStyle w:val="FirstParagraph"/>
       </w:pPr>
       <w:r>
-        <w:t xml:space="preserve">With 100 residents (50 per arm), a two-sample comparison of the primary continuous outcome has 80% power at a two-sided α = 0.05 to detect a standardized between-arm difference of approximately 0.57 SD (Cohen’s d) — corresponding to roughly [one item / ~X percentage points] given the pilot standard deviation. The trial is therefore powered to detect a moderate effect of AI assistance on subsequent unassisted knowledge in either direction (benefit or harm). [Finalize the minimum detectable difference in score points using the locked instrument’s observed SD.]</w:t>
+        <w:t xml:space="preserve">With 100 residents (50 per arm), a two-sample comparison of the primary continuous outcome has 80% power at two-sided α = 0.05 to detect a standardized between-arm difference of ≈0.57 SD (Cohen’s d) — about [one item / X percentage points] given the instrument’s pilot SD. The trial is powered to detect a moderate effect in either direction (benefit or harm). [Finalize the minimum detectable difference in score points from the locked instrument’s SD.]</w:t>
       </w:r>
     </w:p>
     <w:bookmarkEnd w:id="17"/>
@@ -1245,7 +1024,7 @@
         <w:pStyle w:val="FirstParagraph"/>
       </w:pPr>
       <w:r>
-        <w:t xml:space="preserve">Analyses follow the intention-to-treat principle. The primary outcome (knowledge score) will be compared between arms using a linear regression model adjusting for the PGY randomization stratum, with the between-arm difference and 95% confidence interval as the primary estimand; a two-sample t-test will be reported as a sensitivity analysis. Comfort change will be analyzed with an ANCOVA adjusting for the pre-test rating (and exploratory mixed models for the paired pre/post structure); time and interaction metrics with appropriate parametric or rank-based tests. Pre-specified secondary and subgroup analyses (by PGY) are exploratory and interpreted with attention to multiplicity. The pre-registered analysis plan governs primary inference; analysis code will be shared (below). A P value &lt; 0.05 (two-sided) is considered significant for the primary outcome.</w:t>
+        <w:t xml:space="preserve">Intention-to-treat. The primary outcome is compared between arms with a linear regression adjusting for the PGY randomization stratum (adjusted difference and 95% CI as the primary estimand); an unadjusted two-sample t-test is a sensitivity analysis. Comfort change is analyzed by ANCOVA (post adjusted for pre); time and interaction metrics by appropriate parametric or rank-based tests. The exploratory interaction-posture analysis relates an engagement classification of AI conversations to the knowledge score. Pre-specified secondary and subgroup (PGY) analyses are interpreted as hypothesis-generating with attention to multiplicity. A two-sided P &lt; 0.05 is significant for the primary outcome; the pre-registered plan governs primary inference. Analysis code will be shared (below).</w:t>
       </w:r>
     </w:p>
     <w:bookmarkEnd w:id="18"/>
@@ -1263,7 +1042,7 @@
         <w:pStyle w:val="FirstParagraph"/>
       </w:pPr>
       <w:r>
-        <w:t xml:space="preserve">The session ran on a purpose-built web application with a server-side database; responses, timing, and (in the AI arm) full conversation logs were recorded automatically. A single active session per participant was enforced. The case is fictional and contains no protected health information; participant-level data were stored securely under institutional standards and analyzed de-identified.</w:t>
+        <w:t xml:space="preserve">A purpose-built web application recorded responses, timing, and (in the AI arm) full conversation logs to a server-side database, enforcing a single active session per participant. The case is fictional and contains no protected health information; participant-level data were stored securely under institutional standards and analyzed de-identified.</w:t>
       </w:r>
     </w:p>
     <w:p>
@@ -1299,7 +1078,7 @@
         <w:t xml:space="preserve"> </w:t>
       </w:r>
       <w:r>
-        <w:t xml:space="preserve">Template aligned to the analysis plan; insert values from the 100-resident sample.</w:t>
+        <w:t xml:space="preserve">Template aligned to the analysis plan.</w:t>
       </w:r>
     </w:p>
     <w:p>
@@ -1317,7 +1096,7 @@
         <w:t xml:space="preserve"> </w:t>
       </w:r>
       <w:r>
-        <w:t xml:space="preserve">Between [start] and [end] 2026, [N screened/invited] residents enrolled and [N] were randomized (50 AI, 50 control); [N] completed the session and contributed primary-outcome data (Figure 1, CONSORT). Baseline characteristics were balanced across arms (Table 1), including PGY distribution, residency track, and pre-test comfort.</w:t>
+        <w:t xml:space="preserve">Between [start] and [end] 2026, [N] residents enrolled and were randomized (50 AI, 50 control); [N] completed the session and contributed primary-outcome data (Figure 1). Baseline characteristics — PGY distribution, residency track, pre-test comfort — were balanced across arms (Table 1).</w:t>
       </w:r>
     </w:p>
     <w:p>
@@ -1335,7 +1114,7 @@
         <w:t xml:space="preserve"> </w:t>
       </w:r>
       <w:r>
-        <w:t xml:space="preserve">The mean post-case unassisted knowledge score was</w:t>
+        <w:t xml:space="preserve">Mean post-case unassisted knowledge score was</w:t>
       </w:r>
       <w:r>
         <w:t xml:space="preserve"> </w:t>
@@ -1351,7 +1130,7 @@
         <w:t xml:space="preserve"> </w:t>
       </w:r>
       <w:r>
-        <w:t xml:space="preserve">in the AI arm and</w:t>
+        <w:t xml:space="preserve">(AI) versus</w:t>
       </w:r>
       <w:r>
         <w:t xml:space="preserve"> </w:t>
@@ -1367,17 +1146,17 @@
         <w:t xml:space="preserve"> </w:t>
       </w:r>
       <w:r>
-        <w:t xml:space="preserve">in the control arm — an adjusted difference of</w:t>
-      </w:r>
-      <w:r>
-        <w:t xml:space="preserve"> </w:t>
-      </w:r>
-      <w:r>
-        <w:rPr>
-          <w:b/>
-          <w:bCs/>
-        </w:rPr>
-        <w:t xml:space="preserve">[Δ] points (95% CI [—] to [—]; P = [—])</w:t>
+        <w:t xml:space="preserve">(control); adjusted between-arm difference</w:t>
+      </w:r>
+      <w:r>
+        <w:t xml:space="preserve"> </w:t>
+      </w:r>
+      <w:r>
+        <w:rPr>
+          <w:b/>
+          <w:bCs/>
+        </w:rPr>
+        <w:t xml:space="preserve">[Δ] (95% CI [—]; P = [—])</w:t>
       </w:r>
       <w:r>
         <w:t xml:space="preserve"> </w:t>
@@ -1401,7 +1180,7 @@
         <w:t xml:space="preserve"> </w:t>
       </w:r>
       <w:r>
-        <w:t xml:space="preserve">Self-rated comfort rose by</w:t>
+        <w:t xml:space="preserve">Self-rated comfort changed by</w:t>
       </w:r>
       <w:r>
         <w:t xml:space="preserve"> </w:t>
@@ -1417,7 +1196,7 @@
         <w:t xml:space="preserve"> </w:t>
       </w:r>
       <w:r>
-        <w:t xml:space="preserve">in the AI arm and</w:t>
+        <w:t xml:space="preserve">(AI) versus</w:t>
       </w:r>
       <w:r>
         <w:t xml:space="preserve"> </w:t>
@@ -1433,7 +1212,7 @@
         <w:t xml:space="preserve"> </w:t>
       </w:r>
       <w:r>
-        <w:t xml:space="preserve">in the control arm (between-arm difference [—]; P = [—]). Median total time on task was</w:t>
+        <w:t xml:space="preserve">(control) (between-arm difference [—]; P = [—]); [note any dissociation between comfort gain and knowledge]. Median total time was</w:t>
       </w:r>
       <w:r>
         <w:t xml:space="preserve"> </w:t>
@@ -1481,7 +1260,7 @@
         <w:t xml:space="preserve"> </w:t>
       </w:r>
       <w:r>
-        <w:t xml:space="preserve">messages (IQR [—]); [describe relationship between interaction pattern/engagement and knowledge score, e.g., engaged vs. answer-seeking use], echoing the interaction-pattern dependence reported for skill formation.⁵</w:t>
+        <w:t xml:space="preserve">messages (IQR [—]).</w:t>
       </w:r>
     </w:p>
     <w:p>
@@ -1499,7 +1278,7 @@
         <w:t xml:space="preserve"> </w:t>
       </w:r>
       <w:r>
-        <w:t xml:space="preserve">[PGY subgroup; reasoning-quality of free-response answers; correlation of comfort change with knowledge score — note any dissociation between confidence and performance.]</w:t>
+        <w:t xml:space="preserve">[Interaction-posture (engaged vs. answer-seeking) vs. knowledge score; PGY subgroup; reasoning quality of free-response answers; correlation of comfort change with knowledge.]</w:t>
       </w:r>
     </w:p>
     <w:p>
@@ -1524,23 +1303,23 @@
         <w:pStyle w:val="FirstParagraph"/>
       </w:pPr>
       <w:r>
-        <w:t xml:space="preserve">[DATA-dependent synthesis.] In this randomized trial, internal medicine residents who worked an unfamiliar clinical case with an AI assistant scored</w:t>
-      </w:r>
-      <w:r>
-        <w:t xml:space="preserve"> </w:t>
-      </w:r>
-      <w:r>
-        <w:rPr>
-          <w:b/>
-          <w:bCs/>
-        </w:rPr>
-        <w:t xml:space="preserve">[higher/no differently/lower]</w:t>
-      </w:r>
-      <w:r>
-        <w:t xml:space="preserve"> </w:t>
-      </w:r>
-      <w:r>
-        <w:t xml:space="preserve">on an immediately following, resource-free knowledge assessment than residents who used a standard clinical reference. Because the assessment was completed without any resource, this outcome reflects what residents</w:t>
+        <w:t xml:space="preserve">[DATA-dependent synthesis.] In this randomized trial, internal medicine residents who worked an unfamiliar clinical case with an out-of-the-box AI assistant scored</w:t>
+      </w:r>
+      <w:r>
+        <w:t xml:space="preserve"> </w:t>
+      </w:r>
+      <w:r>
+        <w:rPr>
+          <w:b/>
+          <w:bCs/>
+        </w:rPr>
+        <w:t xml:space="preserve">[higher / no differently / lower]</w:t>
+      </w:r>
+      <w:r>
+        <w:t xml:space="preserve"> </w:t>
+      </w:r>
+      <w:r>
+        <w:t xml:space="preserve">on an immediately following, resource-free knowledge assessment than residents who used a standard clinical reference. Because the assessment allowed no resource, this outcome reflects what residents</w:t>
       </w:r>
       <w:r>
         <w:t xml:space="preserve"> </w:t>
@@ -1556,7 +1335,7 @@
         <w:t xml:space="preserve"> </w:t>
       </w:r>
       <w:r>
-        <w:t xml:space="preserve">— skill formation — rather than assisted performance.</w:t>
+        <w:t xml:space="preserve">— knowledge acquisition — not assisted performance.</w:t>
       </w:r>
     </w:p>
     <w:p>
@@ -1564,7 +1343,7 @@
         <w:pStyle w:val="BodyText"/>
       </w:pPr>
       <w:r>
-        <w:t xml:space="preserve">These results extend the clinical-AI RCT literature, which to date has measured how clinicians perform</w:t>
+        <w:t xml:space="preserve">These results extend the clinical-AI randomized literature, which has measured how clinicians perform</w:t>
       </w:r>
       <w:r>
         <w:t xml:space="preserve"> </w:t>
@@ -1580,23 +1359,23 @@
         <w:t xml:space="preserve"> </w:t>
       </w:r>
       <w:r>
-        <w:t xml:space="preserve">a tool,¹⁻⁴ to the distinct and, for trainees, more consequential question of how much they</w:t>
-      </w:r>
-      <w:r>
-        <w:t xml:space="preserve"> </w:t>
-      </w:r>
-      <w:r>
-        <w:rPr>
-          <w:i/>
-          <w:iCs/>
-        </w:rPr>
-        <w:t xml:space="preserve">learn from</w:t>
-      </w:r>
-      <w:r>
-        <w:t xml:space="preserve"> </w:t>
-      </w:r>
-      <w:r>
-        <w:t xml:space="preserve">using one. [If null/negative:] A finding that AI assistance does not improve — or impairs — subsequent unaided knowledge would be consistent with cross-domain evidence that AI can raise output while leaving learning behind,⁵⁻⁷ with the cognitive-science account that fluent answers remove the retrieval effort that produces durable memory,⁹⁻¹² and with emerging clinical evidence of AI-associated deskilling and automation bias.¹³⁻¹⁵ [If positive:] A finding that AI assistance enhances learning would suggest that, configured and used as a tutor rather than an answer key, conversational AI can support skill formation — and would direct attention to</w:t>
+        <w:t xml:space="preserve">a tool,⁴⁻⁷ to the distinct and, for trainees, more consequential question of how much they</w:t>
+      </w:r>
+      <w:r>
+        <w:t xml:space="preserve"> </w:t>
+      </w:r>
+      <w:r>
+        <w:rPr>
+          <w:i/>
+          <w:iCs/>
+        </w:rPr>
+        <w:t xml:space="preserve">acquire</w:t>
+      </w:r>
+      <w:r>
+        <w:t xml:space="preserve"> </w:t>
+      </w:r>
+      <w:r>
+        <w:t xml:space="preserve">from using one. [If null/negative:] A finding that AI assistance does not improve — or impairs — subsequent unaided knowledge would align with cross-domain evidence that AI can raise output while leaving learning behind,⁸⁻¹³ with the cognitive-science account that fluent answers remove the retrieval effort that builds memory,¹⁵⁻²¹ and with clinical evidence of AI-associated deskilling and automation bias.²²⁻²⁵ [If positive:] A finding that AI assistance enhances acquisition would suggest that even a generic assistant can support learning in the flow of clinical work — and would direct attention to</w:t>
       </w:r>
       <w:r>
         <w:t xml:space="preserve"> </w:t>
@@ -1612,7 +1391,7 @@
         <w:t xml:space="preserve"> </w:t>
       </w:r>
       <w:r>
-        <w:t xml:space="preserve">residents interact with it,⁵ a modifiable target for training.</w:t>
+        <w:t xml:space="preserve">residents use it.⁸</w:t>
       </w:r>
     </w:p>
     <w:p>
@@ -1620,23 +1399,23 @@
         <w:pStyle w:val="BodyText"/>
       </w:pPr>
       <w:r>
-        <w:t xml:space="preserve">Framed against the de-skilling/never-skilling/mis-skilling taxonomy,¹⁶ this trial supplies direct, randomized evidence on a concern that, for cognitive medical tasks, has been argued largely from theory and from analogy to perceptual domains. Because residents sit between acquiring and maintaining clinical reasoning, we framed the endpoint not as a verdict on which label applies but as</w:t>
-      </w:r>
-      <w:r>
-        <w:t xml:space="preserve"> </w:t>
-      </w:r>
-      <w:r>
-        <w:rPr>
-          <w:b/>
-          <w:bCs/>
-        </w:rPr>
-        <w:t xml:space="preserve">knowledge acquisition</w:t>
-      </w:r>
-      <w:r>
-        <w:t xml:space="preserve"> </w:t>
-      </w:r>
-      <w:r>
-        <w:t xml:space="preserve">in the incidental setting that dominates real practice — whether working a case with an AI assistant, as one would in caring for a patient, leaves residents with knowledge they can deploy unaided. [DATA: a null or negative between-arm difference would be, to our knowledge, the first randomized signal that AI assistance can bypass durable knowledge formation for a cognitive clinical task; a benefit would argue toward AI as a learning aid even when learning is incidental.] The item-level and free-response data additionally let us probe</w:t>
+        <w:t xml:space="preserve">Framed against the de-skilling/never-skilling/mis-skilling taxonomy,²⁶ this trial supplies direct, randomized evidence on a concern that, for cognitive medical tasks, has been argued largely from theory and from analogy to perceptual domains. Because residents sit between acquiring and maintaining clinical reasoning, we framed the endpoint as knowledge acquisition in the</w:t>
+      </w:r>
+      <w:r>
+        <w:t xml:space="preserve"> </w:t>
+      </w:r>
+      <w:r>
+        <w:rPr>
+          <w:b/>
+          <w:bCs/>
+        </w:rPr>
+        <w:t xml:space="preserve">incidental</w:t>
+      </w:r>
+      <w:r>
+        <w:t xml:space="preserve"> </w:t>
+      </w:r>
+      <w:r>
+        <w:t xml:space="preserve">setting that dominates real practice — working a case with AI as one would in caring for a patient. [DATA: a null or negative difference would be, to our knowledge, the first randomized signal that AI assistance can bypass durable knowledge formation for a cognitive clinical task; a benefit would argue toward AI as a learning aid even when learning is incidental.] The item-level and free-response data additionally let us probe</w:t>
       </w:r>
       <w:r>
         <w:t xml:space="preserve"> </w:t>
@@ -1652,7 +1431,76 @@
         <w:t xml:space="preserve"> </w:t>
       </w:r>
       <w:r>
-        <w:t xml:space="preserve">— whether AI-arm errors concentrate where a fluent but incomplete assistant is most likely to mislead (for example, treating a non-pathognomonic finding as definitive) — and whether any rise in self-rated comfort outpaces actual knowledge, the confidence–competence gap that makes these risks hard to detect at the bedside. Consistent with evidence that interaction</w:t>
+        <w:t xml:space="preserve">— whether AI-arm errors concentrate where a fluent but incomplete assistant is most likely to mislead — and whether any rise in self-rated comfort outpaces actual knowledge, the confidence–competence gap that makes these risks hard to detect at the bedside.¹⁰</w:t>
+      </w:r>
+    </w:p>
+    <w:p>
+      <w:pPr>
+        <w:pStyle w:val="BodyText"/>
+      </w:pPr>
+      <w:r>
+        <w:t xml:space="preserve">Two implications follow. First,</w:t>
+      </w:r>
+      <w:r>
+        <w:t xml:space="preserve"> </w:t>
+      </w:r>
+      <w:r>
+        <w:rPr>
+          <w:b/>
+          <w:bCs/>
+        </w:rPr>
+        <w:t xml:space="preserve">the endpoint matters</w:t>
+      </w:r>
+      <w:r>
+        <w:t xml:space="preserve">: optimizing AI tools and curricula for assisted performance — the outcome most studies and product evaluations report — may select for designs that quietly substitute for, rather than build, the competence residency exists to develop; trainee-facing AI should be evaluated, and possibly engineered, against learning and retention, not just task completion. Second,</w:t>
+      </w:r>
+      <w:r>
+        <w:t xml:space="preserve"> </w:t>
+      </w:r>
+      <w:r>
+        <w:rPr>
+          <w:b/>
+          <w:bCs/>
+        </w:rPr>
+        <w:t xml:space="preserve">AI tools are not interchangeable on this dimension.</w:t>
+      </w:r>
+      <w:r>
+        <w:t xml:space="preserve"> </w:t>
+      </w:r>
+      <w:r>
+        <w:t xml:space="preserve">We tested a generic, default-configured assistant; a purpose-built tutor, by contrast, can double learning gains.²⁹ Whether a tool built or prompted to reason</w:t>
+      </w:r>
+      <w:r>
+        <w:t xml:space="preserve"> </w:t>
+      </w:r>
+      <w:r>
+        <w:rPr>
+          <w:i/>
+          <w:iCs/>
+        </w:rPr>
+        <w:t xml:space="preserve">with</w:t>
+      </w:r>
+      <w:r>
+        <w:t xml:space="preserve"> </w:t>
+      </w:r>
+      <w:r>
+        <w:t xml:space="preserve">the resident rather than</w:t>
+      </w:r>
+      <w:r>
+        <w:t xml:space="preserve"> </w:t>
+      </w:r>
+      <w:r>
+        <w:rPr>
+          <w:i/>
+          <w:iCs/>
+        </w:rPr>
+        <w:t xml:space="preserve">for</w:t>
+      </w:r>
+      <w:r>
+        <w:t xml:space="preserve"> </w:t>
+      </w:r>
+      <w:r>
+        <w:t xml:space="preserve">them — a dedicated medical evidence assistant, or a deliberately Socratic configuration — would change what residents retain is unknown; the same paradigm could compare such tools head to head, and the present result establishes the default-chatbot baseline against which any learning-oriented design would have to prove itself. Finally, consistent with evidence that interaction</w:t>
       </w:r>
       <w:r>
         <w:t xml:space="preserve"> </w:t>
@@ -1668,7 +1516,7 @@
         <w:t xml:space="preserve"> </w:t>
       </w:r>
       <w:r>
-        <w:t xml:space="preserve">governs whether AI builds or erodes skill,⁵ our exploratory analysis of engaged versus answer-seeking use [supports/does not support] the hypothesis that</w:t>
+        <w:t xml:space="preserve">governs whether AI builds or erodes skill,⁸,¹² our exploratory analysis [supports/does not support] the hypothesis that</w:t>
       </w:r>
       <w:r>
         <w:t xml:space="preserve"> </w:t>
@@ -1684,60 +1532,7 @@
         <w:t xml:space="preserve"> </w:t>
       </w:r>
       <w:r>
-        <w:t xml:space="preserve">residents use AI, more than whether they use it, determines what they learn. If interaction posture proves both consequential and modifiable, the operative educational question shifts from whether residents use AI to whether they can be taught to use it in skill-preserving ways — a question this paradigm is well positioned to answer next.</w:t>
-      </w:r>
-    </w:p>
-    <w:p>
-      <w:pPr>
-        <w:pStyle w:val="BodyText"/>
-      </w:pPr>
-      <w:r>
-        <w:t xml:space="preserve">A central implication is that</w:t>
-      </w:r>
-      <w:r>
-        <w:t xml:space="preserve"> </w:t>
-      </w:r>
-      <w:r>
-        <w:rPr>
-          <w:b/>
-          <w:bCs/>
-        </w:rPr>
-        <w:t xml:space="preserve">the endpoint matters</w:t>
-      </w:r>
-      <w:r>
-        <w:t xml:space="preserve">. Optimizing AI tools and curricula for assisted performance — the outcome most studies and product evaluations report — may select for designs that quietly substitute for, rather than build, the competence residency exists to develop; trainee-facing AI should be evaluated, and possibly engineered, against learning and retention, not just task completion. The assistant studied here was a general-purpose chatbot with no learning-specific configuration, and AI tools are unlikely to be interchangeable on this dimension. Whether a tool built or prompted to reason</w:t>
-      </w:r>
-      <w:r>
-        <w:t xml:space="preserve"> </w:t>
-      </w:r>
-      <w:r>
-        <w:rPr>
-          <w:i/>
-          <w:iCs/>
-        </w:rPr>
-        <w:t xml:space="preserve">with</w:t>
-      </w:r>
-      <w:r>
-        <w:t xml:space="preserve"> </w:t>
-      </w:r>
-      <w:r>
-        <w:t xml:space="preserve">the resident rather than</w:t>
-      </w:r>
-      <w:r>
-        <w:t xml:space="preserve"> </w:t>
-      </w:r>
-      <w:r>
-        <w:rPr>
-          <w:i/>
-          <w:iCs/>
-        </w:rPr>
-        <w:t xml:space="preserve">for</w:t>
-      </w:r>
-      <w:r>
-        <w:t xml:space="preserve"> </w:t>
-      </w:r>
-      <w:r>
-        <w:t xml:space="preserve">them — a dedicated medical evidence assistant, or a deliberately Socratic configuration — would change what residents retain is unknown; the same paradigm could compare such tools head to head, and the present result establishes the default-chatbot baseline against which any learning-oriented design would have to prove itself.</w:t>
+        <w:t xml:space="preserve">residents use AI, more than whether they use it, determines what they learn. If posture proves both consequential and modifiable, the operative educational question shifts from whether residents use AI to whether they can be taught to use it in skill-preserving ways.</w:t>
       </w:r>
     </w:p>
     <w:bookmarkStart w:id="22" w:name="limitations"/>
@@ -1754,7 +1549,7 @@
         <w:pStyle w:val="FirstParagraph"/>
       </w:pPr>
       <w:r>
-        <w:t xml:space="preserve">This was a single-center trial in one residency program, limiting generalizability; multi-site replication would strengthen external validity. The case was fictional and the outcome a knowledge assessment administered immediately after the session — a proximal measure of learning that may not capture longer-term retention, transfer to new cases, or bedside performance; a delayed reassessment would test durability. Participants could not be blinded to their assigned resource, although they were blinded to arm labels and the hypothesis. The control resource (UpToDate) and the specific AI model and interface reflect particular implementations; results may differ with other tools, configurations, or prompting support. Because the case turns on a disease outside residents’ prior knowledge, the trial indexes the cognitive-offloading</w:t>
+        <w:t xml:space="preserve">This was a single-center trial in one residency program; multi-site replication would strengthen external validity. The case was fictional and the outcome a knowledge assessment administered immediately after the session — a proximal measure that may not capture long-term retention, transfer to new cases, or bedside performance; a delayed reassessment would test durability. Participants could not be blinded to their assigned resource, though they were blinded to arm labels and the hypothesis. The intervention was one model in one default configuration and the comparator one reference resource; results may differ with other tools, configurations, or prompting support. Because the case turns on a disease outside residents’ prior knowledge, the trial indexes the cognitive-offloading</w:t>
       </w:r>
       <w:r>
         <w:t xml:space="preserve"> </w:t>
@@ -1770,7 +1565,7 @@
         <w:t xml:space="preserve"> </w:t>
       </w:r>
       <w:r>
-        <w:t xml:space="preserve">shared by de- and never-skilling — whether case work with AI yields independently-retained knowledge — rather than the erosion of a pre-existing, familiar skill per se; this controlled new-learning paradigm is the cleanest available probe of that mechanism, but complementary designs — in medical students (never-skilling) and with familiar content (de-skilling of established knowledge) — would localize where on the training continuum the effect is largest. Finally, the trial measures the effect of a single exposure; cumulative effects of habitual AI use during training — the scenario of greatest concern for de-skilling — remain to be studied.</w:t>
+        <w:t xml:space="preserve">shared by de- and never-skilling — whether case work with AI yields independently-retained knowledge — rather than erosion of a pre-existing, familiar skill; complementary designs (in medical students; with familiar content; with repeated, longitudinal exposure) would localize where on the training continuum, and over what time course, the effect is largest. Finally, the trial measures a single exposure; cumulative effects of habitual AI use during training remain to be studied.</w:t>
       </w:r>
     </w:p>
     <w:bookmarkEnd w:id="22"/>
@@ -1788,7 +1583,7 @@
         <w:pStyle w:val="FirstParagraph"/>
       </w:pPr>
       <w:r>
-        <w:t xml:space="preserve">[DATA-dependent.] Among internal medicine residents working an unfamiliar clinical case, access to an AI assistant</w:t>
+        <w:t xml:space="preserve">[DATA-dependent.] Among internal medicine residents working an unfamiliar clinical case, access to an out-of-the-box AI assistant</w:t>
       </w:r>
       <w:r>
         <w:t xml:space="preserve"> </w:t>
@@ -1804,7 +1599,7 @@
         <w:t xml:space="preserve"> </w:t>
       </w:r>
       <w:r>
-        <w:t xml:space="preserve">change the knowledge they could subsequently apply without assistance, relative to a standard clinical reference. Concern about AI-induced de-skilling, never-skilling, and mis-skilling has so far outrun the evidence for cognitive tasks in medicine; this trial provides a direct, randomized test of whether incidental AI use during patient care builds or bypasses durable knowledge. As generative AI becomes ubiquitous in clinical training, randomized evidence on what trainees</w:t>
+        <w:t xml:space="preserve">change the knowledge they could subsequently apply without assistance, relative to a standard clinical reference. Concern about AI-induced de-skilling, never-skilling, and mis-skilling has outrun the evidence for cognitive tasks in medicine; this trial provides a direct, randomized test of whether incidental AI use during patient care builds or bypasses durable knowledge. As generative AI becomes ubiquitous in clinical training, randomized evidence on what trainees</w:t>
       </w:r>
       <w:r>
         <w:t xml:space="preserve"> </w:t>
@@ -1904,7 +1699,7 @@
         <w:t xml:space="preserve"> </w:t>
       </w:r>
       <w:r>
-        <w:t xml:space="preserve">The clinical case, the 12-item assessment instrument and answer key, the randomization procedure, and the analysis code will be made available [repository/on request]; participant-level data available [terms].</w:t>
+        <w:t xml:space="preserve">The clinical case, the 12-item instrument and answer key, the randomization procedure, and the analysis code will be made available [repository/terms]; participant-level data [terms].</w:t>
       </w:r>
       <w:r>
         <w:t xml:space="preserve"> </w:t>
@@ -1936,7 +1731,7 @@
         <w:t xml:space="preserve"> </w:t>
       </w:r>
       <w:r>
-        <w:t xml:space="preserve">[Disclose any relationship with AI vendors; the AI assistant used a commercial frontier model.]</w:t>
+        <w:t xml:space="preserve">[Disclose any relationship with AI vendors; the intervention used a commercial frontier model.]</w:t>
       </w:r>
       <w:r>
         <w:t xml:space="preserve"> </w:t>
@@ -1952,7 +1747,7 @@
         <w:t xml:space="preserve"> </w:t>
       </w:r>
       <w:r>
-        <w:t xml:space="preserve">[Per NEJM AI policy, disclose any use of generative AI in manuscript preparation. The AI assistant is the trial intervention, not a writing tool, and should be described in Methods.]</w:t>
+        <w:t xml:space="preserve">The AI assistant is the trial intervention and is described in Methods; [disclose any use of generative AI in manuscript preparation per NEJM AI policy].</w:t>
       </w:r>
     </w:p>
     <w:p>
@@ -1989,11 +1784,41 @@
       <w:r>
         <w:t xml:space="preserve">CONSORT participant flow (assessed → randomized → allocated → completed → analyzed), by arm.</w:t>
       </w:r>
-    </w:p>
-    <w:p>
-      <w:pPr>
-        <w:pStyle w:val="BodyText"/>
-      </w:pPr>
+      <w:r>
+        <w:t xml:space="preserve"> </w:t>
+      </w:r>
+      <w:r>
+        <w:rPr>
+          <w:i/>
+          <w:iCs/>
+        </w:rPr>
+        <w:t xml:space="preserve">(Drafted:</w:t>
+      </w:r>
+      <w:r>
+        <w:rPr>
+          <w:i/>
+          <w:iCs/>
+        </w:rPr>
+        <w:t xml:space="preserve"> </w:t>
+      </w:r>
+      <w:r>
+        <w:rPr>
+          <w:rStyle w:val="VerbatimChar"/>
+          <w:i/>
+          <w:iCs/>
+        </w:rPr>
+        <w:t xml:space="preserve">figures/consort-flow.svg</w:t>
+      </w:r>
+      <w:r>
+        <w:rPr>
+          <w:i/>
+          <w:iCs/>
+        </w:rPr>
+        <w:t xml:space="preserve">.)</w:t>
+      </w:r>
+      <w:r>
+        <w:t xml:space="preserve"> </w:t>
+      </w:r>
       <w:r>
         <w:rPr>
           <w:b/>
@@ -2005,55 +1830,49 @@
         <w:t xml:space="preserve"> </w:t>
       </w:r>
       <w:r>
-        <w:t xml:space="preserve">Distribution of post-case knowledge scores by arm (e.g., box/violin plot with individual points; mean and 95% CI).</w:t>
-      </w:r>
-    </w:p>
-    <w:p>
-      <w:pPr>
-        <w:pStyle w:val="BodyText"/>
-      </w:pPr>
-      <w:r>
-        <w:rPr>
-          <w:b/>
-          <w:bCs/>
-        </w:rPr>
-        <w:t xml:space="preserve">Table 1. Baseline characteristics, by arm.</w:t>
-      </w:r>
-      <w:r>
-        <w:t xml:space="preserve"> </w:t>
-      </w:r>
-      <w:r>
-        <w:t xml:space="preserve">Rows: N; PGY-1/2/3; residency track; pre-test comfort (mean ± SD). Columns: AI, Control.</w:t>
-      </w:r>
-    </w:p>
-    <w:p>
-      <w:pPr>
-        <w:pStyle w:val="BodyText"/>
-      </w:pPr>
-      <w:r>
-        <w:rPr>
-          <w:b/>
-          <w:bCs/>
-        </w:rPr>
-        <w:t xml:space="preserve">Table 2. Outcomes, by arm.</w:t>
-      </w:r>
-      <w:r>
-        <w:t xml:space="preserve"> </w:t>
-      </w:r>
-      <w:r>
-        <w:t xml:space="preserve">Rows: primary knowledge score (mean ± SD; adjusted difference, 95% CI, P); comfort change; total time; AI-arm interaction metrics. Columns: AI, Control, Between-arm effect.</w:t>
-      </w:r>
-    </w:p>
-    <w:p>
-      <w:pPr>
-        <w:pStyle w:val="BodyText"/>
-      </w:pPr>
-      <w:r>
-        <w:rPr>
-          <w:i/>
-          <w:iCs/>
-        </w:rPr>
-        <w:t xml:space="preserve">(Optional Figure 3: knowledge score vs. AI-interaction engagement metric, to probe the engaged-use hypothesis.)</w:t>
+        <w:t xml:space="preserve">Distribution of post-case knowledge scores by arm (box/violin with points; mean and 95% CI).</w:t>
+      </w:r>
+      <w:r>
+        <w:t xml:space="preserve"> </w:t>
+      </w:r>
+      <w:r>
+        <w:rPr>
+          <w:b/>
+          <w:bCs/>
+        </w:rPr>
+        <w:t xml:space="preserve">Table 1.</w:t>
+      </w:r>
+      <w:r>
+        <w:t xml:space="preserve"> </w:t>
+      </w:r>
+      <w:r>
+        <w:t xml:space="preserve">Baseline characteristics by arm (N; PGY-1/2/3; track; pre-test comfort).</w:t>
+      </w:r>
+      <w:r>
+        <w:t xml:space="preserve"> </w:t>
+      </w:r>
+      <w:r>
+        <w:rPr>
+          <w:b/>
+          <w:bCs/>
+        </w:rPr>
+        <w:t xml:space="preserve">Table 2.</w:t>
+      </w:r>
+      <w:r>
+        <w:t xml:space="preserve"> </w:t>
+      </w:r>
+      <w:r>
+        <w:t xml:space="preserve">Outcomes by arm (primary knowledge score with adjusted difference, 95% CI, P; comfort change; total time; AI-interaction metrics).</w:t>
+      </w:r>
+      <w:r>
+        <w:t xml:space="preserve"> </w:t>
+      </w:r>
+      <w:r>
+        <w:rPr>
+          <w:i/>
+          <w:iCs/>
+        </w:rPr>
+        <w:t xml:space="preserve">(Optional Figure 3: knowledge score vs. AI-interaction engagement metric.)</w:t>
       </w:r>
     </w:p>
     <w:p>
@@ -2082,7 +1901,29 @@
           <w:i/>
           <w:iCs/>
         </w:rPr>
-        <w:t xml:space="preserve">Verify author lists, volumes, and page numbers against the primary sources before submission — especially the 2024–2026 items assembled from literature search (flagged ⚠).</w:t>
+        <w:t xml:space="preserve">Verify author lists, volumes, and pages against primary sources before submission — especially 2024–2026 items assembled by literature search (flagged ⚠). Decide which preprints to cite as such vs. await final publication. Full annotations:</w:t>
+      </w:r>
+      <w:r>
+        <w:rPr>
+          <w:i/>
+          <w:iCs/>
+        </w:rPr>
+        <w:t xml:space="preserve"> </w:t>
+      </w:r>
+      <w:r>
+        <w:rPr>
+          <w:rStyle w:val="VerbatimChar"/>
+          <w:i/>
+          <w:iCs/>
+        </w:rPr>
+        <w:t xml:space="preserve">Literature-Review-Annotated</w:t>
+      </w:r>
+      <w:r>
+        <w:rPr>
+          <w:i/>
+          <w:iCs/>
+        </w:rPr>
+        <w:t xml:space="preserve">.</w:t>
       </w:r>
     </w:p>
     <w:p>
@@ -2094,23 +1935,7 @@
         </w:numPr>
       </w:pPr>
       <w:r>
-        <w:t xml:space="preserve">Goh E, Gallo R, Hom J, et al. Large language model influence on diagnostic reasoning: a randomized clinical trial.</w:t>
-      </w:r>
-      <w:r>
-        <w:t xml:space="preserve"> </w:t>
-      </w:r>
-      <w:r>
-        <w:rPr>
-          <w:i/>
-          <w:iCs/>
-        </w:rPr>
-        <w:t xml:space="preserve">JAMA Netw Open.</w:t>
-      </w:r>
-      <w:r>
-        <w:t xml:space="preserve"> </w:t>
-      </w:r>
-      <w:r>
-        <w:t xml:space="preserve">2024;7(10):e2440969.</w:t>
+        <w:t xml:space="preserve">[Representative survey of trainee generative-AI uptake, e.g., BMC Med Educ. 2025; multicenter surveys 2024–2025]. ⚠ select and verify.</w:t>
       </w:r>
     </w:p>
     <w:p>
@@ -2122,23 +1947,23 @@
         </w:numPr>
       </w:pPr>
       <w:r>
-        <w:t xml:space="preserve">Goh E, Gallo R, Strong E, et al. Large language model influence on management reasoning: a randomized controlled trial.</w:t>
-      </w:r>
-      <w:r>
-        <w:t xml:space="preserve"> </w:t>
-      </w:r>
-      <w:r>
-        <w:rPr>
-          <w:i/>
-          <w:iCs/>
-        </w:rPr>
-        <w:t xml:space="preserve">medRxiv</w:t>
-      </w:r>
-      <w:r>
-        <w:t xml:space="preserve"> </w:t>
-      </w:r>
-      <w:r>
-        <w:t xml:space="preserve">2024.08.05.24311485 (2024). ⚠ verify final published venue.</w:t>
+        <w:t xml:space="preserve">Kanjee Z, Crowe B, Rodman A. Accuracy of a generative artificial intelligence model in a complex diagnostic challenge.</w:t>
+      </w:r>
+      <w:r>
+        <w:t xml:space="preserve"> </w:t>
+      </w:r>
+      <w:r>
+        <w:rPr>
+          <w:i/>
+          <w:iCs/>
+        </w:rPr>
+        <w:t xml:space="preserve">JAMA.</w:t>
+      </w:r>
+      <w:r>
+        <w:t xml:space="preserve"> </w:t>
+      </w:r>
+      <w:r>
+        <w:t xml:space="preserve">2023;330(1):78–80.</w:t>
       </w:r>
     </w:p>
     <w:p>
@@ -2150,23 +1975,23 @@
         </w:numPr>
       </w:pPr>
       <w:r>
-        <w:t xml:space="preserve">GPT-4 assistance for improvement of physician performance on patient care tasks: a randomized controlled trial.</w:t>
-      </w:r>
-      <w:r>
-        <w:t xml:space="preserve"> </w:t>
-      </w:r>
-      <w:r>
-        <w:rPr>
-          <w:i/>
-          <w:iCs/>
-        </w:rPr>
-        <w:t xml:space="preserve">Nat Med.</w:t>
-      </w:r>
-      <w:r>
-        <w:t xml:space="preserve"> </w:t>
-      </w:r>
-      <w:r>
-        <w:t xml:space="preserve">2025. doi:10.1038/s41591-024-03456-y. ⚠ verify authors/citation.</w:t>
+        <w:t xml:space="preserve">Strong E, DiGiammarino A, Weng Y, et al. Chatbot vs medical student performance on free-response clinical reasoning examinations.</w:t>
+      </w:r>
+      <w:r>
+        <w:t xml:space="preserve"> </w:t>
+      </w:r>
+      <w:r>
+        <w:rPr>
+          <w:i/>
+          <w:iCs/>
+        </w:rPr>
+        <w:t xml:space="preserve">JAMA Intern Med.</w:t>
+      </w:r>
+      <w:r>
+        <w:t xml:space="preserve"> </w:t>
+      </w:r>
+      <w:r>
+        <w:t xml:space="preserve">2023;183(9):1028–1030.</w:t>
       </w:r>
     </w:p>
     <w:p>
@@ -2178,23 +2003,23 @@
         </w:numPr>
       </w:pPr>
       <w:r>
-        <w:t xml:space="preserve">Large language model diagnostic assistance for physicians in a lower-middle-income country: a randomized controlled trial.</w:t>
-      </w:r>
-      <w:r>
-        <w:t xml:space="preserve"> </w:t>
-      </w:r>
-      <w:r>
-        <w:rPr>
-          <w:i/>
-          <w:iCs/>
-        </w:rPr>
-        <w:t xml:space="preserve">Nat Health.</w:t>
-      </w:r>
-      <w:r>
-        <w:t xml:space="preserve"> </w:t>
-      </w:r>
-      <w:r>
-        <w:t xml:space="preserve">2025. doi:10.1038/s44360-025-00007-8. ⚠ verify authors/citation.</w:t>
+        <w:t xml:space="preserve">Goh E, Gallo R, Hom J, et al. Large language model influence on diagnostic reasoning: a randomized clinical trial.</w:t>
+      </w:r>
+      <w:r>
+        <w:t xml:space="preserve"> </w:t>
+      </w:r>
+      <w:r>
+        <w:rPr>
+          <w:i/>
+          <w:iCs/>
+        </w:rPr>
+        <w:t xml:space="preserve">JAMA Netw Open.</w:t>
+      </w:r>
+      <w:r>
+        <w:t xml:space="preserve"> </w:t>
+      </w:r>
+      <w:r>
+        <w:t xml:space="preserve">2024;7(10):e2440969.</w:t>
       </w:r>
     </w:p>
     <w:p>
@@ -2206,23 +2031,23 @@
         </w:numPr>
       </w:pPr>
       <w:r>
-        <w:t xml:space="preserve">Shen JH, Tamkin A. How AI impacts skill formation.</w:t>
-      </w:r>
-      <w:r>
-        <w:t xml:space="preserve"> </w:t>
-      </w:r>
-      <w:r>
-        <w:rPr>
-          <w:i/>
-          <w:iCs/>
-        </w:rPr>
-        <w:t xml:space="preserve">arXiv:2601.20245</w:t>
-      </w:r>
-      <w:r>
-        <w:t xml:space="preserve"> </w:t>
-      </w:r>
-      <w:r>
-        <w:t xml:space="preserve">(2026).</w:t>
+        <w:t xml:space="preserve">Goh E, Gallo R, Strong E, et al. Large language model influence on management reasoning: a randomized controlled trial.</w:t>
+      </w:r>
+      <w:r>
+        <w:t xml:space="preserve"> </w:t>
+      </w:r>
+      <w:r>
+        <w:rPr>
+          <w:i/>
+          <w:iCs/>
+        </w:rPr>
+        <w:t xml:space="preserve">medRxiv</w:t>
+      </w:r>
+      <w:r>
+        <w:t xml:space="preserve"> </w:t>
+      </w:r>
+      <w:r>
+        <w:t xml:space="preserve">2024.08.05.24311485. ⚠ verify final venue.</w:t>
       </w:r>
     </w:p>
     <w:p>
@@ -2234,23 +2059,23 @@
         </w:numPr>
       </w:pPr>
       <w:r>
-        <w:t xml:space="preserve">Fan Y, et al. Beware of metacognitive laziness: effects of generative artificial intelligence on learning motivation, processes, and performance.</w:t>
-      </w:r>
-      <w:r>
-        <w:t xml:space="preserve"> </w:t>
-      </w:r>
-      <w:r>
-        <w:rPr>
-          <w:i/>
-          <w:iCs/>
-        </w:rPr>
-        <w:t xml:space="preserve">Br J Educ Technol.</w:t>
-      </w:r>
-      <w:r>
-        <w:t xml:space="preserve"> </w:t>
-      </w:r>
-      <w:r>
-        <w:t xml:space="preserve">2025 (arXiv:2412.09315). ⚠ verify citation.</w:t>
+        <w:t xml:space="preserve">GPT-4 assistance for improvement of physician performance on patient-care tasks: a randomized controlled trial.</w:t>
+      </w:r>
+      <w:r>
+        <w:t xml:space="preserve"> </w:t>
+      </w:r>
+      <w:r>
+        <w:rPr>
+          <w:i/>
+          <w:iCs/>
+        </w:rPr>
+        <w:t xml:space="preserve">Nat Med.</w:t>
+      </w:r>
+      <w:r>
+        <w:t xml:space="preserve"> </w:t>
+      </w:r>
+      <w:r>
+        <w:t xml:space="preserve">2025. doi:10.1038/s41591-024-03456-y. ⚠ verify.</w:t>
       </w:r>
     </w:p>
     <w:p>
@@ -2262,23 +2087,23 @@
         </w:numPr>
       </w:pPr>
       <w:r>
-        <w:t xml:space="preserve">Distinguishing performance gains from learning when using generative AI.</w:t>
-      </w:r>
-      <w:r>
-        <w:t xml:space="preserve"> </w:t>
-      </w:r>
-      <w:r>
-        <w:rPr>
-          <w:i/>
-          <w:iCs/>
-        </w:rPr>
-        <w:t xml:space="preserve">arXiv:2605.13731</w:t>
-      </w:r>
-      <w:r>
-        <w:t xml:space="preserve"> </w:t>
-      </w:r>
-      <w:r>
-        <w:t xml:space="preserve">(2026). ⚠ verify authors.</w:t>
+        <w:t xml:space="preserve">Large language model diagnostic assistance for physicians in a lower-middle-income country: a randomized controlled trial.</w:t>
+      </w:r>
+      <w:r>
+        <w:t xml:space="preserve"> </w:t>
+      </w:r>
+      <w:r>
+        <w:rPr>
+          <w:i/>
+          <w:iCs/>
+        </w:rPr>
+        <w:t xml:space="preserve">Nat Health.</w:t>
+      </w:r>
+      <w:r>
+        <w:t xml:space="preserve"> </w:t>
+      </w:r>
+      <w:r>
+        <w:t xml:space="preserve">2025. doi:10.1038/s44360-025-00007-8. ⚠ verify.</w:t>
       </w:r>
     </w:p>
     <w:p>
@@ -2290,23 +2115,23 @@
         </w:numPr>
       </w:pPr>
       <w:r>
-        <w:t xml:space="preserve">Gerlich M. AI tools in society: impacts on cognitive offloading and the future of critical thinking.</w:t>
-      </w:r>
-      <w:r>
-        <w:t xml:space="preserve"> </w:t>
-      </w:r>
-      <w:r>
-        <w:rPr>
-          <w:i/>
-          <w:iCs/>
-        </w:rPr>
-        <w:t xml:space="preserve">Societies.</w:t>
-      </w:r>
-      <w:r>
-        <w:t xml:space="preserve"> </w:t>
-      </w:r>
-      <w:r>
-        <w:t xml:space="preserve">2025. ⚠ verify citation.</w:t>
+        <w:t xml:space="preserve">Shen JH, Tamkin A. How AI impacts skill formation.</w:t>
+      </w:r>
+      <w:r>
+        <w:t xml:space="preserve"> </w:t>
+      </w:r>
+      <w:r>
+        <w:rPr>
+          <w:i/>
+          <w:iCs/>
+        </w:rPr>
+        <w:t xml:space="preserve">arXiv:2601.20245</w:t>
+      </w:r>
+      <w:r>
+        <w:t xml:space="preserve"> </w:t>
+      </w:r>
+      <w:r>
+        <w:t xml:space="preserve">(2026).</w:t>
       </w:r>
     </w:p>
     <w:p>
@@ -2318,23 +2143,23 @@
         </w:numPr>
       </w:pPr>
       <w:r>
-        <w:t xml:space="preserve">Roediger HL III, Karpicke JD. The power of testing memory: basic research and implications for educational practice.</w:t>
-      </w:r>
-      <w:r>
-        <w:t xml:space="preserve"> </w:t>
-      </w:r>
-      <w:r>
-        <w:rPr>
-          <w:i/>
-          <w:iCs/>
-        </w:rPr>
-        <w:t xml:space="preserve">Perspect Psychol Sci.</w:t>
-      </w:r>
-      <w:r>
-        <w:t xml:space="preserve"> </w:t>
-      </w:r>
-      <w:r>
-        <w:t xml:space="preserve">2006;1(3):181–210.</w:t>
+        <w:t xml:space="preserve">Fan Y, et al. Beware of metacognitive laziness: effects of generative AI on learning motivation, processes, and performance.</w:t>
+      </w:r>
+      <w:r>
+        <w:t xml:space="preserve"> </w:t>
+      </w:r>
+      <w:r>
+        <w:rPr>
+          <w:i/>
+          <w:iCs/>
+        </w:rPr>
+        <w:t xml:space="preserve">Br J Educ Technol.</w:t>
+      </w:r>
+      <w:r>
+        <w:t xml:space="preserve"> </w:t>
+      </w:r>
+      <w:r>
+        <w:t xml:space="preserve">2025 (arXiv:2412.09315). ⚠ verify.</w:t>
       </w:r>
     </w:p>
     <w:p>
@@ -2346,20 +2171,23 @@
         </w:numPr>
       </w:pPr>
       <w:r>
-        <w:t xml:space="preserve">Bjork RA. Memory and metamemory considerations in the training of human beings. In: Metcalfe J, Shimamura AP, eds. </w:t>
-      </w:r>
-      <w:r>
-        <w:rPr>
-          <w:i/>
-          <w:iCs/>
-        </w:rPr>
-        <w:t xml:space="preserve">Metacognition: Knowing about Knowing.</w:t>
-      </w:r>
-      <w:r>
-        <w:t xml:space="preserve"> </w:t>
-      </w:r>
-      <w:r>
-        <w:t xml:space="preserve">MIT Press; 1994:185–205.</w:t>
+        <w:t xml:space="preserve">Lee H-P, et al. The impact of generative AI on critical thinking: self-reported reductions in cognitive effort and confidence effects from a survey of knowledge workers.</w:t>
+      </w:r>
+      <w:r>
+        <w:t xml:space="preserve"> </w:t>
+      </w:r>
+      <w:r>
+        <w:rPr>
+          <w:i/>
+          <w:iCs/>
+        </w:rPr>
+        <w:t xml:space="preserve">Proc. CHI 2025.</w:t>
+      </w:r>
+      <w:r>
+        <w:t xml:space="preserve"> </w:t>
+      </w:r>
+      <w:r>
+        <w:t xml:space="preserve">doi:10.1145/3706598.3713778.</w:t>
       </w:r>
     </w:p>
     <w:p>
@@ -2371,23 +2199,23 @@
         </w:numPr>
       </w:pPr>
       <w:r>
-        <w:t xml:space="preserve">Slamecka NJ, Graf P. The generation effect: delineation of a phenomenon.</w:t>
-      </w:r>
-      <w:r>
-        <w:t xml:space="preserve"> </w:t>
-      </w:r>
-      <w:r>
-        <w:rPr>
-          <w:i/>
-          <w:iCs/>
-        </w:rPr>
-        <w:t xml:space="preserve">J Exp Psychol Hum Learn Mem.</w:t>
-      </w:r>
-      <w:r>
-        <w:t xml:space="preserve"> </w:t>
-      </w:r>
-      <w:r>
-        <w:t xml:space="preserve">1978;4(6):592–604.</w:t>
+        <w:t xml:space="preserve">Kosmyna N, et al. Your brain on ChatGPT: accumulation of cognitive debt when using an AI assistant for essay-writing tasks.</w:t>
+      </w:r>
+      <w:r>
+        <w:t xml:space="preserve"> </w:t>
+      </w:r>
+      <w:r>
+        <w:rPr>
+          <w:i/>
+          <w:iCs/>
+        </w:rPr>
+        <w:t xml:space="preserve">arXiv:2506.08872</w:t>
+      </w:r>
+      <w:r>
+        <w:t xml:space="preserve"> </w:t>
+      </w:r>
+      <w:r>
+        <w:t xml:space="preserve">(2025). ⚠ preprint.</w:t>
       </w:r>
     </w:p>
     <w:p>
@@ -2399,23 +2227,23 @@
         </w:numPr>
       </w:pPr>
       <w:r>
-        <w:t xml:space="preserve">Sweller J. Cognitive load during problem solving: effects on learning.</w:t>
-      </w:r>
-      <w:r>
-        <w:t xml:space="preserve"> </w:t>
-      </w:r>
-      <w:r>
-        <w:rPr>
-          <w:i/>
-          <w:iCs/>
-        </w:rPr>
-        <w:t xml:space="preserve">Cogn Sci.</w:t>
-      </w:r>
-      <w:r>
-        <w:t xml:space="preserve"> </w:t>
-      </w:r>
-      <w:r>
-        <w:t xml:space="preserve">1988;12(2):257–285.</w:t>
+        <w:t xml:space="preserve">[The widening gap: the benefits and harms of generative AI for novice programmers.]</w:t>
+      </w:r>
+      <w:r>
+        <w:t xml:space="preserve"> </w:t>
+      </w:r>
+      <w:r>
+        <w:rPr>
+          <w:i/>
+          <w:iCs/>
+        </w:rPr>
+        <w:t xml:space="preserve">arXiv:2405.17739</w:t>
+      </w:r>
+      <w:r>
+        <w:t xml:space="preserve"> </w:t>
+      </w:r>
+      <w:r>
+        <w:t xml:space="preserve">(2024). ⚠ verify authors/venue.</w:t>
       </w:r>
     </w:p>
     <w:p>
@@ -2427,23 +2255,23 @@
         </w:numPr>
       </w:pPr>
       <w:r>
-        <w:t xml:space="preserve">Budzyń K, et al. Endoscopist deskilling risk after exposure to artificial intelligence in colonoscopy: a multicentre, observational study.</w:t>
-      </w:r>
-      <w:r>
-        <w:t xml:space="preserve"> </w:t>
-      </w:r>
-      <w:r>
-        <w:rPr>
-          <w:i/>
-          <w:iCs/>
-        </w:rPr>
-        <w:t xml:space="preserve">Lancet Gastroenterol Hepatol.</w:t>
-      </w:r>
-      <w:r>
-        <w:t xml:space="preserve"> </w:t>
-      </w:r>
-      <w:r>
-        <w:t xml:space="preserve">2025;10(10):896–903. ⚠ verify author list.</w:t>
+        <w:t xml:space="preserve">[Distinguishing performance gains from learning when using generative AI.]</w:t>
+      </w:r>
+      <w:r>
+        <w:t xml:space="preserve"> </w:t>
+      </w:r>
+      <w:r>
+        <w:rPr>
+          <w:i/>
+          <w:iCs/>
+        </w:rPr>
+        <w:t xml:space="preserve">arXiv:2605.13731</w:t>
+      </w:r>
+      <w:r>
+        <w:t xml:space="preserve"> </w:t>
+      </w:r>
+      <w:r>
+        <w:t xml:space="preserve">(2026). ⚠ verify.</w:t>
       </w:r>
     </w:p>
     <w:p>
@@ -2455,23 +2283,23 @@
         </w:numPr>
       </w:pPr>
       <w:r>
-        <w:t xml:space="preserve">Goddard K, Roudsari A, Wyatt JC. Automation bias: a systematic review of frequency, effect mediators, and mitigators.</w:t>
-      </w:r>
-      <w:r>
-        <w:t xml:space="preserve"> </w:t>
-      </w:r>
-      <w:r>
-        <w:rPr>
-          <w:i/>
-          <w:iCs/>
-        </w:rPr>
-        <w:t xml:space="preserve">J Am Med Inform Assoc.</w:t>
-      </w:r>
-      <w:r>
-        <w:t xml:space="preserve"> </w:t>
-      </w:r>
-      <w:r>
-        <w:t xml:space="preserve">2012;19(1):121–127.</w:t>
+        <w:t xml:space="preserve">Gerlich M. AI tools in society: impacts on cognitive offloading and the future of critical thinking.</w:t>
+      </w:r>
+      <w:r>
+        <w:t xml:space="preserve"> </w:t>
+      </w:r>
+      <w:r>
+        <w:rPr>
+          <w:i/>
+          <w:iCs/>
+        </w:rPr>
+        <w:t xml:space="preserve">Societies.</w:t>
+      </w:r>
+      <w:r>
+        <w:t xml:space="preserve"> </w:t>
+      </w:r>
+      <w:r>
+        <w:t xml:space="preserve">2025. ⚠ verify.</w:t>
       </w:r>
     </w:p>
     <w:p>
@@ -2483,23 +2311,23 @@
         </w:numPr>
       </w:pPr>
       <w:r>
-        <w:t xml:space="preserve">Lyell D, Coiera E. Automation bias and verification complexity: a systematic review.</w:t>
-      </w:r>
-      <w:r>
-        <w:t xml:space="preserve"> </w:t>
-      </w:r>
-      <w:r>
-        <w:rPr>
-          <w:i/>
-          <w:iCs/>
-        </w:rPr>
-        <w:t xml:space="preserve">J Am Med Inform Assoc.</w:t>
-      </w:r>
-      <w:r>
-        <w:t xml:space="preserve"> </w:t>
-      </w:r>
-      <w:r>
-        <w:t xml:space="preserve">2017;24(2):423–431. ⚠ verify.</w:t>
+        <w:t xml:space="preserve">Roediger HL III, Karpicke JD. The power of testing memory: basic research and implications for educational practice.</w:t>
+      </w:r>
+      <w:r>
+        <w:t xml:space="preserve"> </w:t>
+      </w:r>
+      <w:r>
+        <w:rPr>
+          <w:i/>
+          <w:iCs/>
+        </w:rPr>
+        <w:t xml:space="preserve">Perspect Psychol Sci.</w:t>
+      </w:r>
+      <w:r>
+        <w:t xml:space="preserve"> </w:t>
+      </w:r>
+      <w:r>
+        <w:t xml:space="preserve">2006;1(3):181–210.</w:t>
       </w:r>
     </w:p>
     <w:p>
@@ -2511,23 +2339,20 @@
         </w:numPr>
       </w:pPr>
       <w:r>
-        <w:t xml:space="preserve">Abdulnour R-EE, Gin B, Boscardin CK. Educational strategies for clinical supervision of artificial intelligence use.</w:t>
-      </w:r>
-      <w:r>
-        <w:t xml:space="preserve"> </w:t>
-      </w:r>
-      <w:r>
-        <w:rPr>
-          <w:i/>
-          <w:iCs/>
-        </w:rPr>
-        <w:t xml:space="preserve">N Engl J Med.</w:t>
-      </w:r>
-      <w:r>
-        <w:t xml:space="preserve"> </w:t>
-      </w:r>
-      <w:r>
-        <w:t xml:space="preserve">2025;393:786–797.</w:t>
+        <w:t xml:space="preserve">Bjork RA. Memory and metamemory considerations in the training of human beings. In: Metcalfe J, Shimamura AP, eds. </w:t>
+      </w:r>
+      <w:r>
+        <w:rPr>
+          <w:i/>
+          <w:iCs/>
+        </w:rPr>
+        <w:t xml:space="preserve">Metacognition: Knowing about Knowing.</w:t>
+      </w:r>
+      <w:r>
+        <w:t xml:space="preserve"> </w:t>
+      </w:r>
+      <w:r>
+        <w:t xml:space="preserve">MIT Press; 1994:185–205.</w:t>
       </w:r>
     </w:p>
     <w:p>
@@ -2539,6 +2364,174 @@
         </w:numPr>
       </w:pPr>
       <w:r>
+        <w:t xml:space="preserve">Slamecka NJ, Graf P. The generation effect: delineation of a phenomenon.</w:t>
+      </w:r>
+      <w:r>
+        <w:t xml:space="preserve"> </w:t>
+      </w:r>
+      <w:r>
+        <w:rPr>
+          <w:i/>
+          <w:iCs/>
+        </w:rPr>
+        <w:t xml:space="preserve">J Exp Psychol Hum Learn Mem.</w:t>
+      </w:r>
+      <w:r>
+        <w:t xml:space="preserve"> </w:t>
+      </w:r>
+      <w:r>
+        <w:t xml:space="preserve">1978;4(6):592–604.</w:t>
+      </w:r>
+    </w:p>
+    <w:p>
+      <w:pPr>
+        <w:pStyle w:val="Compact"/>
+        <w:numPr>
+          <w:ilvl w:val="0"/>
+          <w:numId w:val="1002"/>
+        </w:numPr>
+      </w:pPr>
+      <w:r>
+        <w:t xml:space="preserve">Sweller J. Cognitive load during problem solving: effects on learning.</w:t>
+      </w:r>
+      <w:r>
+        <w:t xml:space="preserve"> </w:t>
+      </w:r>
+      <w:r>
+        <w:rPr>
+          <w:i/>
+          <w:iCs/>
+        </w:rPr>
+        <w:t xml:space="preserve">Cogn Sci.</w:t>
+      </w:r>
+      <w:r>
+        <w:t xml:space="preserve"> </w:t>
+      </w:r>
+      <w:r>
+        <w:t xml:space="preserve">1988;12(2):257–285.</w:t>
+      </w:r>
+    </w:p>
+    <w:p>
+      <w:pPr>
+        <w:pStyle w:val="Compact"/>
+        <w:numPr>
+          <w:ilvl w:val="0"/>
+          <w:numId w:val="1002"/>
+        </w:numPr>
+      </w:pPr>
+      <w:r>
+        <w:t xml:space="preserve">Bainbridge L. Ironies of automation.</w:t>
+      </w:r>
+      <w:r>
+        <w:t xml:space="preserve"> </w:t>
+      </w:r>
+      <w:r>
+        <w:rPr>
+          <w:i/>
+          <w:iCs/>
+        </w:rPr>
+        <w:t xml:space="preserve">Automatica.</w:t>
+      </w:r>
+      <w:r>
+        <w:t xml:space="preserve"> </w:t>
+      </w:r>
+      <w:r>
+        <w:t xml:space="preserve">1983;19(6):775–779.</w:t>
+      </w:r>
+    </w:p>
+    <w:p>
+      <w:pPr>
+        <w:pStyle w:val="Compact"/>
+        <w:numPr>
+          <w:ilvl w:val="0"/>
+          <w:numId w:val="1002"/>
+        </w:numPr>
+      </w:pPr>
+      <w:r>
+        <w:t xml:space="preserve">Sparrow B, Liu J, Wegner DM. Google effects on memory: cognitive consequences of having information at our fingertips.</w:t>
+      </w:r>
+      <w:r>
+        <w:t xml:space="preserve"> </w:t>
+      </w:r>
+      <w:r>
+        <w:rPr>
+          <w:i/>
+          <w:iCs/>
+        </w:rPr>
+        <w:t xml:space="preserve">Science.</w:t>
+      </w:r>
+      <w:r>
+        <w:t xml:space="preserve"> </w:t>
+      </w:r>
+      <w:r>
+        <w:t xml:space="preserve">2011;333:776–778.</w:t>
+      </w:r>
+    </w:p>
+    <w:p>
+      <w:pPr>
+        <w:pStyle w:val="Compact"/>
+        <w:numPr>
+          <w:ilvl w:val="0"/>
+          <w:numId w:val="1002"/>
+        </w:numPr>
+      </w:pPr>
+      <w:r>
+        <w:t xml:space="preserve">Dahmani L, Bohbot VD. Habitual use of GPS negatively impacts spatial memory during self-guided navigation.</w:t>
+      </w:r>
+      <w:r>
+        <w:t xml:space="preserve"> </w:t>
+      </w:r>
+      <w:r>
+        <w:rPr>
+          <w:i/>
+          <w:iCs/>
+        </w:rPr>
+        <w:t xml:space="preserve">Sci Rep.</w:t>
+      </w:r>
+      <w:r>
+        <w:t xml:space="preserve"> </w:t>
+      </w:r>
+      <w:r>
+        <w:t xml:space="preserve">2020;10:6310.</w:t>
+      </w:r>
+    </w:p>
+    <w:p>
+      <w:pPr>
+        <w:pStyle w:val="Compact"/>
+        <w:numPr>
+          <w:ilvl w:val="0"/>
+          <w:numId w:val="1002"/>
+        </w:numPr>
+      </w:pPr>
+      <w:r>
+        <w:t xml:space="preserve">Budzyń K, Romańczyk M, et al. Endoscopist deskilling risk after exposure to artificial intelligence in colonoscopy: a multicentre, observational, before-and-after study.</w:t>
+      </w:r>
+      <w:r>
+        <w:t xml:space="preserve"> </w:t>
+      </w:r>
+      <w:r>
+        <w:rPr>
+          <w:i/>
+          <w:iCs/>
+        </w:rPr>
+        <w:t xml:space="preserve">Lancet Gastroenterol Hepatol.</w:t>
+      </w:r>
+      <w:r>
+        <w:t xml:space="preserve"> </w:t>
+      </w:r>
+      <w:r>
+        <w:t xml:space="preserve">2025;10(10):896–903. ⚠ verify author list.</w:t>
+      </w:r>
+    </w:p>
+    <w:p>
+      <w:pPr>
+        <w:pStyle w:val="Compact"/>
+        <w:numPr>
+          <w:ilvl w:val="0"/>
+          <w:numId w:val="1002"/>
+        </w:numPr>
+      </w:pPr>
+      <w:r>
         <w:t xml:space="preserve">Macnamara BN, Berber I, Çavuşoğlu MC, et al. Does using artificial intelligence assistance accelerate skill decay and hinder skill development without performers’ awareness?</w:t>
       </w:r>
       <w:r>
@@ -2560,14 +2553,166 @@
     </w:p>
     <w:p>
       <w:pPr>
-        <w:pStyle w:val="FirstParagraph"/>
-      </w:pPr>
-      <w:r>
-        <w:rPr>
-          <w:i/>
-          <w:iCs/>
-        </w:rPr>
-        <w:t xml:space="preserve">(Additional citations to consider: a recent review of generative AI in medical education; Karpicke &amp; Roediger 2008 on retrieval and long-term retention; a CONSORT reference.)</w:t>
+        <w:pStyle w:val="Compact"/>
+        <w:numPr>
+          <w:ilvl w:val="0"/>
+          <w:numId w:val="1002"/>
+        </w:numPr>
+      </w:pPr>
+      <w:r>
+        <w:t xml:space="preserve">Goddard K, Roudsari A, Wyatt JC. Automation bias: a systematic review of frequency, effect mediators, and mitigators.</w:t>
+      </w:r>
+      <w:r>
+        <w:t xml:space="preserve"> </w:t>
+      </w:r>
+      <w:r>
+        <w:rPr>
+          <w:i/>
+          <w:iCs/>
+        </w:rPr>
+        <w:t xml:space="preserve">J Am Med Inform Assoc.</w:t>
+      </w:r>
+      <w:r>
+        <w:t xml:space="preserve"> </w:t>
+      </w:r>
+      <w:r>
+        <w:t xml:space="preserve">2012;19(1):121–127.</w:t>
+      </w:r>
+    </w:p>
+    <w:p>
+      <w:pPr>
+        <w:pStyle w:val="Compact"/>
+        <w:numPr>
+          <w:ilvl w:val="0"/>
+          <w:numId w:val="1002"/>
+        </w:numPr>
+      </w:pPr>
+      <w:r>
+        <w:t xml:space="preserve">Lyell D, Coiera E. Automation bias and verification complexity: a systematic review.</w:t>
+      </w:r>
+      <w:r>
+        <w:t xml:space="preserve"> </w:t>
+      </w:r>
+      <w:r>
+        <w:rPr>
+          <w:i/>
+          <w:iCs/>
+        </w:rPr>
+        <w:t xml:space="preserve">J Am Med Inform Assoc.</w:t>
+      </w:r>
+      <w:r>
+        <w:t xml:space="preserve"> </w:t>
+      </w:r>
+      <w:r>
+        <w:t xml:space="preserve">2017;24(2):423–431. ⚠ verify.</w:t>
+      </w:r>
+    </w:p>
+    <w:p>
+      <w:pPr>
+        <w:pStyle w:val="Compact"/>
+        <w:numPr>
+          <w:ilvl w:val="0"/>
+          <w:numId w:val="1002"/>
+        </w:numPr>
+      </w:pPr>
+      <w:r>
+        <w:t xml:space="preserve">Abdulnour R-EE, Gin B, Boscardin CK. Educational strategies for clinical supervision of artificial intelligence use.</w:t>
+      </w:r>
+      <w:r>
+        <w:t xml:space="preserve"> </w:t>
+      </w:r>
+      <w:r>
+        <w:rPr>
+          <w:i/>
+          <w:iCs/>
+        </w:rPr>
+        <w:t xml:space="preserve">N Engl J Med.</w:t>
+      </w:r>
+      <w:r>
+        <w:t xml:space="preserve"> </w:t>
+      </w:r>
+      <w:r>
+        <w:t xml:space="preserve">2025;393:786–797.</w:t>
+      </w:r>
+    </w:p>
+    <w:p>
+      <w:pPr>
+        <w:pStyle w:val="Compact"/>
+        <w:numPr>
+          <w:ilvl w:val="0"/>
+          <w:numId w:val="1002"/>
+        </w:numPr>
+      </w:pPr>
+      <w:r>
+        <w:t xml:space="preserve">[Artificial intelligence in undergraduate medical education: an updated scoping review.]</w:t>
+      </w:r>
+      <w:r>
+        <w:t xml:space="preserve"> </w:t>
+      </w:r>
+      <w:r>
+        <w:rPr>
+          <w:i/>
+          <w:iCs/>
+        </w:rPr>
+        <w:t xml:space="preserve">BMC Med Educ.</w:t>
+      </w:r>
+      <w:r>
+        <w:t xml:space="preserve"> </w:t>
+      </w:r>
+      <w:r>
+        <w:t xml:space="preserve">2025. ⚠ verify.</w:t>
+      </w:r>
+    </w:p>
+    <w:p>
+      <w:pPr>
+        <w:pStyle w:val="Compact"/>
+        <w:numPr>
+          <w:ilvl w:val="0"/>
+          <w:numId w:val="1002"/>
+        </w:numPr>
+      </w:pPr>
+      <w:r>
+        <w:t xml:space="preserve">[Modern AI and large language models in graduate medical education: a scoping review of attitudes, applications &amp; practice.] 2025 (PMID 40394586). ⚠ verify.</w:t>
+      </w:r>
+    </w:p>
+    <w:p>
+      <w:pPr>
+        <w:pStyle w:val="Compact"/>
+        <w:numPr>
+          <w:ilvl w:val="0"/>
+          <w:numId w:val="1002"/>
+        </w:numPr>
+      </w:pPr>
+      <w:r>
+        <w:t xml:space="preserve">Kestin G, Miller K, Klales A, Milbourne T, Ponti G. AI tutoring outperforms in-class active learning: a randomized controlled trial.</w:t>
+      </w:r>
+      <w:r>
+        <w:t xml:space="preserve"> </w:t>
+      </w:r>
+      <w:r>
+        <w:rPr>
+          <w:i/>
+          <w:iCs/>
+        </w:rPr>
+        <w:t xml:space="preserve">Sci Rep.</w:t>
+      </w:r>
+      <w:r>
+        <w:t xml:space="preserve"> </w:t>
+      </w:r>
+      <w:r>
+        <w:t xml:space="preserve">2025. ⚠ verify.</w:t>
+      </w:r>
+    </w:p>
+    <w:p>
+      <w:pPr>
+        <w:pStyle w:val="Compact"/>
+        <w:numPr>
+          <w:ilvl w:val="0"/>
+          <w:numId w:val="1002"/>
+        </w:numPr>
+      </w:pPr>
+      <w:r>
+        <w:t xml:space="preserve">[Large language models improve clinical decision making of medical students through patient simulation and structured feedback: a randomized controlled trial.] 2024. ⚠ verify.</w:t>
       </w:r>
     </w:p>
     <w:bookmarkEnd w:id="27"/>

--- a/docs/NEJM-AI-Manuscript-Draft.docx
+++ b/docs/NEJM-AI-Manuscript-Draft.docx
@@ -2,7 +2,7 @@
 <file path=word/document.xml><?xml version="1.0" encoding="utf-8"?>
 <w:document xmlns:w="http://schemas.openxmlformats.org/wordprocessingml/2006/main" xmlns:m="http://schemas.openxmlformats.org/officeDocument/2006/math" xmlns:r="http://schemas.openxmlformats.org/officeDocument/2006/relationships" xmlns:o="urn:schemas-microsoft-com:office:office" xmlns:v="urn:schemas-microsoft-com:vml" xmlns:w10="urn:schemas-microsoft-com:office:word" xmlns:a="http://schemas.openxmlformats.org/drawingml/2006/main" xmlns:pic="http://schemas.openxmlformats.org/drawingml/2006/picture" xmlns:wp="http://schemas.openxmlformats.org/drawingml/2006/wordprocessingDrawing">
   <w:body>
-    <w:bookmarkStart w:id="28" w:name="X68b4b682be7026bbe6b1872817631f07dde3881"/>
+    <w:bookmarkStart w:id="23" w:name="X68b4b682be7026bbe6b1872817631f07dde3881"/>
     <w:p>
       <w:pPr>
         <w:pStyle w:val="Heading1"/>
@@ -54,7 +54,7 @@
         <w:t xml:space="preserve"> </w:t>
       </w:r>
       <w:r>
-        <w:t xml:space="preserve">Kevin Keet, MD¹*; [Co-author], [degree]¹; [Co-author], [degree]¹; [Senior author], [degree]¹</w:t>
+        <w:t xml:space="preserve">Kevin Keet, MD¹*; [Co-authors]¹; [Senior author]¹</w:t>
       </w:r>
       <w:r>
         <w:t xml:space="preserve"> </w:t>
@@ -64,7 +64,7 @@
           <w:i/>
           <w:iCs/>
         </w:rPr>
-        <w:t xml:space="preserve">(Author order and equal-contribution designation to be finalized; mark co-first authors with an equal-contribution footnote per NEJM AI policy. One corresponding author is permitted.)</w:t>
+        <w:t xml:space="preserve">(Author order / equal-contribution to be finalized per NEJM AI policy; one corresponding author.)</w:t>
       </w:r>
     </w:p>
     <w:p>
@@ -72,7 +72,7 @@
         <w:pStyle w:val="BodyText"/>
       </w:pPr>
       <w:r>
-        <w:t xml:space="preserve">¹ Department of Medicine, Stanford University School of Medicine, Stanford, CA</w:t>
+        <w:t xml:space="preserve">¹ Department of Medicine, Stanford University School of Medicine, Stanford, CA · *kkeet@stanford.edu</w:t>
       </w:r>
     </w:p>
     <w:p>
@@ -80,30 +80,6 @@
         <w:pStyle w:val="BodyText"/>
       </w:pPr>
       <w:r>
-        <w:t xml:space="preserve">*Corresponding author: Kevin Keet, MD — kkeet@stanford.edu</w:t>
-      </w:r>
-    </w:p>
-    <w:p>
-      <w:pPr>
-        <w:pStyle w:val="BodyText"/>
-      </w:pPr>
-      <w:r>
-        <w:rPr>
-          <w:b/>
-          <w:bCs/>
-        </w:rPr>
-        <w:t xml:space="preserve">Running head:</w:t>
-      </w:r>
-      <w:r>
-        <w:t xml:space="preserve"> </w:t>
-      </w:r>
-      <w:r>
-        <w:t xml:space="preserve">AI assistance and knowledge acquisition in residents</w:t>
-      </w:r>
-      <w:r>
-        <w:t xml:space="preserve"> </w:t>
-      </w:r>
-      <w:r>
         <w:rPr>
           <w:b/>
           <w:bCs/>
@@ -114,39 +90,7 @@
         <w:t xml:space="preserve"> </w:t>
       </w:r>
       <w:r>
-        <w:t xml:space="preserve">[register on OSF before first enrollment — ID]</w:t>
-      </w:r>
-      <w:r>
-        <w:t xml:space="preserve"> </w:t>
-      </w:r>
-      <w:r>
-        <w:rPr>
-          <w:b/>
-          <w:bCs/>
-        </w:rPr>
-        <w:t xml:space="preserve">Word count (body):</w:t>
-      </w:r>
-      <w:r>
-        <w:t xml:space="preserve"> </w:t>
-      </w:r>
-      <w:r>
-        <w:t xml:space="preserve">[finalize] ·</w:t>
-      </w:r>
-      <w:r>
-        <w:t xml:space="preserve"> </w:t>
-      </w:r>
-      <w:r>
-        <w:rPr>
-          <w:b/>
-          <w:bCs/>
-        </w:rPr>
-        <w:t xml:space="preserve">Abstract:</w:t>
-      </w:r>
-      <w:r>
-        <w:t xml:space="preserve"> </w:t>
-      </w:r>
-      <w:r>
-        <w:t xml:space="preserve">~280 words</w:t>
+        <w:t xml:space="preserve">[register on OSF before first enrollment]</w:t>
       </w:r>
     </w:p>
     <w:p>
@@ -164,23 +108,39 @@
         <w:t xml:space="preserve"> </w:t>
       </w:r>
       <w:r>
-        <w:t xml:space="preserve">Complete from-scratch draft. Methods reflect the study as built;</w:t>
-      </w:r>
-      <w:r>
-        <w:t xml:space="preserve"> </w:t>
-      </w:r>
-      <w:r>
-        <w:rPr>
-          <w:b/>
-          <w:bCs/>
-        </w:rPr>
-        <w:t xml:space="preserve">Results are templated to the pre-specified analysis plan and marked [DATA]</w:t>
-      </w:r>
-      <w:r>
-        <w:t xml:space="preserve"> </w:t>
-      </w:r>
-      <w:r>
-        <w:t xml:space="preserve">for the 100-resident sample. Citations were assembled from a literature search and an annotated bibliography (</w:t>
+        <w:t xml:space="preserve">Lean pre-results draft (intentionally compact to leave room for a data-rich Results and Discussion). Methods reflect the study as built;</w:t>
+      </w:r>
+      <w:r>
+        <w:t xml:space="preserve"> </w:t>
+      </w:r>
+      <w:r>
+        <w:rPr>
+          <w:b/>
+          <w:bCs/>
+        </w:rPr>
+        <w:t xml:space="preserve">Results are templated and marked [DATA]</w:t>
+      </w:r>
+      <w:r>
+        <w:t xml:space="preserve">. References were assembled by literature search;</w:t>
+      </w:r>
+      <w:r>
+        <w:t xml:space="preserve"> </w:t>
+      </w:r>
+      <w:r>
+        <w:rPr>
+          <w:b/>
+          <w:bCs/>
+        </w:rPr>
+        <w:t xml:space="preserve">verify the 2024–2026 items before submission</w:t>
+      </w:r>
+      <w:r>
+        <w:t xml:space="preserve"> </w:t>
+      </w:r>
+      <w:r>
+        <w:t xml:space="preserve">(flagged ⚠). Fuller bibliography:</w:t>
+      </w:r>
+      <w:r>
+        <w:t xml:space="preserve"> </w:t>
       </w:r>
       <w:r>
         <w:rPr>
@@ -189,36 +149,7 @@
         <w:t xml:space="preserve">Literature-Review-Annotated</w:t>
       </w:r>
       <w:r>
-        <w:t xml:space="preserve">);</w:t>
-      </w:r>
-      <w:r>
-        <w:t xml:space="preserve"> </w:t>
-      </w:r>
-      <w:r>
-        <w:rPr>
-          <w:b/>
-          <w:bCs/>
-        </w:rPr>
-        <w:t xml:space="preserve">verify author lists, volumes, and pages — and resolve which preprints to cite as such — before submission</w:t>
-      </w:r>
-      <w:r>
-        <w:t xml:space="preserve"> </w:t>
-      </w:r>
-      <w:r>
-        <w:t xml:space="preserve">(flagged inline with</w:t>
-      </w:r>
-      <w:r>
-        <w:t xml:space="preserve"> </w:t>
-      </w:r>
-      <w:r>
-        <w:rPr>
-          <w:i/>
-          <w:iCs/>
-        </w:rPr>
-        <w:t xml:space="preserve">(verify)</w:t>
-      </w:r>
-      <w:r>
-        <w:t xml:space="preserve">).</w:t>
+        <w:t xml:space="preserve">.</w:t>
       </w:r>
     </w:p>
     <w:p>
@@ -252,7 +183,7 @@
         <w:t xml:space="preserve"> </w:t>
       </w:r>
       <w:r>
-        <w:t xml:space="preserve">Large language model (LLM) assistants now pervade clinical training, and randomized trials show they can change clinicians’ real-time reasoning. But these trials measure</w:t>
+        <w:t xml:space="preserve">Large language model (LLM) assistants pervade clinical training, and randomized trials show they can change clinicians’ real-time reasoning. But those trials measure</w:t>
       </w:r>
       <w:r>
         <w:t xml:space="preserve"> </w:t>
@@ -268,7 +199,7 @@
         <w:t xml:space="preserve"> </w:t>
       </w:r>
       <w:r>
-        <w:t xml:space="preserve">— how well a clinician does while holding the tool. For trainees, the outcome that matters is different: whether working a case</w:t>
+        <w:t xml:space="preserve">— how well a clinician does while holding the tool. For trainees the outcome that matters is different: whether working a case</w:t>
       </w:r>
       <w:r>
         <w:t xml:space="preserve"> </w:t>
@@ -300,7 +231,7 @@
         <w:t xml:space="preserve"> </w:t>
       </w:r>
       <w:r>
-        <w:t xml:space="preserve">it. Evidence from other fields shows AI can raise output while leaving — or eroding — the underlying learning, and medical educators have named the risks (de-skilling, never-skilling, mis-skilling); yet for cognitive tasks in medicine the concern has rested on theory and on analogy to perceptual tasks, untested by randomized trial.</w:t>
+        <w:t xml:space="preserve">it. Evidence from other fields shows AI can raise output while leaving — or eroding — the underlying learning; educators have named the risks (de-skilling, never-skilling, mis-skilling), but for cognitive tasks in medicine the concern is untested by randomized trial.</w:t>
       </w:r>
     </w:p>
     <w:p>
@@ -318,7 +249,7 @@
         <w:t xml:space="preserve"> </w:t>
       </w:r>
       <w:r>
-        <w:t xml:space="preserve">In a single-center, parallel-group, 1:1 randomized trial at the Stanford University internal medicine residency, residents worked an unfamiliar clinical case (suspected Fabry disease) through five free-response tasks, randomized to one of two resources available</w:t>
+        <w:t xml:space="preserve">In a single-center, parallel-group, 1:1 randomized trial at the Stanford internal medicine residency, residents worked an unfamiliar clinical case (suspected Fabry disease) through five free-response tasks, randomized to one of two resources available</w:t>
       </w:r>
       <w:r>
         <w:t xml:space="preserve"> </w:t>
@@ -347,7 +278,7 @@
         <w:t xml:space="preserve">no resource available</w:t>
       </w:r>
       <w:r>
-        <w:t xml:space="preserve">, they completed a 12-item knowledge assessment. Randomization used PGY-stratified permuted blocks with server-side allocation concealment. The primary outcome was the post-case unassisted knowledge score; secondary outcomes were change in self-rated comfort (0–10, pre vs. post), time on task, and AI-interaction metrics.</w:t>
+        <w:t xml:space="preserve">, they completed a 12-item knowledge assessment (the primary outcome). Randomization used PGY-stratified permuted blocks with server-side allocation concealment. Secondary outcomes were change in self-rated comfort (0–10, pre vs. post), time on task, and AI-interaction metrics.</w:t>
       </w:r>
     </w:p>
     <w:p>
@@ -365,7 +296,7 @@
         <w:t xml:space="preserve"> </w:t>
       </w:r>
       <w:r>
-        <w:t xml:space="preserve">[DATA] Of 100 residents randomized (50 AI, 50 control), [N] completed the session. Mean post-case knowledge score was [X.X/12] (AI) vs. [X.X/12] (control); adjusted difference [Δ] (95% CI [—]; P = [—]). [Comfort change, time, interaction metrics.]</w:t>
+        <w:t xml:space="preserve">[DATA] Of 100 residents randomized (50 AI, 50 control), [N] completed the session. Mean post-case knowledge score was [X.X/12] (AI) vs. [X.X/12] (control); adjusted difference [Δ] (95% CI [—]; P = [—]).</w:t>
       </w:r>
     </w:p>
     <w:p>
@@ -383,7 +314,7 @@
         <w:t xml:space="preserve"> </w:t>
       </w:r>
       <w:r>
-        <w:t xml:space="preserve">[DATA-dependent.] Among internal medicine residents, access to an out-of-the-box AI assistant during an unfamiliar case [did/did not] change the knowledge they could subsequently apply unaided, relative to a standard clinical reference. The trial provides direct randomized evidence on whether incidental AI use during patient care builds or bypasses durable clinical knowledge.</w:t>
+        <w:t xml:space="preserve">[DATA-dependent.] Access to an out-of-the-box AI assistant during an unfamiliar case [did/did not] change the knowledge residents could subsequently apply unaided. The trial gives direct randomized evidence on whether incidental AI use during patient care builds or bypasses durable clinical knowledge.</w:t>
       </w:r>
     </w:p>
     <w:p>
@@ -408,7 +339,7 @@
         <w:pStyle w:val="FirstParagraph"/>
       </w:pPr>
       <w:r>
-        <w:t xml:space="preserve">Generative artificial intelligence has entered clinical training faster than the evidence needed to guide it. Surveys already report that a majority of medical trainees — by some estimates 60–85% — use tools such as ChatGPT in their studies and clinical work, often to learn or review.¹ The tools are capable: a large language model (LLM) has matched or exceeded physicians on complex diagnostic challenges² and on free-response clinical-reasoning examinations,³ and in a randomized trial of diagnostic reasoning the LLM working alone outscored physicians whether or not the physicians had access to it.⁴ Yet randomized trials of LLM</w:t>
+        <w:t xml:space="preserve">Generative artificial intelligence has entered clinical training faster than the evidence needed to guide it; most trainees already use tools such as ChatGPT to study and to work.¹ The tools are capable — a large language model (LLM) has matched or exceeded physicians on free-response clinical-reasoning examinations² — and randomized trials of LLM</w:t>
       </w:r>
       <w:r>
         <w:t xml:space="preserve"> </w:t>
@@ -424,7 +355,7 @@
         <w:t xml:space="preserve"> </w:t>
       </w:r>
       <w:r>
-        <w:t xml:space="preserve">show mixed effects on clinicians’ own reasoning — improving open-ended management reasoning in one trial,⁵ and patient-care task performance variably in others,⁶,⁷ — and, critically, they all measure the same thing:</w:t>
+        <w:t xml:space="preserve">are accumulating. But those trials measure</w:t>
       </w:r>
       <w:r>
         <w:t xml:space="preserve"> </w:t>
@@ -437,15 +368,7 @@
         <w:t xml:space="preserve">assisted performance</w:t>
       </w:r>
       <w:r>
-        <w:t xml:space="preserve">, how well the clinician does while holding the tool.</w:t>
-      </w:r>
-    </w:p>
-    <w:p>
-      <w:pPr>
-        <w:pStyle w:val="BodyText"/>
-      </w:pPr>
-      <w:r>
-        <w:t xml:space="preserve">For trainees, assisted performance is the wrong endpoint to optimize alone. The purpose of residency is to build durable, transferable clinical knowledge and reasoning that a physician can deploy unaided — and, increasingly, can use to supervise AI itself. Performance with a tool and the</w:t>
+        <w:t xml:space="preserve">: how well the clinician does while holding the tool, with results that are mixed and, for a learner, beside the point.³ The purpose of residency is to build durable, transferable knowledge and reasoning a physician can deploy unaided — and increasingly can use to supervise AI. Performance with a tool and the</w:t>
       </w:r>
       <w:r>
         <w:t xml:space="preserve"> </w:t>
@@ -461,7 +384,7 @@
         <w:t xml:space="preserve"> </w:t>
       </w:r>
       <w:r>
-        <w:t xml:space="preserve">are dissociable, and a tool that boosts the former can leave the latter untouched or degraded. Outside medicine this is now well documented. In randomized experiments with workers learning an unfamiliar software library, AI assistance impaired conceptual understanding, code reading, and debugging without delivering the expected efficiency gains — and which outcome occurred depended on</w:t>
+        <w:t xml:space="preserve">are dissociable: in randomized experiments, workers who used AI to learn an unfamiliar task gained less understanding than those who did not, and which outcome occurred depended on</w:t>
       </w:r>
       <w:r>
         <w:t xml:space="preserve"> </w:t>
@@ -477,16 +400,53 @@
         <w:t xml:space="preserve"> </w:t>
       </w:r>
       <w:r>
-        <w:t xml:space="preserve">the worker engaged the AI.⁸ Students who wrote with generative AI produced better work but gained no measurable knowledge when later tested unaided, displaying</w:t>
-      </w:r>
-      <w:r>
-        <w:t xml:space="preserve"> </w:t>
-      </w:r>
-      <w:r>
-        <w:t xml:space="preserve">“metacognitive laziness.”</w:t>
-      </w:r>
-      <w:r>
-        <w:t xml:space="preserve">⁹ A survey of knowledge workers linked greater confidence in AI to</w:t>
+        <w:t xml:space="preserve">they engaged the tool.⁴</w:t>
+      </w:r>
+    </w:p>
+    <w:p>
+      <w:pPr>
+        <w:pStyle w:val="BodyText"/>
+      </w:pPr>
+      <w:r>
+        <w:t xml:space="preserve">Outside medicine, AI assistance can raise output while leaving learning behind. Students who wrote with generative AI produced better work but gained no measurable knowledge when later tested unaided (</w:t>
+      </w:r>
+      <w:r>
+        <w:t xml:space="preserve">“metacognitive laziness”</w:t>
+      </w:r>
+      <w:r>
+        <w:t xml:space="preserve">);⁵ a survey of knowledge workers linked greater confidence in AI to less critical thinking and less cognitive effort;⁶ and essay-writers using an LLM showed the weakest neural engagement, the least ownership of their work, and reduced engagement that persisted after the AI was withdrawn.⁷ Among novices, the benefit was uneven — those with strong metacognitive skills gained, weaker ones were harmed.⁸ The mechanism is well grounded: durable learning depends on effortful retrieval and</w:t>
+      </w:r>
+      <w:r>
+        <w:t xml:space="preserve"> </w:t>
+      </w:r>
+      <w:r>
+        <w:t xml:space="preserve">“desirable difficulties,”</w:t>
+      </w:r>
+      <w:r>
+        <w:t xml:space="preserve"> </w:t>
+      </w:r>
+      <w:r>
+        <w:t xml:space="preserve">the very effort a fluent answer removes.⁹,¹⁰ The concern is also old — Bainbridge’s</w:t>
+      </w:r>
+      <w:r>
+        <w:t xml:space="preserve"> </w:t>
+      </w:r>
+      <w:r>
+        <w:t xml:space="preserve">“ironies of automation”</w:t>
+      </w:r>
+      <w:r>
+        <w:t xml:space="preserve"> </w:t>
+      </w:r>
+      <w:r>
+        <w:t xml:space="preserve">noted that automation deskills the operator while leaving them to take over precisely when the most skill is needed,¹¹ and habitual reliance on tools as ordinary as GPS produces dose-dependent decline in the underlying cognitive skill.¹²</w:t>
+      </w:r>
+    </w:p>
+    <w:p>
+      <w:pPr>
+        <w:pStyle w:val="BodyText"/>
+      </w:pPr>
+      <w:r>
+        <w:t xml:space="preserve">Medicine has begun to see this directly: after routine AI-assisted colonoscopy, endoscopists’ unassisted detection skill fell,¹³ and automation bias — over-trusting and under-verifying machine advice — is a known hazard, worse in less experienced clinicians.¹⁴ But these demonstrations are of</w:t>
       </w:r>
       <w:r>
         <w:t xml:space="preserve"> </w:t>
@@ -496,22 +456,65 @@
           <w:i/>
           <w:iCs/>
         </w:rPr>
-        <w:t xml:space="preserve">less</w:t>
-      </w:r>
-      <w:r>
-        <w:t xml:space="preserve"> </w:t>
-      </w:r>
-      <w:r>
-        <w:t xml:space="preserve">critical thinking and reduced perceived cognitive effort,¹⁰ and an electroencephalographic study found that essay-writers using an LLM showed the weakest neural connectivity, the least ownership of their own work, and reduced engagement that persisted after the AI was removed —</w:t>
-      </w:r>
-      <w:r>
-        <w:t xml:space="preserve"> </w:t>
-      </w:r>
-      <w:r>
-        <w:t xml:space="preserve">“cognitive debt.”</w:t>
-      </w:r>
-      <w:r>
-        <w:t xml:space="preserve">¹¹ Among novice programmers, the benefit of AI was unevenly distributed: those with strong metacognitive skills gained, while weaker ones were harmed.¹² A growing literature distinguishes performance gains from learning when AI is used¹³ and links habitual cognitive offloading to weaker independent reasoning.¹⁴</w:t>
+        <w:t xml:space="preserve">perceptual and procedural</w:t>
+      </w:r>
+      <w:r>
+        <w:t xml:space="preserve"> </w:t>
+      </w:r>
+      <w:r>
+        <w:t xml:space="preserve">skill. Educators have named the analogous cognitive risks —</w:t>
+      </w:r>
+      <w:r>
+        <w:t xml:space="preserve"> </w:t>
+      </w:r>
+      <w:r>
+        <w:rPr>
+          <w:b/>
+          <w:bCs/>
+        </w:rPr>
+        <w:t xml:space="preserve">de-skilling</w:t>
+      </w:r>
+      <w:r>
+        <w:t xml:space="preserve">,</w:t>
+      </w:r>
+      <w:r>
+        <w:t xml:space="preserve"> </w:t>
+      </w:r>
+      <w:r>
+        <w:rPr>
+          <w:b/>
+          <w:bCs/>
+        </w:rPr>
+        <w:t xml:space="preserve">never-skilling</w:t>
+      </w:r>
+      <w:r>
+        <w:t xml:space="preserve">, and</w:t>
+      </w:r>
+      <w:r>
+        <w:t xml:space="preserve"> </w:t>
+      </w:r>
+      <w:r>
+        <w:rPr>
+          <w:b/>
+          <w:bCs/>
+        </w:rPr>
+        <w:t xml:space="preserve">mis-skilling</w:t>
+      </w:r>
+      <w:r>
+        <w:t xml:space="preserve">¹⁵ — yet for cognitive tasks the concern rests on theory, and the medical-education literature on generative AI is overwhelmingly descriptive.¹⁶ Residents occupy a muddy middle — physicians still both acquiring and consolidating reasoning — so rather than adjudicate which label applies, we focus on the construct common to all three and directly measurable:</w:t>
+      </w:r>
+      <w:r>
+        <w:t xml:space="preserve"> </w:t>
+      </w:r>
+      <w:r>
+        <w:rPr>
+          <w:b/>
+          <w:bCs/>
+        </w:rPr>
+        <w:t xml:space="preserve">knowledge acquisition</w:t>
+      </w:r>
+      <w:r>
+        <w:t xml:space="preserve">, whether working a case with AI leaves a resident with knowledge they can later deploy unaided.</w:t>
       </w:r>
     </w:p>
     <w:p>
@@ -519,36 +522,7 @@
         <w:pStyle w:val="BodyText"/>
       </w:pPr>
       <w:r>
-        <w:t xml:space="preserve">The mechanism is well grounded in cognitive science. Durable learning depends on effortful, generative retrieval rather than passive reception: the testing (retrieval-practice) effect,¹⁵ the broader principle of</w:t>
-      </w:r>
-      <w:r>
-        <w:t xml:space="preserve"> </w:t>
-      </w:r>
-      <w:r>
-        <w:t xml:space="preserve">“desirable difficulties,”</w:t>
-      </w:r>
-      <w:r>
-        <w:t xml:space="preserve">¹⁶ and the generation effect¹⁷ all show that the very effort a fluent AI answer removes is the effort that produces retention, and cognitive-load theory frames why short-circuiting productive struggle can impair schema formation.¹⁸ The concern also has a long lineage. Bainbridge’s</w:t>
-      </w:r>
-      <w:r>
-        <w:t xml:space="preserve"> </w:t>
-      </w:r>
-      <w:r>
-        <w:t xml:space="preserve">“ironies of automation”</w:t>
-      </w:r>
-      <w:r>
-        <w:t xml:space="preserve"> </w:t>
-      </w:r>
-      <w:r>
-        <w:t xml:space="preserve">observed decades ago that automating routine work deskills the operator while leaving them to take over precisely when the system fails — when the most skill is required and the least has been practiced.¹⁹ Outsourcing memory to search engines shifts what we encode from facts to where to find them,²⁰ and habitual reliance on GPS navigation produces dose-dependent decline in hippocampus-dependent spatial memory.²¹ AI is a far more general such tool.</w:t>
-      </w:r>
-    </w:p>
-    <w:p>
-      <w:pPr>
-        <w:pStyle w:val="BodyText"/>
-      </w:pPr>
-      <w:r>
-        <w:t xml:space="preserve">Medicine has begun to see this directly. After routine exposure to AI-assisted colonoscopy, endoscopists’ adenoma detection on standard, non-AI colonoscopy fell — deskilling once the tool was removed.²² Experimental work shows AI assistance can accelerate skill decay and hinder skill development without performers noticing.²³ And automation bias — over-trusting automated advice and under-verifying it — is a well-characterized hazard of clinical decision support, worse in less experienced clinicians and in more complex tasks.²⁴,²⁵ But these clinical demonstrations are of</w:t>
+        <w:t xml:space="preserve">One distinction is decisive and largely unmade. AI can be used to</w:t>
       </w:r>
       <w:r>
         <w:t xml:space="preserve"> </w:t>
@@ -558,13 +532,13 @@
           <w:i/>
           <w:iCs/>
         </w:rPr>
-        <w:t xml:space="preserve">perceptual and procedural</w:t>
-      </w:r>
-      <w:r>
-        <w:t xml:space="preserve"> </w:t>
-      </w:r>
-      <w:r>
-        <w:t xml:space="preserve">skills; whether the same holds for</w:t>
+        <w:t xml:space="preserve">deliberately</w:t>
+      </w:r>
+      <w:r>
+        <w:t xml:space="preserve"> </w:t>
+      </w:r>
+      <w:r>
+        <w:t xml:space="preserve">learn — a purpose-built, scaffolded tutor has doubled learning gains in a randomized trial.¹⁷ But the AI use that pervades clinical training is</w:t>
       </w:r>
       <w:r>
         <w:t xml:space="preserve"> </w:t>
@@ -574,84 +548,10 @@
           <w:i/>
           <w:iCs/>
         </w:rPr>
-        <w:t xml:space="preserve">cognitive</w:t>
-      </w:r>
-      <w:r>
-        <w:t xml:space="preserve"> </w:t>
-      </w:r>
-      <w:r>
-        <w:t xml:space="preserve">skill — clinical knowledge and reasoning — is unknown.</w:t>
-      </w:r>
-    </w:p>
-    <w:p>
-      <w:pPr>
-        <w:pStyle w:val="BodyText"/>
-      </w:pPr>
-      <w:r>
-        <w:t xml:space="preserve">Medical education has named the hazard. Abdulnour and colleagues distinguished three risks of clinical AI use:</w:t>
-      </w:r>
-      <w:r>
-        <w:t xml:space="preserve"> </w:t>
-      </w:r>
-      <w:r>
-        <w:rPr>
-          <w:b/>
-          <w:bCs/>
-        </w:rPr>
-        <w:t xml:space="preserve">de-skilling</w:t>
-      </w:r>
-      <w:r>
-        <w:t xml:space="preserve">, the loss of a competence a clinician once had;</w:t>
-      </w:r>
-      <w:r>
-        <w:t xml:space="preserve"> </w:t>
-      </w:r>
-      <w:r>
-        <w:rPr>
-          <w:b/>
-          <w:bCs/>
-        </w:rPr>
-        <w:t xml:space="preserve">never-skilling</w:t>
-      </w:r>
-      <w:r>
-        <w:t xml:space="preserve">, the failure of trainees to develop a competence because AI did the cognitive work at the moment of skill formation; and</w:t>
-      </w:r>
-      <w:r>
-        <w:t xml:space="preserve"> </w:t>
-      </w:r>
-      <w:r>
-        <w:rPr>
-          <w:b/>
-          <w:bCs/>
-        </w:rPr>
-        <w:t xml:space="preserve">mis-skilling</w:t>
-      </w:r>
-      <w:r>
-        <w:t xml:space="preserve">, the adoption of incorrect or biased AI patterns, including those reinforced by model sycophancy.²⁶ These terms are now the field’s common vocabulary, but they map awkwardly onto residents, who occupy a muddy middle — licensed physicians still both acquiring and consolidating clinical reasoning. Rather than adjudicate which label applies, we focus on the construct common to all three and the one directly measurable:</w:t>
-      </w:r>
-      <w:r>
-        <w:t xml:space="preserve"> </w:t>
-      </w:r>
-      <w:r>
-        <w:rPr>
-          <w:b/>
-          <w:bCs/>
-        </w:rPr>
-        <w:t xml:space="preserve">knowledge acquisition</w:t>
-      </w:r>
-      <w:r>
-        <w:t xml:space="preserve"> </w:t>
-      </w:r>
-      <w:r>
-        <w:t xml:space="preserve">— whether working a case with an AI assistant leaves a resident with knowledge they can later deploy unaided. Despite intense interest, the medical-education literature on generative AI remains overwhelmingly descriptive — surveys of attitudes, use cases, and tool accuracy²⁷,²⁸ — and offers essentially no randomized evidence on this outcome for a cognitive task.</w:t>
-      </w:r>
-    </w:p>
-    <w:p>
-      <w:pPr>
-        <w:pStyle w:val="BodyText"/>
-      </w:pPr>
-      <w:r>
-        <w:t xml:space="preserve">A further distinction is essential and, so far, largely unmade. AI can be used to</w:t>
+        <w:t xml:space="preserve">incidental</w:t>
+      </w:r>
+      <w:r>
+        <w:t xml:space="preserve">, embedded in caring for patients: a resident asks a chatbot for a differential or a draft note to complete the task, and any learning is a byproduct. Incidental learning has been the engine of clinical training since Osler; it is also where the offloading risk is greatest, because learning is not the aim — unless the trainee brings a learning-oriented posture to the interaction. Evidence about purpose-built tutors does not transfer to this setting. We conducted a randomized trial to test, directly, whether incidental AI use during a clinical case builds or bypasses durable knowledge: residents worked an unfamiliar case (chosen to lie outside their existing knowledge) with an out-of-the-box AI assistant or a standard reference, and we measured what they retained on an immediately following, resource-free assessment — separating an</w:t>
       </w:r>
       <w:r>
         <w:t xml:space="preserve"> </w:t>
@@ -661,13 +561,13 @@
           <w:i/>
           <w:iCs/>
         </w:rPr>
-        <w:t xml:space="preserve">deliberately</w:t>
-      </w:r>
-      <w:r>
-        <w:t xml:space="preserve"> </w:t>
-      </w:r>
-      <w:r>
-        <w:t xml:space="preserve">learn — board-review tutors, question banks, and study assistants built to teach. Configured for that purpose, AI can be a powerful tutor: in a randomized trial, a carefully scaffolded AI tutor produced roughly twice the learning gains of expert active-learning instruction,²⁹ and structured LLM exercises have improved medical students’ clinical decision-making.³⁰ But the AI use that pervades clinical training is different: it is</w:t>
+        <w:t xml:space="preserve">assisted-performance</w:t>
+      </w:r>
+      <w:r>
+        <w:t xml:space="preserve"> </w:t>
+      </w:r>
+      <w:r>
+        <w:t xml:space="preserve">phase from an</w:t>
       </w:r>
       <w:r>
         <w:t xml:space="preserve"> </w:t>
@@ -677,66 +577,13 @@
           <w:i/>
           <w:iCs/>
         </w:rPr>
-        <w:t xml:space="preserve">incidental</w:t>
-      </w:r>
-      <w:r>
-        <w:t xml:space="preserve">, embedded in the work of caring for patients. A resident pulls up a chatbot mid-rounds to generate a differential, draft a note, or answer a question — the aim is to complete the clinical task, and any learning is a byproduct. Incidental learning during patient care has been the engine of clinical training since Osler; it is also where the offloading risk is greatest, because learning is not the explicit aim, and a fluent answer can remove the effort that would otherwise build skill — unless the trainee brings a learning-oriented posture to the interaction. Evidence about purpose-built AI tutors does not transfer to this setting.</w:t>
-      </w:r>
-    </w:p>
-    <w:p>
-      <w:pPr>
-        <w:pStyle w:val="BodyText"/>
-      </w:pPr>
-      <w:r>
-        <w:t xml:space="preserve">We conducted a randomized trial to test, directly, whether incidental AI use during a clinical case builds or bypasses durable knowledge. Residents worked an unfamiliar case with either an out-of-the-box AI assistant or a standard clinical reference (UpToDate), and we measured the knowledge they retained on an immediately following, resource-free assessment. The design deliberately separates an</w:t>
-      </w:r>
-      <w:r>
-        <w:t xml:space="preserve"> </w:t>
-      </w:r>
-      <w:r>
-        <w:rPr>
-          <w:i/>
-          <w:iCs/>
-        </w:rPr>
-        <w:t xml:space="preserve">assisted-performance</w:t>
-      </w:r>
-      <w:r>
-        <w:t xml:space="preserve"> </w:t>
-      </w:r>
-      <w:r>
-        <w:t xml:space="preserve">phase (the case, with the resource) from an</w:t>
-      </w:r>
-      <w:r>
-        <w:t xml:space="preserve"> </w:t>
-      </w:r>
-      <w:r>
-        <w:rPr>
-          <w:i/>
-          <w:iCs/>
-        </w:rPr>
         <w:t xml:space="preserve">unassisted-acquisition</w:t>
       </w:r>
       <w:r>
         <w:t xml:space="preserve"> </w:t>
       </w:r>
       <w:r>
-        <w:t xml:space="preserve">phase (the assessment, without it), isolating knowledge acquisition as the endpoint. We chose Fabry disease — a rare, multisystem condition unlikely to be within residents’ existing knowledge — so the assessment would capture knowledge newly acquired during the session rather than prior expertise. As an exploratory aim, and following evidence that</w:t>
-      </w:r>
-      <w:r>
-        <w:t xml:space="preserve"> </w:t>
-      </w:r>
-      <w:r>
-        <w:rPr>
-          <w:i/>
-          <w:iCs/>
-        </w:rPr>
-        <w:t xml:space="preserve">how</w:t>
-      </w:r>
-      <w:r>
-        <w:t xml:space="preserve"> </w:t>
-      </w:r>
-      <w:r>
-        <w:t xml:space="preserve">one interacts with AI determines whether it builds or erodes skill,⁸ we examined whether more cognitively engaged interaction was associated with greater retained knowledge.</w:t>
+        <w:t xml:space="preserve">phase. As an exploratory aim, we examined whether more cognitively engaged interaction predicted greater retained knowledge.⁴</w:t>
       </w:r>
     </w:p>
     <w:p>
@@ -747,7 +594,7 @@
       </w:r>
     </w:p>
     <w:bookmarkEnd w:id="10"/>
-    <w:bookmarkStart w:id="20" w:name="methods"/>
+    <w:bookmarkStart w:id="15" w:name="methods"/>
     <w:p>
       <w:pPr>
         <w:pStyle w:val="Heading2"/>
@@ -756,13 +603,13 @@
         <w:t xml:space="preserve">Methods</w:t>
       </w:r>
     </w:p>
-    <w:bookmarkStart w:id="11" w:name="trial-design-and-oversight"/>
+    <w:bookmarkStart w:id="11" w:name="design-and-oversight"/>
     <w:p>
       <w:pPr>
         <w:pStyle w:val="Heading3"/>
       </w:pPr>
       <w:r>
-        <w:t xml:space="preserve">Trial design and oversight</w:t>
+        <w:t xml:space="preserve">Design and oversight</w:t>
       </w:r>
     </w:p>
     <w:p>
@@ -770,17 +617,17 @@
         <w:pStyle w:val="FirstParagraph"/>
       </w:pPr>
       <w:r>
-        <w:t xml:space="preserve">Single-center, parallel-group, individually randomized controlled trial with 1:1 allocation. The trial was reviewed by the Stanford University Institutional Review Board (IRB-86737) and determined exempt (benign behavioral intervention / educational testing); all participants reviewed an IRB-approved information sheet and consented before any data were collected. The trial was [pre-registered — registry/ID] before enrollment. Reporting follows CONSORT (Figure 1).</w:t>
+        <w:t xml:space="preserve">Single-center, parallel-group, individually randomized trial with 1:1 allocation, reviewed by the Stanford University IRB (IRB-86737; exempt). All participants reviewed an IRB-approved information sheet and consented before any data were collected. The trial was [pre-registered] before enrollment; reporting follows CONSORT (Figure 1).</w:t>
       </w:r>
     </w:p>
     <w:bookmarkEnd w:id="11"/>
-    <w:bookmarkStart w:id="12" w:name="setting-and-participants"/>
+    <w:bookmarkStart w:id="12" w:name="participants-and-randomization"/>
     <w:p>
       <w:pPr>
         <w:pStyle w:val="Heading3"/>
       </w:pPr>
       <w:r>
-        <w:t xml:space="preserve">Setting and participants</w:t>
+        <w:t xml:space="preserve">Participants and randomization</w:t>
       </w:r>
     </w:p>
     <w:p>
@@ -788,17 +635,17 @@
         <w:pStyle w:val="FirstParagraph"/>
       </w:pPr>
       <w:r>
-        <w:t xml:space="preserve">Resident physicians (PGY-1 to PGY-3; categorical internal medicine and preliminary medicine) in the Stanford University internal medicine residency, recruited by program-wide email. Participation was voluntary, compensated ($100, prorated for partial completion), and explicitly independent of training, evaluation, or standing. Each resident completed a single ~30–45-minute online session on a laptop or desktop.</w:t>
+        <w:t xml:space="preserve">Resident physicians (PGY-1–3; categorical and preliminary internal medicine) in the Stanford internal medicine residency, recruited by program-wide email; participation was voluntary, compensated ($100, prorated), and independent of training or evaluation. A randomization list (permuted blocks of 4, stratified by PGY, fixed seed) assigned 1:1 within each stratum; each resident’s enrollment code mapped server-side to a concealed arm, revealed only at the start of the case. Materials never named the arms, and participants were not told the hypothesis; the primary outcome is objectively scored and analysts are blinded to arm.</w:t>
       </w:r>
     </w:p>
     <w:bookmarkEnd w:id="12"/>
-    <w:bookmarkStart w:id="13" w:name="randomization-and-allocation-concealment"/>
+    <w:bookmarkStart w:id="13" w:name="case-and-intervention"/>
     <w:p>
       <w:pPr>
         <w:pStyle w:val="Heading3"/>
       </w:pPr>
       <w:r>
-        <w:t xml:space="preserve">Randomization and allocation concealment</w:t>
+        <w:t xml:space="preserve">Case and intervention</w:t>
       </w:r>
     </w:p>
     <w:p>
@@ -806,43 +653,7 @@
         <w:pStyle w:val="FirstParagraph"/>
       </w:pPr>
       <w:r>
-        <w:t xml:space="preserve">A randomization list was generated in advance using permuted blocks (block size 4) stratified by PGY, giving 1:1 allocation within each stratum from a fixed random seed locked before enrollment. Each resident received a unique enrollment code mapped server-side to a pre-assigned arm; the arm was concealed until the case began. Because the intervention is a visible on-screen resource, participants were necessarily aware of which resource they used, but materials never named or characterized the arms (neutral language), and participants were not told the hypothesis. The primary outcome is objectively, automatically scored, and outcome analysts will be blinded to arm.</w:t>
-      </w:r>
-    </w:p>
-    <w:bookmarkEnd w:id="13"/>
-    <w:bookmarkStart w:id="14" w:name="clinical-case"/>
-    <w:p>
-      <w:pPr>
-        <w:pStyle w:val="Heading3"/>
-      </w:pPr>
-      <w:r>
-        <w:t xml:space="preserve">Clinical case</w:t>
-      </w:r>
-    </w:p>
-    <w:p>
-      <w:pPr>
-        <w:pStyle w:val="FirstParagraph"/>
-      </w:pPr>
-      <w:r>
-        <w:t xml:space="preserve">All participants worked an identical fictional vignette: a 32-year-old man referred for progressive chronic kidney disease of unclear etiology, with electrocardiographic left ventricular hypertrophy and a family history suggesting X-linked inheritance — consistent with, but not diagnostic of, Fabry disease. Classic confirmatory features (acroparesthesia, angiokeratomas, cornea verticillata, enzyme/genetic results) were intentionally withheld from the initial vignette so they had to be elicited or sought. Fabry disease was chosen as a rare, multisystem condition outside the expected knowledge base of internal medicine residents, so the post-case assessment would measure knowledge acquired during the session rather than prior expertise.</w:t>
-      </w:r>
-    </w:p>
-    <w:bookmarkEnd w:id="14"/>
-    <w:bookmarkStart w:id="15" w:name="tasks-and-intervention"/>
-    <w:p>
-      <w:pPr>
-        <w:pStyle w:val="Heading3"/>
-      </w:pPr>
-      <w:r>
-        <w:t xml:space="preserve">Tasks and intervention</w:t>
-      </w:r>
-    </w:p>
-    <w:p>
-      <w:pPr>
-        <w:pStyle w:val="FirstParagraph"/>
-      </w:pPr>
-      <w:r>
-        <w:t xml:space="preserve">Within the case, participants completed five sequential free-response tasks: (1) additional history, (2) physical examination, (3) diagnostic workup, (4) next steps in management (additional work-up findings were revealed at this step), and (5) after-visit patient instructions. Participants were encouraged to use their assigned resource throughout the case, as in clinical care.</w:t>
+        <w:t xml:space="preserve">All participants worked an identical fictional vignette — a 32-year-old man with progressive chronic kidney disease, electrocardiographic left ventricular hypertrophy, and an X-linked family history, consistent with but not diagnostic of Fabry disease; classic confirmatory features were withheld so they had to be elicited. Fabry disease was chosen as a rare, multisystem condition outside residents’ expected knowledge, so the assessment would capture newly acquired knowledge. Participants completed five sequential free-response tasks (history, examination, workup, management [additional findings revealed here], after-visit instructions), encouraged to use their assigned resource throughout:</w:t>
       </w:r>
     </w:p>
     <w:p>
@@ -864,23 +675,20 @@
         <w:t xml:space="preserve"> </w:t>
       </w:r>
       <w:r>
-        <w:t xml:space="preserve">an embedded, general-purpose chat assistant built on a frontier LLM (Anthropic Claude Opus 4.7), available in a side panel, with a one-click option to insert the case context into the conversation. The model was used</w:t>
-      </w:r>
-      <w:r>
-        <w:t xml:space="preserve"> </w:t>
-      </w:r>
-      <w:r>
-        <w:rPr>
-          <w:b/>
-          <w:bCs/>
-        </w:rPr>
-        <w:t xml:space="preserve">out of the box, with no system prompt or other configuration</w:t>
-      </w:r>
-      <w:r>
-        <w:t xml:space="preserve"> </w:t>
-      </w:r>
-      <w:r>
-        <w:t xml:space="preserve">— no instructions governing tone, length, tutoring, or learning — so the intervention reflects a generic, off-the-shelf conversational assistant rather than a purpose-built educational tool. No separate login was required; all messages were logged.</w:t>
+        <w:t xml:space="preserve">an embedded chat assistant built on a frontier LLM (Anthropic Claude Opus 4.7), used</w:t>
+      </w:r>
+      <w:r>
+        <w:t xml:space="preserve"> </w:t>
+      </w:r>
+      <w:r>
+        <w:rPr>
+          <w:b/>
+          <w:bCs/>
+        </w:rPr>
+        <w:t xml:space="preserve">out of the box, with no system prompt or configuration</w:t>
+      </w:r>
+      <w:r>
+        <w:t xml:space="preserve">, so the intervention reflects a generic, off-the-shelf assistant rather than an educational tool; a one-click button inserted the case context; all messages were logged.</w:t>
       </w:r>
     </w:p>
     <w:p>
@@ -902,7 +710,7 @@
         <w:t xml:space="preserve"> </w:t>
       </w:r>
       <w:r>
-        <w:t xml:space="preserve">UpToDate, accessed through the Stanford Lane Library institutional proxy with the participant’s university credentials, opened alongside the case.</w:t>
+        <w:t xml:space="preserve">UpToDate via the Stanford Lane Library institutional proxy.</w:t>
       </w:r>
     </w:p>
     <w:p>
@@ -910,17 +718,17 @@
         <w:pStyle w:val="FirstParagraph"/>
       </w:pPr>
       <w:r>
-        <w:t xml:space="preserve">External resources were prohibited during the subsequent assessment, stated explicitly.</w:t>
-      </w:r>
-    </w:p>
-    <w:bookmarkEnd w:id="15"/>
-    <w:bookmarkStart w:id="16" w:name="outcomes"/>
+        <w:t xml:space="preserve">No resource was permitted during the subsequent assessment.</w:t>
+      </w:r>
+    </w:p>
+    <w:bookmarkEnd w:id="13"/>
+    <w:bookmarkStart w:id="14" w:name="outcomes-and-analysis"/>
     <w:p>
       <w:pPr>
         <w:pStyle w:val="Heading3"/>
       </w:pPr>
       <w:r>
-        <w:t xml:space="preserve">Outcomes</w:t>
+        <w:t xml:space="preserve">Outcomes and analysis</w:t>
       </w:r>
     </w:p>
     <w:p>
@@ -944,35 +752,20 @@
         <w:t xml:space="preserve"> </w:t>
       </w:r>
       <w:r>
-        <w:t xml:space="preserve">was the score on a 12-item multiple-choice knowledge assessment completed</w:t>
-      </w:r>
-      <w:r>
-        <w:t xml:space="preserve"> </w:t>
-      </w:r>
-      <w:r>
-        <w:rPr>
-          <w:b/>
-          <w:bCs/>
-        </w:rPr>
-        <w:t xml:space="preserve">immediately after the case with no resource available</w:t>
-      </w:r>
-      <w:r>
-        <w:t xml:space="preserve"> </w:t>
-      </w:r>
-      <w:r>
-        <w:t xml:space="preserve">(range 0–12; one correct option per item; auto-scored). Items were curated to test clinically meaningful,</w:t>
-      </w:r>
-      <w:r>
-        <w:t xml:space="preserve"> </w:t>
-      </w:r>
-      <w:r>
-        <w:t xml:space="preserve">“learned-at-the-bedside”</w:t>
-      </w:r>
-      <w:r>
-        <w:t xml:space="preserve"> </w:t>
-      </w:r>
-      <w:r>
-        <w:t xml:space="preserve">knowledge spanning the case domains without directly restating any task’s answer; items and the answer key were fixed before enrollment, and the answer key is never transmitted to the participant’s browser.</w:t>
+        <w:t xml:space="preserve">is the score (0–12) on a 12-item multiple-choice assessment completed immediately after the case</w:t>
+      </w:r>
+      <w:r>
+        <w:t xml:space="preserve"> </w:t>
+      </w:r>
+      <w:r>
+        <w:rPr>
+          <w:b/>
+          <w:bCs/>
+        </w:rPr>
+        <w:t xml:space="preserve">with no resource available</w:t>
+      </w:r>
+      <w:r>
+        <w:t xml:space="preserve">; items test clinically meaningful knowledge across the case domains without restating any task’s answer, were fixed before enrollment, and the answer key is never sent to the participant’s browser.</w:t>
       </w:r>
       <w:r>
         <w:t xml:space="preserve"> </w:t>
@@ -988,61 +781,7 @@
         <w:t xml:space="preserve"> </w:t>
       </w:r>
       <w:r>
-        <w:t xml:space="preserve">(1) change in self-rated comfort caring for such a patient (0–10), measured identically at intake (pre) and at the end of the assessment (post); (2) time on task (per task and total); and (3) AI-arm interaction metrics (number and content of messages). Free-response task answers were retained for exploratory analysis.</w:t>
-      </w:r>
-    </w:p>
-    <w:bookmarkEnd w:id="16"/>
-    <w:bookmarkStart w:id="17" w:name="sample-size"/>
-    <w:p>
-      <w:pPr>
-        <w:pStyle w:val="Heading3"/>
-      </w:pPr>
-      <w:r>
-        <w:t xml:space="preserve">Sample size</w:t>
-      </w:r>
-    </w:p>
-    <w:p>
-      <w:pPr>
-        <w:pStyle w:val="FirstParagraph"/>
-      </w:pPr>
-      <w:r>
-        <w:t xml:space="preserve">With 100 residents (50 per arm), a two-sample comparison of the primary continuous outcome has 80% power at two-sided α = 0.05 to detect a standardized between-arm difference of ≈0.57 SD (Cohen’s d) — about [one item / X percentage points] given the instrument’s pilot SD. The trial is powered to detect a moderate effect in either direction (benefit or harm). [Finalize the minimum detectable difference in score points from the locked instrument’s SD.]</w:t>
-      </w:r>
-    </w:p>
-    <w:bookmarkEnd w:id="17"/>
-    <w:bookmarkStart w:id="18" w:name="statistical-analysis"/>
-    <w:p>
-      <w:pPr>
-        <w:pStyle w:val="Heading3"/>
-      </w:pPr>
-      <w:r>
-        <w:t xml:space="preserve">Statistical analysis</w:t>
-      </w:r>
-    </w:p>
-    <w:p>
-      <w:pPr>
-        <w:pStyle w:val="FirstParagraph"/>
-      </w:pPr>
-      <w:r>
-        <w:t xml:space="preserve">Intention-to-treat. The primary outcome is compared between arms with a linear regression adjusting for the PGY randomization stratum (adjusted difference and 95% CI as the primary estimand); an unadjusted two-sample t-test is a sensitivity analysis. Comfort change is analyzed by ANCOVA (post adjusted for pre); time and interaction metrics by appropriate parametric or rank-based tests. The exploratory interaction-posture analysis relates an engagement classification of AI conversations to the knowledge score. Pre-specified secondary and subgroup (PGY) analyses are interpreted as hypothesis-generating with attention to multiplicity. A two-sided P &lt; 0.05 is significant for the primary outcome; the pre-registered plan governs primary inference. Analysis code will be shared (below).</w:t>
-      </w:r>
-    </w:p>
-    <w:bookmarkEnd w:id="18"/>
-    <w:bookmarkStart w:id="19" w:name="data-capture-and-security"/>
-    <w:p>
-      <w:pPr>
-        <w:pStyle w:val="Heading3"/>
-      </w:pPr>
-      <w:r>
-        <w:t xml:space="preserve">Data capture and security</w:t>
-      </w:r>
-    </w:p>
-    <w:p>
-      <w:pPr>
-        <w:pStyle w:val="FirstParagraph"/>
-      </w:pPr>
-      <w:r>
-        <w:t xml:space="preserve">A purpose-built web application recorded responses, timing, and (in the AI arm) full conversation logs to a server-side database, enforcing a single active session per participant. The case is fictional and contains no protected health information; participant-level data were stored securely under institutional standards and analyzed de-identified.</w:t>
+        <w:t xml:space="preserve">change in self-rated comfort (0–10, identical pre/post item), time on task, and AI-interaction metrics. With 50 per arm, the trial has 80% power (two-sided α = 0.05) to detect a between-arm difference of ≈0.57 SD. Analysis is intention-to-treat: the primary outcome is compared by linear regression adjusting for PGY stratum (adjusted difference, 95% CI); comfort by ANCOVA; secondary/subgroup analyses are exploratory. The pre-registered plan governs primary inference. A purpose-built application recorded responses, timing, and AI conversations to a secure server-side database; the case is fictional and contains no protected health information.</w:t>
       </w:r>
     </w:p>
     <w:p>
@@ -1052,9 +791,9 @@
         </w:pict>
       </w:r>
     </w:p>
-    <w:bookmarkEnd w:id="19"/>
-    <w:bookmarkEnd w:id="20"/>
-    <w:bookmarkStart w:id="21" w:name="results"/>
+    <w:bookmarkEnd w:id="14"/>
+    <w:bookmarkEnd w:id="15"/>
+    <w:bookmarkStart w:id="16" w:name="results"/>
     <w:p>
       <w:pPr>
         <w:pStyle w:val="Heading2"/>
@@ -1072,13 +811,13 @@
           <w:b/>
           <w:bCs/>
         </w:rPr>
-        <w:t xml:space="preserve">[DATA — to be completed.]</w:t>
-      </w:r>
-      <w:r>
-        <w:t xml:space="preserve"> </w:t>
-      </w:r>
-      <w:r>
-        <w:t xml:space="preserve">Template aligned to the analysis plan.</w:t>
+        <w:t xml:space="preserve">[DATA — to be completed]</w:t>
+      </w:r>
+      <w:r>
+        <w:t xml:space="preserve"> </w:t>
+      </w:r>
+      <w:r>
+        <w:t xml:space="preserve">(templated to the analysis plan).</w:t>
       </w:r>
     </w:p>
     <w:p>
@@ -1086,35 +825,7 @@
         <w:pStyle w:val="FirstParagraph"/>
       </w:pPr>
       <w:r>
-        <w:rPr>
-          <w:b/>
-          <w:bCs/>
-        </w:rPr>
-        <w:t xml:space="preserve">Enrollment and participants.</w:t>
-      </w:r>
-      <w:r>
-        <w:t xml:space="preserve"> </w:t>
-      </w:r>
-      <w:r>
-        <w:t xml:space="preserve">Between [start] and [end] 2026, [N] residents enrolled and were randomized (50 AI, 50 control); [N] completed the session and contributed primary-outcome data (Figure 1). Baseline characteristics — PGY distribution, residency track, pre-test comfort — were balanced across arms (Table 1).</w:t>
-      </w:r>
-    </w:p>
-    <w:p>
-      <w:pPr>
-        <w:pStyle w:val="BodyText"/>
-      </w:pPr>
-      <w:r>
-        <w:rPr>
-          <w:b/>
-          <w:bCs/>
-        </w:rPr>
-        <w:t xml:space="preserve">Primary outcome.</w:t>
-      </w:r>
-      <w:r>
-        <w:t xml:space="preserve"> </w:t>
-      </w:r>
-      <w:r>
-        <w:t xml:space="preserve">Mean post-case unassisted knowledge score was</w:t>
+        <w:t xml:space="preserve">Of [N] residents randomized (50 AI, 50 control), [N] completed the session and contributed primary-outcome data (Figure 1); baseline characteristics were balanced (Table 1). Mean post-case unassisted knowledge score was</w:t>
       </w:r>
       <w:r>
         <w:t xml:space="preserve"> </w:t>
@@ -1146,7 +857,7 @@
         <w:t xml:space="preserve"> </w:t>
       </w:r>
       <w:r>
-        <w:t xml:space="preserve">(control); adjusted between-arm difference</w:t>
+        <w:t xml:space="preserve">(control); adjusted difference</w:t>
       </w:r>
       <w:r>
         <w:t xml:space="preserve"> </w:t>
@@ -1162,25 +873,7 @@
         <w:t xml:space="preserve"> </w:t>
       </w:r>
       <w:r>
-        <w:t xml:space="preserve">(Table 2, Figure 2). [State direction and whether the pre-specified threshold was met.]</w:t>
-      </w:r>
-    </w:p>
-    <w:p>
-      <w:pPr>
-        <w:pStyle w:val="BodyText"/>
-      </w:pPr>
-      <w:r>
-        <w:rPr>
-          <w:b/>
-          <w:bCs/>
-        </w:rPr>
-        <w:t xml:space="preserve">Secondary outcomes.</w:t>
-      </w:r>
-      <w:r>
-        <w:t xml:space="preserve"> </w:t>
-      </w:r>
-      <w:r>
-        <w:t xml:space="preserve">Self-rated comfort changed by</w:t>
+        <w:t xml:space="preserve">(Table 2, Figure 2). Comfort changed by</w:t>
       </w:r>
       <w:r>
         <w:t xml:space="preserve"> </w:t>
@@ -1196,7 +889,7 @@
         <w:t xml:space="preserve"> </w:t>
       </w:r>
       <w:r>
-        <w:t xml:space="preserve">(AI) versus</w:t>
+        <w:t xml:space="preserve">versus</w:t>
       </w:r>
       <w:r>
         <w:t xml:space="preserve"> </w:t>
@@ -1212,7 +905,23 @@
         <w:t xml:space="preserve"> </w:t>
       </w:r>
       <w:r>
-        <w:t xml:space="preserve">(control) (between-arm difference [—]; P = [—]); [note any dissociation between comfort gain and knowledge]. Median total time was</w:t>
+        <w:t xml:space="preserve">(P = [—]); median total time</w:t>
+      </w:r>
+      <w:r>
+        <w:t xml:space="preserve"> </w:t>
+      </w:r>
+      <w:r>
+        <w:rPr>
+          <w:b/>
+          <w:bCs/>
+        </w:rPr>
+        <w:t xml:space="preserve">[—]</w:t>
+      </w:r>
+      <w:r>
+        <w:t xml:space="preserve"> </w:t>
+      </w:r>
+      <w:r>
+        <w:t xml:space="preserve">versus</w:t>
       </w:r>
       <w:r>
         <w:t xml:space="preserve"> </w:t>
@@ -1225,26 +934,7 @@
         <w:t xml:space="preserve">[—] min</w:t>
       </w:r>
       <w:r>
-        <w:t xml:space="preserve"> </w:t>
-      </w:r>
-      <w:r>
-        <w:t xml:space="preserve">(AI) versus</w:t>
-      </w:r>
-      <w:r>
-        <w:t xml:space="preserve"> </w:t>
-      </w:r>
-      <w:r>
-        <w:rPr>
-          <w:b/>
-          <w:bCs/>
-        </w:rPr>
-        <w:t xml:space="preserve">[—] min</w:t>
-      </w:r>
-      <w:r>
-        <w:t xml:space="preserve"> </w:t>
-      </w:r>
-      <w:r>
-        <w:t xml:space="preserve">(control) (P = [—]). In the AI arm, participants sent a median of</w:t>
+        <w:t xml:space="preserve">; AI-arm participants sent a median of</w:t>
       </w:r>
       <w:r>
         <w:t xml:space="preserve"> </w:t>
@@ -1260,25 +950,7 @@
         <w:t xml:space="preserve"> </w:t>
       </w:r>
       <w:r>
-        <w:t xml:space="preserve">messages (IQR [—]).</w:t>
-      </w:r>
-    </w:p>
-    <w:p>
-      <w:pPr>
-        <w:pStyle w:val="BodyText"/>
-      </w:pPr>
-      <w:r>
-        <w:rPr>
-          <w:b/>
-          <w:bCs/>
-        </w:rPr>
-        <w:t xml:space="preserve">Exploratory.</w:t>
-      </w:r>
-      <w:r>
-        <w:t xml:space="preserve"> </w:t>
-      </w:r>
-      <w:r>
-        <w:t xml:space="preserve">[Interaction-posture (engaged vs. answer-seeking) vs. knowledge score; PGY subgroup; reasoning quality of free-response answers; correlation of comfort change with knowledge.]</w:t>
+        <w:t xml:space="preserve">messages. [Exploratory: interaction posture vs. knowledge; PGY subgroup; comfort–knowledge dissociation.]</w:t>
       </w:r>
     </w:p>
     <w:p>
@@ -1288,8 +960,8 @@
         </w:pict>
       </w:r>
     </w:p>
-    <w:bookmarkEnd w:id="21"/>
-    <w:bookmarkStart w:id="24" w:name="discussion"/>
+    <w:bookmarkEnd w:id="16"/>
+    <w:bookmarkStart w:id="19" w:name="discussion"/>
     <w:p>
       <w:pPr>
         <w:pStyle w:val="Heading2"/>
@@ -1303,7 +975,7 @@
         <w:pStyle w:val="FirstParagraph"/>
       </w:pPr>
       <w:r>
-        <w:t xml:space="preserve">[DATA-dependent synthesis.] In this randomized trial, internal medicine residents who worked an unfamiliar clinical case with an out-of-the-box AI assistant scored</w:t>
+        <w:t xml:space="preserve">[DATA-dependent.] Residents who worked an unfamiliar case with an out-of-the-box AI assistant scored</w:t>
       </w:r>
       <w:r>
         <w:t xml:space="preserve"> </w:t>
@@ -1319,7 +991,7 @@
         <w:t xml:space="preserve"> </w:t>
       </w:r>
       <w:r>
-        <w:t xml:space="preserve">on an immediately following, resource-free knowledge assessment than residents who used a standard clinical reference. Because the assessment allowed no resource, this outcome reflects what residents</w:t>
+        <w:t xml:space="preserve">on an immediately following, resource-free assessment than those who used a standard reference. Because no resource was allowed, this reflects knowledge residents</w:t>
       </w:r>
       <w:r>
         <w:t xml:space="preserve"> </w:t>
@@ -1332,10 +1004,7 @@
         <w:t xml:space="preserve">retained and could apply on their own</w:t>
       </w:r>
       <w:r>
-        <w:t xml:space="preserve"> </w:t>
-      </w:r>
-      <w:r>
-        <w:t xml:space="preserve">— knowledge acquisition — not assisted performance.</w:t>
+        <w:t xml:space="preserve">, not assisted performance — extending the clinical-AI randomized literature, which measures performance with a tool,³ to the question that matters for trainees.</w:t>
       </w:r>
     </w:p>
     <w:p>
@@ -1343,7 +1012,52 @@
         <w:pStyle w:val="BodyText"/>
       </w:pPr>
       <w:r>
-        <w:t xml:space="preserve">These results extend the clinical-AI randomized literature, which has measured how clinicians perform</w:t>
+        <w:t xml:space="preserve">Framed against the de-/never-/mis-skilling taxonomy,¹⁵ the trial supplies direct evidence on a concern that, for cognitive medical tasks, has been argued from theory and from analogy to perceptual domains.¹³ [A null or negative difference would be the first randomized signal that AI assistance can bypass durable knowledge formation for a cognitive clinical task; a benefit would argue toward AI as a learning aid even when learning is incidental.] The item-level data also let us probe</w:t>
+      </w:r>
+      <w:r>
+        <w:t xml:space="preserve"> </w:t>
+      </w:r>
+      <w:r>
+        <w:rPr>
+          <w:b/>
+          <w:bCs/>
+        </w:rPr>
+        <w:t xml:space="preserve">mis-skilling</w:t>
+      </w:r>
+      <w:r>
+        <w:t xml:space="preserve"> </w:t>
+      </w:r>
+      <w:r>
+        <w:t xml:space="preserve">and the confidence–competence gap — whether any rise in comfort outpaces actual knowledge.⁶ Two implications follow regardless of direction. First,</w:t>
+      </w:r>
+      <w:r>
+        <w:t xml:space="preserve"> </w:t>
+      </w:r>
+      <w:r>
+        <w:rPr>
+          <w:b/>
+          <w:bCs/>
+        </w:rPr>
+        <w:t xml:space="preserve">the endpoint matters</w:t>
+      </w:r>
+      <w:r>
+        <w:t xml:space="preserve">: tools and curricula optimized for assisted performance may quietly substitute for the competence residency exists to build, so trainee-facing AI should be evaluated against learning, not task completion. Second,</w:t>
+      </w:r>
+      <w:r>
+        <w:t xml:space="preserve"> </w:t>
+      </w:r>
+      <w:r>
+        <w:rPr>
+          <w:b/>
+          <w:bCs/>
+        </w:rPr>
+        <w:t xml:space="preserve">AI tools are not interchangeable</w:t>
+      </w:r>
+      <w:r>
+        <w:t xml:space="preserve"> </w:t>
+      </w:r>
+      <w:r>
+        <w:t xml:space="preserve">on this dimension: we tested a generic assistant, whereas a purpose-built tutor can enhance learning,¹⁷ and the present result establishes the default-chatbot baseline against which any learning-oriented design must prove itself. Consistent with evidence that</w:t>
       </w:r>
       <w:r>
         <w:t xml:space="preserve"> </w:t>
@@ -1353,13 +1067,64 @@
           <w:i/>
           <w:iCs/>
         </w:rPr>
-        <w:t xml:space="preserve">with</w:t>
-      </w:r>
-      <w:r>
-        <w:t xml:space="preserve"> </w:t>
-      </w:r>
-      <w:r>
-        <w:t xml:space="preserve">a tool,⁴⁻⁷ to the distinct and, for trainees, more consequential question of how much they</w:t>
+        <w:t xml:space="preserve">how</w:t>
+      </w:r>
+      <w:r>
+        <w:t xml:space="preserve"> </w:t>
+      </w:r>
+      <w:r>
+        <w:t xml:space="preserve">one engages AI governs whether it builds or erodes skill,⁴,⁸ our exploratory analysis [supports/does not support] interaction posture as the operative variable; if posture is both consequential and modifiable, the question becomes whether residents can be taught to use AI in skill-preserving ways.</w:t>
+      </w:r>
+    </w:p>
+    <w:bookmarkStart w:id="17" w:name="limitations"/>
+    <w:p>
+      <w:pPr>
+        <w:pStyle w:val="Heading3"/>
+      </w:pPr>
+      <w:r>
+        <w:t xml:space="preserve">Limitations</w:t>
+      </w:r>
+    </w:p>
+    <w:p>
+      <w:pPr>
+        <w:pStyle w:val="FirstParagraph"/>
+      </w:pPr>
+      <w:r>
+        <w:t xml:space="preserve">Single center and one residency program; multi-site replication would strengthen generalizability. The outcome is a knowledge assessment given immediately after a single, fictional case — a proximal measure that may not capture long-term retention, transfer, or bedside performance; delayed and longitudinal designs would test durability and cumulative effects. Participants could not be blinded to their resource (though they were blinded to arm labels and hypothesis). The intervention was one model in one default configuration against one comparator; results may differ with other tools or configurations. Because the case lies outside residents’ prior knowledge, the trial indexes the acquisition mechanism shared by de- and never-skilling rather than erosion of a familiar skill; complementary designs (medical students; familiar content) would localize the effect along the training continuum.</w:t>
+      </w:r>
+    </w:p>
+    <w:bookmarkEnd w:id="17"/>
+    <w:bookmarkStart w:id="18" w:name="conclusions"/>
+    <w:p>
+      <w:pPr>
+        <w:pStyle w:val="Heading3"/>
+      </w:pPr>
+      <w:r>
+        <w:t xml:space="preserve">Conclusions</w:t>
+      </w:r>
+    </w:p>
+    <w:p>
+      <w:pPr>
+        <w:pStyle w:val="FirstParagraph"/>
+      </w:pPr>
+      <w:r>
+        <w:t xml:space="preserve">[DATA-dependent.] Among internal medicine residents working an unfamiliar case, access to an out-of-the-box AI assistant</w:t>
+      </w:r>
+      <w:r>
+        <w:t xml:space="preserve"> </w:t>
+      </w:r>
+      <w:r>
+        <w:rPr>
+          <w:b/>
+          <w:bCs/>
+        </w:rPr>
+        <w:t xml:space="preserve">[did/did not]</w:t>
+      </w:r>
+      <w:r>
+        <w:t xml:space="preserve"> </w:t>
+      </w:r>
+      <w:r>
+        <w:t xml:space="preserve">change the knowledge they could subsequently apply unaided. As generative AI becomes ubiquitous in training, randomized evidence on what trainees</w:t>
       </w:r>
       <w:r>
         <w:t xml:space="preserve"> </w:t>
@@ -1375,247 +1140,7 @@
         <w:t xml:space="preserve"> </w:t>
       </w:r>
       <w:r>
-        <w:t xml:space="preserve">from using one. [If null/negative:] A finding that AI assistance does not improve — or impairs — subsequent unaided knowledge would align with cross-domain evidence that AI can raise output while leaving learning behind,⁸⁻¹³ with the cognitive-science account that fluent answers remove the retrieval effort that builds memory,¹⁵⁻²¹ and with clinical evidence of AI-associated deskilling and automation bias.²²⁻²⁵ [If positive:] A finding that AI assistance enhances acquisition would suggest that even a generic assistant can support learning in the flow of clinical work — and would direct attention to</w:t>
-      </w:r>
-      <w:r>
-        <w:t xml:space="preserve"> </w:t>
-      </w:r>
-      <w:r>
-        <w:rPr>
-          <w:i/>
-          <w:iCs/>
-        </w:rPr>
-        <w:t xml:space="preserve">how</w:t>
-      </w:r>
-      <w:r>
-        <w:t xml:space="preserve"> </w:t>
-      </w:r>
-      <w:r>
-        <w:t xml:space="preserve">residents use it.⁸</w:t>
-      </w:r>
-    </w:p>
-    <w:p>
-      <w:pPr>
-        <w:pStyle w:val="BodyText"/>
-      </w:pPr>
-      <w:r>
-        <w:t xml:space="preserve">Framed against the de-skilling/never-skilling/mis-skilling taxonomy,²⁶ this trial supplies direct, randomized evidence on a concern that, for cognitive medical tasks, has been argued largely from theory and from analogy to perceptual domains. Because residents sit between acquiring and maintaining clinical reasoning, we framed the endpoint as knowledge acquisition in the</w:t>
-      </w:r>
-      <w:r>
-        <w:t xml:space="preserve"> </w:t>
-      </w:r>
-      <w:r>
-        <w:rPr>
-          <w:b/>
-          <w:bCs/>
-        </w:rPr>
-        <w:t xml:space="preserve">incidental</w:t>
-      </w:r>
-      <w:r>
-        <w:t xml:space="preserve"> </w:t>
-      </w:r>
-      <w:r>
-        <w:t xml:space="preserve">setting that dominates real practice — working a case with AI as one would in caring for a patient. [DATA: a null or negative difference would be, to our knowledge, the first randomized signal that AI assistance can bypass durable knowledge formation for a cognitive clinical task; a benefit would argue toward AI as a learning aid even when learning is incidental.] The item-level and free-response data additionally let us probe</w:t>
-      </w:r>
-      <w:r>
-        <w:t xml:space="preserve"> </w:t>
-      </w:r>
-      <w:r>
-        <w:rPr>
-          <w:b/>
-          <w:bCs/>
-        </w:rPr>
-        <w:t xml:space="preserve">mis-skilling</w:t>
-      </w:r>
-      <w:r>
-        <w:t xml:space="preserve"> </w:t>
-      </w:r>
-      <w:r>
-        <w:t xml:space="preserve">— whether AI-arm errors concentrate where a fluent but incomplete assistant is most likely to mislead — and whether any rise in self-rated comfort outpaces actual knowledge, the confidence–competence gap that makes these risks hard to detect at the bedside.¹⁰</w:t>
-      </w:r>
-    </w:p>
-    <w:p>
-      <w:pPr>
-        <w:pStyle w:val="BodyText"/>
-      </w:pPr>
-      <w:r>
-        <w:t xml:space="preserve">Two implications follow. First,</w:t>
-      </w:r>
-      <w:r>
-        <w:t xml:space="preserve"> </w:t>
-      </w:r>
-      <w:r>
-        <w:rPr>
-          <w:b/>
-          <w:bCs/>
-        </w:rPr>
-        <w:t xml:space="preserve">the endpoint matters</w:t>
-      </w:r>
-      <w:r>
-        <w:t xml:space="preserve">: optimizing AI tools and curricula for assisted performance — the outcome most studies and product evaluations report — may select for designs that quietly substitute for, rather than build, the competence residency exists to develop; trainee-facing AI should be evaluated, and possibly engineered, against learning and retention, not just task completion. Second,</w:t>
-      </w:r>
-      <w:r>
-        <w:t xml:space="preserve"> </w:t>
-      </w:r>
-      <w:r>
-        <w:rPr>
-          <w:b/>
-          <w:bCs/>
-        </w:rPr>
-        <w:t xml:space="preserve">AI tools are not interchangeable on this dimension.</w:t>
-      </w:r>
-      <w:r>
-        <w:t xml:space="preserve"> </w:t>
-      </w:r>
-      <w:r>
-        <w:t xml:space="preserve">We tested a generic, default-configured assistant; a purpose-built tutor, by contrast, can double learning gains.²⁹ Whether a tool built or prompted to reason</w:t>
-      </w:r>
-      <w:r>
-        <w:t xml:space="preserve"> </w:t>
-      </w:r>
-      <w:r>
-        <w:rPr>
-          <w:i/>
-          <w:iCs/>
-        </w:rPr>
-        <w:t xml:space="preserve">with</w:t>
-      </w:r>
-      <w:r>
-        <w:t xml:space="preserve"> </w:t>
-      </w:r>
-      <w:r>
-        <w:t xml:space="preserve">the resident rather than</w:t>
-      </w:r>
-      <w:r>
-        <w:t xml:space="preserve"> </w:t>
-      </w:r>
-      <w:r>
-        <w:rPr>
-          <w:i/>
-          <w:iCs/>
-        </w:rPr>
-        <w:t xml:space="preserve">for</w:t>
-      </w:r>
-      <w:r>
-        <w:t xml:space="preserve"> </w:t>
-      </w:r>
-      <w:r>
-        <w:t xml:space="preserve">them — a dedicated medical evidence assistant, or a deliberately Socratic configuration — would change what residents retain is unknown; the same paradigm could compare such tools head to head, and the present result establishes the default-chatbot baseline against which any learning-oriented design would have to prove itself. Finally, consistent with evidence that interaction</w:t>
-      </w:r>
-      <w:r>
-        <w:t xml:space="preserve"> </w:t>
-      </w:r>
-      <w:r>
-        <w:rPr>
-          <w:i/>
-          <w:iCs/>
-        </w:rPr>
-        <w:t xml:space="preserve">posture</w:t>
-      </w:r>
-      <w:r>
-        <w:t xml:space="preserve"> </w:t>
-      </w:r>
-      <w:r>
-        <w:t xml:space="preserve">governs whether AI builds or erodes skill,⁸,¹² our exploratory analysis [supports/does not support] the hypothesis that</w:t>
-      </w:r>
-      <w:r>
-        <w:t xml:space="preserve"> </w:t>
-      </w:r>
-      <w:r>
-        <w:rPr>
-          <w:i/>
-          <w:iCs/>
-        </w:rPr>
-        <w:t xml:space="preserve">how</w:t>
-      </w:r>
-      <w:r>
-        <w:t xml:space="preserve"> </w:t>
-      </w:r>
-      <w:r>
-        <w:t xml:space="preserve">residents use AI, more than whether they use it, determines what they learn. If posture proves both consequential and modifiable, the operative educational question shifts from whether residents use AI to whether they can be taught to use it in skill-preserving ways.</w:t>
-      </w:r>
-    </w:p>
-    <w:bookmarkStart w:id="22" w:name="limitations"/>
-    <w:p>
-      <w:pPr>
-        <w:pStyle w:val="Heading3"/>
-      </w:pPr>
-      <w:r>
-        <w:t xml:space="preserve">Limitations</w:t>
-      </w:r>
-    </w:p>
-    <w:p>
-      <w:pPr>
-        <w:pStyle w:val="FirstParagraph"/>
-      </w:pPr>
-      <w:r>
-        <w:t xml:space="preserve">This was a single-center trial in one residency program; multi-site replication would strengthen external validity. The case was fictional and the outcome a knowledge assessment administered immediately after the session — a proximal measure that may not capture long-term retention, transfer to new cases, or bedside performance; a delayed reassessment would test durability. Participants could not be blinded to their assigned resource, though they were blinded to arm labels and the hypothesis. The intervention was one model in one default configuration and the comparator one reference resource; results may differ with other tools, configurations, or prompting support. Because the case turns on a disease outside residents’ prior knowledge, the trial indexes the cognitive-offloading</w:t>
-      </w:r>
-      <w:r>
-        <w:t xml:space="preserve"> </w:t>
-      </w:r>
-      <w:r>
-        <w:rPr>
-          <w:i/>
-          <w:iCs/>
-        </w:rPr>
-        <w:t xml:space="preserve">mechanism</w:t>
-      </w:r>
-      <w:r>
-        <w:t xml:space="preserve"> </w:t>
-      </w:r>
-      <w:r>
-        <w:t xml:space="preserve">shared by de- and never-skilling — whether case work with AI yields independently-retained knowledge — rather than erosion of a pre-existing, familiar skill; complementary designs (in medical students; with familiar content; with repeated, longitudinal exposure) would localize where on the training continuum, and over what time course, the effect is largest. Finally, the trial measures a single exposure; cumulative effects of habitual AI use during training remain to be studied.</w:t>
-      </w:r>
-    </w:p>
-    <w:bookmarkEnd w:id="22"/>
-    <w:bookmarkStart w:id="23" w:name="conclusions"/>
-    <w:p>
-      <w:pPr>
-        <w:pStyle w:val="Heading3"/>
-      </w:pPr>
-      <w:r>
-        <w:t xml:space="preserve">Conclusions</w:t>
-      </w:r>
-    </w:p>
-    <w:p>
-      <w:pPr>
-        <w:pStyle w:val="FirstParagraph"/>
-      </w:pPr>
-      <w:r>
-        <w:t xml:space="preserve">[DATA-dependent.] Among internal medicine residents working an unfamiliar clinical case, access to an out-of-the-box AI assistant</w:t>
-      </w:r>
-      <w:r>
-        <w:t xml:space="preserve"> </w:t>
-      </w:r>
-      <w:r>
-        <w:rPr>
-          <w:b/>
-          <w:bCs/>
-        </w:rPr>
-        <w:t xml:space="preserve">[did/did not]</w:t>
-      </w:r>
-      <w:r>
-        <w:t xml:space="preserve"> </w:t>
-      </w:r>
-      <w:r>
-        <w:t xml:space="preserve">change the knowledge they could subsequently apply without assistance, relative to a standard clinical reference. Concern about AI-induced de-skilling, never-skilling, and mis-skilling has outrun the evidence for cognitive tasks in medicine; this trial provides a direct, randomized test of whether incidental AI use during patient care builds or bypasses durable knowledge. As generative AI becomes ubiquitous in clinical training, randomized evidence on what trainees</w:t>
-      </w:r>
-      <w:r>
-        <w:t xml:space="preserve"> </w:t>
-      </w:r>
-      <w:r>
-        <w:rPr>
-          <w:i/>
-          <w:iCs/>
-        </w:rPr>
-        <w:t xml:space="preserve">acquire</w:t>
-      </w:r>
-      <w:r>
-        <w:t xml:space="preserve"> </w:t>
-      </w:r>
-      <w:r>
-        <w:t xml:space="preserve">— not only on how they perform with a tool in hand — should govern how AI is introduced into graduate medical education.</w:t>
+        <w:t xml:space="preserve">— not only how they perform with a tool in hand — should govern how AI is introduced into graduate medical education.</w:t>
       </w:r>
     </w:p>
     <w:p>
@@ -1625,9 +1150,9 @@
         </w:pict>
       </w:r>
     </w:p>
-    <w:bookmarkEnd w:id="23"/>
-    <w:bookmarkEnd w:id="24"/>
-    <w:bookmarkStart w:id="25" w:name="declarations"/>
+    <w:bookmarkEnd w:id="18"/>
+    <w:bookmarkEnd w:id="19"/>
+    <w:bookmarkStart w:id="20" w:name="declarations"/>
     <w:p>
       <w:pPr>
         <w:pStyle w:val="Heading2"/>
@@ -1645,109 +1170,194 @@
           <w:b/>
           <w:bCs/>
         </w:rPr>
-        <w:t xml:space="preserve">Funding.</w:t>
-      </w:r>
-      <w:r>
-        <w:t xml:space="preserve"> </w:t>
-      </w:r>
-      <w:r>
-        <w:t xml:space="preserve">[Source; participant payments disbursed through the Stanford Department of Medicine.]</w:t>
-      </w:r>
-      <w:r>
-        <w:t xml:space="preserve"> </w:t>
-      </w:r>
-      <w:r>
-        <w:rPr>
-          <w:b/>
-          <w:bCs/>
-        </w:rPr>
-        <w:t xml:space="preserve">Trial registration.</w:t>
-      </w:r>
-      <w:r>
-        <w:t xml:space="preserve"> </w:t>
-      </w:r>
-      <w:r>
-        <w:t xml:space="preserve">[Registry and ID; registered before enrollment.]</w:t>
-      </w:r>
-      <w:r>
-        <w:t xml:space="preserve"> </w:t>
-      </w:r>
-      <w:r>
-        <w:rPr>
-          <w:b/>
-          <w:bCs/>
-        </w:rPr>
-        <w:t xml:space="preserve">Ethics.</w:t>
-      </w:r>
-      <w:r>
-        <w:t xml:space="preserve"> </w:t>
-      </w:r>
-      <w:r>
-        <w:t xml:space="preserve">Stanford IRB-86737 (exempt); informed consent obtained from all participants.</w:t>
-      </w:r>
-      <w:r>
-        <w:t xml:space="preserve"> </w:t>
-      </w:r>
-      <w:r>
-        <w:rPr>
-          <w:b/>
-          <w:bCs/>
-        </w:rPr>
-        <w:t xml:space="preserve">Data and code availability.</w:t>
-      </w:r>
-      <w:r>
-        <w:t xml:space="preserve"> </w:t>
-      </w:r>
-      <w:r>
-        <w:t xml:space="preserve">The clinical case, the 12-item instrument and answer key, the randomization procedure, and the analysis code will be made available [repository/terms]; participant-level data [terms].</w:t>
-      </w:r>
-      <w:r>
-        <w:t xml:space="preserve"> </w:t>
-      </w:r>
-      <w:r>
-        <w:rPr>
-          <w:b/>
-          <w:bCs/>
-        </w:rPr>
-        <w:t xml:space="preserve">Author contributions.</w:t>
-      </w:r>
-      <w:r>
-        <w:t xml:space="preserve"> </w:t>
-      </w:r>
-      <w:r>
-        <w:t xml:space="preserve">[CRediT taxonomy; designate equal-contribution authors per NEJM AI policy.]</w:t>
-      </w:r>
-      <w:r>
-        <w:t xml:space="preserve"> </w:t>
-      </w:r>
-      <w:r>
-        <w:rPr>
-          <w:b/>
-          <w:bCs/>
-        </w:rPr>
-        <w:t xml:space="preserve">Conflicts of interest.</w:t>
-      </w:r>
-      <w:r>
-        <w:t xml:space="preserve"> </w:t>
-      </w:r>
-      <w:r>
-        <w:t xml:space="preserve">[Disclose any relationship with AI vendors; the intervention used a commercial frontier model.]</w:t>
-      </w:r>
-      <w:r>
-        <w:t xml:space="preserve"> </w:t>
-      </w:r>
-      <w:r>
-        <w:rPr>
-          <w:b/>
-          <w:bCs/>
-        </w:rPr>
-        <w:t xml:space="preserve">Generative AI disclosure.</w:t>
-      </w:r>
-      <w:r>
-        <w:t xml:space="preserve"> </w:t>
-      </w:r>
-      <w:r>
-        <w:t xml:space="preserve">The AI assistant is the trial intervention and is described in Methods; [disclose any use of generative AI in manuscript preparation per NEJM AI policy].</w:t>
+        <w:t xml:space="preserve">Funding:</w:t>
+      </w:r>
+      <w:r>
+        <w:t xml:space="preserve"> </w:t>
+      </w:r>
+      <w:r>
+        <w:t xml:space="preserve">[source].</w:t>
+      </w:r>
+      <w:r>
+        <w:t xml:space="preserve"> </w:t>
+      </w:r>
+      <w:r>
+        <w:rPr>
+          <w:b/>
+          <w:bCs/>
+        </w:rPr>
+        <w:t xml:space="preserve">Registration:</w:t>
+      </w:r>
+      <w:r>
+        <w:t xml:space="preserve"> </w:t>
+      </w:r>
+      <w:r>
+        <w:t xml:space="preserve">[registry/ID, before enrollment].</w:t>
+      </w:r>
+      <w:r>
+        <w:t xml:space="preserve"> </w:t>
+      </w:r>
+      <w:r>
+        <w:rPr>
+          <w:b/>
+          <w:bCs/>
+        </w:rPr>
+        <w:t xml:space="preserve">Ethics:</w:t>
+      </w:r>
+      <w:r>
+        <w:t xml:space="preserve"> </w:t>
+      </w:r>
+      <w:r>
+        <w:t xml:space="preserve">Stanford IRB-86737 (exempt); informed consent obtained.</w:t>
+      </w:r>
+      <w:r>
+        <w:t xml:space="preserve"> </w:t>
+      </w:r>
+      <w:r>
+        <w:rPr>
+          <w:b/>
+          <w:bCs/>
+        </w:rPr>
+        <w:t xml:space="preserve">Data/code:</w:t>
+      </w:r>
+      <w:r>
+        <w:t xml:space="preserve"> </w:t>
+      </w:r>
+      <w:r>
+        <w:t xml:space="preserve">case, 12-item instrument and key, randomization procedure, and analysis code to be shared [terms].</w:t>
+      </w:r>
+      <w:r>
+        <w:t xml:space="preserve"> </w:t>
+      </w:r>
+      <w:r>
+        <w:rPr>
+          <w:b/>
+          <w:bCs/>
+        </w:rPr>
+        <w:t xml:space="preserve">Author contributions:</w:t>
+      </w:r>
+      <w:r>
+        <w:t xml:space="preserve"> </w:t>
+      </w:r>
+      <w:r>
+        <w:t xml:space="preserve">[CRediT].</w:t>
+      </w:r>
+      <w:r>
+        <w:t xml:space="preserve"> </w:t>
+      </w:r>
+      <w:r>
+        <w:rPr>
+          <w:b/>
+          <w:bCs/>
+        </w:rPr>
+        <w:t xml:space="preserve">Conflicts:</w:t>
+      </w:r>
+      <w:r>
+        <w:t xml:space="preserve"> </w:t>
+      </w:r>
+      <w:r>
+        <w:t xml:space="preserve">[disclose AI-vendor relationships].</w:t>
+      </w:r>
+      <w:r>
+        <w:t xml:space="preserve"> </w:t>
+      </w:r>
+      <w:r>
+        <w:rPr>
+          <w:b/>
+          <w:bCs/>
+        </w:rPr>
+        <w:t xml:space="preserve">Generative-AI disclosure:</w:t>
+      </w:r>
+      <w:r>
+        <w:t xml:space="preserve"> </w:t>
+      </w:r>
+      <w:r>
+        <w:t xml:space="preserve">the AI assistant is the trial intervention (Methods); [disclose any use in manuscript preparation per NEJM AI policy].</w:t>
+      </w:r>
+    </w:p>
+    <w:bookmarkEnd w:id="20"/>
+    <w:bookmarkStart w:id="21" w:name="figures-and-tables"/>
+    <w:p>
+      <w:pPr>
+        <w:pStyle w:val="Heading2"/>
+      </w:pPr>
+      <w:r>
+        <w:t xml:space="preserve">Figures and Tables</w:t>
+      </w:r>
+    </w:p>
+    <w:p>
+      <w:pPr>
+        <w:pStyle w:val="FirstParagraph"/>
+      </w:pPr>
+      <w:r>
+        <w:rPr>
+          <w:b/>
+          <w:bCs/>
+        </w:rPr>
+        <w:t xml:space="preserve">Figure 1.</w:t>
+      </w:r>
+      <w:r>
+        <w:t xml:space="preserve"> </w:t>
+      </w:r>
+      <w:r>
+        <w:t xml:space="preserve">CONSORT flow by arm (</w:t>
+      </w:r>
+      <w:r>
+        <w:rPr>
+          <w:rStyle w:val="VerbatimChar"/>
+        </w:rPr>
+        <w:t xml:space="preserve">figures/consort-flow.svg</w:t>
+      </w:r>
+      <w:r>
+        <w:t xml:space="preserve">).</w:t>
+      </w:r>
+      <w:r>
+        <w:t xml:space="preserve"> </w:t>
+      </w:r>
+      <w:r>
+        <w:rPr>
+          <w:b/>
+          <w:bCs/>
+        </w:rPr>
+        <w:t xml:space="preserve">Figure 2.</w:t>
+      </w:r>
+      <w:r>
+        <w:t xml:space="preserve"> </w:t>
+      </w:r>
+      <w:r>
+        <w:t xml:space="preserve">Knowledge-score distribution by arm.</w:t>
+      </w:r>
+      <w:r>
+        <w:t xml:space="preserve"> </w:t>
+      </w:r>
+      <w:r>
+        <w:rPr>
+          <w:b/>
+          <w:bCs/>
+        </w:rPr>
+        <w:t xml:space="preserve">Table 1.</w:t>
+      </w:r>
+      <w:r>
+        <w:t xml:space="preserve"> </w:t>
+      </w:r>
+      <w:r>
+        <w:t xml:space="preserve">Baseline characteristics by arm.</w:t>
+      </w:r>
+      <w:r>
+        <w:t xml:space="preserve"> </w:t>
+      </w:r>
+      <w:r>
+        <w:rPr>
+          <w:b/>
+          <w:bCs/>
+        </w:rPr>
+        <w:t xml:space="preserve">Table 2.</w:t>
+      </w:r>
+      <w:r>
+        <w:t xml:space="preserve"> </w:t>
+      </w:r>
+      <w:r>
+        <w:t xml:space="preserve">Outcomes by arm (primary score with adjusted difference/CI/P; comfort change; time; AI-interaction metrics).</w:t>
       </w:r>
     </w:p>
     <w:p>
@@ -1757,173 +1367,26 @@
         </w:pict>
       </w:r>
     </w:p>
-    <w:bookmarkEnd w:id="25"/>
-    <w:bookmarkStart w:id="26" w:name="tables-and-figures-shells"/>
+    <w:bookmarkEnd w:id="21"/>
+    <w:bookmarkStart w:id="22" w:name="references"/>
     <w:p>
       <w:pPr>
         <w:pStyle w:val="Heading2"/>
       </w:pPr>
       <w:r>
-        <w:t xml:space="preserve">Tables and Figures (shells)</w:t>
-      </w:r>
-    </w:p>
-    <w:p>
-      <w:pPr>
-        <w:pStyle w:val="FirstParagraph"/>
-      </w:pPr>
-      <w:r>
-        <w:rPr>
-          <w:b/>
-          <w:bCs/>
-        </w:rPr>
-        <w:t xml:space="preserve">Figure 1.</w:t>
-      </w:r>
-      <w:r>
-        <w:t xml:space="preserve"> </w:t>
-      </w:r>
-      <w:r>
-        <w:t xml:space="preserve">CONSORT participant flow (assessed → randomized → allocated → completed → analyzed), by arm.</w:t>
-      </w:r>
-      <w:r>
-        <w:t xml:space="preserve"> </w:t>
-      </w:r>
+        <w:t xml:space="preserve">References</w:t>
+      </w:r>
+    </w:p>
+    <w:p>
+      <w:pPr>
+        <w:pStyle w:val="BlockText"/>
+      </w:pPr>
       <w:r>
         <w:rPr>
           <w:i/>
           <w:iCs/>
         </w:rPr>
-        <w:t xml:space="preserve">(Drafted:</w:t>
-      </w:r>
-      <w:r>
-        <w:rPr>
-          <w:i/>
-          <w:iCs/>
-        </w:rPr>
-        <w:t xml:space="preserve"> </w:t>
-      </w:r>
-      <w:r>
-        <w:rPr>
-          <w:rStyle w:val="VerbatimChar"/>
-          <w:i/>
-          <w:iCs/>
-        </w:rPr>
-        <w:t xml:space="preserve">figures/consort-flow.svg</w:t>
-      </w:r>
-      <w:r>
-        <w:rPr>
-          <w:i/>
-          <w:iCs/>
-        </w:rPr>
-        <w:t xml:space="preserve">.)</w:t>
-      </w:r>
-      <w:r>
-        <w:t xml:space="preserve"> </w:t>
-      </w:r>
-      <w:r>
-        <w:rPr>
-          <w:b/>
-          <w:bCs/>
-        </w:rPr>
-        <w:t xml:space="preserve">Figure 2.</w:t>
-      </w:r>
-      <w:r>
-        <w:t xml:space="preserve"> </w:t>
-      </w:r>
-      <w:r>
-        <w:t xml:space="preserve">Distribution of post-case knowledge scores by arm (box/violin with points; mean and 95% CI).</w:t>
-      </w:r>
-      <w:r>
-        <w:t xml:space="preserve"> </w:t>
-      </w:r>
-      <w:r>
-        <w:rPr>
-          <w:b/>
-          <w:bCs/>
-        </w:rPr>
-        <w:t xml:space="preserve">Table 1.</w:t>
-      </w:r>
-      <w:r>
-        <w:t xml:space="preserve"> </w:t>
-      </w:r>
-      <w:r>
-        <w:t xml:space="preserve">Baseline characteristics by arm (N; PGY-1/2/3; track; pre-test comfort).</w:t>
-      </w:r>
-      <w:r>
-        <w:t xml:space="preserve"> </w:t>
-      </w:r>
-      <w:r>
-        <w:rPr>
-          <w:b/>
-          <w:bCs/>
-        </w:rPr>
-        <w:t xml:space="preserve">Table 2.</w:t>
-      </w:r>
-      <w:r>
-        <w:t xml:space="preserve"> </w:t>
-      </w:r>
-      <w:r>
-        <w:t xml:space="preserve">Outcomes by arm (primary knowledge score with adjusted difference, 95% CI, P; comfort change; total time; AI-interaction metrics).</w:t>
-      </w:r>
-      <w:r>
-        <w:t xml:space="preserve"> </w:t>
-      </w:r>
-      <w:r>
-        <w:rPr>
-          <w:i/>
-          <w:iCs/>
-        </w:rPr>
-        <w:t xml:space="preserve">(Optional Figure 3: knowledge score vs. AI-interaction engagement metric.)</w:t>
-      </w:r>
-    </w:p>
-    <w:p>
-      <w:r>
-        <w:pict>
-          <v:rect style="width:0;height:1.5pt" o:hralign="center" o:hrstd="t" o:hr="t"/>
-        </w:pict>
-      </w:r>
-    </w:p>
-    <w:bookmarkEnd w:id="26"/>
-    <w:bookmarkStart w:id="27" w:name="references"/>
-    <w:p>
-      <w:pPr>
-        <w:pStyle w:val="Heading2"/>
-      </w:pPr>
-      <w:r>
-        <w:t xml:space="preserve">References</w:t>
-      </w:r>
-    </w:p>
-    <w:p>
-      <w:pPr>
-        <w:pStyle w:val="BlockText"/>
-      </w:pPr>
-      <w:r>
-        <w:rPr>
-          <w:i/>
-          <w:iCs/>
-        </w:rPr>
-        <w:t xml:space="preserve">Verify author lists, volumes, and pages against primary sources before submission — especially 2024–2026 items assembled by literature search (flagged ⚠). Decide which preprints to cite as such vs. await final publication. Full annotations:</w:t>
-      </w:r>
-      <w:r>
-        <w:rPr>
-          <w:i/>
-          <w:iCs/>
-        </w:rPr>
-        <w:t xml:space="preserve"> </w:t>
-      </w:r>
-      <w:r>
-        <w:rPr>
-          <w:rStyle w:val="VerbatimChar"/>
-          <w:i/>
-          <w:iCs/>
-        </w:rPr>
-        <w:t xml:space="preserve">Literature-Review-Annotated</w:t>
-      </w:r>
-      <w:r>
-        <w:rPr>
-          <w:i/>
-          <w:iCs/>
-        </w:rPr>
-        <w:t xml:space="preserve">.</w:t>
+        <w:t xml:space="preserve">Verify 2024–2026 items (⚠) and resolve preprint vs. published status before submission.</w:t>
       </w:r>
     </w:p>
     <w:p>
@@ -1935,7 +1398,7 @@
         </w:numPr>
       </w:pPr>
       <w:r>
-        <w:t xml:space="preserve">[Representative survey of trainee generative-AI uptake, e.g., BMC Med Educ. 2025; multicenter surveys 2024–2025]. ⚠ select and verify.</w:t>
+        <w:t xml:space="preserve">[Representative survey of trainee generative-AI uptake, 2024–2025.] ⚠ select and verify.</w:t>
       </w:r>
     </w:p>
     <w:p>
@@ -1947,7 +1410,7 @@
         </w:numPr>
       </w:pPr>
       <w:r>
-        <w:t xml:space="preserve">Kanjee Z, Crowe B, Rodman A. Accuracy of a generative artificial intelligence model in a complex diagnostic challenge.</w:t>
+        <w:t xml:space="preserve">Strong E, DiGiammarino A, Weng Y, et al. Chatbot vs medical student performance on free-response clinical reasoning examinations.</w:t>
       </w:r>
       <w:r>
         <w:t xml:space="preserve"> </w:t>
@@ -1957,13 +1420,13 @@
           <w:i/>
           <w:iCs/>
         </w:rPr>
-        <w:t xml:space="preserve">JAMA.</w:t>
-      </w:r>
-      <w:r>
-        <w:t xml:space="preserve"> </w:t>
-      </w:r>
-      <w:r>
-        <w:t xml:space="preserve">2023;330(1):78–80.</w:t>
+        <w:t xml:space="preserve">JAMA Intern Med.</w:t>
+      </w:r>
+      <w:r>
+        <w:t xml:space="preserve"> </w:t>
+      </w:r>
+      <w:r>
+        <w:t xml:space="preserve">2023;183(9):1028–1030.</w:t>
       </w:r>
     </w:p>
     <w:p>
@@ -1975,7 +1438,7 @@
         </w:numPr>
       </w:pPr>
       <w:r>
-        <w:t xml:space="preserve">Strong E, DiGiammarino A, Weng Y, et al. Chatbot vs medical student performance on free-response clinical reasoning examinations.</w:t>
+        <w:t xml:space="preserve">Goh E, Gallo R, Hom J, et al. Large language model influence on diagnostic reasoning: a randomized clinical trial.</w:t>
       </w:r>
       <w:r>
         <w:t xml:space="preserve"> </w:t>
@@ -1985,13 +1448,13 @@
           <w:i/>
           <w:iCs/>
         </w:rPr>
-        <w:t xml:space="preserve">JAMA Intern Med.</w:t>
-      </w:r>
-      <w:r>
-        <w:t xml:space="preserve"> </w:t>
-      </w:r>
-      <w:r>
-        <w:t xml:space="preserve">2023;183(9):1028–1030.</w:t>
+        <w:t xml:space="preserve">JAMA Netw Open.</w:t>
+      </w:r>
+      <w:r>
+        <w:t xml:space="preserve"> </w:t>
+      </w:r>
+      <w:r>
+        <w:t xml:space="preserve">2024;7(10):e2440969.</w:t>
       </w:r>
     </w:p>
     <w:p>
@@ -2003,7 +1466,7 @@
         </w:numPr>
       </w:pPr>
       <w:r>
-        <w:t xml:space="preserve">Goh E, Gallo R, Hom J, et al. Large language model influence on diagnostic reasoning: a randomized clinical trial.</w:t>
+        <w:t xml:space="preserve">Shen JH, Tamkin A. How AI impacts skill formation.</w:t>
       </w:r>
       <w:r>
         <w:t xml:space="preserve"> </w:t>
@@ -2013,13 +1476,13 @@
           <w:i/>
           <w:iCs/>
         </w:rPr>
-        <w:t xml:space="preserve">JAMA Netw Open.</w:t>
-      </w:r>
-      <w:r>
-        <w:t xml:space="preserve"> </w:t>
-      </w:r>
-      <w:r>
-        <w:t xml:space="preserve">2024;7(10):e2440969.</w:t>
+        <w:t xml:space="preserve">arXiv:2601.20245</w:t>
+      </w:r>
+      <w:r>
+        <w:t xml:space="preserve"> </w:t>
+      </w:r>
+      <w:r>
+        <w:t xml:space="preserve">(2026).</w:t>
       </w:r>
     </w:p>
     <w:p>
@@ -2031,7 +1494,7 @@
         </w:numPr>
       </w:pPr>
       <w:r>
-        <w:t xml:space="preserve">Goh E, Gallo R, Strong E, et al. Large language model influence on management reasoning: a randomized controlled trial.</w:t>
+        <w:t xml:space="preserve">Fan Y, et al. Beware of metacognitive laziness: effects of generative AI on learning motivation, processes, and performance.</w:t>
       </w:r>
       <w:r>
         <w:t xml:space="preserve"> </w:t>
@@ -2041,13 +1504,13 @@
           <w:i/>
           <w:iCs/>
         </w:rPr>
-        <w:t xml:space="preserve">medRxiv</w:t>
-      </w:r>
-      <w:r>
-        <w:t xml:space="preserve"> </w:t>
-      </w:r>
-      <w:r>
-        <w:t xml:space="preserve">2024.08.05.24311485. ⚠ verify final venue.</w:t>
+        <w:t xml:space="preserve">Br J Educ Technol.</w:t>
+      </w:r>
+      <w:r>
+        <w:t xml:space="preserve"> </w:t>
+      </w:r>
+      <w:r>
+        <w:t xml:space="preserve">2025 (arXiv:2412.09315). ⚠ verify.</w:t>
       </w:r>
     </w:p>
     <w:p>
@@ -2059,7 +1522,7 @@
         </w:numPr>
       </w:pPr>
       <w:r>
-        <w:t xml:space="preserve">GPT-4 assistance for improvement of physician performance on patient-care tasks: a randomized controlled trial.</w:t>
+        <w:t xml:space="preserve">Lee H-P, et al. The impact of generative AI on critical thinking: self-reported reductions in cognitive effort and confidence effects from a survey of knowledge workers.</w:t>
       </w:r>
       <w:r>
         <w:t xml:space="preserve"> </w:t>
@@ -2069,13 +1532,13 @@
           <w:i/>
           <w:iCs/>
         </w:rPr>
-        <w:t xml:space="preserve">Nat Med.</w:t>
-      </w:r>
-      <w:r>
-        <w:t xml:space="preserve"> </w:t>
-      </w:r>
-      <w:r>
-        <w:t xml:space="preserve">2025. doi:10.1038/s41591-024-03456-y. ⚠ verify.</w:t>
+        <w:t xml:space="preserve">Proc. CHI 2025.</w:t>
+      </w:r>
+      <w:r>
+        <w:t xml:space="preserve"> </w:t>
+      </w:r>
+      <w:r>
+        <w:t xml:space="preserve">doi:10.1145/3706598.3713778.</w:t>
       </w:r>
     </w:p>
     <w:p>
@@ -2087,7 +1550,7 @@
         </w:numPr>
       </w:pPr>
       <w:r>
-        <w:t xml:space="preserve">Large language model diagnostic assistance for physicians in a lower-middle-income country: a randomized controlled trial.</w:t>
+        <w:t xml:space="preserve">Kosmyna N, et al. Your brain on ChatGPT: accumulation of cognitive debt when using an AI assistant for essay-writing tasks.</w:t>
       </w:r>
       <w:r>
         <w:t xml:space="preserve"> </w:t>
@@ -2097,13 +1560,13 @@
           <w:i/>
           <w:iCs/>
         </w:rPr>
-        <w:t xml:space="preserve">Nat Health.</w:t>
-      </w:r>
-      <w:r>
-        <w:t xml:space="preserve"> </w:t>
-      </w:r>
-      <w:r>
-        <w:t xml:space="preserve">2025. doi:10.1038/s44360-025-00007-8. ⚠ verify.</w:t>
+        <w:t xml:space="preserve">arXiv:2506.08872</w:t>
+      </w:r>
+      <w:r>
+        <w:t xml:space="preserve"> </w:t>
+      </w:r>
+      <w:r>
+        <w:t xml:space="preserve">(2025). ⚠ preprint.</w:t>
       </w:r>
     </w:p>
     <w:p>
@@ -2115,7 +1578,7 @@
         </w:numPr>
       </w:pPr>
       <w:r>
-        <w:t xml:space="preserve">Shen JH, Tamkin A. How AI impacts skill formation.</w:t>
+        <w:t xml:space="preserve">[The widening gap: the benefits and harms of generative AI for novice programmers.]</w:t>
       </w:r>
       <w:r>
         <w:t xml:space="preserve"> </w:t>
@@ -2125,13 +1588,13 @@
           <w:i/>
           <w:iCs/>
         </w:rPr>
-        <w:t xml:space="preserve">arXiv:2601.20245</w:t>
-      </w:r>
-      <w:r>
-        <w:t xml:space="preserve"> </w:t>
-      </w:r>
-      <w:r>
-        <w:t xml:space="preserve">(2026).</w:t>
+        <w:t xml:space="preserve">arXiv:2405.17739</w:t>
+      </w:r>
+      <w:r>
+        <w:t xml:space="preserve"> </w:t>
+      </w:r>
+      <w:r>
+        <w:t xml:space="preserve">(2024). ⚠ verify authors/venue.</w:t>
       </w:r>
     </w:p>
     <w:p>
@@ -2143,7 +1606,7 @@
         </w:numPr>
       </w:pPr>
       <w:r>
-        <w:t xml:space="preserve">Fan Y, et al. Beware of metacognitive laziness: effects of generative AI on learning motivation, processes, and performance.</w:t>
+        <w:t xml:space="preserve">Roediger HL III, Karpicke JD. The power of testing memory: basic research and implications for educational practice.</w:t>
       </w:r>
       <w:r>
         <w:t xml:space="preserve"> </w:t>
@@ -2153,13 +1616,13 @@
           <w:i/>
           <w:iCs/>
         </w:rPr>
-        <w:t xml:space="preserve">Br J Educ Technol.</w:t>
-      </w:r>
-      <w:r>
-        <w:t xml:space="preserve"> </w:t>
-      </w:r>
-      <w:r>
-        <w:t xml:space="preserve">2025 (arXiv:2412.09315). ⚠ verify.</w:t>
+        <w:t xml:space="preserve">Perspect Psychol Sci.</w:t>
+      </w:r>
+      <w:r>
+        <w:t xml:space="preserve"> </w:t>
+      </w:r>
+      <w:r>
+        <w:t xml:space="preserve">2006;1(3):181–210.</w:t>
       </w:r>
     </w:p>
     <w:p>
@@ -2171,23 +1634,20 @@
         </w:numPr>
       </w:pPr>
       <w:r>
-        <w:t xml:space="preserve">Lee H-P, et al. The impact of generative AI on critical thinking: self-reported reductions in cognitive effort and confidence effects from a survey of knowledge workers.</w:t>
-      </w:r>
-      <w:r>
-        <w:t xml:space="preserve"> </w:t>
+        <w:t xml:space="preserve">Bjork RA. Memory and metamemory considerations in the training of human beings. In: Metcalfe J, Shimamura AP, eds. </w:t>
       </w:r>
       <w:r>
         <w:rPr>
           <w:i/>
           <w:iCs/>
         </w:rPr>
-        <w:t xml:space="preserve">Proc. CHI 2025.</w:t>
-      </w:r>
-      <w:r>
-        <w:t xml:space="preserve"> </w:t>
-      </w:r>
-      <w:r>
-        <w:t xml:space="preserve">doi:10.1145/3706598.3713778.</w:t>
+        <w:t xml:space="preserve">Metacognition.</w:t>
+      </w:r>
+      <w:r>
+        <w:t xml:space="preserve"> </w:t>
+      </w:r>
+      <w:r>
+        <w:t xml:space="preserve">MIT Press; 1994:185–205.</w:t>
       </w:r>
     </w:p>
     <w:p>
@@ -2199,7 +1659,7 @@
         </w:numPr>
       </w:pPr>
       <w:r>
-        <w:t xml:space="preserve">Kosmyna N, et al. Your brain on ChatGPT: accumulation of cognitive debt when using an AI assistant for essay-writing tasks.</w:t>
+        <w:t xml:space="preserve">Bainbridge L. Ironies of automation.</w:t>
       </w:r>
       <w:r>
         <w:t xml:space="preserve"> </w:t>
@@ -2209,13 +1669,13 @@
           <w:i/>
           <w:iCs/>
         </w:rPr>
-        <w:t xml:space="preserve">arXiv:2506.08872</w:t>
-      </w:r>
-      <w:r>
-        <w:t xml:space="preserve"> </w:t>
-      </w:r>
-      <w:r>
-        <w:t xml:space="preserve">(2025). ⚠ preprint.</w:t>
+        <w:t xml:space="preserve">Automatica.</w:t>
+      </w:r>
+      <w:r>
+        <w:t xml:space="preserve"> </w:t>
+      </w:r>
+      <w:r>
+        <w:t xml:space="preserve">1983;19(6):775–779.</w:t>
       </w:r>
     </w:p>
     <w:p>
@@ -2227,7 +1687,7 @@
         </w:numPr>
       </w:pPr>
       <w:r>
-        <w:t xml:space="preserve">[The widening gap: the benefits and harms of generative AI for novice programmers.]</w:t>
+        <w:t xml:space="preserve">Dahmani L, Bohbot VD. Habitual use of GPS negatively impacts spatial memory during self-guided navigation.</w:t>
       </w:r>
       <w:r>
         <w:t xml:space="preserve"> </w:t>
@@ -2237,13 +1697,13 @@
           <w:i/>
           <w:iCs/>
         </w:rPr>
-        <w:t xml:space="preserve">arXiv:2405.17739</w:t>
-      </w:r>
-      <w:r>
-        <w:t xml:space="preserve"> </w:t>
-      </w:r>
-      <w:r>
-        <w:t xml:space="preserve">(2024). ⚠ verify authors/venue.</w:t>
+        <w:t xml:space="preserve">Sci Rep.</w:t>
+      </w:r>
+      <w:r>
+        <w:t xml:space="preserve"> </w:t>
+      </w:r>
+      <w:r>
+        <w:t xml:space="preserve">2020;10:6310.</w:t>
       </w:r>
     </w:p>
     <w:p>
@@ -2255,7 +1715,7 @@
         </w:numPr>
       </w:pPr>
       <w:r>
-        <w:t xml:space="preserve">[Distinguishing performance gains from learning when using generative AI.]</w:t>
+        <w:t xml:space="preserve">Budzyń K, Romańczyk M, et al. Endoscopist deskilling risk after exposure to artificial intelligence in colonoscopy: a multicentre, observational, before-and-after study.</w:t>
       </w:r>
       <w:r>
         <w:t xml:space="preserve"> </w:t>
@@ -2265,13 +1725,13 @@
           <w:i/>
           <w:iCs/>
         </w:rPr>
-        <w:t xml:space="preserve">arXiv:2605.13731</w:t>
-      </w:r>
-      <w:r>
-        <w:t xml:space="preserve"> </w:t>
-      </w:r>
-      <w:r>
-        <w:t xml:space="preserve">(2026). ⚠ verify.</w:t>
+        <w:t xml:space="preserve">Lancet Gastroenterol Hepatol.</w:t>
+      </w:r>
+      <w:r>
+        <w:t xml:space="preserve"> </w:t>
+      </w:r>
+      <w:r>
+        <w:t xml:space="preserve">2025;10(10):896–903. ⚠ verify author list.</w:t>
       </w:r>
     </w:p>
     <w:p>
@@ -2283,7 +1743,7 @@
         </w:numPr>
       </w:pPr>
       <w:r>
-        <w:t xml:space="preserve">Gerlich M. AI tools in society: impacts on cognitive offloading and the future of critical thinking.</w:t>
+        <w:t xml:space="preserve">Goddard K, Roudsari A, Wyatt JC. Automation bias: a systematic review of frequency, effect mediators, and mitigators.</w:t>
       </w:r>
       <w:r>
         <w:t xml:space="preserve"> </w:t>
@@ -2293,13 +1753,13 @@
           <w:i/>
           <w:iCs/>
         </w:rPr>
-        <w:t xml:space="preserve">Societies.</w:t>
-      </w:r>
-      <w:r>
-        <w:t xml:space="preserve"> </w:t>
-      </w:r>
-      <w:r>
-        <w:t xml:space="preserve">2025. ⚠ verify.</w:t>
+        <w:t xml:space="preserve">J Am Med Inform Assoc.</w:t>
+      </w:r>
+      <w:r>
+        <w:t xml:space="preserve"> </w:t>
+      </w:r>
+      <w:r>
+        <w:t xml:space="preserve">2012;19(1):121–127.</w:t>
       </w:r>
     </w:p>
     <w:p>
@@ -2311,7 +1771,7 @@
         </w:numPr>
       </w:pPr>
       <w:r>
-        <w:t xml:space="preserve">Roediger HL III, Karpicke JD. The power of testing memory: basic research and implications for educational practice.</w:t>
+        <w:t xml:space="preserve">Abdulnour R-EE, Gin B, Boscardin CK. Educational strategies for clinical supervision of artificial intelligence use.</w:t>
       </w:r>
       <w:r>
         <w:t xml:space="preserve"> </w:t>
@@ -2321,13 +1781,13 @@
           <w:i/>
           <w:iCs/>
         </w:rPr>
-        <w:t xml:space="preserve">Perspect Psychol Sci.</w:t>
-      </w:r>
-      <w:r>
-        <w:t xml:space="preserve"> </w:t>
-      </w:r>
-      <w:r>
-        <w:t xml:space="preserve">2006;1(3):181–210.</w:t>
+        <w:t xml:space="preserve">N Engl J Med.</w:t>
+      </w:r>
+      <w:r>
+        <w:t xml:space="preserve"> </w:t>
+      </w:r>
+      <w:r>
+        <w:t xml:space="preserve">2025;393:786–797.</w:t>
       </w:r>
     </w:p>
     <w:p>
@@ -2339,20 +1799,7 @@
         </w:numPr>
       </w:pPr>
       <w:r>
-        <w:t xml:space="preserve">Bjork RA. Memory and metamemory considerations in the training of human beings. In: Metcalfe J, Shimamura AP, eds. </w:t>
-      </w:r>
-      <w:r>
-        <w:rPr>
-          <w:i/>
-          <w:iCs/>
-        </w:rPr>
-        <w:t xml:space="preserve">Metacognition: Knowing about Knowing.</w:t>
-      </w:r>
-      <w:r>
-        <w:t xml:space="preserve"> </w:t>
-      </w:r>
-      <w:r>
-        <w:t xml:space="preserve">MIT Press; 1994:185–205.</w:t>
+        <w:t xml:space="preserve">[Generative AI / LLMs in graduate (or undergraduate) medical education: a scoping review, 2025.] ⚠ select and verify (e.g., PMID 40394586).</w:t>
       </w:r>
     </w:p>
     <w:p>
@@ -2364,7 +1811,7 @@
         </w:numPr>
       </w:pPr>
       <w:r>
-        <w:t xml:space="preserve">Slamecka NJ, Graf P. The generation effect: delineation of a phenomenon.</w:t>
+        <w:t xml:space="preserve">Kestin G, Miller K, Klales A, Milbourne T, Ponti G. AI tutoring outperforms in-class active learning: a randomized controlled trial.</w:t>
       </w:r>
       <w:r>
         <w:t xml:space="preserve"> </w:t>
@@ -2374,349 +1821,17 @@
           <w:i/>
           <w:iCs/>
         </w:rPr>
-        <w:t xml:space="preserve">J Exp Psychol Hum Learn Mem.</w:t>
-      </w:r>
-      <w:r>
-        <w:t xml:space="preserve"> </w:t>
-      </w:r>
-      <w:r>
-        <w:t xml:space="preserve">1978;4(6):592–604.</w:t>
-      </w:r>
-    </w:p>
-    <w:p>
-      <w:pPr>
-        <w:pStyle w:val="Compact"/>
-        <w:numPr>
-          <w:ilvl w:val="0"/>
-          <w:numId w:val="1002"/>
-        </w:numPr>
-      </w:pPr>
-      <w:r>
-        <w:t xml:space="preserve">Sweller J. Cognitive load during problem solving: effects on learning.</w:t>
-      </w:r>
-      <w:r>
-        <w:t xml:space="preserve"> </w:t>
-      </w:r>
-      <w:r>
-        <w:rPr>
-          <w:i/>
-          <w:iCs/>
-        </w:rPr>
-        <w:t xml:space="preserve">Cogn Sci.</w:t>
-      </w:r>
-      <w:r>
-        <w:t xml:space="preserve"> </w:t>
-      </w:r>
-      <w:r>
-        <w:t xml:space="preserve">1988;12(2):257–285.</w:t>
-      </w:r>
-    </w:p>
-    <w:p>
-      <w:pPr>
-        <w:pStyle w:val="Compact"/>
-        <w:numPr>
-          <w:ilvl w:val="0"/>
-          <w:numId w:val="1002"/>
-        </w:numPr>
-      </w:pPr>
-      <w:r>
-        <w:t xml:space="preserve">Bainbridge L. Ironies of automation.</w:t>
-      </w:r>
-      <w:r>
-        <w:t xml:space="preserve"> </w:t>
-      </w:r>
-      <w:r>
-        <w:rPr>
-          <w:i/>
-          <w:iCs/>
-        </w:rPr>
-        <w:t xml:space="preserve">Automatica.</w:t>
-      </w:r>
-      <w:r>
-        <w:t xml:space="preserve"> </w:t>
-      </w:r>
-      <w:r>
-        <w:t xml:space="preserve">1983;19(6):775–779.</w:t>
-      </w:r>
-    </w:p>
-    <w:p>
-      <w:pPr>
-        <w:pStyle w:val="Compact"/>
-        <w:numPr>
-          <w:ilvl w:val="0"/>
-          <w:numId w:val="1002"/>
-        </w:numPr>
-      </w:pPr>
-      <w:r>
-        <w:t xml:space="preserve">Sparrow B, Liu J, Wegner DM. Google effects on memory: cognitive consequences of having information at our fingertips.</w:t>
-      </w:r>
-      <w:r>
-        <w:t xml:space="preserve"> </w:t>
-      </w:r>
-      <w:r>
-        <w:rPr>
-          <w:i/>
-          <w:iCs/>
-        </w:rPr>
-        <w:t xml:space="preserve">Science.</w:t>
-      </w:r>
-      <w:r>
-        <w:t xml:space="preserve"> </w:t>
-      </w:r>
-      <w:r>
-        <w:t xml:space="preserve">2011;333:776–778.</w:t>
-      </w:r>
-    </w:p>
-    <w:p>
-      <w:pPr>
-        <w:pStyle w:val="Compact"/>
-        <w:numPr>
-          <w:ilvl w:val="0"/>
-          <w:numId w:val="1002"/>
-        </w:numPr>
-      </w:pPr>
-      <w:r>
-        <w:t xml:space="preserve">Dahmani L, Bohbot VD. Habitual use of GPS negatively impacts spatial memory during self-guided navigation.</w:t>
-      </w:r>
-      <w:r>
-        <w:t xml:space="preserve"> </w:t>
-      </w:r>
-      <w:r>
-        <w:rPr>
-          <w:i/>
-          <w:iCs/>
-        </w:rPr>
         <w:t xml:space="preserve">Sci Rep.</w:t>
       </w:r>
       <w:r>
         <w:t xml:space="preserve"> </w:t>
       </w:r>
       <w:r>
-        <w:t xml:space="preserve">2020;10:6310.</w:t>
-      </w:r>
-    </w:p>
-    <w:p>
-      <w:pPr>
-        <w:pStyle w:val="Compact"/>
-        <w:numPr>
-          <w:ilvl w:val="0"/>
-          <w:numId w:val="1002"/>
-        </w:numPr>
-      </w:pPr>
-      <w:r>
-        <w:t xml:space="preserve">Budzyń K, Romańczyk M, et al. Endoscopist deskilling risk after exposure to artificial intelligence in colonoscopy: a multicentre, observational, before-and-after study.</w:t>
-      </w:r>
-      <w:r>
-        <w:t xml:space="preserve"> </w:t>
-      </w:r>
-      <w:r>
-        <w:rPr>
-          <w:i/>
-          <w:iCs/>
-        </w:rPr>
-        <w:t xml:space="preserve">Lancet Gastroenterol Hepatol.</w:t>
-      </w:r>
-      <w:r>
-        <w:t xml:space="preserve"> </w:t>
-      </w:r>
-      <w:r>
-        <w:t xml:space="preserve">2025;10(10):896–903. ⚠ verify author list.</w:t>
-      </w:r>
-    </w:p>
-    <w:p>
-      <w:pPr>
-        <w:pStyle w:val="Compact"/>
-        <w:numPr>
-          <w:ilvl w:val="0"/>
-          <w:numId w:val="1002"/>
-        </w:numPr>
-      </w:pPr>
-      <w:r>
-        <w:t xml:space="preserve">Macnamara BN, Berber I, Çavuşoğlu MC, et al. Does using artificial intelligence assistance accelerate skill decay and hinder skill development without performers’ awareness?</w:t>
-      </w:r>
-      <w:r>
-        <w:t xml:space="preserve"> </w:t>
-      </w:r>
-      <w:r>
-        <w:rPr>
-          <w:i/>
-          <w:iCs/>
-        </w:rPr>
-        <w:t xml:space="preserve">Cogn Res Princ Implic.</w:t>
-      </w:r>
-      <w:r>
-        <w:t xml:space="preserve"> </w:t>
-      </w:r>
-      <w:r>
-        <w:t xml:space="preserve">2024;9:46.</w:t>
-      </w:r>
-    </w:p>
-    <w:p>
-      <w:pPr>
-        <w:pStyle w:val="Compact"/>
-        <w:numPr>
-          <w:ilvl w:val="0"/>
-          <w:numId w:val="1002"/>
-        </w:numPr>
-      </w:pPr>
-      <w:r>
-        <w:t xml:space="preserve">Goddard K, Roudsari A, Wyatt JC. Automation bias: a systematic review of frequency, effect mediators, and mitigators.</w:t>
-      </w:r>
-      <w:r>
-        <w:t xml:space="preserve"> </w:t>
-      </w:r>
-      <w:r>
-        <w:rPr>
-          <w:i/>
-          <w:iCs/>
-        </w:rPr>
-        <w:t xml:space="preserve">J Am Med Inform Assoc.</w:t>
-      </w:r>
-      <w:r>
-        <w:t xml:space="preserve"> </w:t>
-      </w:r>
-      <w:r>
-        <w:t xml:space="preserve">2012;19(1):121–127.</w:t>
-      </w:r>
-    </w:p>
-    <w:p>
-      <w:pPr>
-        <w:pStyle w:val="Compact"/>
-        <w:numPr>
-          <w:ilvl w:val="0"/>
-          <w:numId w:val="1002"/>
-        </w:numPr>
-      </w:pPr>
-      <w:r>
-        <w:t xml:space="preserve">Lyell D, Coiera E. Automation bias and verification complexity: a systematic review.</w:t>
-      </w:r>
-      <w:r>
-        <w:t xml:space="preserve"> </w:t>
-      </w:r>
-      <w:r>
-        <w:rPr>
-          <w:i/>
-          <w:iCs/>
-        </w:rPr>
-        <w:t xml:space="preserve">J Am Med Inform Assoc.</w:t>
-      </w:r>
-      <w:r>
-        <w:t xml:space="preserve"> </w:t>
-      </w:r>
-      <w:r>
-        <w:t xml:space="preserve">2017;24(2):423–431. ⚠ verify.</w:t>
-      </w:r>
-    </w:p>
-    <w:p>
-      <w:pPr>
-        <w:pStyle w:val="Compact"/>
-        <w:numPr>
-          <w:ilvl w:val="0"/>
-          <w:numId w:val="1002"/>
-        </w:numPr>
-      </w:pPr>
-      <w:r>
-        <w:t xml:space="preserve">Abdulnour R-EE, Gin B, Boscardin CK. Educational strategies for clinical supervision of artificial intelligence use.</w:t>
-      </w:r>
-      <w:r>
-        <w:t xml:space="preserve"> </w:t>
-      </w:r>
-      <w:r>
-        <w:rPr>
-          <w:i/>
-          <w:iCs/>
-        </w:rPr>
-        <w:t xml:space="preserve">N Engl J Med.</w:t>
-      </w:r>
-      <w:r>
-        <w:t xml:space="preserve"> </w:t>
-      </w:r>
-      <w:r>
-        <w:t xml:space="preserve">2025;393:786–797.</w:t>
-      </w:r>
-    </w:p>
-    <w:p>
-      <w:pPr>
-        <w:pStyle w:val="Compact"/>
-        <w:numPr>
-          <w:ilvl w:val="0"/>
-          <w:numId w:val="1002"/>
-        </w:numPr>
-      </w:pPr>
-      <w:r>
-        <w:t xml:space="preserve">[Artificial intelligence in undergraduate medical education: an updated scoping review.]</w:t>
-      </w:r>
-      <w:r>
-        <w:t xml:space="preserve"> </w:t>
-      </w:r>
-      <w:r>
-        <w:rPr>
-          <w:i/>
-          <w:iCs/>
-        </w:rPr>
-        <w:t xml:space="preserve">BMC Med Educ.</w:t>
-      </w:r>
-      <w:r>
-        <w:t xml:space="preserve"> </w:t>
-      </w:r>
-      <w:r>
         <w:t xml:space="preserve">2025. ⚠ verify.</w:t>
       </w:r>
     </w:p>
-    <w:p>
-      <w:pPr>
-        <w:pStyle w:val="Compact"/>
-        <w:numPr>
-          <w:ilvl w:val="0"/>
-          <w:numId w:val="1002"/>
-        </w:numPr>
-      </w:pPr>
-      <w:r>
-        <w:t xml:space="preserve">[Modern AI and large language models in graduate medical education: a scoping review of attitudes, applications &amp; practice.] 2025 (PMID 40394586). ⚠ verify.</w:t>
-      </w:r>
-    </w:p>
-    <w:p>
-      <w:pPr>
-        <w:pStyle w:val="Compact"/>
-        <w:numPr>
-          <w:ilvl w:val="0"/>
-          <w:numId w:val="1002"/>
-        </w:numPr>
-      </w:pPr>
-      <w:r>
-        <w:t xml:space="preserve">Kestin G, Miller K, Klales A, Milbourne T, Ponti G. AI tutoring outperforms in-class active learning: a randomized controlled trial.</w:t>
-      </w:r>
-      <w:r>
-        <w:t xml:space="preserve"> </w:t>
-      </w:r>
-      <w:r>
-        <w:rPr>
-          <w:i/>
-          <w:iCs/>
-        </w:rPr>
-        <w:t xml:space="preserve">Sci Rep.</w:t>
-      </w:r>
-      <w:r>
-        <w:t xml:space="preserve"> </w:t>
-      </w:r>
-      <w:r>
-        <w:t xml:space="preserve">2025. ⚠ verify.</w:t>
-      </w:r>
-    </w:p>
-    <w:p>
-      <w:pPr>
-        <w:pStyle w:val="Compact"/>
-        <w:numPr>
-          <w:ilvl w:val="0"/>
-          <w:numId w:val="1002"/>
-        </w:numPr>
-      </w:pPr>
-      <w:r>
-        <w:t xml:space="preserve">[Large language models improve clinical decision making of medical students through patient simulation and structured feedback: a randomized controlled trial.] 2024. ⚠ verify.</w:t>
-      </w:r>
-    </w:p>
-    <w:bookmarkEnd w:id="27"/>
-    <w:bookmarkEnd w:id="28"/>
+    <w:bookmarkEnd w:id="22"/>
+    <w:bookmarkEnd w:id="23"/>
     <w:sectPr>
       <w:footnotePr>
         <w:numRestart w:val="eachSect"/>

--- a/docs/NEJM-AI-Manuscript-Draft.docx
+++ b/docs/NEJM-AI-Manuscript-Draft.docx
@@ -2,7 +2,7 @@
 <file path=word/document.xml><?xml version="1.0" encoding="utf-8"?>
 <w:document xmlns:w="http://schemas.openxmlformats.org/wordprocessingml/2006/main" xmlns:m="http://schemas.openxmlformats.org/officeDocument/2006/math" xmlns:r="http://schemas.openxmlformats.org/officeDocument/2006/relationships" xmlns:o="urn:schemas-microsoft-com:office:office" xmlns:v="urn:schemas-microsoft-com:vml" xmlns:w10="urn:schemas-microsoft-com:office:word" xmlns:a="http://schemas.openxmlformats.org/drawingml/2006/main" xmlns:pic="http://schemas.openxmlformats.org/drawingml/2006/picture" xmlns:wp="http://schemas.openxmlformats.org/drawingml/2006/wordprocessingDrawing">
   <w:body>
-    <w:bookmarkStart w:id="23" w:name="X68b4b682be7026bbe6b1872817631f07dde3881"/>
+    <w:bookmarkStart w:id="24" w:name="X68b4b682be7026bbe6b1872817631f07dde3881"/>
     <w:p>
       <w:pPr>
         <w:pStyle w:val="Heading1"/>
@@ -278,7 +278,7 @@
         <w:t xml:space="preserve">no resource available</w:t>
       </w:r>
       <w:r>
-        <w:t xml:space="preserve">, they completed a 12-item knowledge assessment (the primary outcome). Randomization used PGY-stratified permuted blocks with server-side allocation concealment. Secondary outcomes were change in self-rated comfort (0–10, pre vs. post), time on task, and AI-interaction metrics.</w:t>
+        <w:t xml:space="preserve">, they completed a 12-item knowledge assessment (the primary outcome). Randomization used PGY-stratified permuted blocks with server-side allocation concealment. Secondary outcomes were change in self-rated comfort (0–10, pre vs. post) and time on task; in a pre-specified exploratory analysis, AI-arm conversation logs were qualitatively coded for interaction patterns and related to the knowledge score.</w:t>
       </w:r>
     </w:p>
     <w:p>
@@ -594,7 +594,7 @@
       </w:r>
     </w:p>
     <w:bookmarkEnd w:id="10"/>
-    <w:bookmarkStart w:id="15" w:name="methods"/>
+    <w:bookmarkStart w:id="16" w:name="methods"/>
     <w:p>
       <w:pPr>
         <w:pStyle w:val="Heading2"/>
@@ -781,7 +781,85 @@
         <w:t xml:space="preserve"> </w:t>
       </w:r>
       <w:r>
-        <w:t xml:space="preserve">change in self-rated comfort (0–10, identical pre/post item), time on task, and AI-interaction metrics. With 50 per arm, the trial has 80% power (two-sided α = 0.05) to detect a between-arm difference of ≈0.57 SD. Analysis is intention-to-treat: the primary outcome is compared by linear regression adjusting for PGY stratum (adjusted difference, 95% CI); comfort by ANCOVA; secondary/subgroup analyses are exploratory. The pre-registered plan governs primary inference. A purpose-built application recorded responses, timing, and AI conversations to a secure server-side database; the case is fictional and contains no protected health information.</w:t>
+        <w:t xml:space="preserve">change in self-rated comfort (0–10, identical pre/post item), time on task, and AI-interaction metrics (message count and the qualitative interaction-pattern analysis below). With 50 per arm, the trial has 80% power (two-sided α = 0.05) to detect a between-arm difference of ≈0.57 SD. Analysis is intention-to-treat: the primary outcome is compared by linear regression adjusting for PGY stratum (adjusted difference, 95% CI); comfort by ANCOVA; secondary/subgroup analyses are exploratory. The pre-registered plan governs primary inference. A purpose-built application recorded responses, timing, and full AI conversations to a secure server-side database; the case is fictional and contains no protected health information.</w:t>
+      </w:r>
+    </w:p>
+    <w:bookmarkEnd w:id="14"/>
+    <w:bookmarkStart w:id="15" w:name="Xf2ce8dc372d0657d0fa3d28b7fcd461350570ea"/>
+    <w:p>
+      <w:pPr>
+        <w:pStyle w:val="Heading3"/>
+      </w:pPr>
+      <w:r>
+        <w:t xml:space="preserve">Interaction-pattern analysis (pre-specified, exploratory)</w:t>
+      </w:r>
+    </w:p>
+    <w:p>
+      <w:pPr>
+        <w:pStyle w:val="FirstParagraph"/>
+      </w:pPr>
+      <w:r>
+        <w:t xml:space="preserve">Because the application logs every AI-arm conversation in full, we will examine</w:t>
+      </w:r>
+      <w:r>
+        <w:t xml:space="preserve"> </w:t>
+      </w:r>
+      <w:r>
+        <w:rPr>
+          <w:i/>
+          <w:iCs/>
+        </w:rPr>
+        <w:t xml:space="preserve">how</w:t>
+      </w:r>
+      <w:r>
+        <w:t xml:space="preserve"> </w:t>
+      </w:r>
+      <w:r>
+        <w:t xml:space="preserve">— not merely how much — residents engaged the assistant, and whether interaction style relates to learning. Two trained coders, blinded to knowledge scores, will independently code each AI-arm conversation by directed content analysis against an a priori framework adapted from work on AI interaction patterns and skill formation,⁴ distinguishing cognitively</w:t>
+      </w:r>
+      <w:r>
+        <w:t xml:space="preserve"> </w:t>
+      </w:r>
+      <w:r>
+        <w:rPr>
+          <w:i/>
+          <w:iCs/>
+        </w:rPr>
+        <w:t xml:space="preserve">engaged</w:t>
+      </w:r>
+      <w:r>
+        <w:t xml:space="preserve"> </w:t>
+      </w:r>
+      <w:r>
+        <w:t xml:space="preserve">patterns (e.g., asking conceptual</w:t>
+      </w:r>
+      <w:r>
+        <w:t xml:space="preserve"> </w:t>
+      </w:r>
+      <w:r>
+        <w:t xml:space="preserve">“why/what-if”</w:t>
+      </w:r>
+      <w:r>
+        <w:t xml:space="preserve"> </w:t>
+      </w:r>
+      <w:r>
+        <w:t xml:space="preserve">questions, treating outputs as hypotheses to verify, requesting reasoning and probing its weakest link) from</w:t>
+      </w:r>
+      <w:r>
+        <w:t xml:space="preserve"> </w:t>
+      </w:r>
+      <w:r>
+        <w:rPr>
+          <w:i/>
+          <w:iCs/>
+        </w:rPr>
+        <w:t xml:space="preserve">offloading</w:t>
+      </w:r>
+      <w:r>
+        <w:t xml:space="preserve"> </w:t>
+      </w:r>
+      <w:r>
+        <w:t xml:space="preserve">patterns (e.g., requesting answers to transcribe, delegating the reasoning, accepting outputs without scrutiny); the scheme will be refined inductively for clinical content, with inter-rater reliability reported (Cohen’s κ) and disagreements resolved by consensus. Each participant receives a dominant-pattern classification and a continuous engagement score, which we relate to the post-case knowledge score (linear regression adjusting for PGY and message count). Because interaction style is self-selected rather than randomized, this analysis is correlational and hypothesis-generating.</w:t>
       </w:r>
     </w:p>
     <w:p>
@@ -791,9 +869,9 @@
         </w:pict>
       </w:r>
     </w:p>
-    <w:bookmarkEnd w:id="14"/>
     <w:bookmarkEnd w:id="15"/>
-    <w:bookmarkStart w:id="16" w:name="results"/>
+    <w:bookmarkEnd w:id="16"/>
+    <w:bookmarkStart w:id="17" w:name="results"/>
     <w:p>
       <w:pPr>
         <w:pStyle w:val="Heading2"/>
@@ -950,7 +1028,68 @@
         <w:t xml:space="preserve"> </w:t>
       </w:r>
       <w:r>
-        <w:t xml:space="preserve">messages. [Exploratory: interaction posture vs. knowledge; PGY subgroup; comfort–knowledge dissociation.]</w:t>
+        <w:t xml:space="preserve">messages. In the exploratory interaction-pattern analysis (inter-rater κ = [—]), residents whose conversations were coded as predominantly</w:t>
+      </w:r>
+      <w:r>
+        <w:t xml:space="preserve"> </w:t>
+      </w:r>
+      <w:r>
+        <w:rPr>
+          <w:b/>
+          <w:bCs/>
+        </w:rPr>
+        <w:t xml:space="preserve">engaged</w:t>
+      </w:r>
+      <w:r>
+        <w:t xml:space="preserve"> </w:t>
+      </w:r>
+      <w:r>
+        <w:t xml:space="preserve">scored</w:t>
+      </w:r>
+      <w:r>
+        <w:t xml:space="preserve"> </w:t>
+      </w:r>
+      <w:r>
+        <w:rPr>
+          <w:b/>
+          <w:bCs/>
+        </w:rPr>
+        <w:t xml:space="preserve">[X.X]/12</w:t>
+      </w:r>
+      <w:r>
+        <w:t xml:space="preserve"> </w:t>
+      </w:r>
+      <w:r>
+        <w:t xml:space="preserve">versus</w:t>
+      </w:r>
+      <w:r>
+        <w:t xml:space="preserve"> </w:t>
+      </w:r>
+      <w:r>
+        <w:rPr>
+          <w:b/>
+          <w:bCs/>
+        </w:rPr>
+        <w:t xml:space="preserve">[X.X]/12</w:t>
+      </w:r>
+      <w:r>
+        <w:t xml:space="preserve"> </w:t>
+      </w:r>
+      <w:r>
+        <w:t xml:space="preserve">for</w:t>
+      </w:r>
+      <w:r>
+        <w:t xml:space="preserve"> </w:t>
+      </w:r>
+      <w:r>
+        <w:rPr>
+          <w:b/>
+          <w:bCs/>
+        </w:rPr>
+        <w:t xml:space="preserve">offloading</w:t>
+      </w:r>
+      <w:r>
+        <w:t xml:space="preserve">-predominant residents (adjusted difference [Δ]; P = [—]) (Figure 3). [Also: PGY subgroup; comfort–knowledge dissociation.]</w:t>
       </w:r>
     </w:p>
     <w:p>
@@ -960,8 +1099,8 @@
         </w:pict>
       </w:r>
     </w:p>
-    <w:bookmarkEnd w:id="16"/>
-    <w:bookmarkStart w:id="19" w:name="discussion"/>
+    <w:bookmarkEnd w:id="17"/>
+    <w:bookmarkStart w:id="20" w:name="discussion"/>
     <w:p>
       <w:pPr>
         <w:pStyle w:val="Heading2"/>
@@ -1073,10 +1212,10 @@
         <w:t xml:space="preserve"> </w:t>
       </w:r>
       <w:r>
-        <w:t xml:space="preserve">one engages AI governs whether it builds or erodes skill,⁴,⁸ our exploratory analysis [supports/does not support] interaction posture as the operative variable; if posture is both consequential and modifiable, the question becomes whether residents can be taught to use AI in skill-preserving ways.</w:t>
-      </w:r>
-    </w:p>
-    <w:bookmarkStart w:id="17" w:name="limitations"/>
+        <w:t xml:space="preserve">one engages AI governs whether it builds or erodes skill,⁴,⁸ our qualitative coding of residents’ conversations [supports/does not support] interaction posture as the operative variable — mirroring, in a clinical setting, the interaction-pattern divide reported for non-medical skill formation,⁴ where engaged and offloading styles diverged several-fold on post-task learning. If posture is both consequential and modifiable, the question becomes whether residents can be taught to use AI in skill-preserving ways.</w:t>
+      </w:r>
+    </w:p>
+    <w:bookmarkStart w:id="18" w:name="limitations"/>
     <w:p>
       <w:pPr>
         <w:pStyle w:val="Heading3"/>
@@ -1093,8 +1232,8 @@
         <w:t xml:space="preserve">Single center and one residency program; multi-site replication would strengthen generalizability. The outcome is a knowledge assessment given immediately after a single, fictional case — a proximal measure that may not capture long-term retention, transfer, or bedside performance; delayed and longitudinal designs would test durability and cumulative effects. Participants could not be blinded to their resource (though they were blinded to arm labels and hypothesis). The intervention was one model in one default configuration against one comparator; results may differ with other tools or configurations. Because the case lies outside residents’ prior knowledge, the trial indexes the acquisition mechanism shared by de- and never-skilling rather than erosion of a familiar skill; complementary designs (medical students; familiar content) would localize the effect along the training continuum.</w:t>
       </w:r>
     </w:p>
-    <w:bookmarkEnd w:id="17"/>
-    <w:bookmarkStart w:id="18" w:name="conclusions"/>
+    <w:bookmarkEnd w:id="18"/>
+    <w:bookmarkStart w:id="19" w:name="conclusions"/>
     <w:p>
       <w:pPr>
         <w:pStyle w:val="Heading3"/>
@@ -1150,9 +1289,9 @@
         </w:pict>
       </w:r>
     </w:p>
-    <w:bookmarkEnd w:id="18"/>
     <w:bookmarkEnd w:id="19"/>
-    <w:bookmarkStart w:id="20" w:name="declarations"/>
+    <w:bookmarkEnd w:id="20"/>
+    <w:bookmarkStart w:id="21" w:name="declarations"/>
     <w:p>
       <w:pPr>
         <w:pStyle w:val="Heading2"/>
@@ -1275,8 +1414,8 @@
         <w:t xml:space="preserve">the AI assistant is the trial intervention (Methods); [disclose any use in manuscript preparation per NEJM AI policy].</w:t>
       </w:r>
     </w:p>
-    <w:bookmarkEnd w:id="20"/>
-    <w:bookmarkStart w:id="21" w:name="figures-and-tables"/>
+    <w:bookmarkEnd w:id="21"/>
+    <w:bookmarkStart w:id="22" w:name="figures-and-tables"/>
     <w:p>
       <w:pPr>
         <w:pStyle w:val="Heading2"/>
@@ -1326,6 +1465,22 @@
       </w:r>
       <w:r>
         <w:t xml:space="preserve">Knowledge-score distribution by arm.</w:t>
+      </w:r>
+      <w:r>
+        <w:t xml:space="preserve"> </w:t>
+      </w:r>
+      <w:r>
+        <w:rPr>
+          <w:b/>
+          <w:bCs/>
+        </w:rPr>
+        <w:t xml:space="preserve">Figure 3.</w:t>
+      </w:r>
+      <w:r>
+        <w:t xml:space="preserve"> </w:t>
+      </w:r>
+      <w:r>
+        <w:t xml:space="preserve">Knowledge score by AI-interaction pattern (engaged vs. offloading), AI arm.</w:t>
       </w:r>
       <w:r>
         <w:t xml:space="preserve"> </w:t>
@@ -1367,8 +1522,8 @@
         </w:pict>
       </w:r>
     </w:p>
-    <w:bookmarkEnd w:id="21"/>
-    <w:bookmarkStart w:id="22" w:name="references"/>
+    <w:bookmarkEnd w:id="22"/>
+    <w:bookmarkStart w:id="23" w:name="references"/>
     <w:p>
       <w:pPr>
         <w:pStyle w:val="Heading2"/>
@@ -1830,8 +1985,8 @@
         <w:t xml:space="preserve">2025. ⚠ verify.</w:t>
       </w:r>
     </w:p>
-    <w:bookmarkEnd w:id="22"/>
     <w:bookmarkEnd w:id="23"/>
+    <w:bookmarkEnd w:id="24"/>
     <w:sectPr>
       <w:footnotePr>
         <w:numRestart w:val="eachSect"/>

--- a/docs/NEJM-AI-Manuscript-Draft.docx
+++ b/docs/NEJM-AI-Manuscript-Draft.docx
@@ -2,13 +2,13 @@
 <file path=word/document.xml><?xml version="1.0" encoding="utf-8"?>
 <w:document xmlns:w="http://schemas.openxmlformats.org/wordprocessingml/2006/main" xmlns:m="http://schemas.openxmlformats.org/officeDocument/2006/math" xmlns:r="http://schemas.openxmlformats.org/officeDocument/2006/relationships" xmlns:o="urn:schemas-microsoft-com:office:office" xmlns:v="urn:schemas-microsoft-com:vml" xmlns:w10="urn:schemas-microsoft-com:office:word" xmlns:a="http://schemas.openxmlformats.org/drawingml/2006/main" xmlns:pic="http://schemas.openxmlformats.org/drawingml/2006/picture" xmlns:wp="http://schemas.openxmlformats.org/drawingml/2006/wordprocessingDrawing">
   <w:body>
-    <w:bookmarkStart w:id="24" w:name="X68b4b682be7026bbe6b1872817631f07dde3881"/>
+    <w:bookmarkStart w:id="24" w:name="Xd20f5117970731f846f1a4fbe72021e12a9d4ce"/>
     <w:p>
       <w:pPr>
         <w:pStyle w:val="Heading1"/>
       </w:pPr>
       <w:r>
-        <w:t xml:space="preserve">Does an AI Assistant Help Internal Medicine Residents Learn, or Only Perform? A Randomized Trial</w:t>
+        <w:t xml:space="preserve">Learning or Only Performing? A Randomized Trial of an AI Assistant’s Effect on Knowledge Acquisition in Internal Medicine Residents</w:t>
       </w:r>
     </w:p>
     <w:p>
@@ -90,7 +90,7 @@
         <w:t xml:space="preserve"> </w:t>
       </w:r>
       <w:r>
-        <w:t xml:space="preserve">[register on OSF before first enrollment]</w:t>
+        <w:t xml:space="preserve">Preregistered on the Open Science Framework before enrollment (registration frozen and embargoed; ID to be released at publication). ClinicalTrials.gov registration in process.</w:t>
       </w:r>
     </w:p>
     <w:p>
@@ -278,7 +278,7 @@
         <w:t xml:space="preserve">no resource available</w:t>
       </w:r>
       <w:r>
-        <w:t xml:space="preserve">, they completed a 12-item knowledge assessment (the primary outcome). Randomization used PGY-stratified permuted blocks with server-side allocation concealment. Secondary outcomes were change in self-rated comfort (0–10, pre vs. post) and time on task; in a pre-specified exploratory analysis, AI-arm conversation logs were qualitatively coded for interaction patterns and related to the knowledge score.</w:t>
+        <w:t xml:space="preserve">, they completed a 12-item knowledge assessment (the primary outcome). Randomization used PGY-stratified permuted blocks with server-side allocation concealment; the trial was preregistered with a pre-specified analysis plan, and outcome scoring was automated and blinded. Secondary outcomes were change in self-rated comfort (0–10, pre vs. post) and time on task; in a pre-specified exploratory analysis, AI-arm conversation logs were qualitatively coded for interaction patterns and related to the knowledge score.</w:t>
       </w:r>
     </w:p>
     <w:p>
@@ -314,7 +314,7 @@
         <w:t xml:space="preserve"> </w:t>
       </w:r>
       <w:r>
-        <w:t xml:space="preserve">[DATA-dependent.] Access to an out-of-the-box AI assistant during an unfamiliar case [did/did not] change the knowledge residents could subsequently apply unaided. The trial gives direct randomized evidence on whether incidental AI use during patient care builds or bypasses durable clinical knowledge.</w:t>
+        <w:t xml:space="preserve">[DATA-dependent.] Access to an out-of-the-box AI assistant during an unfamiliar case [did/did not] change the knowledge residents could subsequently apply unaided. The trial gives direct randomized evidence on whether incidental AI use during patient care builds or bypasses the knowledge trainees can deploy on their own.</w:t>
       </w:r>
     </w:p>
     <w:p>
@@ -551,7 +551,7 @@
         <w:t xml:space="preserve">incidental</w:t>
       </w:r>
       <w:r>
-        <w:t xml:space="preserve">, embedded in caring for patients: a resident asks a chatbot for a differential or a draft note to complete the task, and any learning is a byproduct. Incidental learning has been the engine of clinical training since Osler; it is also where the offloading risk is greatest, because learning is not the aim — unless the trainee brings a learning-oriented posture to the interaction. Evidence about purpose-built tutors does not transfer to this setting. We conducted a randomized trial to test, directly, whether incidental AI use during a clinical case builds or bypasses durable knowledge: residents worked an unfamiliar case (chosen to lie outside their existing knowledge) with an out-of-the-box AI assistant or a standard reference, and we measured what they retained on an immediately following, resource-free assessment — separating an</w:t>
+        <w:t xml:space="preserve">, embedded in caring for patients: a resident asks a chatbot for a differential or a draft note to complete the task, and any learning is a byproduct. Incidental learning has been the engine of clinical training since Osler; it is also where the offloading risk is greatest, because learning is not the aim — unless the trainee brings a learning-oriented posture to the interaction. Evidence about purpose-built tutors does not transfer to this setting. We conducted a randomized trial to test, directly, whether incidental AI use during a clinical case builds or bypasses the knowledge a resident can independently deploy: residents worked an unfamiliar case (chosen to lie outside their existing knowledge) with an out-of-the-box AI assistant or a standard reference, and we measured what they retained on an immediately following, resource-free assessment — separating an</w:t>
       </w:r>
       <w:r>
         <w:t xml:space="preserve"> </w:t>
@@ -617,7 +617,20 @@
         <w:pStyle w:val="FirstParagraph"/>
       </w:pPr>
       <w:r>
-        <w:t xml:space="preserve">Single-center, parallel-group, individually randomized trial with 1:1 allocation, reviewed by the Stanford University IRB (IRB-86737; exempt). All participants reviewed an IRB-approved information sheet and consented before any data were collected. The trial was [pre-registered] before enrollment; reporting follows CONSORT (Figure 1).</w:t>
+        <w:t xml:space="preserve">Single-center, parallel-group, individually randomized trial with 1:1 allocation, reviewed by the Stanford University IRB (IRB-86737; exempt). All participants reviewed an IRB-approved information sheet and consented before any data were collected. The trial was</w:t>
+      </w:r>
+      <w:r>
+        <w:t xml:space="preserve"> </w:t>
+      </w:r>
+      <w:r>
+        <w:rPr>
+          <w:b/>
+          <w:bCs/>
+        </w:rPr>
+        <w:t xml:space="preserve">preregistered on the Open Science Framework before enrollment</w:t>
+      </w:r>
+      <w:r>
+        <w:t xml:space="preserve">, with a pre-specified statistical analysis plan fixed prior to data collection; reporting follows CONSORT (Figure 1).</w:t>
       </w:r>
     </w:p>
     <w:bookmarkEnd w:id="11"/>
@@ -765,7 +778,7 @@
         <w:t xml:space="preserve">with no resource available</w:t>
       </w:r>
       <w:r>
-        <w:t xml:space="preserve">; items test clinically meaningful knowledge across the case domains without restating any task’s answer, were fixed before enrollment, and the answer key is never sent to the participant’s browser.</w:t>
+        <w:t xml:space="preserve">; items test clinically meaningful knowledge across the case domains without restating any task’s answer, were fixed before enrollment, and the answer key is never transmitted to the participant’s browser. The instrument was developed and pilot-tested before the trial, with items refined for difficulty and discrimination; its internal-consistency reliability will be reported.</w:t>
       </w:r>
       <w:r>
         <w:t xml:space="preserve"> </w:t>
@@ -781,7 +794,7 @@
         <w:t xml:space="preserve"> </w:t>
       </w:r>
       <w:r>
-        <w:t xml:space="preserve">change in self-rated comfort (0–10, identical pre/post item), time on task, and AI-interaction metrics (message count and the qualitative interaction-pattern analysis below). With 50 per arm, the trial has 80% power (two-sided α = 0.05) to detect a between-arm difference of ≈0.57 SD. Analysis is intention-to-treat: the primary outcome is compared by linear regression adjusting for PGY stratum (adjusted difference, 95% CI); comfort by ANCOVA; secondary/subgroup analyses are exploratory. The pre-registered plan governs primary inference. A purpose-built application recorded responses, timing, and full AI conversations to a secure server-side database; the case is fictional and contains no protected health information.</w:t>
+        <w:t xml:space="preserve">change in self-rated comfort (0–10, identical pre/post item), time on task, and AI-interaction metrics (message count and the qualitative interaction-pattern analysis below). With 50 per arm, the trial has 80% power (two-sided α = 0.05) to detect a between-arm difference of ≈0.57 SD (approximately [1.5–2] points on the 12-point scale, to be finalized from the observed SD); it is powered for a moderate effect and may miss smaller differences. Analysis is intention-to-treat: the primary outcome is compared by linear regression adjusting for PGY stratum (adjusted difference, 95% CI); comfort by ANCOVA; secondary/subgroup analyses are exploratory. Because the primary comparison is two-sided superiority, a non-significant result will be interpreted from the point estimate and its confidence interval — as bounding the plausible effect — rather than as proof of no effect. The pre-registered plan governs primary inference. A purpose-built application recorded responses, timing, and full AI conversations to a secure server-side database; the case is fictional and contains no protected health information.</w:t>
       </w:r>
     </w:p>
     <w:bookmarkEnd w:id="14"/>
@@ -1151,7 +1164,7 @@
         <w:pStyle w:val="BodyText"/>
       </w:pPr>
       <w:r>
-        <w:t xml:space="preserve">Framed against the de-/never-/mis-skilling taxonomy,¹⁵ the trial supplies direct evidence on a concern that, for cognitive medical tasks, has been argued from theory and from analogy to perceptual domains.¹³ [A null or negative difference would be the first randomized signal that AI assistance can bypass durable knowledge formation for a cognitive clinical task; a benefit would argue toward AI as a learning aid even when learning is incidental.] The item-level data also let us probe</w:t>
+        <w:t xml:space="preserve">Framed against the de-/never-/mis-skilling taxonomy,¹⁵ the trial supplies direct evidence on a concern that, for cognitive medical tasks, has been argued from theory and from analogy to perceptual domains.¹³ [A null or negative difference would be the first randomized signal that AI assistance can bypass knowledge acquisition — leaving residents no better able to reason unaided — for a cognitive clinical task; a benefit would argue toward AI as a learning aid even when learning is incidental.] The item-level data also let us probe</w:t>
       </w:r>
       <w:r>
         <w:t xml:space="preserve"> </w:t>
@@ -1331,7 +1344,7 @@
         <w:t xml:space="preserve"> </w:t>
       </w:r>
       <w:r>
-        <w:t xml:space="preserve">[registry/ID, before enrollment].</w:t>
+        <w:t xml:space="preserve">Preregistered on the Open Science Framework before enrollment (embargoed; registration ID released at publication); ClinicalTrials.gov [ID pending].</w:t>
       </w:r>
       <w:r>
         <w:t xml:space="preserve"> </w:t>

--- a/docs/NEJM-AI-Manuscript-Draft.docx
+++ b/docs/NEJM-AI-Manuscript-Draft.docx
@@ -64,7 +64,7 @@
           <w:i/>
           <w:iCs/>
         </w:rPr>
-        <w:t xml:space="preserve">(Author order / equal-contribution to be finalized per NEJM AI policy; one corresponding author.)</w:t>
+        <w:t xml:space="preserve">(Author order and equal-contribution designation to be finalized per NEJM AI policy; one corresponding author.)</w:t>
       </w:r>
     </w:p>
     <w:p>
@@ -72,7 +72,7 @@
         <w:pStyle w:val="BodyText"/>
       </w:pPr>
       <w:r>
-        <w:t xml:space="preserve">¹ Department of Medicine, Stanford University School of Medicine, Stanford, CA · *kkeet@stanford.edu</w:t>
+        <w:t xml:space="preserve">¹ Department of Medicine, Stanford University School of Medicine, Stanford, CA. *kkeet@stanford.edu</w:t>
       </w:r>
     </w:p>
     <w:p>
@@ -108,36 +108,7 @@
         <w:t xml:space="preserve"> </w:t>
       </w:r>
       <w:r>
-        <w:t xml:space="preserve">Lean pre-results draft (intentionally compact to leave room for a data-rich Results and Discussion). Methods reflect the study as built;</w:t>
-      </w:r>
-      <w:r>
-        <w:t xml:space="preserve"> </w:t>
-      </w:r>
-      <w:r>
-        <w:rPr>
-          <w:b/>
-          <w:bCs/>
-        </w:rPr>
-        <w:t xml:space="preserve">Results are templated and marked [DATA]</w:t>
-      </w:r>
-      <w:r>
-        <w:t xml:space="preserve">. References were assembled by literature search;</w:t>
-      </w:r>
-      <w:r>
-        <w:t xml:space="preserve"> </w:t>
-      </w:r>
-      <w:r>
-        <w:rPr>
-          <w:b/>
-          <w:bCs/>
-        </w:rPr>
-        <w:t xml:space="preserve">verify the 2024–2026 items before submission</w:t>
-      </w:r>
-      <w:r>
-        <w:t xml:space="preserve"> </w:t>
-      </w:r>
-      <w:r>
-        <w:t xml:space="preserve">(flagged ⚠). Fuller bibliography:</w:t>
+        <w:t xml:space="preserve">Pre-results draft, kept compact to leave room for the Results and Discussion. Methods reflect the study as built. Results are templated and marked [DATA]. References were assembled by literature search; the 2024 to 2026 items should be verified before submission. Fuller bibliography:</w:t>
       </w:r>
       <w:r>
         <w:t xml:space="preserve"> </w:t>
@@ -183,55 +154,7 @@
         <w:t xml:space="preserve"> </w:t>
       </w:r>
       <w:r>
-        <w:t xml:space="preserve">Large language model (LLM) assistants pervade clinical training, and randomized trials show they can change clinicians’ real-time reasoning. But those trials measure</w:t>
-      </w:r>
-      <w:r>
-        <w:t xml:space="preserve"> </w:t>
-      </w:r>
-      <w:r>
-        <w:rPr>
-          <w:i/>
-          <w:iCs/>
-        </w:rPr>
-        <w:t xml:space="preserve">assisted performance</w:t>
-      </w:r>
-      <w:r>
-        <w:t xml:space="preserve"> </w:t>
-      </w:r>
-      <w:r>
-        <w:t xml:space="preserve">— how well a clinician does while holding the tool. For trainees the outcome that matters is different: whether working a case</w:t>
-      </w:r>
-      <w:r>
-        <w:t xml:space="preserve"> </w:t>
-      </w:r>
-      <w:r>
-        <w:rPr>
-          <w:i/>
-          <w:iCs/>
-        </w:rPr>
-        <w:t xml:space="preserve">with</w:t>
-      </w:r>
-      <w:r>
-        <w:t xml:space="preserve"> </w:t>
-      </w:r>
-      <w:r>
-        <w:t xml:space="preserve">AI builds knowledge they can later deploy</w:t>
-      </w:r>
-      <w:r>
-        <w:t xml:space="preserve"> </w:t>
-      </w:r>
-      <w:r>
-        <w:rPr>
-          <w:i/>
-          <w:iCs/>
-        </w:rPr>
-        <w:t xml:space="preserve">without</w:t>
-      </w:r>
-      <w:r>
-        <w:t xml:space="preserve"> </w:t>
-      </w:r>
-      <w:r>
-        <w:t xml:space="preserve">it. Evidence from other fields shows AI can raise output while leaving — or eroding — the underlying learning; educators have named the risks (de-skilling, never-skilling, mis-skilling), but for cognitive tasks in medicine the concern is untested by randomized trial.</w:t>
+        <w:t xml:space="preserve">Large language model (LLM) assistants are now common in clinical training, and randomized trials show they can change clinicians’ reasoning in the moment. Those trials measure assisted performance, meaning how well a clinician does while using the tool. For a trainee the relevant outcome is different: whether working a case with AI builds knowledge that can later be used without it. Evidence from other fields shows that AI can raise the quality of work while leaving the underlying learning unchanged or worse. Educators have named the risks as de-skilling, never-skilling, and mis-skilling, but for cognitive tasks in medicine these risks have not been tested in a randomized trial.</w:t>
       </w:r>
     </w:p>
     <w:p>
@@ -249,36 +172,25 @@
         <w:t xml:space="preserve"> </w:t>
       </w:r>
       <w:r>
-        <w:t xml:space="preserve">In a single-center, parallel-group, 1:1 randomized trial at the Stanford internal medicine residency, residents worked an unfamiliar clinical case (suspected Fabry disease) through five free-response tasks, randomized to one of two resources available</w:t>
-      </w:r>
-      <w:r>
-        <w:t xml:space="preserve"> </w:t>
-      </w:r>
-      <w:r>
-        <w:rPr>
-          <w:i/>
-          <w:iCs/>
-        </w:rPr>
-        <w:t xml:space="preserve">during</w:t>
-      </w:r>
-      <w:r>
-        <w:t xml:space="preserve"> </w:t>
-      </w:r>
-      <w:r>
-        <w:t xml:space="preserve">the case: an embedded, out-of-the-box AI chat assistant or UpToDate. Immediately afterward, with</w:t>
-      </w:r>
-      <w:r>
-        <w:t xml:space="preserve"> </w:t>
-      </w:r>
+        <w:t xml:space="preserve">In a single-center, parallel-group, 1:1 randomized trial at the Stanford internal medicine residency, residents worked an unfamiliar clinical case (suspected Fabry disease) through five free-response tasks, randomized to one of two resources available during the case: an embedded, out-of-the-box AI chat assistant or UpToDate. Immediately afterward, with no resource available, they completed a 12-item knowledge assessment, which was the primary outcome. Randomization used PGY-stratified permuted blocks with server-side allocation concealment. The trial was preregistered with a pre-specified analysis plan, and outcome scoring was automated and blinded. Secondary outcomes were change in self-rated comfort (0 to 10, before and after) and time on task. In a pre-specified exploratory analysis, AI-arm conversation logs were qualitatively coded for interaction patterns and related to the knowledge score.</w:t>
+      </w:r>
+    </w:p>
+    <w:p>
+      <w:pPr>
+        <w:pStyle w:val="BodyText"/>
+      </w:pPr>
       <w:r>
         <w:rPr>
           <w:b/>
           <w:bCs/>
         </w:rPr>
-        <w:t xml:space="preserve">no resource available</w:t>
-      </w:r>
-      <w:r>
-        <w:t xml:space="preserve">, they completed a 12-item knowledge assessment (the primary outcome). Randomization used PGY-stratified permuted blocks with server-side allocation concealment; the trial was preregistered with a pre-specified analysis plan, and outcome scoring was automated and blinded. Secondary outcomes were change in self-rated comfort (0–10, pre vs. post) and time on task; in a pre-specified exploratory analysis, AI-arm conversation logs were qualitatively coded for interaction patterns and related to the knowledge score.</w:t>
+        <w:t xml:space="preserve">Results.</w:t>
+      </w:r>
+      <w:r>
+        <w:t xml:space="preserve"> </w:t>
+      </w:r>
+      <w:r>
+        <w:t xml:space="preserve">[DATA] Of 100 residents randomized (50 AI, 50 control), [N] completed the session. The mean post-case knowledge score was [X.X] of 12 in the AI arm and [X.X] of 12 in the control arm (adjusted difference [Δ]; 95% CI [__]; P = [__]).</w:t>
       </w:r>
     </w:p>
     <w:p>
@@ -290,31 +202,13 @@
           <w:b/>
           <w:bCs/>
         </w:rPr>
-        <w:t xml:space="preserve">Results.</w:t>
-      </w:r>
-      <w:r>
-        <w:t xml:space="preserve"> </w:t>
-      </w:r>
-      <w:r>
-        <w:t xml:space="preserve">[DATA] Of 100 residents randomized (50 AI, 50 control), [N] completed the session. Mean post-case knowledge score was [X.X/12] (AI) vs. [X.X/12] (control); adjusted difference [Δ] (95% CI [—]; P = [—]).</w:t>
-      </w:r>
-    </w:p>
-    <w:p>
-      <w:pPr>
-        <w:pStyle w:val="BodyText"/>
-      </w:pPr>
-      <w:r>
-        <w:rPr>
-          <w:b/>
-          <w:bCs/>
-        </w:rPr>
         <w:t xml:space="preserve">Conclusions.</w:t>
       </w:r>
       <w:r>
         <w:t xml:space="preserve"> </w:t>
       </w:r>
       <w:r>
-        <w:t xml:space="preserve">[DATA-dependent.] Access to an out-of-the-box AI assistant during an unfamiliar case [did/did not] change the knowledge residents could subsequently apply unaided. The trial gives direct randomized evidence on whether incidental AI use during patient care builds or bypasses the knowledge trainees can deploy on their own.</w:t>
+        <w:t xml:space="preserve">[DATA-dependent.] Access to an out-of-the-box AI assistant during an unfamiliar case [did or did not] change the knowledge residents could subsequently apply unaided. The trial provides direct randomized evidence on whether incidental AI use during patient care builds or bypasses the knowledge trainees can deploy on their own.</w:t>
       </w:r>
     </w:p>
     <w:p>
@@ -339,68 +233,7 @@
         <w:pStyle w:val="FirstParagraph"/>
       </w:pPr>
       <w:r>
-        <w:t xml:space="preserve">Generative artificial intelligence has entered clinical training faster than the evidence needed to guide it; most trainees already use tools such as ChatGPT to study and to work.¹ The tools are capable — a large language model (LLM) has matched or exceeded physicians on free-response clinical-reasoning examinations² — and randomized trials of LLM</w:t>
-      </w:r>
-      <w:r>
-        <w:t xml:space="preserve"> </w:t>
-      </w:r>
-      <w:r>
-        <w:rPr>
-          <w:i/>
-          <w:iCs/>
-        </w:rPr>
-        <w:t xml:space="preserve">assistance</w:t>
-      </w:r>
-      <w:r>
-        <w:t xml:space="preserve"> </w:t>
-      </w:r>
-      <w:r>
-        <w:t xml:space="preserve">are accumulating. But those trials measure</w:t>
-      </w:r>
-      <w:r>
-        <w:t xml:space="preserve"> </w:t>
-      </w:r>
-      <w:r>
-        <w:rPr>
-          <w:b/>
-          <w:bCs/>
-        </w:rPr>
-        <w:t xml:space="preserve">assisted performance</w:t>
-      </w:r>
-      <w:r>
-        <w:t xml:space="preserve">: how well the clinician does while holding the tool, with results that are mixed and, for a learner, beside the point.³ The purpose of residency is to build durable, transferable knowledge and reasoning a physician can deploy unaided — and increasingly can use to supervise AI. Performance with a tool and the</w:t>
-      </w:r>
-      <w:r>
-        <w:t xml:space="preserve"> </w:t>
-      </w:r>
-      <w:r>
-        <w:rPr>
-          <w:i/>
-          <w:iCs/>
-        </w:rPr>
-        <w:t xml:space="preserve">formation of skill</w:t>
-      </w:r>
-      <w:r>
-        <w:t xml:space="preserve"> </w:t>
-      </w:r>
-      <w:r>
-        <w:t xml:space="preserve">are dissociable: in randomized experiments, workers who used AI to learn an unfamiliar task gained less understanding than those who did not, and which outcome occurred depended on</w:t>
-      </w:r>
-      <w:r>
-        <w:t xml:space="preserve"> </w:t>
-      </w:r>
-      <w:r>
-        <w:rPr>
-          <w:i/>
-          <w:iCs/>
-        </w:rPr>
-        <w:t xml:space="preserve">how</w:t>
-      </w:r>
-      <w:r>
-        <w:t xml:space="preserve"> </w:t>
-      </w:r>
-      <w:r>
-        <w:t xml:space="preserve">they engaged the tool.⁴</w:t>
+        <w:t xml:space="preserve">Generative artificial intelligence has entered clinical training faster than the evidence needed to guide it, and most trainees already use tools such as ChatGPT to study and to work.¹ The tools are capable. A large language model (LLM) has matched or exceeded physicians on free-response clinical-reasoning examinations,² and randomized trials of LLM assistance are accumulating. Those trials measure assisted performance, meaning how well the clinician does while using the tool, and the results are mixed.³ For a learner that is not the question that matters. The purpose of residency is to build knowledge and reasoning a physician can use unaided, and increasingly to supervise AI. Performance with a tool and the formation of skill can come apart. In randomized experiments, workers who used AI to learn an unfamiliar task gained less understanding than those who did not, and the outcome depended on the way they engaged the tool.⁴</w:t>
       </w:r>
     </w:p>
     <w:p>
@@ -408,37 +241,7 @@
         <w:pStyle w:val="BodyText"/>
       </w:pPr>
       <w:r>
-        <w:t xml:space="preserve">Outside medicine, AI assistance can raise output while leaving learning behind. Students who wrote with generative AI produced better work but gained no measurable knowledge when later tested unaided (</w:t>
-      </w:r>
-      <w:r>
-        <w:t xml:space="preserve">“metacognitive laziness”</w:t>
-      </w:r>
-      <w:r>
-        <w:t xml:space="preserve">);⁵ a survey of knowledge workers linked greater confidence in AI to less critical thinking and less cognitive effort;⁶ and essay-writers using an LLM showed the weakest neural engagement, the least ownership of their work, and reduced engagement that persisted after the AI was withdrawn.⁷ Among novices, the benefit was uneven — those with strong metacognitive skills gained, weaker ones were harmed.⁸ The mechanism is well grounded: durable learning depends on effortful retrieval and</w:t>
-      </w:r>
-      <w:r>
-        <w:t xml:space="preserve"> </w:t>
-      </w:r>
-      <w:r>
-        <w:t xml:space="preserve">“desirable difficulties,”</w:t>
-      </w:r>
-      <w:r>
-        <w:t xml:space="preserve"> </w:t>
-      </w:r>
-      <w:r>
-        <w:t xml:space="preserve">the very effort a fluent answer removes.⁹,¹⁰ The concern is also old — Bainbridge’s</w:t>
-      </w:r>
-      <w:r>
-        <w:t xml:space="preserve"> </w:t>
-      </w:r>
-      <w:r>
-        <w:t xml:space="preserve">“ironies of automation”</w:t>
-      </w:r>
-      <w:r>
-        <w:t xml:space="preserve"> </w:t>
-      </w:r>
-      <w:r>
-        <w:t xml:space="preserve">noted that automation deskills the operator while leaving them to take over precisely when the most skill is needed,¹¹ and habitual reliance on tools as ordinary as GPS produces dose-dependent decline in the underlying cognitive skill.¹²</w:t>
+        <w:t xml:space="preserve">Outside medicine, AI assistance can raise output while leaving learning behind. Students who wrote with generative AI produced better work but gained no measurable knowledge when tested later without it, a pattern the authors called metacognitive laziness.⁵ In a survey of knowledge workers, greater confidence in AI was associated with less critical thinking and less cognitive effort.⁶ Essay writers using an LLM showed the weakest neural engagement and the least ownership of their work, and their reduced engagement persisted after the AI was withdrawn.⁷ Among novices the benefit was uneven, since those with strong metacognitive skills gained while weaker ones were harmed.⁸ The mechanism is well grounded. Durable learning depends on effortful retrieval and on desirable difficulties, which is precisely the effort a fluent answer removes.⁹,¹⁰ The problem is also long-standing. Bainbridge’s ironies of automation noted that automation deskills operators while leaving them to take over at exactly the moment the most skill is required,¹¹ and habitual reliance on tools as ordinary as GPS produces a dose-dependent decline in the underlying cognitive skill.¹²</w:t>
       </w:r>
     </w:p>
     <w:p>
@@ -446,75 +249,7 @@
         <w:pStyle w:val="BodyText"/>
       </w:pPr>
       <w:r>
-        <w:t xml:space="preserve">Medicine has begun to see this directly: after routine AI-assisted colonoscopy, endoscopists’ unassisted detection skill fell,¹³ and automation bias — over-trusting and under-verifying machine advice — is a known hazard, worse in less experienced clinicians.¹⁴ But these demonstrations are of</w:t>
-      </w:r>
-      <w:r>
-        <w:t xml:space="preserve"> </w:t>
-      </w:r>
-      <w:r>
-        <w:rPr>
-          <w:i/>
-          <w:iCs/>
-        </w:rPr>
-        <w:t xml:space="preserve">perceptual and procedural</w:t>
-      </w:r>
-      <w:r>
-        <w:t xml:space="preserve"> </w:t>
-      </w:r>
-      <w:r>
-        <w:t xml:space="preserve">skill. Educators have named the analogous cognitive risks —</w:t>
-      </w:r>
-      <w:r>
-        <w:t xml:space="preserve"> </w:t>
-      </w:r>
-      <w:r>
-        <w:rPr>
-          <w:b/>
-          <w:bCs/>
-        </w:rPr>
-        <w:t xml:space="preserve">de-skilling</w:t>
-      </w:r>
-      <w:r>
-        <w:t xml:space="preserve">,</w:t>
-      </w:r>
-      <w:r>
-        <w:t xml:space="preserve"> </w:t>
-      </w:r>
-      <w:r>
-        <w:rPr>
-          <w:b/>
-          <w:bCs/>
-        </w:rPr>
-        <w:t xml:space="preserve">never-skilling</w:t>
-      </w:r>
-      <w:r>
-        <w:t xml:space="preserve">, and</w:t>
-      </w:r>
-      <w:r>
-        <w:t xml:space="preserve"> </w:t>
-      </w:r>
-      <w:r>
-        <w:rPr>
-          <w:b/>
-          <w:bCs/>
-        </w:rPr>
-        <w:t xml:space="preserve">mis-skilling</w:t>
-      </w:r>
-      <w:r>
-        <w:t xml:space="preserve">¹⁵ — yet for cognitive tasks the concern rests on theory, and the medical-education literature on generative AI is overwhelmingly descriptive.¹⁶ Residents occupy a muddy middle — physicians still both acquiring and consolidating reasoning — so rather than adjudicate which label applies, we focus on the construct common to all three and directly measurable:</w:t>
-      </w:r>
-      <w:r>
-        <w:t xml:space="preserve"> </w:t>
-      </w:r>
-      <w:r>
-        <w:rPr>
-          <w:b/>
-          <w:bCs/>
-        </w:rPr>
-        <w:t xml:space="preserve">knowledge acquisition</w:t>
-      </w:r>
-      <w:r>
-        <w:t xml:space="preserve">, whether working a case with AI leaves a resident with knowledge they can later deploy unaided.</w:t>
+        <w:t xml:space="preserve">Medicine has begun to see this directly. After routine use of AI-assisted colonoscopy, endoscopists’ unassisted detection skill fell,¹³ and automation bias, meaning over-trust and under-verification of machine advice, is a known hazard that is worse in less experienced clinicians.¹⁴ These demonstrations concern perceptual and procedural skill. Educators have named the analogous cognitive risks as de-skilling, never-skilling, and mis-skilling,¹⁵ but for cognitive tasks the concern still rests on theory, and the medical-education literature on generative AI is largely descriptive.¹⁶ Residents sit between these categories, since they are physicians who are still both acquiring and consolidating clinical reasoning. Rather than decide which label applies, we measured the construct common to all three: knowledge acquisition, meaning whether working a case with AI leaves a resident with knowledge that can later be used unaided.</w:t>
       </w:r>
     </w:p>
     <w:p>
@@ -522,68 +257,15 @@
         <w:pStyle w:val="BodyText"/>
       </w:pPr>
       <w:r>
-        <w:t xml:space="preserve">One distinction is decisive and largely unmade. AI can be used to</w:t>
-      </w:r>
-      <w:r>
-        <w:t xml:space="preserve"> </w:t>
-      </w:r>
-      <w:r>
-        <w:rPr>
-          <w:i/>
-          <w:iCs/>
-        </w:rPr>
-        <w:t xml:space="preserve">deliberately</w:t>
-      </w:r>
-      <w:r>
-        <w:t xml:space="preserve"> </w:t>
-      </w:r>
-      <w:r>
-        <w:t xml:space="preserve">learn — a purpose-built, scaffolded tutor has doubled learning gains in a randomized trial.¹⁷ But the AI use that pervades clinical training is</w:t>
-      </w:r>
-      <w:r>
-        <w:t xml:space="preserve"> </w:t>
-      </w:r>
-      <w:r>
-        <w:rPr>
-          <w:i/>
-          <w:iCs/>
-        </w:rPr>
-        <w:t xml:space="preserve">incidental</w:t>
-      </w:r>
-      <w:r>
-        <w:t xml:space="preserve">, embedded in caring for patients: a resident asks a chatbot for a differential or a draft note to complete the task, and any learning is a byproduct. Incidental learning has been the engine of clinical training since Osler; it is also where the offloading risk is greatest, because learning is not the aim — unless the trainee brings a learning-oriented posture to the interaction. Evidence about purpose-built tutors does not transfer to this setting. We conducted a randomized trial to test, directly, whether incidental AI use during a clinical case builds or bypasses the knowledge a resident can independently deploy: residents worked an unfamiliar case (chosen to lie outside their existing knowledge) with an out-of-the-box AI assistant or a standard reference, and we measured what they retained on an immediately following, resource-free assessment — separating an</w:t>
-      </w:r>
-      <w:r>
-        <w:t xml:space="preserve"> </w:t>
-      </w:r>
-      <w:r>
-        <w:rPr>
-          <w:i/>
-          <w:iCs/>
-        </w:rPr>
-        <w:t xml:space="preserve">assisted-performance</w:t>
-      </w:r>
-      <w:r>
-        <w:t xml:space="preserve"> </w:t>
-      </w:r>
-      <w:r>
-        <w:t xml:space="preserve">phase from an</w:t>
-      </w:r>
-      <w:r>
-        <w:t xml:space="preserve"> </w:t>
-      </w:r>
-      <w:r>
-        <w:rPr>
-          <w:i/>
-          <w:iCs/>
-        </w:rPr>
-        <w:t xml:space="preserve">unassisted-acquisition</w:t>
-      </w:r>
-      <w:r>
-        <w:t xml:space="preserve"> </w:t>
-      </w:r>
-      <w:r>
-        <w:t xml:space="preserve">phase. As an exploratory aim, we examined whether more cognitively engaged interaction predicted greater retained knowledge.⁴</w:t>
+        <w:t xml:space="preserve">One distinction is decisive and has largely gone unmade. AI can be used to study deliberately, and a purpose-built, scaffolded tutor has doubled learning gains in a randomized trial.¹⁷ But the AI use now common in clinical training is incidental and embedded in patient care. A resident asks a chatbot for a differential or a draft note in order to finish the task, and any learning is a byproduct. Incidental learning has been the engine of clinical training since Osler, and it is also where the risk of offloading is greatest, because learning is not the aim unless the trainee brings a learning-oriented posture to the interaction. Evidence about purpose-built tutors does not transfer to this setting.</w:t>
+      </w:r>
+    </w:p>
+    <w:p>
+      <w:pPr>
+        <w:pStyle w:val="BodyText"/>
+      </w:pPr>
+      <w:r>
+        <w:t xml:space="preserve">We therefore conducted a randomized trial to test whether incidental AI use during a clinical case builds or bypasses the knowledge a resident can independently deploy. Residents worked an unfamiliar case, chosen to lie outside their existing knowledge, with either an out-of-the-box AI assistant or a standard reference, and we measured what they retained on an immediately following assessment taken without any resource. The design separates a phase of assisted performance from a phase of unassisted acquisition. As an exploratory aim, we tested whether more cognitively engaged interaction predicted greater retained knowledge.⁴</w:t>
       </w:r>
     </w:p>
     <w:p>
@@ -617,30 +299,189 @@
         <w:pStyle w:val="FirstParagraph"/>
       </w:pPr>
       <w:r>
-        <w:t xml:space="preserve">Single-center, parallel-group, individually randomized trial with 1:1 allocation, reviewed by the Stanford University IRB (IRB-86737; exempt). All participants reviewed an IRB-approved information sheet and consented before any data were collected. The trial was</w:t>
-      </w:r>
-      <w:r>
-        <w:t xml:space="preserve"> </w:t>
-      </w:r>
+        <w:t xml:space="preserve">This was a single-center, parallel-group, individually randomized trial with 1:1 allocation, reviewed by the Stanford University IRB (IRB-86737; exempt). All participants reviewed an IRB-approved information sheet and consented before any data were collected. The trial was preregistered on the Open Science Framework before enrollment, with a statistical analysis plan fixed prior to data collection. Reporting follows CONSORT (Figure 1).</w:t>
+      </w:r>
+    </w:p>
+    <w:bookmarkEnd w:id="11"/>
+    <w:bookmarkStart w:id="12" w:name="participants-and-randomization"/>
+    <w:p>
+      <w:pPr>
+        <w:pStyle w:val="Heading3"/>
+      </w:pPr>
+      <w:r>
+        <w:t xml:space="preserve">Participants and randomization</w:t>
+      </w:r>
+    </w:p>
+    <w:p>
+      <w:pPr>
+        <w:pStyle w:val="FirstParagraph"/>
+      </w:pPr>
+      <w:r>
+        <w:t xml:space="preserve">Participants were resident physicians (PGY-1 to PGY-3; categorical and preliminary internal medicine) in the Stanford internal medicine residency, recruited by program-wide email. Participation was voluntary, compensated ($100, prorated), and independent of training or evaluation. A randomization list (permuted blocks of 4, stratified by PGY, from a fixed seed) assigned participants 1:1 within each stratum. Each resident’s enrollment code mapped server-side to a concealed arm, revealed only at the start of the case. Study materials never named the arms, and participants were not told the hypothesis. The primary outcome is objectively scored, and analysts are blinded to arm.</w:t>
+      </w:r>
+    </w:p>
+    <w:bookmarkEnd w:id="12"/>
+    <w:bookmarkStart w:id="13" w:name="case-and-intervention"/>
+    <w:p>
+      <w:pPr>
+        <w:pStyle w:val="Heading3"/>
+      </w:pPr>
+      <w:r>
+        <w:t xml:space="preserve">Case and intervention</w:t>
+      </w:r>
+    </w:p>
+    <w:p>
+      <w:pPr>
+        <w:pStyle w:val="FirstParagraph"/>
+      </w:pPr>
+      <w:r>
+        <w:t xml:space="preserve">All participants worked an identical fictional vignette describing a 32-year-old man with progressive chronic kidney disease, electrocardiographic left ventricular hypertrophy, and a family history consistent with X-linked inheritance, a presentation compatible with but not diagnostic of Fabry disease. Classic confirmatory features were withheld so that they had to be elicited. Fabry disease was chosen as a rare, multisystem condition outside residents’ expected knowledge, so that the assessment would capture newly acquired knowledge. Participants completed five sequential free-response tasks (history, examination, workup, management, and after-visit instructions), with additional workup findings revealed at the management task. Participants were encouraged to use their assigned resource throughout the case.</w:t>
+      </w:r>
+    </w:p>
+    <w:p>
+      <w:pPr>
+        <w:pStyle w:val="BodyText"/>
+      </w:pPr>
+      <w:r>
+        <w:t xml:space="preserve">The AI arm received an embedded chat assistant built on a frontier LLM (Anthropic Claude Opus 4.7), used out of the box with no system prompt or other configuration, so that the intervention reflects a generic, off-the-shelf assistant rather than an educational tool. A one-click button inserted the case context into the conversation, and all messages were logged. The control arm received UpToDate through the Stanford Lane Library institutional proxy. No resource was permitted during the subsequent assessment.</w:t>
+      </w:r>
+    </w:p>
+    <w:bookmarkEnd w:id="13"/>
+    <w:bookmarkStart w:id="14" w:name="outcomes-and-analysis"/>
+    <w:p>
+      <w:pPr>
+        <w:pStyle w:val="Heading3"/>
+      </w:pPr>
+      <w:r>
+        <w:t xml:space="preserve">Outcomes and analysis</w:t>
+      </w:r>
+    </w:p>
+    <w:p>
+      <w:pPr>
+        <w:pStyle w:val="FirstParagraph"/>
+      </w:pPr>
+      <w:r>
+        <w:t xml:space="preserve">The primary outcome is the score (0 to 12) on a 12-item multiple-choice assessment completed immediately after the case with no resource available. Items test clinically meaningful knowledge across the case domains without restating the answer to any task, were fixed before enrollment, and the answer key is never transmitted to the participant’s browser. The instrument was developed and pilot-tested before the trial, with items refined for difficulty and discrimination, and its internal-consistency reliability will be reported. Secondary outcomes are the change in self-rated comfort (0 to 10, identical item before and after), time on task, and AI-interaction metrics (message count and the qualitative interaction-pattern analysis described below).</w:t>
+      </w:r>
+    </w:p>
+    <w:p>
+      <w:pPr>
+        <w:pStyle w:val="BodyText"/>
+      </w:pPr>
+      <w:r>
+        <w:t xml:space="preserve">With 50 participants per arm, the trial has 80% power (two-sided α = 0.05) to detect a between-arm difference of approximately 0.57 SD, corresponding to roughly [1.5 to 2] points on the 12-point scale, to be finalized from the observed SD. The trial is powered for a moderate effect and may miss smaller differences. Analysis is by intention to treat. The primary outcome is compared by linear regression adjusting for the PGY stratum (adjusted difference with 95% CI), comfort by ANCOVA, and secondary and subgroup analyses are exploratory. Because the primary comparison is two-sided superiority, a non-significant result will be interpreted from the point estimate and its confidence interval, which bound the plausible effect, rather than as proof of no effect. The preregistered plan governs primary inference. A purpose-built application recorded responses, timing, and full AI conversations to a secure server-side database. The case is fictional and contains no protected health information.</w:t>
+      </w:r>
+    </w:p>
+    <w:bookmarkEnd w:id="14"/>
+    <w:bookmarkStart w:id="15" w:name="Xf2ce8dc372d0657d0fa3d28b7fcd461350570ea"/>
+    <w:p>
+      <w:pPr>
+        <w:pStyle w:val="Heading3"/>
+      </w:pPr>
+      <w:r>
+        <w:t xml:space="preserve">Interaction-pattern analysis (pre-specified, exploratory)</w:t>
+      </w:r>
+    </w:p>
+    <w:p>
+      <w:pPr>
+        <w:pStyle w:val="FirstParagraph"/>
+      </w:pPr>
+      <w:r>
+        <w:t xml:space="preserve">Because the application logs every AI-arm conversation in full, we will examine the way residents engaged the assistant, not merely how much, and whether interaction style relates to learning. Two trained coders, blinded to knowledge scores, will independently code each AI-arm conversation by directed content analysis against an a priori framework adapted from work on AI interaction patterns and skill formation.⁴ The framework distinguishes cognitively engaged patterns, such as asking conceptual questions, treating outputs as hypotheses to verify, and requesting reasoning in order to probe its weakest link, from offloading patterns, such as requesting answers to transcribe, delegating the reasoning, and accepting outputs without scrutiny. The scheme will be refined inductively for clinical content, inter-rater reliability will be reported (Cohen’s κ), and disagreements will be resolved by consensus. Each participant receives a dominant-pattern classification and a continuous engagement score, which we relate to the post-case knowledge score by linear regression adjusting for PGY stratum and message count. Because interaction style is self-selected rather than randomized, this analysis is correlational and hypothesis-generating.</w:t>
+      </w:r>
+    </w:p>
+    <w:p>
+      <w:r>
+        <w:pict>
+          <v:rect style="width:0;height:1.5pt" o:hralign="center" o:hrstd="t" o:hr="t"/>
+        </w:pict>
+      </w:r>
+    </w:p>
+    <w:bookmarkEnd w:id="15"/>
+    <w:bookmarkEnd w:id="16"/>
+    <w:bookmarkStart w:id="17" w:name="results"/>
+    <w:p>
+      <w:pPr>
+        <w:pStyle w:val="Heading2"/>
+      </w:pPr>
+      <w:r>
+        <w:t xml:space="preserve">Results</w:t>
+      </w:r>
+    </w:p>
+    <w:p>
+      <w:pPr>
+        <w:pStyle w:val="BlockText"/>
+      </w:pPr>
       <w:r>
         <w:rPr>
           <w:b/>
           <w:bCs/>
         </w:rPr>
-        <w:t xml:space="preserve">preregistered on the Open Science Framework before enrollment</w:t>
-      </w:r>
-      <w:r>
-        <w:t xml:space="preserve">, with a pre-specified statistical analysis plan fixed prior to data collection; reporting follows CONSORT (Figure 1).</w:t>
-      </w:r>
-    </w:p>
-    <w:bookmarkEnd w:id="11"/>
-    <w:bookmarkStart w:id="12" w:name="participants-and-randomization"/>
+        <w:t xml:space="preserve">[DATA to be completed]</w:t>
+      </w:r>
+      <w:r>
+        <w:t xml:space="preserve"> </w:t>
+      </w:r>
+      <w:r>
+        <w:t xml:space="preserve">(templated to the analysis plan).</w:t>
+      </w:r>
+    </w:p>
+    <w:p>
+      <w:pPr>
+        <w:pStyle w:val="FirstParagraph"/>
+      </w:pPr>
+      <w:r>
+        <w:t xml:space="preserve">Of [N] residents randomized (50 AI, 50 control), [N] completed the session and contributed primary-outcome data (Figure 1). Baseline characteristics were balanced between arms (Table 1). The mean post-case unassisted knowledge score was [X.X ± SD] of 12 in the AI arm and [X.X ± SD] of 12 in the control arm (adjusted difference [Δ]; 95% CI [__]; P = [__]) (Table 2, Figure 2). Comfort changed by [Δ] in the AI arm and [Δ] in the control arm (P = [__]). Median total time was [__] minutes in the AI arm and [__] minutes in the control arm. Residents in the AI arm sent a median of [__] messages. In the exploratory interaction-pattern analysis (inter-rater κ = [__]), residents whose conversations were coded as predominantly engaged scored [X.X] of 12, compared with [X.X] of 12 among residents whose conversations were predominantly offloading (adjusted difference [Δ]; P = [__]) (Figure 3). [Also to report: PGY subgroup; the relationship between comfort change and knowledge.]</w:t>
+      </w:r>
+    </w:p>
+    <w:p>
+      <w:r>
+        <w:pict>
+          <v:rect style="width:0;height:1.5pt" o:hralign="center" o:hrstd="t" o:hr="t"/>
+        </w:pict>
+      </w:r>
+    </w:p>
+    <w:bookmarkEnd w:id="17"/>
+    <w:bookmarkStart w:id="20" w:name="discussion"/>
+    <w:p>
+      <w:pPr>
+        <w:pStyle w:val="Heading2"/>
+      </w:pPr>
+      <w:r>
+        <w:t xml:space="preserve">Discussion</w:t>
+      </w:r>
+    </w:p>
+    <w:p>
+      <w:pPr>
+        <w:pStyle w:val="FirstParagraph"/>
+      </w:pPr>
+      <w:r>
+        <w:t xml:space="preserve">[DATA-dependent.] Residents who worked an unfamiliar case with an out-of-the-box AI assistant scored [higher than, no differently from, or lower than] residents who used a standard reference on an assessment taken immediately afterward without any resource. Because no resource was allowed, this score reflects knowledge that residents retained and could apply on their own rather than assisted performance. The finding extends the randomized clinical-AI literature, which measures performance with a tool in hand,³ to the question that matters for trainees.</w:t>
+      </w:r>
+    </w:p>
+    <w:p>
+      <w:pPr>
+        <w:pStyle w:val="BodyText"/>
+      </w:pPr>
+      <w:r>
+        <w:t xml:space="preserve">Set against the taxonomy of de-skilling, never-skilling, and mis-skilling,¹⁵ the trial provides direct evidence on a problem that, for cognitive medical tasks, has until now been argued from theory and from analogy to perceptual domains.¹³ [A null or negative difference would be the first randomized signal that AI assistance can bypass knowledge acquisition for a cognitive clinical task, leaving residents no better able to reason unaided. A benefit would argue toward AI as a learning aid even when learning is incidental.] The item-level data also allow us to examine mis-skilling and the gap between confidence and competence, that is, whether any rise in self-rated comfort outpaces actual knowledge.⁶</w:t>
+      </w:r>
+    </w:p>
+    <w:p>
+      <w:pPr>
+        <w:pStyle w:val="BodyText"/>
+      </w:pPr>
+      <w:r>
+        <w:t xml:space="preserve">Two implications follow regardless of the direction of the result. The first concerns the choice of endpoint. Tools and curricula optimized for assisted performance may quietly substitute for the competence that residency exists to build, so trainee-facing AI should be evaluated against learning rather than task completion. The second is that AI tools are not interchangeable on this dimension. We tested a generic assistant, whereas a purpose-built tutor can improve learning,¹⁷ and the present result establishes the baseline for a default chatbot against which any learning-oriented design should be judged. Consistent with evidence that the manner of engagement determines whether AI builds or erodes skill,⁴,⁸ our coding of residents’ conversations [supports or does not support] interaction posture as the operative variable. In non-medical skill formation, engaged and offloading styles differed several-fold on post-task learning.⁴ If posture proves both consequential and modifiable, the question becomes whether residents can be taught to use AI in ways that preserve their own learning.</w:t>
+      </w:r>
+    </w:p>
+    <w:bookmarkStart w:id="18" w:name="limitations"/>
     <w:p>
       <w:pPr>
         <w:pStyle w:val="Heading3"/>
       </w:pPr>
       <w:r>
-        <w:t xml:space="preserve">Participants and randomization</w:t>
+        <w:t xml:space="preserve">Limitations</w:t>
       </w:r>
     </w:p>
     <w:p>
@@ -648,17 +489,17 @@
         <w:pStyle w:val="FirstParagraph"/>
       </w:pPr>
       <w:r>
-        <w:t xml:space="preserve">Resident physicians (PGY-1–3; categorical and preliminary internal medicine) in the Stanford internal medicine residency, recruited by program-wide email; participation was voluntary, compensated ($100, prorated), and independent of training or evaluation. A randomization list (permuted blocks of 4, stratified by PGY, fixed seed) assigned 1:1 within each stratum; each resident’s enrollment code mapped server-side to a concealed arm, revealed only at the start of the case. Materials never named the arms, and participants were not told the hypothesis; the primary outcome is objectively scored and analysts are blinded to arm.</w:t>
-      </w:r>
-    </w:p>
-    <w:bookmarkEnd w:id="12"/>
-    <w:bookmarkStart w:id="13" w:name="case-and-intervention"/>
+        <w:t xml:space="preserve">This was a single-center trial in one residency program, and multi-site replication would strengthen generalizability. The outcome is a knowledge assessment given immediately after a single fictional case. This is a proximal measure that may not capture long-term retention, transfer to new cases, or bedside performance, and delayed or longitudinal designs would be needed to test durability and cumulative effects. Participants could not be blinded to the resource they used, although they were blinded to the arm labels and to the hypothesis. The intervention was one model in one default configuration tested against a single comparator, and results may differ with other tools or configurations. Because the case lies outside residents’ prior knowledge, the trial indexes the acquisition mechanism shared by de-skilling and never-skilling rather than the erosion of a familiar skill. Complementary designs in medical students, and with familiar clinical content, would help localize the effect along the training continuum.</w:t>
+      </w:r>
+    </w:p>
+    <w:bookmarkEnd w:id="18"/>
+    <w:bookmarkStart w:id="19" w:name="conclusions"/>
     <w:p>
       <w:pPr>
         <w:pStyle w:val="Heading3"/>
       </w:pPr>
       <w:r>
-        <w:t xml:space="preserve">Case and intervention</w:t>
+        <w:t xml:space="preserve">Conclusions</w:t>
       </w:r>
     </w:p>
     <w:p>
@@ -666,7 +507,269 @@
         <w:pStyle w:val="FirstParagraph"/>
       </w:pPr>
       <w:r>
-        <w:t xml:space="preserve">All participants worked an identical fictional vignette — a 32-year-old man with progressive chronic kidney disease, electrocardiographic left ventricular hypertrophy, and an X-linked family history, consistent with but not diagnostic of Fabry disease; classic confirmatory features were withheld so they had to be elicited. Fabry disease was chosen as a rare, multisystem condition outside residents’ expected knowledge, so the assessment would capture newly acquired knowledge. Participants completed five sequential free-response tasks (history, examination, workup, management [additional findings revealed here], after-visit instructions), encouraged to use their assigned resource throughout:</w:t>
+        <w:t xml:space="preserve">[DATA-dependent.] Among internal medicine residents working an unfamiliar case, access to an out-of-the-box AI assistant [did or did not] change the knowledge they could subsequently apply without assistance. As generative AI becomes common in training, decisions about how it is introduced into graduate medical education should rest on randomized evidence about what trainees acquire, rather than on how they perform with a tool in hand.</w:t>
+      </w:r>
+    </w:p>
+    <w:p>
+      <w:r>
+        <w:pict>
+          <v:rect style="width:0;height:1.5pt" o:hralign="center" o:hrstd="t" o:hr="t"/>
+        </w:pict>
+      </w:r>
+    </w:p>
+    <w:bookmarkEnd w:id="19"/>
+    <w:bookmarkEnd w:id="20"/>
+    <w:bookmarkStart w:id="21" w:name="declarations"/>
+    <w:p>
+      <w:pPr>
+        <w:pStyle w:val="Heading2"/>
+      </w:pPr>
+      <w:r>
+        <w:t xml:space="preserve">Declarations</w:t>
+      </w:r>
+    </w:p>
+    <w:p>
+      <w:pPr>
+        <w:pStyle w:val="FirstParagraph"/>
+      </w:pPr>
+      <w:r>
+        <w:rPr>
+          <w:b/>
+          <w:bCs/>
+        </w:rPr>
+        <w:t xml:space="preserve">Funding:</w:t>
+      </w:r>
+      <w:r>
+        <w:t xml:space="preserve"> </w:t>
+      </w:r>
+      <w:r>
+        <w:t xml:space="preserve">[source].</w:t>
+      </w:r>
+      <w:r>
+        <w:t xml:space="preserve"> </w:t>
+      </w:r>
+      <w:r>
+        <w:rPr>
+          <w:b/>
+          <w:bCs/>
+        </w:rPr>
+        <w:t xml:space="preserve">Registration:</w:t>
+      </w:r>
+      <w:r>
+        <w:t xml:space="preserve"> </w:t>
+      </w:r>
+      <w:r>
+        <w:t xml:space="preserve">Preregistered on the Open Science Framework before enrollment (embargoed; registration ID released at publication); ClinicalTrials.gov [ID pending].</w:t>
+      </w:r>
+      <w:r>
+        <w:t xml:space="preserve"> </w:t>
+      </w:r>
+      <w:r>
+        <w:rPr>
+          <w:b/>
+          <w:bCs/>
+        </w:rPr>
+        <w:t xml:space="preserve">Ethics:</w:t>
+      </w:r>
+      <w:r>
+        <w:t xml:space="preserve"> </w:t>
+      </w:r>
+      <w:r>
+        <w:t xml:space="preserve">Stanford IRB-86737 (exempt); informed consent obtained from all participants.</w:t>
+      </w:r>
+      <w:r>
+        <w:t xml:space="preserve"> </w:t>
+      </w:r>
+      <w:r>
+        <w:rPr>
+          <w:b/>
+          <w:bCs/>
+        </w:rPr>
+        <w:t xml:space="preserve">Data and code:</w:t>
+      </w:r>
+      <w:r>
+        <w:t xml:space="preserve"> </w:t>
+      </w:r>
+      <w:r>
+        <w:t xml:space="preserve">the clinical case, the 12-item instrument and answer key, the randomization procedure, and the analysis code will be shared [terms].</w:t>
+      </w:r>
+      <w:r>
+        <w:t xml:space="preserve"> </w:t>
+      </w:r>
+      <w:r>
+        <w:rPr>
+          <w:b/>
+          <w:bCs/>
+        </w:rPr>
+        <w:t xml:space="preserve">Author contributions:</w:t>
+      </w:r>
+      <w:r>
+        <w:t xml:space="preserve"> </w:t>
+      </w:r>
+      <w:r>
+        <w:t xml:space="preserve">[CRediT].</w:t>
+      </w:r>
+      <w:r>
+        <w:t xml:space="preserve"> </w:t>
+      </w:r>
+      <w:r>
+        <w:rPr>
+          <w:b/>
+          <w:bCs/>
+        </w:rPr>
+        <w:t xml:space="preserve">Conflicts of interest:</w:t>
+      </w:r>
+      <w:r>
+        <w:t xml:space="preserve"> </w:t>
+      </w:r>
+      <w:r>
+        <w:t xml:space="preserve">[disclose any relationship with AI vendors].</w:t>
+      </w:r>
+      <w:r>
+        <w:t xml:space="preserve"> </w:t>
+      </w:r>
+      <w:r>
+        <w:rPr>
+          <w:b/>
+          <w:bCs/>
+        </w:rPr>
+        <w:t xml:space="preserve">Generative-AI disclosure:</w:t>
+      </w:r>
+      <w:r>
+        <w:t xml:space="preserve"> </w:t>
+      </w:r>
+      <w:r>
+        <w:t xml:space="preserve">the AI assistant is the trial intervention and is described in Methods; [disclose any use in manuscript preparation per NEJM AI policy].</w:t>
+      </w:r>
+    </w:p>
+    <w:bookmarkEnd w:id="21"/>
+    <w:bookmarkStart w:id="22" w:name="figures-and-tables"/>
+    <w:p>
+      <w:pPr>
+        <w:pStyle w:val="Heading2"/>
+      </w:pPr>
+      <w:r>
+        <w:t xml:space="preserve">Figures and tables</w:t>
+      </w:r>
+    </w:p>
+    <w:p>
+      <w:pPr>
+        <w:pStyle w:val="FirstParagraph"/>
+      </w:pPr>
+      <w:r>
+        <w:rPr>
+          <w:b/>
+          <w:bCs/>
+        </w:rPr>
+        <w:t xml:space="preserve">Figure 1.</w:t>
+      </w:r>
+      <w:r>
+        <w:t xml:space="preserve"> </w:t>
+      </w:r>
+      <w:r>
+        <w:t xml:space="preserve">CONSORT participant flow by arm (</w:t>
+      </w:r>
+      <w:r>
+        <w:rPr>
+          <w:rStyle w:val="VerbatimChar"/>
+        </w:rPr>
+        <w:t xml:space="preserve">figures/consort-flow.svg</w:t>
+      </w:r>
+      <w:r>
+        <w:t xml:space="preserve">).</w:t>
+      </w:r>
+      <w:r>
+        <w:t xml:space="preserve"> </w:t>
+      </w:r>
+      <w:r>
+        <w:rPr>
+          <w:b/>
+          <w:bCs/>
+        </w:rPr>
+        <w:t xml:space="preserve">Figure 2.</w:t>
+      </w:r>
+      <w:r>
+        <w:t xml:space="preserve"> </w:t>
+      </w:r>
+      <w:r>
+        <w:t xml:space="preserve">Distribution of knowledge scores by arm.</w:t>
+      </w:r>
+      <w:r>
+        <w:t xml:space="preserve"> </w:t>
+      </w:r>
+      <w:r>
+        <w:rPr>
+          <w:b/>
+          <w:bCs/>
+        </w:rPr>
+        <w:t xml:space="preserve">Figure 3.</w:t>
+      </w:r>
+      <w:r>
+        <w:t xml:space="preserve"> </w:t>
+      </w:r>
+      <w:r>
+        <w:t xml:space="preserve">Knowledge score by AI-interaction pattern (engaged versus offloading), AI arm only.</w:t>
+      </w:r>
+      <w:r>
+        <w:t xml:space="preserve"> </w:t>
+      </w:r>
+      <w:r>
+        <w:rPr>
+          <w:b/>
+          <w:bCs/>
+        </w:rPr>
+        <w:t xml:space="preserve">Table 1.</w:t>
+      </w:r>
+      <w:r>
+        <w:t xml:space="preserve"> </w:t>
+      </w:r>
+      <w:r>
+        <w:t xml:space="preserve">Baseline characteristics by arm.</w:t>
+      </w:r>
+      <w:r>
+        <w:t xml:space="preserve"> </w:t>
+      </w:r>
+      <w:r>
+        <w:rPr>
+          <w:b/>
+          <w:bCs/>
+        </w:rPr>
+        <w:t xml:space="preserve">Table 2.</w:t>
+      </w:r>
+      <w:r>
+        <w:t xml:space="preserve"> </w:t>
+      </w:r>
+      <w:r>
+        <w:t xml:space="preserve">Outcomes by arm, including the primary score with adjusted difference, confidence interval, and P value; comfort change; time on task; and AI-interaction metrics.</w:t>
+      </w:r>
+    </w:p>
+    <w:p>
+      <w:r>
+        <w:pict>
+          <v:rect style="width:0;height:1.5pt" o:hralign="center" o:hrstd="t" o:hr="t"/>
+        </w:pict>
+      </w:r>
+    </w:p>
+    <w:bookmarkEnd w:id="22"/>
+    <w:bookmarkStart w:id="23" w:name="references"/>
+    <w:p>
+      <w:pPr>
+        <w:pStyle w:val="Heading2"/>
+      </w:pPr>
+      <w:r>
+        <w:t xml:space="preserve">References</w:t>
+      </w:r>
+    </w:p>
+    <w:p>
+      <w:pPr>
+        <w:pStyle w:val="BlockText"/>
+      </w:pPr>
+      <w:r>
+        <w:rPr>
+          <w:i/>
+          <w:iCs/>
+        </w:rPr>
+        <w:t xml:space="preserve">Verify the 2024 to 2026 items and resolve preprint versus published status before submission.</w:t>
       </w:r>
     </w:p>
     <w:p>
@@ -678,30 +781,7 @@
         </w:numPr>
       </w:pPr>
       <w:r>
-        <w:rPr>
-          <w:b/>
-          <w:bCs/>
-        </w:rPr>
-        <w:t xml:space="preserve">AI arm:</w:t>
-      </w:r>
-      <w:r>
-        <w:t xml:space="preserve"> </w:t>
-      </w:r>
-      <w:r>
-        <w:t xml:space="preserve">an embedded chat assistant built on a frontier LLM (Anthropic Claude Opus 4.7), used</w:t>
-      </w:r>
-      <w:r>
-        <w:t xml:space="preserve"> </w:t>
-      </w:r>
-      <w:r>
-        <w:rPr>
-          <w:b/>
-          <w:bCs/>
-        </w:rPr>
-        <w:t xml:space="preserve">out of the box, with no system prompt or configuration</w:t>
-      </w:r>
-      <w:r>
-        <w:t xml:space="preserve">, so the intervention reflects a generic, off-the-shelf assistant rather than an educational tool; a one-click button inserted the case context; all messages were logged.</w:t>
+        <w:t xml:space="preserve">[Representative survey of trainee generative-AI uptake, 2024 to 2025.] Select and verify.</w:t>
       </w:r>
     </w:p>
     <w:p>
@@ -713,106 +793,7 @@
         </w:numPr>
       </w:pPr>
       <w:r>
-        <w:rPr>
-          <w:b/>
-          <w:bCs/>
-        </w:rPr>
-        <w:t xml:space="preserve">Control arm:</w:t>
-      </w:r>
-      <w:r>
-        <w:t xml:space="preserve"> </w:t>
-      </w:r>
-      <w:r>
-        <w:t xml:space="preserve">UpToDate via the Stanford Lane Library institutional proxy.</w:t>
-      </w:r>
-    </w:p>
-    <w:p>
-      <w:pPr>
-        <w:pStyle w:val="FirstParagraph"/>
-      </w:pPr>
-      <w:r>
-        <w:t xml:space="preserve">No resource was permitted during the subsequent assessment.</w:t>
-      </w:r>
-    </w:p>
-    <w:bookmarkEnd w:id="13"/>
-    <w:bookmarkStart w:id="14" w:name="outcomes-and-analysis"/>
-    <w:p>
-      <w:pPr>
-        <w:pStyle w:val="Heading3"/>
-      </w:pPr>
-      <w:r>
-        <w:t xml:space="preserve">Outcomes and analysis</w:t>
-      </w:r>
-    </w:p>
-    <w:p>
-      <w:pPr>
-        <w:pStyle w:val="FirstParagraph"/>
-      </w:pPr>
-      <w:r>
-        <w:t xml:space="preserve">The</w:t>
-      </w:r>
-      <w:r>
-        <w:t xml:space="preserve"> </w:t>
-      </w:r>
-      <w:r>
-        <w:rPr>
-          <w:b/>
-          <w:bCs/>
-        </w:rPr>
-        <w:t xml:space="preserve">primary outcome</w:t>
-      </w:r>
-      <w:r>
-        <w:t xml:space="preserve"> </w:t>
-      </w:r>
-      <w:r>
-        <w:t xml:space="preserve">is the score (0–12) on a 12-item multiple-choice assessment completed immediately after the case</w:t>
-      </w:r>
-      <w:r>
-        <w:t xml:space="preserve"> </w:t>
-      </w:r>
-      <w:r>
-        <w:rPr>
-          <w:b/>
-          <w:bCs/>
-        </w:rPr>
-        <w:t xml:space="preserve">with no resource available</w:t>
-      </w:r>
-      <w:r>
-        <w:t xml:space="preserve">; items test clinically meaningful knowledge across the case domains without restating any task’s answer, were fixed before enrollment, and the answer key is never transmitted to the participant’s browser. The instrument was developed and pilot-tested before the trial, with items refined for difficulty and discrimination; its internal-consistency reliability will be reported.</w:t>
-      </w:r>
-      <w:r>
-        <w:t xml:space="preserve"> </w:t>
-      </w:r>
-      <w:r>
-        <w:rPr>
-          <w:b/>
-          <w:bCs/>
-        </w:rPr>
-        <w:t xml:space="preserve">Secondary outcomes:</w:t>
-      </w:r>
-      <w:r>
-        <w:t xml:space="preserve"> </w:t>
-      </w:r>
-      <w:r>
-        <w:t xml:space="preserve">change in self-rated comfort (0–10, identical pre/post item), time on task, and AI-interaction metrics (message count and the qualitative interaction-pattern analysis below). With 50 per arm, the trial has 80% power (two-sided α = 0.05) to detect a between-arm difference of ≈0.57 SD (approximately [1.5–2] points on the 12-point scale, to be finalized from the observed SD); it is powered for a moderate effect and may miss smaller differences. Analysis is intention-to-treat: the primary outcome is compared by linear regression adjusting for PGY stratum (adjusted difference, 95% CI); comfort by ANCOVA; secondary/subgroup analyses are exploratory. Because the primary comparison is two-sided superiority, a non-significant result will be interpreted from the point estimate and its confidence interval — as bounding the plausible effect — rather than as proof of no effect. The pre-registered plan governs primary inference. A purpose-built application recorded responses, timing, and full AI conversations to a secure server-side database; the case is fictional and contains no protected health information.</w:t>
-      </w:r>
-    </w:p>
-    <w:bookmarkEnd w:id="14"/>
-    <w:bookmarkStart w:id="15" w:name="Xf2ce8dc372d0657d0fa3d28b7fcd461350570ea"/>
-    <w:p>
-      <w:pPr>
-        <w:pStyle w:val="Heading3"/>
-      </w:pPr>
-      <w:r>
-        <w:t xml:space="preserve">Interaction-pattern analysis (pre-specified, exploratory)</w:t>
-      </w:r>
-    </w:p>
-    <w:p>
-      <w:pPr>
-        <w:pStyle w:val="FirstParagraph"/>
-      </w:pPr>
-      <w:r>
-        <w:t xml:space="preserve">Because the application logs every AI-arm conversation in full, we will examine</w:t>
+        <w:t xml:space="preserve">Strong E, DiGiammarino A, Weng Y, et al. Chatbot vs medical student performance on free-response clinical reasoning examinations.</w:t>
       </w:r>
       <w:r>
         <w:t xml:space="preserve"> </w:t>
@@ -822,739 +803,13 @@
           <w:i/>
           <w:iCs/>
         </w:rPr>
-        <w:t xml:space="preserve">how</w:t>
-      </w:r>
-      <w:r>
-        <w:t xml:space="preserve"> </w:t>
-      </w:r>
-      <w:r>
-        <w:t xml:space="preserve">— not merely how much — residents engaged the assistant, and whether interaction style relates to learning. Two trained coders, blinded to knowledge scores, will independently code each AI-arm conversation by directed content analysis against an a priori framework adapted from work on AI interaction patterns and skill formation,⁴ distinguishing cognitively</w:t>
-      </w:r>
-      <w:r>
-        <w:t xml:space="preserve"> </w:t>
-      </w:r>
-      <w:r>
-        <w:rPr>
-          <w:i/>
-          <w:iCs/>
-        </w:rPr>
-        <w:t xml:space="preserve">engaged</w:t>
-      </w:r>
-      <w:r>
-        <w:t xml:space="preserve"> </w:t>
-      </w:r>
-      <w:r>
-        <w:t xml:space="preserve">patterns (e.g., asking conceptual</w:t>
-      </w:r>
-      <w:r>
-        <w:t xml:space="preserve"> </w:t>
-      </w:r>
-      <w:r>
-        <w:t xml:space="preserve">“why/what-if”</w:t>
-      </w:r>
-      <w:r>
-        <w:t xml:space="preserve"> </w:t>
-      </w:r>
-      <w:r>
-        <w:t xml:space="preserve">questions, treating outputs as hypotheses to verify, requesting reasoning and probing its weakest link) from</w:t>
-      </w:r>
-      <w:r>
-        <w:t xml:space="preserve"> </w:t>
-      </w:r>
-      <w:r>
-        <w:rPr>
-          <w:i/>
-          <w:iCs/>
-        </w:rPr>
-        <w:t xml:space="preserve">offloading</w:t>
-      </w:r>
-      <w:r>
-        <w:t xml:space="preserve"> </w:t>
-      </w:r>
-      <w:r>
-        <w:t xml:space="preserve">patterns (e.g., requesting answers to transcribe, delegating the reasoning, accepting outputs without scrutiny); the scheme will be refined inductively for clinical content, with inter-rater reliability reported (Cohen’s κ) and disagreements resolved by consensus. Each participant receives a dominant-pattern classification and a continuous engagement score, which we relate to the post-case knowledge score (linear regression adjusting for PGY and message count). Because interaction style is self-selected rather than randomized, this analysis is correlational and hypothesis-generating.</w:t>
-      </w:r>
-    </w:p>
-    <w:p>
-      <w:r>
-        <w:pict>
-          <v:rect style="width:0;height:1.5pt" o:hralign="center" o:hrstd="t" o:hr="t"/>
-        </w:pict>
-      </w:r>
-    </w:p>
-    <w:bookmarkEnd w:id="15"/>
-    <w:bookmarkEnd w:id="16"/>
-    <w:bookmarkStart w:id="17" w:name="results"/>
-    <w:p>
-      <w:pPr>
-        <w:pStyle w:val="Heading2"/>
-      </w:pPr>
-      <w:r>
-        <w:t xml:space="preserve">Results</w:t>
-      </w:r>
-    </w:p>
-    <w:p>
-      <w:pPr>
-        <w:pStyle w:val="BlockText"/>
-      </w:pPr>
-      <w:r>
-        <w:rPr>
-          <w:b/>
-          <w:bCs/>
-        </w:rPr>
-        <w:t xml:space="preserve">[DATA — to be completed]</w:t>
-      </w:r>
-      <w:r>
-        <w:t xml:space="preserve"> </w:t>
-      </w:r>
-      <w:r>
-        <w:t xml:space="preserve">(templated to the analysis plan).</w:t>
-      </w:r>
-    </w:p>
-    <w:p>
-      <w:pPr>
-        <w:pStyle w:val="FirstParagraph"/>
-      </w:pPr>
-      <w:r>
-        <w:t xml:space="preserve">Of [N] residents randomized (50 AI, 50 control), [N] completed the session and contributed primary-outcome data (Figure 1); baseline characteristics were balanced (Table 1). Mean post-case unassisted knowledge score was</w:t>
-      </w:r>
-      <w:r>
-        <w:t xml:space="preserve"> </w:t>
-      </w:r>
-      <w:r>
-        <w:rPr>
-          <w:b/>
-          <w:bCs/>
-        </w:rPr>
-        <w:t xml:space="preserve">[X.X ± SD]/12</w:t>
-      </w:r>
-      <w:r>
-        <w:t xml:space="preserve"> </w:t>
-      </w:r>
-      <w:r>
-        <w:t xml:space="preserve">(AI) versus</w:t>
-      </w:r>
-      <w:r>
-        <w:t xml:space="preserve"> </w:t>
-      </w:r>
-      <w:r>
-        <w:rPr>
-          <w:b/>
-          <w:bCs/>
-        </w:rPr>
-        <w:t xml:space="preserve">[X.X ± SD]/12</w:t>
-      </w:r>
-      <w:r>
-        <w:t xml:space="preserve"> </w:t>
-      </w:r>
-      <w:r>
-        <w:t xml:space="preserve">(control); adjusted difference</w:t>
-      </w:r>
-      <w:r>
-        <w:t xml:space="preserve"> </w:t>
-      </w:r>
-      <w:r>
-        <w:rPr>
-          <w:b/>
-          <w:bCs/>
-        </w:rPr>
-        <w:t xml:space="preserve">[Δ] (95% CI [—]; P = [—])</w:t>
-      </w:r>
-      <w:r>
-        <w:t xml:space="preserve"> </w:t>
-      </w:r>
-      <w:r>
-        <w:t xml:space="preserve">(Table 2, Figure 2). Comfort changed by</w:t>
-      </w:r>
-      <w:r>
-        <w:t xml:space="preserve"> </w:t>
-      </w:r>
-      <w:r>
-        <w:rPr>
-          <w:b/>
-          <w:bCs/>
-        </w:rPr>
-        <w:t xml:space="preserve">[Δ]</w:t>
-      </w:r>
-      <w:r>
-        <w:t xml:space="preserve"> </w:t>
-      </w:r>
-      <w:r>
-        <w:t xml:space="preserve">versus</w:t>
-      </w:r>
-      <w:r>
-        <w:t xml:space="preserve"> </w:t>
-      </w:r>
-      <w:r>
-        <w:rPr>
-          <w:b/>
-          <w:bCs/>
-        </w:rPr>
-        <w:t xml:space="preserve">[Δ]</w:t>
-      </w:r>
-      <w:r>
-        <w:t xml:space="preserve"> </w:t>
-      </w:r>
-      <w:r>
-        <w:t xml:space="preserve">(P = [—]); median total time</w:t>
-      </w:r>
-      <w:r>
-        <w:t xml:space="preserve"> </w:t>
-      </w:r>
-      <w:r>
-        <w:rPr>
-          <w:b/>
-          <w:bCs/>
-        </w:rPr>
-        <w:t xml:space="preserve">[—]</w:t>
-      </w:r>
-      <w:r>
-        <w:t xml:space="preserve"> </w:t>
-      </w:r>
-      <w:r>
-        <w:t xml:space="preserve">versus</w:t>
-      </w:r>
-      <w:r>
-        <w:t xml:space="preserve"> </w:t>
-      </w:r>
-      <w:r>
-        <w:rPr>
-          <w:b/>
-          <w:bCs/>
-        </w:rPr>
-        <w:t xml:space="preserve">[—] min</w:t>
-      </w:r>
-      <w:r>
-        <w:t xml:space="preserve">; AI-arm participants sent a median of</w:t>
-      </w:r>
-      <w:r>
-        <w:t xml:space="preserve"> </w:t>
-      </w:r>
-      <w:r>
-        <w:rPr>
-          <w:b/>
-          <w:bCs/>
-        </w:rPr>
-        <w:t xml:space="preserve">[—]</w:t>
-      </w:r>
-      <w:r>
-        <w:t xml:space="preserve"> </w:t>
-      </w:r>
-      <w:r>
-        <w:t xml:space="preserve">messages. In the exploratory interaction-pattern analysis (inter-rater κ = [—]), residents whose conversations were coded as predominantly</w:t>
-      </w:r>
-      <w:r>
-        <w:t xml:space="preserve"> </w:t>
-      </w:r>
-      <w:r>
-        <w:rPr>
-          <w:b/>
-          <w:bCs/>
-        </w:rPr>
-        <w:t xml:space="preserve">engaged</w:t>
-      </w:r>
-      <w:r>
-        <w:t xml:space="preserve"> </w:t>
-      </w:r>
-      <w:r>
-        <w:t xml:space="preserve">scored</w:t>
-      </w:r>
-      <w:r>
-        <w:t xml:space="preserve"> </w:t>
-      </w:r>
-      <w:r>
-        <w:rPr>
-          <w:b/>
-          <w:bCs/>
-        </w:rPr>
-        <w:t xml:space="preserve">[X.X]/12</w:t>
-      </w:r>
-      <w:r>
-        <w:t xml:space="preserve"> </w:t>
-      </w:r>
-      <w:r>
-        <w:t xml:space="preserve">versus</w:t>
-      </w:r>
-      <w:r>
-        <w:t xml:space="preserve"> </w:t>
-      </w:r>
-      <w:r>
-        <w:rPr>
-          <w:b/>
-          <w:bCs/>
-        </w:rPr>
-        <w:t xml:space="preserve">[X.X]/12</w:t>
-      </w:r>
-      <w:r>
-        <w:t xml:space="preserve"> </w:t>
-      </w:r>
-      <w:r>
-        <w:t xml:space="preserve">for</w:t>
-      </w:r>
-      <w:r>
-        <w:t xml:space="preserve"> </w:t>
-      </w:r>
-      <w:r>
-        <w:rPr>
-          <w:b/>
-          <w:bCs/>
-        </w:rPr>
-        <w:t xml:space="preserve">offloading</w:t>
-      </w:r>
-      <w:r>
-        <w:t xml:space="preserve">-predominant residents (adjusted difference [Δ]; P = [—]) (Figure 3). [Also: PGY subgroup; comfort–knowledge dissociation.]</w:t>
-      </w:r>
-    </w:p>
-    <w:p>
-      <w:r>
-        <w:pict>
-          <v:rect style="width:0;height:1.5pt" o:hralign="center" o:hrstd="t" o:hr="t"/>
-        </w:pict>
-      </w:r>
-    </w:p>
-    <w:bookmarkEnd w:id="17"/>
-    <w:bookmarkStart w:id="20" w:name="discussion"/>
-    <w:p>
-      <w:pPr>
-        <w:pStyle w:val="Heading2"/>
-      </w:pPr>
-      <w:r>
-        <w:t xml:space="preserve">Discussion</w:t>
-      </w:r>
-    </w:p>
-    <w:p>
-      <w:pPr>
-        <w:pStyle w:val="FirstParagraph"/>
-      </w:pPr>
-      <w:r>
-        <w:t xml:space="preserve">[DATA-dependent.] Residents who worked an unfamiliar case with an out-of-the-box AI assistant scored</w:t>
-      </w:r>
-      <w:r>
-        <w:t xml:space="preserve"> </w:t>
-      </w:r>
-      <w:r>
-        <w:rPr>
-          <w:b/>
-          <w:bCs/>
-        </w:rPr>
-        <w:t xml:space="preserve">[higher / no differently / lower]</w:t>
-      </w:r>
-      <w:r>
-        <w:t xml:space="preserve"> </w:t>
-      </w:r>
-      <w:r>
-        <w:t xml:space="preserve">on an immediately following, resource-free assessment than those who used a standard reference. Because no resource was allowed, this reflects knowledge residents</w:t>
-      </w:r>
-      <w:r>
-        <w:t xml:space="preserve"> </w:t>
-      </w:r>
-      <w:r>
-        <w:rPr>
-          <w:i/>
-          <w:iCs/>
-        </w:rPr>
-        <w:t xml:space="preserve">retained and could apply on their own</w:t>
-      </w:r>
-      <w:r>
-        <w:t xml:space="preserve">, not assisted performance — extending the clinical-AI randomized literature, which measures performance with a tool,³ to the question that matters for trainees.</w:t>
-      </w:r>
-    </w:p>
-    <w:p>
-      <w:pPr>
-        <w:pStyle w:val="BodyText"/>
-      </w:pPr>
-      <w:r>
-        <w:t xml:space="preserve">Framed against the de-/never-/mis-skilling taxonomy,¹⁵ the trial supplies direct evidence on a concern that, for cognitive medical tasks, has been argued from theory and from analogy to perceptual domains.¹³ [A null or negative difference would be the first randomized signal that AI assistance can bypass knowledge acquisition — leaving residents no better able to reason unaided — for a cognitive clinical task; a benefit would argue toward AI as a learning aid even when learning is incidental.] The item-level data also let us probe</w:t>
-      </w:r>
-      <w:r>
-        <w:t xml:space="preserve"> </w:t>
-      </w:r>
-      <w:r>
-        <w:rPr>
-          <w:b/>
-          <w:bCs/>
-        </w:rPr>
-        <w:t xml:space="preserve">mis-skilling</w:t>
-      </w:r>
-      <w:r>
-        <w:t xml:space="preserve"> </w:t>
-      </w:r>
-      <w:r>
-        <w:t xml:space="preserve">and the confidence–competence gap — whether any rise in comfort outpaces actual knowledge.⁶ Two implications follow regardless of direction. First,</w:t>
-      </w:r>
-      <w:r>
-        <w:t xml:space="preserve"> </w:t>
-      </w:r>
-      <w:r>
-        <w:rPr>
-          <w:b/>
-          <w:bCs/>
-        </w:rPr>
-        <w:t xml:space="preserve">the endpoint matters</w:t>
-      </w:r>
-      <w:r>
-        <w:t xml:space="preserve">: tools and curricula optimized for assisted performance may quietly substitute for the competence residency exists to build, so trainee-facing AI should be evaluated against learning, not task completion. Second,</w:t>
-      </w:r>
-      <w:r>
-        <w:t xml:space="preserve"> </w:t>
-      </w:r>
-      <w:r>
-        <w:rPr>
-          <w:b/>
-          <w:bCs/>
-        </w:rPr>
-        <w:t xml:space="preserve">AI tools are not interchangeable</w:t>
-      </w:r>
-      <w:r>
-        <w:t xml:space="preserve"> </w:t>
-      </w:r>
-      <w:r>
-        <w:t xml:space="preserve">on this dimension: we tested a generic assistant, whereas a purpose-built tutor can enhance learning,¹⁷ and the present result establishes the default-chatbot baseline against which any learning-oriented design must prove itself. Consistent with evidence that</w:t>
-      </w:r>
-      <w:r>
-        <w:t xml:space="preserve"> </w:t>
-      </w:r>
-      <w:r>
-        <w:rPr>
-          <w:i/>
-          <w:iCs/>
-        </w:rPr>
-        <w:t xml:space="preserve">how</w:t>
-      </w:r>
-      <w:r>
-        <w:t xml:space="preserve"> </w:t>
-      </w:r>
-      <w:r>
-        <w:t xml:space="preserve">one engages AI governs whether it builds or erodes skill,⁴,⁸ our qualitative coding of residents’ conversations [supports/does not support] interaction posture as the operative variable — mirroring, in a clinical setting, the interaction-pattern divide reported for non-medical skill formation,⁴ where engaged and offloading styles diverged several-fold on post-task learning. If posture is both consequential and modifiable, the question becomes whether residents can be taught to use AI in skill-preserving ways.</w:t>
-      </w:r>
-    </w:p>
-    <w:bookmarkStart w:id="18" w:name="limitations"/>
-    <w:p>
-      <w:pPr>
-        <w:pStyle w:val="Heading3"/>
-      </w:pPr>
-      <w:r>
-        <w:t xml:space="preserve">Limitations</w:t>
-      </w:r>
-    </w:p>
-    <w:p>
-      <w:pPr>
-        <w:pStyle w:val="FirstParagraph"/>
-      </w:pPr>
-      <w:r>
-        <w:t xml:space="preserve">Single center and one residency program; multi-site replication would strengthen generalizability. The outcome is a knowledge assessment given immediately after a single, fictional case — a proximal measure that may not capture long-term retention, transfer, or bedside performance; delayed and longitudinal designs would test durability and cumulative effects. Participants could not be blinded to their resource (though they were blinded to arm labels and hypothesis). The intervention was one model in one default configuration against one comparator; results may differ with other tools or configurations. Because the case lies outside residents’ prior knowledge, the trial indexes the acquisition mechanism shared by de- and never-skilling rather than erosion of a familiar skill; complementary designs (medical students; familiar content) would localize the effect along the training continuum.</w:t>
-      </w:r>
-    </w:p>
-    <w:bookmarkEnd w:id="18"/>
-    <w:bookmarkStart w:id="19" w:name="conclusions"/>
-    <w:p>
-      <w:pPr>
-        <w:pStyle w:val="Heading3"/>
-      </w:pPr>
-      <w:r>
-        <w:t xml:space="preserve">Conclusions</w:t>
-      </w:r>
-    </w:p>
-    <w:p>
-      <w:pPr>
-        <w:pStyle w:val="FirstParagraph"/>
-      </w:pPr>
-      <w:r>
-        <w:t xml:space="preserve">[DATA-dependent.] Among internal medicine residents working an unfamiliar case, access to an out-of-the-box AI assistant</w:t>
-      </w:r>
-      <w:r>
-        <w:t xml:space="preserve"> </w:t>
-      </w:r>
-      <w:r>
-        <w:rPr>
-          <w:b/>
-          <w:bCs/>
-        </w:rPr>
-        <w:t xml:space="preserve">[did/did not]</w:t>
-      </w:r>
-      <w:r>
-        <w:t xml:space="preserve"> </w:t>
-      </w:r>
-      <w:r>
-        <w:t xml:space="preserve">change the knowledge they could subsequently apply unaided. As generative AI becomes ubiquitous in training, randomized evidence on what trainees</w:t>
-      </w:r>
-      <w:r>
-        <w:t xml:space="preserve"> </w:t>
-      </w:r>
-      <w:r>
-        <w:rPr>
-          <w:i/>
-          <w:iCs/>
-        </w:rPr>
-        <w:t xml:space="preserve">acquire</w:t>
-      </w:r>
-      <w:r>
-        <w:t xml:space="preserve"> </w:t>
-      </w:r>
-      <w:r>
-        <w:t xml:space="preserve">— not only how they perform with a tool in hand — should govern how AI is introduced into graduate medical education.</w:t>
-      </w:r>
-    </w:p>
-    <w:p>
-      <w:r>
-        <w:pict>
-          <v:rect style="width:0;height:1.5pt" o:hralign="center" o:hrstd="t" o:hr="t"/>
-        </w:pict>
-      </w:r>
-    </w:p>
-    <w:bookmarkEnd w:id="19"/>
-    <w:bookmarkEnd w:id="20"/>
-    <w:bookmarkStart w:id="21" w:name="declarations"/>
-    <w:p>
-      <w:pPr>
-        <w:pStyle w:val="Heading2"/>
-      </w:pPr>
-      <w:r>
-        <w:t xml:space="preserve">Declarations</w:t>
-      </w:r>
-    </w:p>
-    <w:p>
-      <w:pPr>
-        <w:pStyle w:val="FirstParagraph"/>
-      </w:pPr>
-      <w:r>
-        <w:rPr>
-          <w:b/>
-          <w:bCs/>
-        </w:rPr>
-        <w:t xml:space="preserve">Funding:</w:t>
-      </w:r>
-      <w:r>
-        <w:t xml:space="preserve"> </w:t>
-      </w:r>
-      <w:r>
-        <w:t xml:space="preserve">[source].</w:t>
-      </w:r>
-      <w:r>
-        <w:t xml:space="preserve"> </w:t>
-      </w:r>
-      <w:r>
-        <w:rPr>
-          <w:b/>
-          <w:bCs/>
-        </w:rPr>
-        <w:t xml:space="preserve">Registration:</w:t>
-      </w:r>
-      <w:r>
-        <w:t xml:space="preserve"> </w:t>
-      </w:r>
-      <w:r>
-        <w:t xml:space="preserve">Preregistered on the Open Science Framework before enrollment (embargoed; registration ID released at publication); ClinicalTrials.gov [ID pending].</w:t>
-      </w:r>
-      <w:r>
-        <w:t xml:space="preserve"> </w:t>
-      </w:r>
-      <w:r>
-        <w:rPr>
-          <w:b/>
-          <w:bCs/>
-        </w:rPr>
-        <w:t xml:space="preserve">Ethics:</w:t>
-      </w:r>
-      <w:r>
-        <w:t xml:space="preserve"> </w:t>
-      </w:r>
-      <w:r>
-        <w:t xml:space="preserve">Stanford IRB-86737 (exempt); informed consent obtained.</w:t>
-      </w:r>
-      <w:r>
-        <w:t xml:space="preserve"> </w:t>
-      </w:r>
-      <w:r>
-        <w:rPr>
-          <w:b/>
-          <w:bCs/>
-        </w:rPr>
-        <w:t xml:space="preserve">Data/code:</w:t>
-      </w:r>
-      <w:r>
-        <w:t xml:space="preserve"> </w:t>
-      </w:r>
-      <w:r>
-        <w:t xml:space="preserve">case, 12-item instrument and key, randomization procedure, and analysis code to be shared [terms].</w:t>
-      </w:r>
-      <w:r>
-        <w:t xml:space="preserve"> </w:t>
-      </w:r>
-      <w:r>
-        <w:rPr>
-          <w:b/>
-          <w:bCs/>
-        </w:rPr>
-        <w:t xml:space="preserve">Author contributions:</w:t>
-      </w:r>
-      <w:r>
-        <w:t xml:space="preserve"> </w:t>
-      </w:r>
-      <w:r>
-        <w:t xml:space="preserve">[CRediT].</w:t>
-      </w:r>
-      <w:r>
-        <w:t xml:space="preserve"> </w:t>
-      </w:r>
-      <w:r>
-        <w:rPr>
-          <w:b/>
-          <w:bCs/>
-        </w:rPr>
-        <w:t xml:space="preserve">Conflicts:</w:t>
-      </w:r>
-      <w:r>
-        <w:t xml:space="preserve"> </w:t>
-      </w:r>
-      <w:r>
-        <w:t xml:space="preserve">[disclose AI-vendor relationships].</w:t>
-      </w:r>
-      <w:r>
-        <w:t xml:space="preserve"> </w:t>
-      </w:r>
-      <w:r>
-        <w:rPr>
-          <w:b/>
-          <w:bCs/>
-        </w:rPr>
-        <w:t xml:space="preserve">Generative-AI disclosure:</w:t>
-      </w:r>
-      <w:r>
-        <w:t xml:space="preserve"> </w:t>
-      </w:r>
-      <w:r>
-        <w:t xml:space="preserve">the AI assistant is the trial intervention (Methods); [disclose any use in manuscript preparation per NEJM AI policy].</w:t>
-      </w:r>
-    </w:p>
-    <w:bookmarkEnd w:id="21"/>
-    <w:bookmarkStart w:id="22" w:name="figures-and-tables"/>
-    <w:p>
-      <w:pPr>
-        <w:pStyle w:val="Heading2"/>
-      </w:pPr>
-      <w:r>
-        <w:t xml:space="preserve">Figures and Tables</w:t>
-      </w:r>
-    </w:p>
-    <w:p>
-      <w:pPr>
-        <w:pStyle w:val="FirstParagraph"/>
-      </w:pPr>
-      <w:r>
-        <w:rPr>
-          <w:b/>
-          <w:bCs/>
-        </w:rPr>
-        <w:t xml:space="preserve">Figure 1.</w:t>
-      </w:r>
-      <w:r>
-        <w:t xml:space="preserve"> </w:t>
-      </w:r>
-      <w:r>
-        <w:t xml:space="preserve">CONSORT flow by arm (</w:t>
-      </w:r>
-      <w:r>
-        <w:rPr>
-          <w:rStyle w:val="VerbatimChar"/>
-        </w:rPr>
-        <w:t xml:space="preserve">figures/consort-flow.svg</w:t>
-      </w:r>
-      <w:r>
-        <w:t xml:space="preserve">).</w:t>
-      </w:r>
-      <w:r>
-        <w:t xml:space="preserve"> </w:t>
-      </w:r>
-      <w:r>
-        <w:rPr>
-          <w:b/>
-          <w:bCs/>
-        </w:rPr>
-        <w:t xml:space="preserve">Figure 2.</w:t>
-      </w:r>
-      <w:r>
-        <w:t xml:space="preserve"> </w:t>
-      </w:r>
-      <w:r>
-        <w:t xml:space="preserve">Knowledge-score distribution by arm.</w:t>
-      </w:r>
-      <w:r>
-        <w:t xml:space="preserve"> </w:t>
-      </w:r>
-      <w:r>
-        <w:rPr>
-          <w:b/>
-          <w:bCs/>
-        </w:rPr>
-        <w:t xml:space="preserve">Figure 3.</w:t>
-      </w:r>
-      <w:r>
-        <w:t xml:space="preserve"> </w:t>
-      </w:r>
-      <w:r>
-        <w:t xml:space="preserve">Knowledge score by AI-interaction pattern (engaged vs. offloading), AI arm.</w:t>
-      </w:r>
-      <w:r>
-        <w:t xml:space="preserve"> </w:t>
-      </w:r>
-      <w:r>
-        <w:rPr>
-          <w:b/>
-          <w:bCs/>
-        </w:rPr>
-        <w:t xml:space="preserve">Table 1.</w:t>
-      </w:r>
-      <w:r>
-        <w:t xml:space="preserve"> </w:t>
-      </w:r>
-      <w:r>
-        <w:t xml:space="preserve">Baseline characteristics by arm.</w:t>
-      </w:r>
-      <w:r>
-        <w:t xml:space="preserve"> </w:t>
-      </w:r>
-      <w:r>
-        <w:rPr>
-          <w:b/>
-          <w:bCs/>
-        </w:rPr>
-        <w:t xml:space="preserve">Table 2.</w:t>
-      </w:r>
-      <w:r>
-        <w:t xml:space="preserve"> </w:t>
-      </w:r>
-      <w:r>
-        <w:t xml:space="preserve">Outcomes by arm (primary score with adjusted difference/CI/P; comfort change; time; AI-interaction metrics).</w:t>
-      </w:r>
-    </w:p>
-    <w:p>
-      <w:r>
-        <w:pict>
-          <v:rect style="width:0;height:1.5pt" o:hralign="center" o:hrstd="t" o:hr="t"/>
-        </w:pict>
-      </w:r>
-    </w:p>
-    <w:bookmarkEnd w:id="22"/>
-    <w:bookmarkStart w:id="23" w:name="references"/>
-    <w:p>
-      <w:pPr>
-        <w:pStyle w:val="Heading2"/>
-      </w:pPr>
-      <w:r>
-        <w:t xml:space="preserve">References</w:t>
-      </w:r>
-    </w:p>
-    <w:p>
-      <w:pPr>
-        <w:pStyle w:val="BlockText"/>
-      </w:pPr>
-      <w:r>
-        <w:rPr>
-          <w:i/>
-          <w:iCs/>
-        </w:rPr>
-        <w:t xml:space="preserve">Verify 2024–2026 items (⚠) and resolve preprint vs. published status before submission.</w:t>
+        <w:t xml:space="preserve">JAMA Intern Med.</w:t>
+      </w:r>
+      <w:r>
+        <w:t xml:space="preserve"> </w:t>
+      </w:r>
+      <w:r>
+        <w:t xml:space="preserve">2023;183(9):1028–1030.</w:t>
       </w:r>
     </w:p>
     <w:p>
@@ -1562,11 +817,27 @@
         <w:pStyle w:val="Compact"/>
         <w:numPr>
           <w:ilvl w:val="0"/>
-          <w:numId w:val="1002"/>
+          <w:numId w:val="1001"/>
         </w:numPr>
       </w:pPr>
       <w:r>
-        <w:t xml:space="preserve">[Representative survey of trainee generative-AI uptake, 2024–2025.] ⚠ select and verify.</w:t>
+        <w:t xml:space="preserve">Goh E, Gallo R, Hom J, et al. Large language model influence on diagnostic reasoning: a randomized clinical trial.</w:t>
+      </w:r>
+      <w:r>
+        <w:t xml:space="preserve"> </w:t>
+      </w:r>
+      <w:r>
+        <w:rPr>
+          <w:i/>
+          <w:iCs/>
+        </w:rPr>
+        <w:t xml:space="preserve">JAMA Netw Open.</w:t>
+      </w:r>
+      <w:r>
+        <w:t xml:space="preserve"> </w:t>
+      </w:r>
+      <w:r>
+        <w:t xml:space="preserve">2024;7(10):e2440969.</w:t>
       </w:r>
     </w:p>
     <w:p>
@@ -1574,11 +845,11 @@
         <w:pStyle w:val="Compact"/>
         <w:numPr>
           <w:ilvl w:val="0"/>
-          <w:numId w:val="1002"/>
+          <w:numId w:val="1001"/>
         </w:numPr>
       </w:pPr>
       <w:r>
-        <w:t xml:space="preserve">Strong E, DiGiammarino A, Weng Y, et al. Chatbot vs medical student performance on free-response clinical reasoning examinations.</w:t>
+        <w:t xml:space="preserve">Shen JH, Tamkin A. How AI impacts skill formation.</w:t>
       </w:r>
       <w:r>
         <w:t xml:space="preserve"> </w:t>
@@ -1588,13 +859,13 @@
           <w:i/>
           <w:iCs/>
         </w:rPr>
-        <w:t xml:space="preserve">JAMA Intern Med.</w:t>
-      </w:r>
-      <w:r>
-        <w:t xml:space="preserve"> </w:t>
-      </w:r>
-      <w:r>
-        <w:t xml:space="preserve">2023;183(9):1028–1030.</w:t>
+        <w:t xml:space="preserve">arXiv:2601.20245</w:t>
+      </w:r>
+      <w:r>
+        <w:t xml:space="preserve"> </w:t>
+      </w:r>
+      <w:r>
+        <w:t xml:space="preserve">(2026).</w:t>
       </w:r>
     </w:p>
     <w:p>
@@ -1602,11 +873,11 @@
         <w:pStyle w:val="Compact"/>
         <w:numPr>
           <w:ilvl w:val="0"/>
-          <w:numId w:val="1002"/>
+          <w:numId w:val="1001"/>
         </w:numPr>
       </w:pPr>
       <w:r>
-        <w:t xml:space="preserve">Goh E, Gallo R, Hom J, et al. Large language model influence on diagnostic reasoning: a randomized clinical trial.</w:t>
+        <w:t xml:space="preserve">Fan Y, et al. Beware of metacognitive laziness: effects of generative artificial intelligence on learning motivation, processes, and performance.</w:t>
       </w:r>
       <w:r>
         <w:t xml:space="preserve"> </w:t>
@@ -1616,13 +887,13 @@
           <w:i/>
           <w:iCs/>
         </w:rPr>
-        <w:t xml:space="preserve">JAMA Netw Open.</w:t>
-      </w:r>
-      <w:r>
-        <w:t xml:space="preserve"> </w:t>
-      </w:r>
-      <w:r>
-        <w:t xml:space="preserve">2024;7(10):e2440969.</w:t>
+        <w:t xml:space="preserve">Br J Educ Technol.</w:t>
+      </w:r>
+      <w:r>
+        <w:t xml:space="preserve"> </w:t>
+      </w:r>
+      <w:r>
+        <w:t xml:space="preserve">2025 (arXiv:2412.09315). Verify.</w:t>
       </w:r>
     </w:p>
     <w:p>
@@ -1630,11 +901,11 @@
         <w:pStyle w:val="Compact"/>
         <w:numPr>
           <w:ilvl w:val="0"/>
-          <w:numId w:val="1002"/>
+          <w:numId w:val="1001"/>
         </w:numPr>
       </w:pPr>
       <w:r>
-        <w:t xml:space="preserve">Shen JH, Tamkin A. How AI impacts skill formation.</w:t>
+        <w:t xml:space="preserve">Lee H-P, et al. The impact of generative AI on critical thinking: self-reported reductions in cognitive effort and confidence effects from a survey of knowledge workers.</w:t>
       </w:r>
       <w:r>
         <w:t xml:space="preserve"> </w:t>
@@ -1644,13 +915,13 @@
           <w:i/>
           <w:iCs/>
         </w:rPr>
-        <w:t xml:space="preserve">arXiv:2601.20245</w:t>
-      </w:r>
-      <w:r>
-        <w:t xml:space="preserve"> </w:t>
-      </w:r>
-      <w:r>
-        <w:t xml:space="preserve">(2026).</w:t>
+        <w:t xml:space="preserve">Proc. CHI 2025.</w:t>
+      </w:r>
+      <w:r>
+        <w:t xml:space="preserve"> </w:t>
+      </w:r>
+      <w:r>
+        <w:t xml:space="preserve">doi:10.1145/3706598.3713778.</w:t>
       </w:r>
     </w:p>
     <w:p>
@@ -1658,11 +929,11 @@
         <w:pStyle w:val="Compact"/>
         <w:numPr>
           <w:ilvl w:val="0"/>
-          <w:numId w:val="1002"/>
+          <w:numId w:val="1001"/>
         </w:numPr>
       </w:pPr>
       <w:r>
-        <w:t xml:space="preserve">Fan Y, et al. Beware of metacognitive laziness: effects of generative AI on learning motivation, processes, and performance.</w:t>
+        <w:t xml:space="preserve">Kosmyna N, et al. Your brain on ChatGPT: accumulation of cognitive debt when using an AI assistant for essay-writing tasks.</w:t>
       </w:r>
       <w:r>
         <w:t xml:space="preserve"> </w:t>
@@ -1672,13 +943,13 @@
           <w:i/>
           <w:iCs/>
         </w:rPr>
-        <w:t xml:space="preserve">Br J Educ Technol.</w:t>
-      </w:r>
-      <w:r>
-        <w:t xml:space="preserve"> </w:t>
-      </w:r>
-      <w:r>
-        <w:t xml:space="preserve">2025 (arXiv:2412.09315). ⚠ verify.</w:t>
+        <w:t xml:space="preserve">arXiv:2506.08872</w:t>
+      </w:r>
+      <w:r>
+        <w:t xml:space="preserve"> </w:t>
+      </w:r>
+      <w:r>
+        <w:t xml:space="preserve">(2025). Preprint.</w:t>
       </w:r>
     </w:p>
     <w:p>
@@ -1686,11 +957,11 @@
         <w:pStyle w:val="Compact"/>
         <w:numPr>
           <w:ilvl w:val="0"/>
-          <w:numId w:val="1002"/>
+          <w:numId w:val="1001"/>
         </w:numPr>
       </w:pPr>
       <w:r>
-        <w:t xml:space="preserve">Lee H-P, et al. The impact of generative AI on critical thinking: self-reported reductions in cognitive effort and confidence effects from a survey of knowledge workers.</w:t>
+        <w:t xml:space="preserve">[The widening gap: the benefits and harms of generative AI for novice programmers.]</w:t>
       </w:r>
       <w:r>
         <w:t xml:space="preserve"> </w:t>
@@ -1700,13 +971,13 @@
           <w:i/>
           <w:iCs/>
         </w:rPr>
-        <w:t xml:space="preserve">Proc. CHI 2025.</w:t>
-      </w:r>
-      <w:r>
-        <w:t xml:space="preserve"> </w:t>
-      </w:r>
-      <w:r>
-        <w:t xml:space="preserve">doi:10.1145/3706598.3713778.</w:t>
+        <w:t xml:space="preserve">arXiv:2405.17739</w:t>
+      </w:r>
+      <w:r>
+        <w:t xml:space="preserve"> </w:t>
+      </w:r>
+      <w:r>
+        <w:t xml:space="preserve">(2024). Verify authors and venue.</w:t>
       </w:r>
     </w:p>
     <w:p>
@@ -1714,11 +985,11 @@
         <w:pStyle w:val="Compact"/>
         <w:numPr>
           <w:ilvl w:val="0"/>
-          <w:numId w:val="1002"/>
+          <w:numId w:val="1001"/>
         </w:numPr>
       </w:pPr>
       <w:r>
-        <w:t xml:space="preserve">Kosmyna N, et al. Your brain on ChatGPT: accumulation of cognitive debt when using an AI assistant for essay-writing tasks.</w:t>
+        <w:t xml:space="preserve">Roediger HL III, Karpicke JD. The power of testing memory: basic research and implications for educational practice.</w:t>
       </w:r>
       <w:r>
         <w:t xml:space="preserve"> </w:t>
@@ -1728,13 +999,13 @@
           <w:i/>
           <w:iCs/>
         </w:rPr>
-        <w:t xml:space="preserve">arXiv:2506.08872</w:t>
-      </w:r>
-      <w:r>
-        <w:t xml:space="preserve"> </w:t>
-      </w:r>
-      <w:r>
-        <w:t xml:space="preserve">(2025). ⚠ preprint.</w:t>
+        <w:t xml:space="preserve">Perspect Psychol Sci.</w:t>
+      </w:r>
+      <w:r>
+        <w:t xml:space="preserve"> </w:t>
+      </w:r>
+      <w:r>
+        <w:t xml:space="preserve">2006;1(3):181–210.</w:t>
       </w:r>
     </w:p>
     <w:p>
@@ -1742,27 +1013,24 @@
         <w:pStyle w:val="Compact"/>
         <w:numPr>
           <w:ilvl w:val="0"/>
-          <w:numId w:val="1002"/>
+          <w:numId w:val="1001"/>
         </w:numPr>
       </w:pPr>
       <w:r>
-        <w:t xml:space="preserve">[The widening gap: the benefits and harms of generative AI for novice programmers.]</w:t>
-      </w:r>
-      <w:r>
-        <w:t xml:space="preserve"> </w:t>
+        <w:t xml:space="preserve">Bjork RA. Memory and metamemory considerations in the training of human beings. In: Metcalfe J, Shimamura AP, eds. </w:t>
       </w:r>
       <w:r>
         <w:rPr>
           <w:i/>
           <w:iCs/>
         </w:rPr>
-        <w:t xml:space="preserve">arXiv:2405.17739</w:t>
-      </w:r>
-      <w:r>
-        <w:t xml:space="preserve"> </w:t>
-      </w:r>
-      <w:r>
-        <w:t xml:space="preserve">(2024). ⚠ verify authors/venue.</w:t>
+        <w:t xml:space="preserve">Metacognition.</w:t>
+      </w:r>
+      <w:r>
+        <w:t xml:space="preserve"> </w:t>
+      </w:r>
+      <w:r>
+        <w:t xml:space="preserve">MIT Press; 1994:185–205.</w:t>
       </w:r>
     </w:p>
     <w:p>
@@ -1770,11 +1038,11 @@
         <w:pStyle w:val="Compact"/>
         <w:numPr>
           <w:ilvl w:val="0"/>
-          <w:numId w:val="1002"/>
+          <w:numId w:val="1001"/>
         </w:numPr>
       </w:pPr>
       <w:r>
-        <w:t xml:space="preserve">Roediger HL III, Karpicke JD. The power of testing memory: basic research and implications for educational practice.</w:t>
+        <w:t xml:space="preserve">Bainbridge L. Ironies of automation.</w:t>
       </w:r>
       <w:r>
         <w:t xml:space="preserve"> </w:t>
@@ -1784,13 +1052,13 @@
           <w:i/>
           <w:iCs/>
         </w:rPr>
-        <w:t xml:space="preserve">Perspect Psychol Sci.</w:t>
-      </w:r>
-      <w:r>
-        <w:t xml:space="preserve"> </w:t>
-      </w:r>
-      <w:r>
-        <w:t xml:space="preserve">2006;1(3):181–210.</w:t>
+        <w:t xml:space="preserve">Automatica.</w:t>
+      </w:r>
+      <w:r>
+        <w:t xml:space="preserve"> </w:t>
+      </w:r>
+      <w:r>
+        <w:t xml:space="preserve">1983;19(6):775–779.</w:t>
       </w:r>
     </w:p>
     <w:p>
@@ -1798,24 +1066,27 @@
         <w:pStyle w:val="Compact"/>
         <w:numPr>
           <w:ilvl w:val="0"/>
-          <w:numId w:val="1002"/>
+          <w:numId w:val="1001"/>
         </w:numPr>
       </w:pPr>
       <w:r>
-        <w:t xml:space="preserve">Bjork RA. Memory and metamemory considerations in the training of human beings. In: Metcalfe J, Shimamura AP, eds. </w:t>
+        <w:t xml:space="preserve">Dahmani L, Bohbot VD. Habitual use of GPS negatively impacts spatial memory during self-guided navigation.</w:t>
+      </w:r>
+      <w:r>
+        <w:t xml:space="preserve"> </w:t>
       </w:r>
       <w:r>
         <w:rPr>
           <w:i/>
           <w:iCs/>
         </w:rPr>
-        <w:t xml:space="preserve">Metacognition.</w:t>
-      </w:r>
-      <w:r>
-        <w:t xml:space="preserve"> </w:t>
-      </w:r>
-      <w:r>
-        <w:t xml:space="preserve">MIT Press; 1994:185–205.</w:t>
+        <w:t xml:space="preserve">Sci Rep.</w:t>
+      </w:r>
+      <w:r>
+        <w:t xml:space="preserve"> </w:t>
+      </w:r>
+      <w:r>
+        <w:t xml:space="preserve">2020;10:6310.</w:t>
       </w:r>
     </w:p>
     <w:p>
@@ -1823,11 +1094,11 @@
         <w:pStyle w:val="Compact"/>
         <w:numPr>
           <w:ilvl w:val="0"/>
-          <w:numId w:val="1002"/>
+          <w:numId w:val="1001"/>
         </w:numPr>
       </w:pPr>
       <w:r>
-        <w:t xml:space="preserve">Bainbridge L. Ironies of automation.</w:t>
+        <w:t xml:space="preserve">Budzyń K, Romańczyk M, et al. Endoscopist deskilling risk after exposure to artificial intelligence in colonoscopy: a multicentre, observational, before-and-after study.</w:t>
       </w:r>
       <w:r>
         <w:t xml:space="preserve"> </w:t>
@@ -1837,13 +1108,13 @@
           <w:i/>
           <w:iCs/>
         </w:rPr>
-        <w:t xml:space="preserve">Automatica.</w:t>
-      </w:r>
-      <w:r>
-        <w:t xml:space="preserve"> </w:t>
-      </w:r>
-      <w:r>
-        <w:t xml:space="preserve">1983;19(6):775–779.</w:t>
+        <w:t xml:space="preserve">Lancet Gastroenterol Hepatol.</w:t>
+      </w:r>
+      <w:r>
+        <w:t xml:space="preserve"> </w:t>
+      </w:r>
+      <w:r>
+        <w:t xml:space="preserve">2025;10(10):896–903. Verify author list.</w:t>
       </w:r>
     </w:p>
     <w:p>
@@ -1851,11 +1122,11 @@
         <w:pStyle w:val="Compact"/>
         <w:numPr>
           <w:ilvl w:val="0"/>
-          <w:numId w:val="1002"/>
+          <w:numId w:val="1001"/>
         </w:numPr>
       </w:pPr>
       <w:r>
-        <w:t xml:space="preserve">Dahmani L, Bohbot VD. Habitual use of GPS negatively impacts spatial memory during self-guided navigation.</w:t>
+        <w:t xml:space="preserve">Goddard K, Roudsari A, Wyatt JC. Automation bias: a systematic review of frequency, effect mediators, and mitigators.</w:t>
       </w:r>
       <w:r>
         <w:t xml:space="preserve"> </w:t>
@@ -1865,13 +1136,13 @@
           <w:i/>
           <w:iCs/>
         </w:rPr>
-        <w:t xml:space="preserve">Sci Rep.</w:t>
-      </w:r>
-      <w:r>
-        <w:t xml:space="preserve"> </w:t>
-      </w:r>
-      <w:r>
-        <w:t xml:space="preserve">2020;10:6310.</w:t>
+        <w:t xml:space="preserve">J Am Med Inform Assoc.</w:t>
+      </w:r>
+      <w:r>
+        <w:t xml:space="preserve"> </w:t>
+      </w:r>
+      <w:r>
+        <w:t xml:space="preserve">2012;19(1):121–127.</w:t>
       </w:r>
     </w:p>
     <w:p>
@@ -1879,11 +1150,11 @@
         <w:pStyle w:val="Compact"/>
         <w:numPr>
           <w:ilvl w:val="0"/>
-          <w:numId w:val="1002"/>
+          <w:numId w:val="1001"/>
         </w:numPr>
       </w:pPr>
       <w:r>
-        <w:t xml:space="preserve">Budzyń K, Romańczyk M, et al. Endoscopist deskilling risk after exposure to artificial intelligence in colonoscopy: a multicentre, observational, before-and-after study.</w:t>
+        <w:t xml:space="preserve">Abdulnour R-EE, Gin B, Boscardin CK. Educational strategies for clinical supervision of artificial intelligence use.</w:t>
       </w:r>
       <w:r>
         <w:t xml:space="preserve"> </w:t>
@@ -1893,13 +1164,13 @@
           <w:i/>
           <w:iCs/>
         </w:rPr>
-        <w:t xml:space="preserve">Lancet Gastroenterol Hepatol.</w:t>
-      </w:r>
-      <w:r>
-        <w:t xml:space="preserve"> </w:t>
-      </w:r>
-      <w:r>
-        <w:t xml:space="preserve">2025;10(10):896–903. ⚠ verify author list.</w:t>
+        <w:t xml:space="preserve">N Engl J Med.</w:t>
+      </w:r>
+      <w:r>
+        <w:t xml:space="preserve"> </w:t>
+      </w:r>
+      <w:r>
+        <w:t xml:space="preserve">2025;393:786–797.</w:t>
       </w:r>
     </w:p>
     <w:p>
@@ -1907,27 +1178,11 @@
         <w:pStyle w:val="Compact"/>
         <w:numPr>
           <w:ilvl w:val="0"/>
-          <w:numId w:val="1002"/>
+          <w:numId w:val="1001"/>
         </w:numPr>
       </w:pPr>
       <w:r>
-        <w:t xml:space="preserve">Goddard K, Roudsari A, Wyatt JC. Automation bias: a systematic review of frequency, effect mediators, and mitigators.</w:t>
-      </w:r>
-      <w:r>
-        <w:t xml:space="preserve"> </w:t>
-      </w:r>
-      <w:r>
-        <w:rPr>
-          <w:i/>
-          <w:iCs/>
-        </w:rPr>
-        <w:t xml:space="preserve">J Am Med Inform Assoc.</w:t>
-      </w:r>
-      <w:r>
-        <w:t xml:space="preserve"> </w:t>
-      </w:r>
-      <w:r>
-        <w:t xml:space="preserve">2012;19(1):121–127.</w:t>
+        <w:t xml:space="preserve">[Generative AI and large language models in graduate or undergraduate medical education: a scoping review, 2025.] Select and verify (e.g., PMID 40394586).</w:t>
       </w:r>
     </w:p>
     <w:p>
@@ -1935,11 +1190,11 @@
         <w:pStyle w:val="Compact"/>
         <w:numPr>
           <w:ilvl w:val="0"/>
-          <w:numId w:val="1002"/>
+          <w:numId w:val="1001"/>
         </w:numPr>
       </w:pPr>
       <w:r>
-        <w:t xml:space="preserve">Abdulnour R-EE, Gin B, Boscardin CK. Educational strategies for clinical supervision of artificial intelligence use.</w:t>
+        <w:t xml:space="preserve">Kestin G, Miller K, Klales A, Milbourne T, Ponti G. AI tutoring outperforms in-class active learning: a randomized controlled trial.</w:t>
       </w:r>
       <w:r>
         <w:t xml:space="preserve"> </w:t>
@@ -1949,53 +1204,13 @@
           <w:i/>
           <w:iCs/>
         </w:rPr>
-        <w:t xml:space="preserve">N Engl J Med.</w:t>
-      </w:r>
-      <w:r>
-        <w:t xml:space="preserve"> </w:t>
-      </w:r>
-      <w:r>
-        <w:t xml:space="preserve">2025;393:786–797.</w:t>
-      </w:r>
-    </w:p>
-    <w:p>
-      <w:pPr>
-        <w:pStyle w:val="Compact"/>
-        <w:numPr>
-          <w:ilvl w:val="0"/>
-          <w:numId w:val="1002"/>
-        </w:numPr>
-      </w:pPr>
-      <w:r>
-        <w:t xml:space="preserve">[Generative AI / LLMs in graduate (or undergraduate) medical education: a scoping review, 2025.] ⚠ select and verify (e.g., PMID 40394586).</w:t>
-      </w:r>
-    </w:p>
-    <w:p>
-      <w:pPr>
-        <w:pStyle w:val="Compact"/>
-        <w:numPr>
-          <w:ilvl w:val="0"/>
-          <w:numId w:val="1002"/>
-        </w:numPr>
-      </w:pPr>
-      <w:r>
-        <w:t xml:space="preserve">Kestin G, Miller K, Klales A, Milbourne T, Ponti G. AI tutoring outperforms in-class active learning: a randomized controlled trial.</w:t>
-      </w:r>
-      <w:r>
-        <w:t xml:space="preserve"> </w:t>
-      </w:r>
-      <w:r>
-        <w:rPr>
-          <w:i/>
-          <w:iCs/>
-        </w:rPr>
         <w:t xml:space="preserve">Sci Rep.</w:t>
       </w:r>
       <w:r>
         <w:t xml:space="preserve"> </w:t>
       </w:r>
       <w:r>
-        <w:t xml:space="preserve">2025. ⚠ verify.</w:t>
+        <w:t xml:space="preserve">2025. Verify.</w:t>
       </w:r>
     </w:p>
     <w:bookmarkEnd w:id="23"/>
@@ -2110,109 +1325,6 @@
       </w:pPr>
     </w:lvl>
   </w:abstractNum>
-  <w:abstractNum w:abstractNumId="991">
-    <w:nsid w:val="0000A991"/>
-    <w:multiLevelType w:val="multilevel"/>
-    <w:lvl w:ilvl="0">
-      <w:numFmt w:val="bullet"/>
-      <w:lvlText w:val=""/>
-      <w:lvlJc w:val="left"/>
-      <w:pPr>
-        <w:ind w:left="720" w:hanging="360"/>
-      </w:pPr>
-      <w:rPr>
-        <w:rFonts w:ascii="Symbol" w:hAnsi="Symbol" w:cs="Symbol" w:hint="default"/>
-      </w:rPr>
-    </w:lvl>
-    <w:lvl w:ilvl="1">
-      <w:numFmt w:val="bullet"/>
-      <w:lvlText w:val="o"/>
-      <w:lvlJc w:val="left"/>
-      <w:pPr>
-        <w:ind w:left="1440" w:hanging="360"/>
-      </w:pPr>
-      <w:rPr>
-        <w:rFonts w:ascii="Courier New" w:hAnsi="Courier New" w:cs="Courier New" w:hint="default"/>
-      </w:rPr>
-    </w:lvl>
-    <w:lvl w:ilvl="2">
-      <w:numFmt w:val="bullet"/>
-      <w:lvlText w:val=""/>
-      <w:lvlJc w:val="left"/>
-      <w:pPr>
-        <w:ind w:left="2160" w:hanging="360"/>
-      </w:pPr>
-      <w:rPr>
-        <w:rFonts w:ascii="Wingdings" w:hAnsi="Wingdings" w:cs="Wingdings" w:hint="default"/>
-      </w:rPr>
-    </w:lvl>
-    <w:lvl w:ilvl="3">
-      <w:numFmt w:val="bullet"/>
-      <w:lvlText w:val=""/>
-      <w:lvlJc w:val="left"/>
-      <w:pPr>
-        <w:ind w:left="2880" w:hanging="360"/>
-      </w:pPr>
-      <w:rPr>
-        <w:rFonts w:ascii="Symbol" w:hAnsi="Symbol" w:cs="Symbol" w:hint="default"/>
-      </w:rPr>
-    </w:lvl>
-    <w:lvl w:ilvl="4">
-      <w:numFmt w:val="bullet"/>
-      <w:lvlText w:val="o"/>
-      <w:lvlJc w:val="left"/>
-      <w:pPr>
-        <w:ind w:left="3600" w:hanging="360"/>
-      </w:pPr>
-      <w:rPr>
-        <w:rFonts w:ascii="Courier New" w:hAnsi="Courier New" w:cs="Courier New" w:hint="default"/>
-      </w:rPr>
-    </w:lvl>
-    <w:lvl w:ilvl="5">
-      <w:numFmt w:val="bullet"/>
-      <w:lvlText w:val=""/>
-      <w:lvlJc w:val="left"/>
-      <w:pPr>
-        <w:ind w:left="4320" w:hanging="360"/>
-      </w:pPr>
-      <w:rPr>
-        <w:rFonts w:ascii="Wingdings" w:hAnsi="Wingdings" w:cs="Wingdings" w:hint="default"/>
-      </w:rPr>
-    </w:lvl>
-    <w:lvl w:ilvl="6">
-      <w:numFmt w:val="bullet"/>
-      <w:lvlText w:val=""/>
-      <w:lvlJc w:val="left"/>
-      <w:pPr>
-        <w:ind w:left="5040" w:hanging="360"/>
-      </w:pPr>
-      <w:rPr>
-        <w:rFonts w:ascii="Symbol" w:hAnsi="Symbol" w:cs="Symbol" w:hint="default"/>
-      </w:rPr>
-    </w:lvl>
-    <w:lvl w:ilvl="7">
-      <w:numFmt w:val="bullet"/>
-      <w:lvlText w:val="o"/>
-      <w:lvlJc w:val="left"/>
-      <w:pPr>
-        <w:ind w:left="5760" w:hanging="360"/>
-      </w:pPr>
-      <w:rPr>
-        <w:rFonts w:ascii="Courier New" w:hAnsi="Courier New" w:cs="Courier New" w:hint="default"/>
-      </w:rPr>
-    </w:lvl>
-    <w:lvl w:ilvl="8">
-      <w:numFmt w:val="bullet"/>
-      <w:lvlText w:val=""/>
-      <w:lvlJc w:val="left"/>
-      <w:pPr>
-        <w:ind w:left="6480" w:hanging="360"/>
-      </w:pPr>
-      <w:rPr>
-        <w:rFonts w:ascii="Wingdings" w:hAnsi="Wingdings" w:cs="Wingdings" w:hint="default"/>
-      </w:rPr>
-    </w:lvl>
-  </w:abstractNum>
   <w:abstractNum w:abstractNumId="99411">
     <w:nsid w:val="00A99411"/>
     <w:multiLevelType w:val="multilevel"/>
@@ -2302,9 +1414,6 @@
     <w:abstractNumId w:val="990"/>
   </w:num>
   <w:num w:numId="1001">
-    <w:abstractNumId w:val="991"/>
-  </w:num>
-  <w:num w:numId="1002">
     <w:abstractNumId w:val="99411"/>
     <w:lvlOverride w:ilvl="0">
       <w:startOverride w:val="1"/>

--- a/docs/NEJM-AI-Manuscript-Draft.docx
+++ b/docs/NEJM-AI-Manuscript-Draft.docx
@@ -233,7 +233,7 @@
         <w:pStyle w:val="FirstParagraph"/>
       </w:pPr>
       <w:r>
-        <w:t xml:space="preserve">Generative artificial intelligence has entered clinical training faster than the evidence needed to guide it, and most trainees already use tools such as ChatGPT to study and to work.¹ The tools are capable. A large language model (LLM) has matched or exceeded physicians on free-response clinical-reasoning examinations,² and randomized trials of LLM assistance are accumulating. Those trials measure assisted performance, meaning how well the clinician does while using the tool, and the results are mixed.³ For a learner that is not the question that matters. The purpose of residency is to build knowledge and reasoning a physician can use unaided, and increasingly to supervise AI. Performance with a tool and the formation of skill can come apart. In randomized experiments, workers who used AI to learn an unfamiliar task gained less understanding than those who did not, and the outcome depended on the way they engaged the tool.⁴</w:t>
+        <w:t xml:space="preserve">Generative artificial intelligence has entered clinical training faster than the evidence needed to guide it, and most trainees already use tools such as ChatGPT to study and to work.¹ The tools are capable. A large language model (LLM) has matched or exceeded physicians on free-response clinical-reasoning examinations,² and randomized trials of LLM assistance are accumulating. Those trials measure assisted performance, meaning how well the clinician does while using the tool, and the results are mixed.³,⁴ For a learner that is not the question that matters. The purpose of residency is to build knowledge and reasoning a physician can use unaided, and increasingly to supervise AI. Performance with a tool and the formation of skill can come apart. In randomized experiments, workers who used AI to learn an unfamiliar task gained less understanding than those who did not, and the outcome depended on the way they engaged the tool.⁵</w:t>
       </w:r>
     </w:p>
     <w:p>
@@ -241,7 +241,7 @@
         <w:pStyle w:val="BodyText"/>
       </w:pPr>
       <w:r>
-        <w:t xml:space="preserve">Outside medicine, AI assistance can raise output while leaving learning behind. Students who wrote with generative AI produced better work but gained no measurable knowledge when tested later without it, a pattern the authors called metacognitive laziness.⁵ In a survey of knowledge workers, greater confidence in AI was associated with less critical thinking and less cognitive effort.⁶ Essay writers using an LLM showed the weakest neural engagement and the least ownership of their work, and their reduced engagement persisted after the AI was withdrawn.⁷ Among novices the benefit was uneven, since those with strong metacognitive skills gained while weaker ones were harmed.⁸ The mechanism is well grounded. Durable learning depends on effortful retrieval and on desirable difficulties, which is precisely the effort a fluent answer removes.⁹,¹⁰ The problem is also long-standing. Bainbridge’s ironies of automation noted that automation deskills operators while leaving them to take over at exactly the moment the most skill is required,¹¹ and habitual reliance on tools as ordinary as GPS produces a dose-dependent decline in the underlying cognitive skill.¹²</w:t>
+        <w:t xml:space="preserve">Outside medicine, AI assistance can raise output while leaving learning behind. Students who wrote with generative AI produced better work but gained no measurable knowledge when tested later without it, a pattern the authors called metacognitive laziness.⁶ In a survey of knowledge workers, greater confidence in AI was associated with less critical thinking and less cognitive effort.⁷ In a preliminary electroencephalographic study, essay writers using an LLM showed the weakest neural engagement and the least ownership of their own essays.⁸ Among novices the benefit was uneven, since those with strong metacognitive skills gained while weaker ones were harmed.⁹ The mechanism is well grounded. Durable learning depends on effortful retrieval and on desirable difficulties, which is precisely the effort a fluent answer removes.¹⁰,¹¹ The problem is also long-standing. Bainbridge’s ironies of automation noted that automation deskills operators while leaving them to take over at exactly the moment the most skill is required,¹² and habitual reliance on tools as ordinary as GPS produces a dose-dependent decline in the underlying cognitive skill.¹³</w:t>
       </w:r>
     </w:p>
     <w:p>
@@ -249,7 +249,7 @@
         <w:pStyle w:val="BodyText"/>
       </w:pPr>
       <w:r>
-        <w:t xml:space="preserve">Medicine has begun to see this directly. After routine use of AI-assisted colonoscopy, endoscopists’ unassisted detection skill fell,¹³ and automation bias, meaning over-trust and under-verification of machine advice, is a known hazard that is worse in less experienced clinicians.¹⁴ These demonstrations concern perceptual and procedural skill. Educators have named the analogous cognitive risks as de-skilling, never-skilling, and mis-skilling,¹⁵ but for cognitive tasks the concern still rests on theory, and the medical-education literature on generative AI is largely descriptive.¹⁶ Residents sit between these categories, since they are physicians who are still both acquiring and consolidating clinical reasoning. Rather than decide which label applies, we measured the construct common to all three: knowledge acquisition, meaning whether working a case with AI leaves a resident with knowledge that can later be used unaided.</w:t>
+        <w:t xml:space="preserve">Medicine has begun to see this directly. After routine use of AI-assisted colonoscopy, endoscopists’ unassisted detection skill fell,¹⁴ and automation bias, meaning over-trust and under-verification of machine advice, is a known hazard that is worse in less experienced clinicians.¹⁵ These demonstrations concern perceptual and procedural skill. Educators have named the analogous cognitive risks as de-skilling, never-skilling, and mis-skilling,¹⁶,¹⁷ and the concern has reached internal medicine’s flagship journals,¹⁸ but for cognitive tasks it still rests on theory: the randomized evidence in medical education has tested AI as a deliberate teaching tool, not as an aid used incidentally during clinical work.¹⁹ Residents sit between these categories, since they are physicians who are still both acquiring and consolidating clinical reasoning. Rather than decide which label applies, we measured the construct common to all three: knowledge acquisition, meaning whether working a case with AI leaves a resident with knowledge that can later be used unaided.</w:t>
       </w:r>
     </w:p>
     <w:p>
@@ -257,7 +257,7 @@
         <w:pStyle w:val="BodyText"/>
       </w:pPr>
       <w:r>
-        <w:t xml:space="preserve">One distinction is decisive and has largely gone unmade. AI can be used to study deliberately, and a purpose-built, scaffolded tutor has doubled learning gains in a randomized trial.¹⁷ But the AI use now common in clinical training is incidental and embedded in patient care. A resident asks a chatbot for a differential or a draft note in order to finish the task, and any learning is a byproduct. Incidental learning has been the engine of clinical training since Osler, and it is also where the risk of offloading is greatest, because learning is not the aim unless the trainee brings a learning-oriented posture to the interaction. Evidence about purpose-built tutors does not transfer to this setting.</w:t>
+        <w:t xml:space="preserve">One distinction is decisive and has largely gone unmade. AI can be used to study deliberately: a purpose-built, scaffolded tutor has doubled learning gains in a randomized trial,²⁰ and across twenty randomized trials, generative-AI teaching interventions improved short-term knowledge and skills.¹⁹ But the AI use now common in clinical training is incidental and embedded in patient care. A resident asks a chatbot for a differential or a draft note in order to finish the task, and any learning is a byproduct. Incidental learning has been the engine of clinical training since Osler, and it is also where the risk of offloading is greatest, because learning is not the aim unless the trainee brings a learning-oriented posture to the interaction. Evidence about purpose-built tutors does not transfer to this setting.</w:t>
       </w:r>
     </w:p>
     <w:p>
@@ -265,7 +265,7 @@
         <w:pStyle w:val="BodyText"/>
       </w:pPr>
       <w:r>
-        <w:t xml:space="preserve">We therefore conducted a randomized trial to test whether incidental AI use during a clinical case builds or bypasses the knowledge a resident can independently deploy. Residents worked an unfamiliar case, chosen to lie outside their existing knowledge, with either an out-of-the-box AI assistant or a standard reference, and we measured what they retained on an immediately following assessment taken without any resource. The design separates a phase of assisted performance from a phase of unassisted acquisition. As an exploratory aim, we tested whether more cognitively engaged interaction predicted greater retained knowledge.⁴</w:t>
+        <w:t xml:space="preserve">We therefore conducted a randomized trial to test whether incidental AI use during a clinical case builds or bypasses the knowledge a resident can independently deploy. Residents worked an unfamiliar case, chosen to lie outside their existing knowledge, with either an out-of-the-box AI assistant or a standard reference, and we measured what they retained on an immediately following assessment taken without any resource. The design separates a phase of assisted performance from a phase of unassisted acquisition. As an exploratory aim, we tested whether more cognitively engaged interaction predicted greater retained knowledge.⁵</w:t>
       </w:r>
     </w:p>
     <w:p>
@@ -387,7 +387,7 @@
         <w:pStyle w:val="FirstParagraph"/>
       </w:pPr>
       <w:r>
-        <w:t xml:space="preserve">Because the application logs every AI-arm conversation in full, we will examine the way residents engaged the assistant, not merely how much, and whether interaction style relates to learning. Two trained coders, blinded to knowledge scores, will independently code each AI-arm conversation by directed content analysis against an a priori framework adapted from work on AI interaction patterns and skill formation.⁴ The framework distinguishes cognitively engaged patterns, such as asking conceptual questions, treating outputs as hypotheses to verify, and requesting reasoning in order to probe its weakest link, from offloading patterns, such as requesting answers to transcribe, delegating the reasoning, and accepting outputs without scrutiny. The scheme will be refined inductively for clinical content, inter-rater reliability will be reported (Cohen’s κ), and disagreements will be resolved by consensus. Each participant receives a dominant-pattern classification and a continuous engagement score, which we relate to the post-case knowledge score by linear regression adjusting for PGY stratum and message count. Because interaction style is self-selected rather than randomized, this analysis is correlational and hypothesis-generating.</w:t>
+        <w:t xml:space="preserve">Because the application logs every AI-arm conversation in full, we will examine the way residents engaged the assistant, not merely how much, and whether interaction style relates to learning. Two trained coders, blinded to knowledge scores, will independently code each AI-arm conversation by directed content analysis against an a priori framework adapted from work on AI interaction patterns and skill formation.⁵ The framework distinguishes cognitively engaged patterns, such as asking conceptual questions, treating outputs as hypotheses to verify, and requesting reasoning in order to probe its weakest link, from offloading patterns, such as requesting answers to transcribe, delegating the reasoning, and accepting outputs without scrutiny. The scheme will be refined inductively for clinical content, inter-rater reliability will be reported (Cohen’s κ), and disagreements will be resolved by consensus. Each participant receives a dominant-pattern classification and a continuous engagement score, which we relate to the post-case knowledge score by linear regression adjusting for PGY stratum and message count. Because interaction style is self-selected rather than randomized, this analysis is correlational and hypothesis-generating.</w:t>
       </w:r>
     </w:p>
     <w:p>
@@ -456,7 +456,7 @@
         <w:pStyle w:val="FirstParagraph"/>
       </w:pPr>
       <w:r>
-        <w:t xml:space="preserve">[DATA-dependent.] Residents who worked an unfamiliar case with an out-of-the-box AI assistant scored [higher than, no differently from, or lower than] residents who used a standard reference on an assessment taken immediately afterward without any resource. Because no resource was allowed, this score reflects knowledge that residents retained and could apply on their own rather than assisted performance. The finding extends the randomized clinical-AI literature, which measures performance with a tool in hand,³ to the question that matters for trainees.</w:t>
+        <w:t xml:space="preserve">[DATA-dependent.] Residents who worked an unfamiliar case with an out-of-the-box AI assistant scored [higher than, no differently from, or lower than] residents who used a standard reference on an assessment taken immediately afterward without any resource. Because no resource was allowed, this score reflects knowledge that residents retained and could apply on their own rather than assisted performance. The finding extends the randomized clinical-AI literature, which measures performance with a tool in hand,³,⁴ to the question that matters for trainees.</w:t>
       </w:r>
     </w:p>
     <w:p>
@@ -464,7 +464,7 @@
         <w:pStyle w:val="BodyText"/>
       </w:pPr>
       <w:r>
-        <w:t xml:space="preserve">Set against the taxonomy of de-skilling, never-skilling, and mis-skilling,¹⁵ the trial provides direct evidence on a problem that, for cognitive medical tasks, has until now been argued from theory and from analogy to perceptual domains.¹³ [A null or negative difference would be the first randomized signal that AI assistance can bypass knowledge acquisition for a cognitive clinical task, leaving residents no better able to reason unaided. A benefit would argue toward AI as a learning aid even when learning is incidental.] The item-level data also allow us to examine mis-skilling and the gap between confidence and competence, that is, whether any rise in self-rated comfort outpaces actual knowledge.⁶</w:t>
+        <w:t xml:space="preserve">Set against the taxonomy of de-skilling, never-skilling, and mis-skilling,¹⁶,¹⁷ the trial provides direct evidence on a problem that, for cognitive medical tasks, has until now been argued from theory and from analogy to perceptual domains.¹⁴ [A null or negative difference would be the first randomized signal that AI assistance can bypass knowledge acquisition for a cognitive clinical task, leaving residents no better able to reason unaided. A benefit would argue toward AI as a learning aid even when learning is incidental.] The item-level data also allow us to examine mis-skilling and the gap between confidence and competence, that is, whether any rise in self-rated comfort outpaces actual knowledge.⁷</w:t>
       </w:r>
     </w:p>
     <w:p>
@@ -472,7 +472,7 @@
         <w:pStyle w:val="BodyText"/>
       </w:pPr>
       <w:r>
-        <w:t xml:space="preserve">Two implications follow regardless of the direction of the result. The first concerns the choice of endpoint. Tools and curricula optimized for assisted performance may quietly substitute for the competence that residency exists to build, so trainee-facing AI should be evaluated against learning rather than task completion. The second is that AI tools are not interchangeable on this dimension. We tested a generic assistant, whereas a purpose-built tutor can improve learning,¹⁷ and the present result establishes the baseline for a default chatbot against which any learning-oriented design should be judged. Consistent with evidence that the manner of engagement determines whether AI builds or erodes skill,⁴,⁸ our coding of residents’ conversations [supports or does not support] interaction posture as the operative variable. In non-medical skill formation, engaged and offloading styles differed several-fold on post-task learning.⁴ If posture proves both consequential and modifiable, the question becomes whether residents can be taught to use AI in ways that preserve their own learning.</w:t>
+        <w:t xml:space="preserve">Two implications follow regardless of the direction of the result. The first concerns the choice of endpoint. Tools and curricula optimized for assisted performance may quietly substitute for the competence that residency exists to build, so trainee-facing AI should be evaluated against learning rather than task completion. The second is that AI tools are not interchangeable on this dimension. We tested a generic assistant, whereas a purpose-built tutor can improve learning,²⁰ and the present result establishes the baseline for a default chatbot against which any learning-oriented design should be judged. The direction of the effect may also depend on the domain and the task: in a randomized trial of junior ophthalmologists learning to build a machine-learning project, assistance from a large language model increased both assisted and subsequent unassisted completion, scaffolding rather than supplanting independent capability.²¹ Consistent with evidence that the manner of engagement determines whether AI builds or erodes skill,⁵,⁹ our coding of residents’ conversations [supports or does not support] interaction posture as the operative variable. In non-medical skill formation, engaged and offloading styles differed several-fold on post-task learning.⁵ If posture proves both consequential and modifiable, the question becomes whether residents can be taught to use AI in ways that preserve their own learning.</w:t>
       </w:r>
     </w:p>
     <w:bookmarkStart w:id="18" w:name="limitations"/>
@@ -849,7 +849,7 @@
         </w:numPr>
       </w:pPr>
       <w:r>
-        <w:t xml:space="preserve">Shen JH, Tamkin A. How AI impacts skill formation.</w:t>
+        <w:t xml:space="preserve">[Generative AI-enabled clinical decision support in primary care: a pragmatic, cluster-randomized trial.]</w:t>
       </w:r>
       <w:r>
         <w:t xml:space="preserve"> </w:t>
@@ -859,13 +859,13 @@
           <w:i/>
           <w:iCs/>
         </w:rPr>
-        <w:t xml:space="preserve">arXiv:2601.20245</w:t>
-      </w:r>
-      <w:r>
-        <w:t xml:space="preserve"> </w:t>
-      </w:r>
-      <w:r>
-        <w:t xml:space="preserve">(2026).</w:t>
+        <w:t xml:space="preserve">Nat Med.</w:t>
+      </w:r>
+      <w:r>
+        <w:t xml:space="preserve"> </w:t>
+      </w:r>
+      <w:r>
+        <w:t xml:space="preserve">2026. doi:10.1038/s41591-026-04503-6. Verify authors.</w:t>
       </w:r>
     </w:p>
     <w:p>
@@ -877,7 +877,7 @@
         </w:numPr>
       </w:pPr>
       <w:r>
-        <w:t xml:space="preserve">Fan Y, et al. Beware of metacognitive laziness: effects of generative artificial intelligence on learning motivation, processes, and performance.</w:t>
+        <w:t xml:space="preserve">Shen JH, Tamkin A. How AI impacts skill formation.</w:t>
       </w:r>
       <w:r>
         <w:t xml:space="preserve"> </w:t>
@@ -887,13 +887,13 @@
           <w:i/>
           <w:iCs/>
         </w:rPr>
-        <w:t xml:space="preserve">Br J Educ Technol.</w:t>
-      </w:r>
-      <w:r>
-        <w:t xml:space="preserve"> </w:t>
-      </w:r>
-      <w:r>
-        <w:t xml:space="preserve">2025 (arXiv:2412.09315). Verify.</w:t>
+        <w:t xml:space="preserve">arXiv:2601.20245</w:t>
+      </w:r>
+      <w:r>
+        <w:t xml:space="preserve"> </w:t>
+      </w:r>
+      <w:r>
+        <w:t xml:space="preserve">(2026).</w:t>
       </w:r>
     </w:p>
     <w:p>
@@ -905,7 +905,7 @@
         </w:numPr>
       </w:pPr>
       <w:r>
-        <w:t xml:space="preserve">Lee H-P, et al. The impact of generative AI on critical thinking: self-reported reductions in cognitive effort and confidence effects from a survey of knowledge workers.</w:t>
+        <w:t xml:space="preserve">Fan Y, et al. Beware of metacognitive laziness: effects of generative artificial intelligence on learning motivation, processes, and performance.</w:t>
       </w:r>
       <w:r>
         <w:t xml:space="preserve"> </w:t>
@@ -915,13 +915,13 @@
           <w:i/>
           <w:iCs/>
         </w:rPr>
-        <w:t xml:space="preserve">Proc. CHI 2025.</w:t>
-      </w:r>
-      <w:r>
-        <w:t xml:space="preserve"> </w:t>
-      </w:r>
-      <w:r>
-        <w:t xml:space="preserve">doi:10.1145/3706598.3713778.</w:t>
+        <w:t xml:space="preserve">Br J Educ Technol.</w:t>
+      </w:r>
+      <w:r>
+        <w:t xml:space="preserve"> </w:t>
+      </w:r>
+      <w:r>
+        <w:t xml:space="preserve">2025 (arXiv:2412.09315). Verify.</w:t>
       </w:r>
     </w:p>
     <w:p>
@@ -933,7 +933,7 @@
         </w:numPr>
       </w:pPr>
       <w:r>
-        <w:t xml:space="preserve">Kosmyna N, et al. Your brain on ChatGPT: accumulation of cognitive debt when using an AI assistant for essay-writing tasks.</w:t>
+        <w:t xml:space="preserve">Lee H-P, et al. The impact of generative AI on critical thinking: self-reported reductions in cognitive effort and confidence effects from a survey of knowledge workers.</w:t>
       </w:r>
       <w:r>
         <w:t xml:space="preserve"> </w:t>
@@ -943,13 +943,13 @@
           <w:i/>
           <w:iCs/>
         </w:rPr>
-        <w:t xml:space="preserve">arXiv:2506.08872</w:t>
-      </w:r>
-      <w:r>
-        <w:t xml:space="preserve"> </w:t>
-      </w:r>
-      <w:r>
-        <w:t xml:space="preserve">(2025). Preprint.</w:t>
+        <w:t xml:space="preserve">Proc. CHI 2025.</w:t>
+      </w:r>
+      <w:r>
+        <w:t xml:space="preserve"> </w:t>
+      </w:r>
+      <w:r>
+        <w:t xml:space="preserve">doi:10.1145/3706598.3713778.</w:t>
       </w:r>
     </w:p>
     <w:p>
@@ -961,7 +961,7 @@
         </w:numPr>
       </w:pPr>
       <w:r>
-        <w:t xml:space="preserve">[The widening gap: the benefits and harms of generative AI for novice programmers.]</w:t>
+        <w:t xml:space="preserve">Kosmyna N, et al. Your brain on ChatGPT: accumulation of cognitive debt when using an AI assistant for essay-writing tasks.</w:t>
       </w:r>
       <w:r>
         <w:t xml:space="preserve"> </w:t>
@@ -971,13 +971,13 @@
           <w:i/>
           <w:iCs/>
         </w:rPr>
-        <w:t xml:space="preserve">arXiv:2405.17739</w:t>
-      </w:r>
-      <w:r>
-        <w:t xml:space="preserve"> </w:t>
-      </w:r>
-      <w:r>
-        <w:t xml:space="preserve">(2024). Verify authors and venue.</w:t>
+        <w:t xml:space="preserve">arXiv:2506.08872</w:t>
+      </w:r>
+      <w:r>
+        <w:t xml:space="preserve"> </w:t>
+      </w:r>
+      <w:r>
+        <w:t xml:space="preserve">(2025). Preprint; a methodological critique has been published (arXiv:2601.00856), so the citation is framed as preliminary.</w:t>
       </w:r>
     </w:p>
     <w:p>
@@ -989,7 +989,7 @@
         </w:numPr>
       </w:pPr>
       <w:r>
-        <w:t xml:space="preserve">Roediger HL III, Karpicke JD. The power of testing memory: basic research and implications for educational practice.</w:t>
+        <w:t xml:space="preserve">[The widening gap: the benefits and harms of generative AI for novice programmers.]</w:t>
       </w:r>
       <w:r>
         <w:t xml:space="preserve"> </w:t>
@@ -999,13 +999,13 @@
           <w:i/>
           <w:iCs/>
         </w:rPr>
-        <w:t xml:space="preserve">Perspect Psychol Sci.</w:t>
-      </w:r>
-      <w:r>
-        <w:t xml:space="preserve"> </w:t>
-      </w:r>
-      <w:r>
-        <w:t xml:space="preserve">2006;1(3):181–210.</w:t>
+        <w:t xml:space="preserve">arXiv:2405.17739</w:t>
+      </w:r>
+      <w:r>
+        <w:t xml:space="preserve"> </w:t>
+      </w:r>
+      <w:r>
+        <w:t xml:space="preserve">(2024). Verify authors and venue.</w:t>
       </w:r>
     </w:p>
     <w:p>
@@ -1017,20 +1017,23 @@
         </w:numPr>
       </w:pPr>
       <w:r>
-        <w:t xml:space="preserve">Bjork RA. Memory and metamemory considerations in the training of human beings. In: Metcalfe J, Shimamura AP, eds. </w:t>
+        <w:t xml:space="preserve">Roediger HL III, Karpicke JD. The power of testing memory: basic research and implications for educational practice.</w:t>
+      </w:r>
+      <w:r>
+        <w:t xml:space="preserve"> </w:t>
       </w:r>
       <w:r>
         <w:rPr>
           <w:i/>
           <w:iCs/>
         </w:rPr>
-        <w:t xml:space="preserve">Metacognition.</w:t>
-      </w:r>
-      <w:r>
-        <w:t xml:space="preserve"> </w:t>
-      </w:r>
-      <w:r>
-        <w:t xml:space="preserve">MIT Press; 1994:185–205.</w:t>
+        <w:t xml:space="preserve">Perspect Psychol Sci.</w:t>
+      </w:r>
+      <w:r>
+        <w:t xml:space="preserve"> </w:t>
+      </w:r>
+      <w:r>
+        <w:t xml:space="preserve">2006;1(3):181–210.</w:t>
       </w:r>
     </w:p>
     <w:p>
@@ -1042,23 +1045,20 @@
         </w:numPr>
       </w:pPr>
       <w:r>
-        <w:t xml:space="preserve">Bainbridge L. Ironies of automation.</w:t>
-      </w:r>
-      <w:r>
-        <w:t xml:space="preserve"> </w:t>
+        <w:t xml:space="preserve">Bjork RA. Memory and metamemory considerations in the training of human beings. In: Metcalfe J, Shimamura AP, eds. </w:t>
       </w:r>
       <w:r>
         <w:rPr>
           <w:i/>
           <w:iCs/>
         </w:rPr>
-        <w:t xml:space="preserve">Automatica.</w:t>
-      </w:r>
-      <w:r>
-        <w:t xml:space="preserve"> </w:t>
-      </w:r>
-      <w:r>
-        <w:t xml:space="preserve">1983;19(6):775–779.</w:t>
+        <w:t xml:space="preserve">Metacognition.</w:t>
+      </w:r>
+      <w:r>
+        <w:t xml:space="preserve"> </w:t>
+      </w:r>
+      <w:r>
+        <w:t xml:space="preserve">MIT Press; 1994:185–205.</w:t>
       </w:r>
     </w:p>
     <w:p>
@@ -1070,7 +1070,7 @@
         </w:numPr>
       </w:pPr>
       <w:r>
-        <w:t xml:space="preserve">Dahmani L, Bohbot VD. Habitual use of GPS negatively impacts spatial memory during self-guided navigation.</w:t>
+        <w:t xml:space="preserve">Bainbridge L. Ironies of automation.</w:t>
       </w:r>
       <w:r>
         <w:t xml:space="preserve"> </w:t>
@@ -1080,13 +1080,13 @@
           <w:i/>
           <w:iCs/>
         </w:rPr>
-        <w:t xml:space="preserve">Sci Rep.</w:t>
-      </w:r>
-      <w:r>
-        <w:t xml:space="preserve"> </w:t>
-      </w:r>
-      <w:r>
-        <w:t xml:space="preserve">2020;10:6310.</w:t>
+        <w:t xml:space="preserve">Automatica.</w:t>
+      </w:r>
+      <w:r>
+        <w:t xml:space="preserve"> </w:t>
+      </w:r>
+      <w:r>
+        <w:t xml:space="preserve">1983;19(6):775–779.</w:t>
       </w:r>
     </w:p>
     <w:p>
@@ -1098,7 +1098,7 @@
         </w:numPr>
       </w:pPr>
       <w:r>
-        <w:t xml:space="preserve">Budzyń K, Romańczyk M, et al. Endoscopist deskilling risk after exposure to artificial intelligence in colonoscopy: a multicentre, observational, before-and-after study.</w:t>
+        <w:t xml:space="preserve">Dahmani L, Bohbot VD. Habitual use of GPS negatively impacts spatial memory during self-guided navigation.</w:t>
       </w:r>
       <w:r>
         <w:t xml:space="preserve"> </w:t>
@@ -1108,13 +1108,13 @@
           <w:i/>
           <w:iCs/>
         </w:rPr>
-        <w:t xml:space="preserve">Lancet Gastroenterol Hepatol.</w:t>
-      </w:r>
-      <w:r>
-        <w:t xml:space="preserve"> </w:t>
-      </w:r>
-      <w:r>
-        <w:t xml:space="preserve">2025;10(10):896–903. Verify author list.</w:t>
+        <w:t xml:space="preserve">Sci Rep.</w:t>
+      </w:r>
+      <w:r>
+        <w:t xml:space="preserve"> </w:t>
+      </w:r>
+      <w:r>
+        <w:t xml:space="preserve">2020;10:6310.</w:t>
       </w:r>
     </w:p>
     <w:p>
@@ -1126,7 +1126,7 @@
         </w:numPr>
       </w:pPr>
       <w:r>
-        <w:t xml:space="preserve">Goddard K, Roudsari A, Wyatt JC. Automation bias: a systematic review of frequency, effect mediators, and mitigators.</w:t>
+        <w:t xml:space="preserve">Budzyń K, Romańczyk M, et al. Endoscopist deskilling risk after exposure to artificial intelligence in colonoscopy: a multicentre, observational, before-and-after study.</w:t>
       </w:r>
       <w:r>
         <w:t xml:space="preserve"> </w:t>
@@ -1136,13 +1136,13 @@
           <w:i/>
           <w:iCs/>
         </w:rPr>
-        <w:t xml:space="preserve">J Am Med Inform Assoc.</w:t>
-      </w:r>
-      <w:r>
-        <w:t xml:space="preserve"> </w:t>
-      </w:r>
-      <w:r>
-        <w:t xml:space="preserve">2012;19(1):121–127.</w:t>
+        <w:t xml:space="preserve">Lancet Gastroenterol Hepatol.</w:t>
+      </w:r>
+      <w:r>
+        <w:t xml:space="preserve"> </w:t>
+      </w:r>
+      <w:r>
+        <w:t xml:space="preserve">2025;10(10):896–903. Verify author list.</w:t>
       </w:r>
     </w:p>
     <w:p>
@@ -1154,7 +1154,7 @@
         </w:numPr>
       </w:pPr>
       <w:r>
-        <w:t xml:space="preserve">Abdulnour R-EE, Gin B, Boscardin CK. Educational strategies for clinical supervision of artificial intelligence use.</w:t>
+        <w:t xml:space="preserve">Goddard K, Roudsari A, Wyatt JC. Automation bias: a systematic review of frequency, effect mediators, and mitigators.</w:t>
       </w:r>
       <w:r>
         <w:t xml:space="preserve"> </w:t>
@@ -1164,13 +1164,13 @@
           <w:i/>
           <w:iCs/>
         </w:rPr>
-        <w:t xml:space="preserve">N Engl J Med.</w:t>
-      </w:r>
-      <w:r>
-        <w:t xml:space="preserve"> </w:t>
-      </w:r>
-      <w:r>
-        <w:t xml:space="preserve">2025;393:786–797.</w:t>
+        <w:t xml:space="preserve">J Am Med Inform Assoc.</w:t>
+      </w:r>
+      <w:r>
+        <w:t xml:space="preserve"> </w:t>
+      </w:r>
+      <w:r>
+        <w:t xml:space="preserve">2012;19(1):121–127.</w:t>
       </w:r>
     </w:p>
     <w:p>
@@ -1182,7 +1182,23 @@
         </w:numPr>
       </w:pPr>
       <w:r>
-        <w:t xml:space="preserve">[Generative AI and large language models in graduate or undergraduate medical education: a scoping review, 2025.] Select and verify (e.g., PMID 40394586).</w:t>
+        <w:t xml:space="preserve">Abdulnour R-EE, Gin B, Boscardin CK. Educational strategies for clinical supervision of artificial intelligence use.</w:t>
+      </w:r>
+      <w:r>
+        <w:t xml:space="preserve"> </w:t>
+      </w:r>
+      <w:r>
+        <w:rPr>
+          <w:i/>
+          <w:iCs/>
+        </w:rPr>
+        <w:t xml:space="preserve">N Engl J Med.</w:t>
+      </w:r>
+      <w:r>
+        <w:t xml:space="preserve"> </w:t>
+      </w:r>
+      <w:r>
+        <w:t xml:space="preserve">2025;393:786–797.</w:t>
       </w:r>
     </w:p>
     <w:p>
@@ -1194,7 +1210,7 @@
         </w:numPr>
       </w:pPr>
       <w:r>
-        <w:t xml:space="preserve">Kestin G, Miller K, Klales A, Milbourne T, Ponti G. AI tutoring outperforms in-class active learning: a randomized controlled trial.</w:t>
+        <w:t xml:space="preserve">Ke Y, et al. AI-induced never-skilling in medical education.</w:t>
       </w:r>
       <w:r>
         <w:t xml:space="preserve"> </w:t>
@@ -1204,6 +1220,74 @@
           <w:i/>
           <w:iCs/>
         </w:rPr>
+        <w:t xml:space="preserve">Nat Med.</w:t>
+      </w:r>
+      <w:r>
+        <w:t xml:space="preserve"> </w:t>
+      </w:r>
+      <w:r>
+        <w:t xml:space="preserve">2026;32(6):1997–2006. Verify author list.</w:t>
+      </w:r>
+    </w:p>
+    <w:p>
+      <w:pPr>
+        <w:pStyle w:val="Compact"/>
+        <w:numPr>
+          <w:ilvl w:val="0"/>
+          <w:numId w:val="1001"/>
+        </w:numPr>
+      </w:pPr>
+      <w:r>
+        <w:t xml:space="preserve">[The deskilling effect: is artificial intelligence eroding clinical competence?]</w:t>
+      </w:r>
+      <w:r>
+        <w:t xml:space="preserve"> </w:t>
+      </w:r>
+      <w:r>
+        <w:rPr>
+          <w:i/>
+          <w:iCs/>
+        </w:rPr>
+        <w:t xml:space="preserve">Ann Intern Med.</w:t>
+      </w:r>
+      <w:r>
+        <w:t xml:space="preserve"> </w:t>
+      </w:r>
+      <w:r>
+        <w:t xml:space="preserve">2026. doi:10.7326/ANNALS-26-00613. Verify authors and article type.</w:t>
+      </w:r>
+    </w:p>
+    <w:p>
+      <w:pPr>
+        <w:pStyle w:val="Compact"/>
+        <w:numPr>
+          <w:ilvl w:val="0"/>
+          <w:numId w:val="1001"/>
+        </w:numPr>
+      </w:pPr>
+      <w:r>
+        <w:t xml:space="preserve">[The impact of integrating generative artificial intelligence into medical education on short-term learning outcomes: a systematic review and meta-analysis of randomized controlled trials.] 2026 (PMC13274167). Verify citation.</w:t>
+      </w:r>
+    </w:p>
+    <w:p>
+      <w:pPr>
+        <w:pStyle w:val="Compact"/>
+        <w:numPr>
+          <w:ilvl w:val="0"/>
+          <w:numId w:val="1001"/>
+        </w:numPr>
+      </w:pPr>
+      <w:r>
+        <w:t xml:space="preserve">Kestin G, Miller K, Klales A, Milbourne T, Ponti G. AI tutoring outperforms in-class active learning: a randomized controlled trial.</w:t>
+      </w:r>
+      <w:r>
+        <w:t xml:space="preserve"> </w:t>
+      </w:r>
+      <w:r>
+        <w:rPr>
+          <w:i/>
+          <w:iCs/>
+        </w:rPr>
         <w:t xml:space="preserve">Sci Rep.</w:t>
       </w:r>
       <w:r>
@@ -1211,6 +1295,34 @@
       </w:r>
       <w:r>
         <w:t xml:space="preserve">2025. Verify.</w:t>
+      </w:r>
+    </w:p>
+    <w:p>
+      <w:pPr>
+        <w:pStyle w:val="Compact"/>
+        <w:numPr>
+          <w:ilvl w:val="0"/>
+          <w:numId w:val="1001"/>
+        </w:numPr>
+      </w:pPr>
+      <w:r>
+        <w:t xml:space="preserve">[The effectiveness of large language models in medical AI research for physicians: a randomized controlled trial.]</w:t>
+      </w:r>
+      <w:r>
+        <w:t xml:space="preserve"> </w:t>
+      </w:r>
+      <w:r>
+        <w:rPr>
+          <w:i/>
+          <w:iCs/>
+        </w:rPr>
+        <w:t xml:space="preserve">Cell Rep Med.</w:t>
+      </w:r>
+      <w:r>
+        <w:t xml:space="preserve"> </w:t>
+      </w:r>
+      <w:r>
+        <w:t xml:space="preserve">2025 (PMC12765838). Verify citation.</w:t>
       </w:r>
     </w:p>
     <w:bookmarkEnd w:id="23"/>

--- a/docs/NEJM-AI-Manuscript-Draft.docx
+++ b/docs/NEJM-AI-Manuscript-Draft.docx
@@ -369,7 +369,7 @@
         <w:pStyle w:val="BodyText"/>
       </w:pPr>
       <w:r>
-        <w:t xml:space="preserve">With 50 participants per arm, the trial has 80% power (two-sided α = 0.05) to detect a between-arm difference of approximately 0.57 SD, corresponding to roughly [1.5 to 2] points on the 12-point scale, to be finalized from the observed SD. The trial is powered for a moderate effect and may miss smaller differences. Analysis is by intention to treat. The primary outcome is compared by linear regression adjusting for the PGY stratum (adjusted difference with 95% CI), comfort by ANCOVA, and secondary and subgroup analyses are exploratory. Because the primary comparison is two-sided superiority, a non-significant result will be interpreted from the point estimate and its confidence interval, which bound the plausible effect, rather than as proof of no effect. The preregistered plan governs primary inference. A purpose-built application recorded responses, timing, and full AI conversations to a secure server-side database. The case is fictional and contains no protected health information.</w:t>
+        <w:t xml:space="preserve">With 50 participants per arm, the trial has 80% power (two-sided α = 0.05) to detect a between-arm difference of approximately 0.57 SD. In pilot testing of the instrument (n = 6 completers), the mean score was 64% with a standard deviation of about 25 percentage points (approximately 3.0 points on the 12-point scale), so the minimum detectable difference is approximately 1.7 points; the trial is powered for a moderate effect and may miss smaller differences. Analysis is by intention to treat. The primary outcome is compared by linear regression adjusting for the PGY stratum (adjusted difference with 95% CI), comfort by ANCOVA, and secondary and subgroup analyses are exploratory. Because the primary comparison is two-sided superiority, a non-significant result will be interpreted from the point estimate and its confidence interval, which bound the plausible effect, rather than as proof of no effect. The preregistered plan governs primary inference. A purpose-built application recorded responses, timing, and full AI conversations to a secure server-side database. The case is fictional and contains no protected health information.</w:t>
       </w:r>
     </w:p>
     <w:bookmarkEnd w:id="14"/>
